--- a/static/templates/word/zh/基本规格书.docx
+++ b/static/templates/word/zh/基本规格书.docx
@@ -5988,7 +5988,7 @@
               <w:rStyle w:val="41"/>
               <w:rFonts w:hint="eastAsia" w:ascii="宋体" w:hAnsi="宋体" w:eastAsia="宋体"/>
               <w:bCs/>
-              <w14:scene3d w14:prst="orthographicFront">
+              <w14:scene3d>
                 <w14:lightRig w14:rig="threePt" w14:dir="t">
                   <w14:rot w14:lat="0" w14:lon="0" w14:rev="0"/>
                 </w14:lightRig>
@@ -6111,7 +6111,7 @@
               <w:rStyle w:val="41"/>
               <w:rFonts w:hint="eastAsia" w:ascii="宋体" w:hAnsi="宋体" w:eastAsia="宋体"/>
               <w:bCs/>
-              <w14:scene3d w14:prst="orthographicFront">
+              <w14:scene3d>
                 <w14:lightRig w14:rig="threePt" w14:dir="t">
                   <w14:rot w14:lat="0" w14:lon="0" w14:rev="0"/>
                 </w14:lightRig>
@@ -6435,7 +6435,7 @@
               <w:rFonts w:hint="eastAsia" w:ascii="宋体" w:hAnsi="宋体" w:eastAsia="宋体" w:cstheme="minorHAnsi"/>
               <w:bCs/>
               <w:lang w:eastAsia="zh-CN"/>
-              <w14:scene3d w14:prst="orthographicFront">
+              <w14:scene3d>
                 <w14:lightRig w14:rig="threePt" w14:dir="t">
                   <w14:rot w14:lat="0" w14:lon="0" w14:rev="0"/>
                 </w14:lightRig>
@@ -6448,7 +6448,7 @@
               <w:rStyle w:val="41"/>
               <w:rFonts w:hint="eastAsia" w:ascii="宋体" w:hAnsi="宋体" w:eastAsia="宋体" w:cstheme="minorHAnsi"/>
               <w:bCs/>
-              <w14:scene3d w14:prst="orthographicFront">
+              <w14:scene3d>
                 <w14:lightRig w14:rig="threePt" w14:dir="t">
                   <w14:rot w14:lat="0" w14:lon="0" w14:rev="0"/>
                 </w14:lightRig>
@@ -6558,7 +6558,7 @@
               <w:rFonts w:hint="eastAsia" w:ascii="宋体" w:hAnsi="宋体" w:eastAsia="宋体" w:cstheme="minorHAnsi"/>
               <w:bCs/>
               <w:lang w:eastAsia="zh-CN"/>
-              <w14:scene3d w14:prst="orthographicFront">
+              <w14:scene3d>
                 <w14:lightRig w14:rig="threePt" w14:dir="t">
                   <w14:rot w14:lat="0" w14:lon="0" w14:rev="0"/>
                 </w14:lightRig>
@@ -6571,7 +6571,7 @@
               <w:rStyle w:val="41"/>
               <w:rFonts w:hint="eastAsia" w:ascii="宋体" w:hAnsi="宋体" w:eastAsia="宋体" w:cstheme="minorHAnsi"/>
               <w:bCs/>
-              <w14:scene3d w14:prst="orthographicFront">
+              <w14:scene3d>
                 <w14:lightRig w14:rig="threePt" w14:dir="t">
                   <w14:rot w14:lat="0" w14:lon="0" w14:rev="0"/>
                 </w14:lightRig>
@@ -6585,7 +6585,7 @@
               <w:rFonts w:hint="eastAsia" w:ascii="宋体" w:hAnsi="宋体" w:eastAsia="宋体" w:cstheme="minorHAnsi"/>
               <w:bCs/>
               <w:lang w:eastAsia="zh-CN"/>
-              <w14:scene3d w14:prst="orthographicFront">
+              <w14:scene3d>
                 <w14:lightRig w14:rig="threePt" w14:dir="t">
                   <w14:rot w14:lat="0" w14:lon="0" w14:rev="0"/>
                 </w14:lightRig>
@@ -6683,7 +6683,7 @@
               <w:rFonts w:hint="eastAsia" w:ascii="宋体" w:hAnsi="宋体" w:eastAsia="宋体" w:cstheme="minorHAnsi"/>
               <w:bCs/>
               <w:lang w:eastAsia="zh-CN"/>
-              <w14:scene3d w14:prst="orthographicFront">
+              <w14:scene3d>
                 <w14:lightRig w14:rig="threePt" w14:dir="t">
                   <w14:rot w14:lat="0" w14:lon="0" w14:rev="0"/>
                 </w14:lightRig>
@@ -6696,7 +6696,7 @@
               <w:rStyle w:val="41"/>
               <w:rFonts w:hint="eastAsia" w:ascii="宋体" w:hAnsi="宋体" w:eastAsia="宋体" w:cstheme="minorHAnsi"/>
               <w:bCs/>
-              <w14:scene3d w14:prst="orthographicFront">
+              <w14:scene3d>
                 <w14:lightRig w14:rig="threePt" w14:dir="t">
                   <w14:rot w14:lat="0" w14:lon="0" w14:rev="0"/>
                 </w14:lightRig>
@@ -6710,7 +6710,7 @@
               <w:rFonts w:hint="eastAsia" w:ascii="宋体" w:hAnsi="宋体" w:eastAsia="宋体" w:cstheme="minorHAnsi"/>
               <w:bCs/>
               <w:lang w:eastAsia="zh-CN"/>
-              <w14:scene3d w14:prst="orthographicFront">
+              <w14:scene3d>
                 <w14:lightRig w14:rig="threePt" w14:dir="t">
                   <w14:rot w14:lat="0" w14:lon="0" w14:rev="0"/>
                 </w14:lightRig>
@@ -6805,7 +6805,7 @@
               <w:rFonts w:hint="eastAsia" w:ascii="宋体" w:hAnsi="宋体" w:eastAsia="宋体" w:cstheme="minorHAnsi"/>
               <w:bCs/>
               <w:lang w:eastAsia="zh-CN"/>
-              <w14:scene3d w14:prst="orthographicFront">
+              <w14:scene3d>
                 <w14:lightRig w14:rig="threePt" w14:dir="t">
                   <w14:rot w14:lat="0" w14:lon="0" w14:rev="0"/>
                 </w14:lightRig>
@@ -6912,7 +6912,7 @@
               <w:rFonts w:hint="eastAsia" w:ascii="宋体" w:hAnsi="宋体" w:eastAsia="宋体" w:cs="微软雅黑"/>
               <w:bCs/>
               <w:lang w:eastAsia="zh-CN"/>
-              <w14:scene3d w14:prst="orthographicFront">
+              <w14:scene3d>
                 <w14:lightRig w14:rig="threePt" w14:dir="t">
                   <w14:rot w14:lat="0" w14:lon="0" w14:rev="0"/>
                 </w14:lightRig>
@@ -7044,7 +7044,7 @@
               <w:rFonts w:hint="eastAsia" w:ascii="宋体" w:hAnsi="宋体" w:eastAsia="宋体" w:cstheme="minorHAnsi"/>
               <w:bCs/>
               <w:lang w:eastAsia="zh-CN"/>
-              <w14:scene3d w14:prst="orthographicFront">
+              <w14:scene3d>
                 <w14:lightRig w14:rig="threePt" w14:dir="t">
                   <w14:rot w14:lat="0" w14:lon="0" w14:rev="0"/>
                 </w14:lightRig>
@@ -7163,7 +7163,7 @@
               <w:rFonts w:hint="eastAsia" w:ascii="宋体" w:hAnsi="宋体" w:eastAsia="宋体" w:cs="微软雅黑"/>
               <w:bCs/>
               <w:lang w:eastAsia="zh-CN"/>
-              <w14:scene3d w14:prst="orthographicFront">
+              <w14:scene3d>
                 <w14:lightRig w14:rig="threePt" w14:dir="t">
                   <w14:rot w14:lat="0" w14:lon="0" w14:rev="0"/>
                 </w14:lightRig>
@@ -7274,7 +7274,7 @@
               <w:rFonts w:hint="eastAsia" w:ascii="宋体" w:hAnsi="宋体" w:eastAsia="宋体" w:cs="微软雅黑"/>
               <w:bCs/>
               <w:lang w:eastAsia="zh-CN"/>
-              <w14:scene3d w14:prst="orthographicFront">
+              <w14:scene3d>
                 <w14:lightRig w14:rig="threePt" w14:dir="t">
                   <w14:rot w14:lat="0" w14:lon="0" w14:rev="0"/>
                 </w14:lightRig>
@@ -7377,7 +7377,7 @@
               <w:rFonts w:hint="eastAsia" w:ascii="宋体" w:hAnsi="宋体" w:eastAsia="宋体" w:cs="微软雅黑"/>
               <w:bCs/>
               <w:lang w:eastAsia="zh-CN"/>
-              <w14:scene3d w14:prst="orthographicFront">
+              <w14:scene3d>
                 <w14:lightRig w14:rig="threePt" w14:dir="t">
                   <w14:rot w14:lat="0" w14:lon="0" w14:rev="0"/>
                 </w14:lightRig>
@@ -7480,7 +7480,7 @@
               <w:rFonts w:hint="eastAsia" w:ascii="宋体" w:hAnsi="宋体" w:eastAsia="宋体" w:cs="微软雅黑"/>
               <w:bCs/>
               <w:lang w:eastAsia="zh-CN"/>
-              <w14:scene3d w14:prst="orthographicFront">
+              <w14:scene3d>
                 <w14:lightRig w14:rig="threePt" w14:dir="t">
                   <w14:rot w14:lat="0" w14:lon="0" w14:rev="0"/>
                 </w14:lightRig>
@@ -7584,7 +7584,7 @@
               <w:rFonts w:hint="eastAsia" w:ascii="宋体" w:hAnsi="宋体" w:eastAsia="宋体" w:cs="微软雅黑"/>
               <w:bCs/>
               <w:lang w:eastAsia="zh-CN"/>
-              <w14:scene3d w14:prst="orthographicFront">
+              <w14:scene3d>
                 <w14:lightRig w14:rig="threePt" w14:dir="t">
                   <w14:rot w14:lat="0" w14:lon="0" w14:rev="0"/>
                 </w14:lightRig>
@@ -7676,7 +7676,7 @@
               <w:rFonts w:hint="eastAsia" w:ascii="宋体" w:hAnsi="宋体" w:eastAsia="宋体" w:cs="微软雅黑"/>
               <w:bCs/>
               <w:lang w:eastAsia="zh-CN"/>
-              <w14:scene3d w14:prst="orthographicFront">
+              <w14:scene3d>
                 <w14:lightRig w14:rig="threePt" w14:dir="t">
                   <w14:rot w14:lat="0" w14:lon="0" w14:rev="0"/>
                 </w14:lightRig>
@@ -7768,7 +7768,7 @@
               <w:rFonts w:hint="eastAsia" w:ascii="宋体" w:hAnsi="宋体" w:eastAsia="宋体" w:cs="微软雅黑"/>
               <w:bCs/>
               <w:lang w:eastAsia="zh-CN"/>
-              <w14:scene3d w14:prst="orthographicFront">
+              <w14:scene3d>
                 <w14:lightRig w14:rig="threePt" w14:dir="t">
                   <w14:rot w14:lat="0" w14:lon="0" w14:rev="0"/>
                 </w14:lightRig>
@@ -7859,7 +7859,7 @@
               <w:rFonts w:hint="eastAsia" w:ascii="宋体" w:hAnsi="宋体" w:eastAsia="宋体" w:cs="微软雅黑"/>
               <w:bCs/>
               <w:lang w:eastAsia="zh-CN"/>
-              <w14:scene3d w14:prst="orthographicFront">
+              <w14:scene3d>
                 <w14:lightRig w14:rig="threePt" w14:dir="t">
                   <w14:rot w14:lat="0" w14:lon="0" w14:rev="0"/>
                 </w14:lightRig>
@@ -8068,7 +8068,7 @@
               <w:rFonts w:hint="eastAsia" w:ascii="宋体" w:hAnsi="宋体" w:eastAsia="宋体" w:cs="微软雅黑"/>
               <w:bCs/>
               <w:lang w:eastAsia="zh-CN"/>
-              <w14:scene3d w14:prst="orthographicFront">
+              <w14:scene3d>
                 <w14:lightRig w14:rig="threePt" w14:dir="t">
                   <w14:rot w14:lat="0" w14:lon="0" w14:rev="0"/>
                 </w14:lightRig>
@@ -8176,7 +8176,7 @@
               <w:rFonts w:hint="eastAsia" w:ascii="宋体" w:hAnsi="宋体" w:eastAsia="宋体" w:cstheme="minorHAnsi"/>
               <w:bCs/>
               <w:lang w:eastAsia="zh-CN"/>
-              <w14:scene3d w14:prst="orthographicFront">
+              <w14:scene3d>
                 <w14:lightRig w14:rig="threePt" w14:dir="t">
                   <w14:rot w14:lat="0" w14:lon="0" w14:rev="0"/>
                 </w14:lightRig>
@@ -8189,7 +8189,7 @@
               <w:rStyle w:val="41"/>
               <w:rFonts w:hint="eastAsia" w:ascii="宋体" w:hAnsi="宋体" w:eastAsia="宋体" w:cstheme="minorHAnsi"/>
               <w:bCs/>
-              <w14:scene3d w14:prst="orthographicFront">
+              <w14:scene3d>
                 <w14:lightRig w14:rig="threePt" w14:dir="t">
                   <w14:rot w14:lat="0" w14:lon="0" w14:rev="0"/>
                 </w14:lightRig>
@@ -8203,7 +8203,7 @@
               <w:rFonts w:hint="eastAsia" w:ascii="宋体" w:hAnsi="宋体" w:eastAsia="宋体" w:cstheme="minorHAnsi"/>
               <w:bCs/>
               <w:lang w:eastAsia="zh-CN"/>
-              <w14:scene3d w14:prst="orthographicFront">
+              <w14:scene3d>
                 <w14:lightRig w14:rig="threePt" w14:dir="t">
                   <w14:rot w14:lat="0" w14:lon="0" w14:rev="0"/>
                 </w14:lightRig>
@@ -8216,7 +8216,7 @@
               <w:rStyle w:val="41"/>
               <w:rFonts w:hint="eastAsia" w:ascii="宋体" w:hAnsi="宋体" w:eastAsia="宋体" w:cstheme="minorHAnsi"/>
               <w:bCs/>
-              <w14:scene3d w14:prst="orthographicFront">
+              <w14:scene3d>
                 <w14:lightRig w14:rig="threePt" w14:dir="t">
                   <w14:rot w14:lat="0" w14:lon="0" w14:rev="0"/>
                 </w14:lightRig>
@@ -8327,7 +8327,7 @@
               <w:rFonts w:hint="eastAsia" w:ascii="宋体" w:hAnsi="宋体" w:eastAsia="宋体" w:cstheme="minorHAnsi"/>
               <w:bCs/>
               <w:lang w:eastAsia="zh-CN"/>
-              <w14:scene3d w14:prst="orthographicFront">
+              <w14:scene3d>
                 <w14:lightRig w14:rig="threePt" w14:dir="t">
                   <w14:rot w14:lat="0" w14:lon="0" w14:rev="0"/>
                 </w14:lightRig>
@@ -8340,7 +8340,7 @@
               <w:rStyle w:val="41"/>
               <w:rFonts w:hint="eastAsia" w:ascii="宋体" w:hAnsi="宋体" w:eastAsia="宋体" w:cstheme="minorHAnsi"/>
               <w:bCs/>
-              <w14:scene3d w14:prst="orthographicFront">
+              <w14:scene3d>
                 <w14:lightRig w14:rig="threePt" w14:dir="t">
                   <w14:rot w14:lat="0" w14:lon="0" w14:rev="0"/>
                 </w14:lightRig>
@@ -8354,7 +8354,7 @@
               <w:rFonts w:hint="eastAsia" w:ascii="宋体" w:hAnsi="宋体" w:eastAsia="宋体" w:cstheme="minorHAnsi"/>
               <w:bCs/>
               <w:lang w:eastAsia="zh-CN"/>
-              <w14:scene3d w14:prst="orthographicFront">
+              <w14:scene3d>
                 <w14:lightRig w14:rig="threePt" w14:dir="t">
                   <w14:rot w14:lat="0" w14:lon="0" w14:rev="0"/>
                 </w14:lightRig>
@@ -8367,7 +8367,7 @@
               <w:rStyle w:val="41"/>
               <w:rFonts w:hint="eastAsia" w:ascii="宋体" w:hAnsi="宋体" w:eastAsia="宋体" w:cstheme="minorHAnsi"/>
               <w:bCs/>
-              <w14:scene3d w14:prst="orthographicFront">
+              <w14:scene3d>
                 <w14:lightRig w14:rig="threePt" w14:dir="t">
                   <w14:rot w14:lat="0" w14:lon="0" w14:rev="0"/>
                 </w14:lightRig>
@@ -8470,7 +8470,7 @@
               <w:rFonts w:hint="eastAsia" w:ascii="宋体" w:hAnsi="宋体" w:eastAsia="宋体" w:cs="微软雅黑"/>
               <w:bCs/>
               <w:lang w:eastAsia="zh-CN"/>
-              <w14:scene3d w14:prst="orthographicFront">
+              <w14:scene3d>
                 <w14:lightRig w14:rig="threePt" w14:dir="t">
                   <w14:rot w14:lat="0" w14:lon="0" w14:rev="0"/>
                 </w14:lightRig>
@@ -8831,7 +8831,7 @@
               <w:rFonts w:hint="eastAsia" w:ascii="宋体" w:hAnsi="宋体" w:eastAsia="宋体" w:cs="微软雅黑"/>
               <w:bCs/>
               <w:lang w:eastAsia="zh-CN"/>
-              <w14:scene3d w14:prst="orthographicFront">
+              <w14:scene3d>
                 <w14:lightRig w14:rig="threePt" w14:dir="t">
                   <w14:rot w14:lat="0" w14:lon="0" w14:rev="0"/>
                 </w14:lightRig>
@@ -8954,7 +8954,7 @@
               <w:rFonts w:hint="eastAsia" w:ascii="宋体" w:hAnsi="宋体" w:eastAsia="宋体" w:cs="Calibri"/>
               <w:bCs/>
               <w:lang w:eastAsia="zh-CN"/>
-              <w14:scene3d w14:prst="orthographicFront">
+              <w14:scene3d>
                 <w14:lightRig w14:rig="threePt" w14:dir="t">
                   <w14:rot w14:lat="0" w14:lon="0" w14:rev="0"/>
                 </w14:lightRig>
@@ -9070,7 +9070,7 @@
               <w:rFonts w:hint="eastAsia" w:ascii="宋体" w:hAnsi="宋体" w:eastAsia="宋体" w:cstheme="minorHAnsi"/>
               <w:bCs/>
               <w:lang w:eastAsia="zh-CN"/>
-              <w14:scene3d w14:prst="orthographicFront">
+              <w14:scene3d>
                 <w14:lightRig w14:rig="threePt" w14:dir="t">
                   <w14:rot w14:lat="0" w14:lon="0" w14:rev="0"/>
                 </w14:lightRig>
@@ -9181,7 +9181,7 @@
               <w:rFonts w:hint="eastAsia" w:ascii="宋体" w:hAnsi="宋体" w:eastAsia="宋体" w:cstheme="minorHAnsi"/>
               <w:bCs/>
               <w:lang w:eastAsia="zh-CN"/>
-              <w14:scene3d w14:prst="orthographicFront">
+              <w14:scene3d>
                 <w14:lightRig w14:rig="threePt" w14:dir="t">
                   <w14:rot w14:lat="0" w14:lon="0" w14:rev="0"/>
                 </w14:lightRig>
@@ -9194,7 +9194,7 @@
               <w:rStyle w:val="41"/>
               <w:rFonts w:hint="eastAsia" w:ascii="宋体" w:hAnsi="宋体" w:eastAsia="宋体" w:cstheme="minorHAnsi"/>
               <w:bCs/>
-              <w14:scene3d w14:prst="orthographicFront">
+              <w14:scene3d>
                 <w14:lightRig w14:rig="threePt" w14:dir="t">
                   <w14:rot w14:lat="0" w14:lon="0" w14:rev="0"/>
                 </w14:lightRig>
@@ -9298,7 +9298,7 @@
               <w:rFonts w:hint="eastAsia" w:ascii="宋体" w:hAnsi="宋体" w:eastAsia="宋体" w:cs="微软雅黑"/>
               <w:bCs/>
               <w:lang w:eastAsia="zh-CN"/>
-              <w14:scene3d w14:prst="orthographicFront">
+              <w14:scene3d>
                 <w14:lightRig w14:rig="threePt" w14:dir="t">
                   <w14:rot w14:lat="0" w14:lon="0" w14:rev="0"/>
                 </w14:lightRig>
@@ -9368,7 +9368,7 @@
               <w:rFonts w:hint="eastAsia" w:ascii="宋体" w:hAnsi="宋体" w:eastAsia="宋体" w:cs="微软雅黑"/>
               <w:bCs/>
               <w:lang w:eastAsia="zh-CN"/>
-              <w14:scene3d w14:prst="orthographicFront">
+              <w14:scene3d>
                 <w14:lightRig w14:rig="threePt" w14:dir="t">
                   <w14:rot w14:lat="0" w14:lon="0" w14:rev="0"/>
                 </w14:lightRig>
@@ -9435,7 +9435,7 @@
               <w:rFonts w:hint="eastAsia" w:ascii="宋体" w:hAnsi="宋体" w:eastAsia="宋体" w:cs="微软雅黑"/>
               <w:bCs/>
               <w:lang w:eastAsia="zh-CN"/>
-              <w14:scene3d w14:prst="orthographicFront">
+              <w14:scene3d>
                 <w14:lightRig w14:rig="threePt" w14:dir="t">
                   <w14:rot w14:lat="0" w14:lon="0" w14:rev="0"/>
                 </w14:lightRig>
@@ -9625,7 +9625,7 @@
               <w:rFonts w:hint="eastAsia" w:ascii="宋体" w:hAnsi="宋体" w:eastAsia="宋体" w:cs="Calibri"/>
               <w:bCs/>
               <w:lang w:eastAsia="zh-CN"/>
-              <w14:scene3d w14:prst="orthographicFront">
+              <w14:scene3d>
                 <w14:lightRig w14:rig="threePt" w14:dir="t">
                   <w14:rot w14:lat="0" w14:lon="0" w14:rev="0"/>
                 </w14:lightRig>
@@ -9747,7 +9747,7 @@
               <w:rFonts w:hint="eastAsia" w:ascii="宋体" w:hAnsi="宋体" w:eastAsia="宋体" w:cs="Calibri"/>
               <w:bCs/>
               <w:lang w:eastAsia="zh-CN"/>
-              <w14:scene3d w14:prst="orthographicFront">
+              <w14:scene3d>
                 <w14:lightRig w14:rig="threePt" w14:dir="t">
                   <w14:rot w14:lat="0" w14:lon="0" w14:rev="0"/>
                 </w14:lightRig>
@@ -10021,7 +10021,7 @@
               <w:rFonts w:hint="eastAsia" w:ascii="宋体" w:hAnsi="宋体" w:eastAsia="宋体"/>
               <w:bCs/>
               <w:lang w:eastAsia="zh-CN"/>
-              <w14:scene3d w14:prst="orthographicFront">
+              <w14:scene3d>
                 <w14:lightRig w14:rig="threePt" w14:dir="t">
                   <w14:rot w14:lat="0" w14:lon="0" w14:rev="0"/>
                 </w14:lightRig>
@@ -10573,7 +10573,7 @@
               <w:rFonts w:hint="eastAsia" w:ascii="宋体" w:hAnsi="宋体" w:eastAsia="宋体" w:cs="微软雅黑"/>
               <w:bCs/>
               <w:lang w:eastAsia="zh-CN"/>
-              <w14:scene3d w14:prst="orthographicFront">
+              <w14:scene3d>
                 <w14:lightRig w14:rig="threePt" w14:dir="t">
                   <w14:rot w14:lat="0" w14:lon="0" w14:rev="0"/>
                 </w14:lightRig>
@@ -10704,7 +10704,7 @@
               <w:rStyle w:val="41"/>
               <w:rFonts w:hint="eastAsia" w:ascii="宋体" w:hAnsi="宋体" w:eastAsia="宋体"/>
               <w:bCs/>
-              <w14:scene3d w14:prst="orthographicFront">
+              <w14:scene3d>
                 <w14:lightRig w14:rig="threePt" w14:dir="t">
                   <w14:rot w14:lat="0" w14:lon="0" w14:rev="0"/>
                 </w14:lightRig>
@@ -10718,7 +10718,7 @@
               <w:rFonts w:hint="eastAsia" w:ascii="宋体" w:hAnsi="宋体" w:eastAsia="宋体"/>
               <w:bCs/>
               <w:lang w:eastAsia="zh-CN"/>
-              <w14:scene3d w14:prst="orthographicFront">
+              <w14:scene3d>
                 <w14:lightRig w14:rig="threePt" w14:dir="t">
                   <w14:rot w14:lat="0" w14:lon="0" w14:rev="0"/>
                 </w14:lightRig>
@@ -10731,7 +10731,7 @@
               <w:rStyle w:val="41"/>
               <w:rFonts w:hint="eastAsia" w:ascii="宋体" w:hAnsi="宋体" w:eastAsia="宋体"/>
               <w:bCs/>
-              <w14:scene3d w14:prst="orthographicFront">
+              <w14:scene3d>
                 <w14:lightRig w14:rig="threePt" w14:dir="t">
                   <w14:rot w14:lat="0" w14:lon="0" w14:rev="0"/>
                 </w14:lightRig>
@@ -10745,7 +10745,7 @@
               <w:rFonts w:hint="eastAsia" w:ascii="宋体" w:hAnsi="宋体" w:eastAsia="宋体"/>
               <w:bCs/>
               <w:lang w:eastAsia="zh-CN"/>
-              <w14:scene3d w14:prst="orthographicFront">
+              <w14:scene3d>
                 <w14:lightRig w14:rig="threePt" w14:dir="t">
                   <w14:rot w14:lat="0" w14:lon="0" w14:rev="0"/>
                 </w14:lightRig>
@@ -10758,7 +10758,7 @@
               <w:rStyle w:val="41"/>
               <w:rFonts w:hint="eastAsia" w:ascii="宋体" w:hAnsi="宋体" w:eastAsia="宋体"/>
               <w:bCs/>
-              <w14:scene3d w14:prst="orthographicFront">
+              <w14:scene3d>
                 <w14:lightRig w14:rig="threePt" w14:dir="t">
                   <w14:rot w14:lat="0" w14:lon="0" w14:rev="0"/>
                 </w14:lightRig>
@@ -11004,7 +11004,7 @@
               <w:rStyle w:val="41"/>
               <w:rFonts w:hint="eastAsia" w:ascii="宋体" w:hAnsi="宋体" w:eastAsia="宋体"/>
               <w:bCs/>
-              <w14:scene3d w14:prst="orthographicFront">
+              <w14:scene3d>
                 <w14:lightRig w14:rig="threePt" w14:dir="t">
                   <w14:rot w14:lat="0" w14:lon="0" w14:rev="0"/>
                 </w14:lightRig>
@@ -11018,7 +11018,7 @@
               <w:rFonts w:hint="eastAsia" w:ascii="宋体" w:hAnsi="宋体" w:eastAsia="宋体"/>
               <w:bCs/>
               <w:lang w:eastAsia="zh-CN"/>
-              <w14:scene3d w14:prst="orthographicFront">
+              <w14:scene3d>
                 <w14:lightRig w14:rig="threePt" w14:dir="t">
                   <w14:rot w14:lat="0" w14:lon="0" w14:rev="0"/>
                 </w14:lightRig>
@@ -11031,7 +11031,7 @@
               <w:rStyle w:val="41"/>
               <w:rFonts w:hint="eastAsia" w:ascii="宋体" w:hAnsi="宋体" w:eastAsia="宋体"/>
               <w:bCs/>
-              <w14:scene3d w14:prst="orthographicFront">
+              <w14:scene3d>
                 <w14:lightRig w14:rig="threePt" w14:dir="t">
                   <w14:rot w14:lat="0" w14:lon="0" w14:rev="0"/>
                 </w14:lightRig>
@@ -11045,7 +11045,7 @@
               <w:rFonts w:hint="eastAsia" w:ascii="宋体" w:hAnsi="宋体" w:eastAsia="宋体"/>
               <w:bCs/>
               <w:lang w:eastAsia="zh-CN"/>
-              <w14:scene3d w14:prst="orthographicFront">
+              <w14:scene3d>
                 <w14:lightRig w14:rig="threePt" w14:dir="t">
                   <w14:rot w14:lat="0" w14:lon="0" w14:rev="0"/>
                 </w14:lightRig>
@@ -11058,7 +11058,7 @@
               <w:rStyle w:val="41"/>
               <w:rFonts w:hint="eastAsia" w:ascii="宋体" w:hAnsi="宋体" w:eastAsia="宋体"/>
               <w:bCs/>
-              <w14:scene3d w14:prst="orthographicFront">
+              <w14:scene3d>
                 <w14:lightRig w14:rig="threePt" w14:dir="t">
                   <w14:rot w14:lat="0" w14:lon="0" w14:rev="0"/>
                 </w14:lightRig>
@@ -11177,7 +11177,7 @@
               <w:rStyle w:val="41"/>
               <w:rFonts w:hint="eastAsia" w:ascii="宋体" w:hAnsi="宋体" w:eastAsia="宋体"/>
               <w:bCs/>
-              <w14:scene3d w14:prst="orthographicFront">
+              <w14:scene3d>
                 <w14:lightRig w14:rig="threePt" w14:dir="t">
                   <w14:rot w14:lat="0" w14:lon="0" w14:rev="0"/>
                 </w14:lightRig>
@@ -11191,7 +11191,7 @@
               <w:rFonts w:hint="eastAsia" w:ascii="宋体" w:hAnsi="宋体" w:eastAsia="宋体"/>
               <w:bCs/>
               <w:lang w:eastAsia="zh-CN"/>
-              <w14:scene3d w14:prst="orthographicFront">
+              <w14:scene3d>
                 <w14:lightRig w14:rig="threePt" w14:dir="t">
                   <w14:rot w14:lat="0" w14:lon="0" w14:rev="0"/>
                 </w14:lightRig>
@@ -11204,7 +11204,7 @@
               <w:rStyle w:val="41"/>
               <w:rFonts w:hint="eastAsia" w:ascii="宋体" w:hAnsi="宋体" w:eastAsia="宋体"/>
               <w:bCs/>
-              <w14:scene3d w14:prst="orthographicFront">
+              <w14:scene3d>
                 <w14:lightRig w14:rig="threePt" w14:dir="t">
                   <w14:rot w14:lat="0" w14:lon="0" w14:rev="0"/>
                 </w14:lightRig>
@@ -11218,7 +11218,7 @@
               <w:rFonts w:hint="eastAsia" w:ascii="宋体" w:hAnsi="宋体" w:eastAsia="宋体"/>
               <w:bCs/>
               <w:lang w:eastAsia="zh-CN"/>
-              <w14:scene3d w14:prst="orthographicFront">
+              <w14:scene3d>
                 <w14:lightRig w14:rig="threePt" w14:dir="t">
                   <w14:rot w14:lat="0" w14:lon="0" w14:rev="0"/>
                 </w14:lightRig>
@@ -11231,7 +11231,7 @@
               <w:rStyle w:val="41"/>
               <w:rFonts w:hint="eastAsia" w:ascii="宋体" w:hAnsi="宋体" w:eastAsia="宋体"/>
               <w:bCs/>
-              <w14:scene3d w14:prst="orthographicFront">
+              <w14:scene3d>
                 <w14:lightRig w14:rig="threePt" w14:dir="t">
                   <w14:rot w14:lat="0" w14:lon="0" w14:rev="0"/>
                 </w14:lightRig>
@@ -11333,7 +11333,7 @@
               <w:rStyle w:val="41"/>
               <w:rFonts w:hint="eastAsia" w:ascii="宋体" w:hAnsi="宋体" w:eastAsia="宋体"/>
               <w:bCs/>
-              <w14:scene3d w14:prst="orthographicFront">
+              <w14:scene3d>
                 <w14:lightRig w14:rig="threePt" w14:dir="t">
                   <w14:rot w14:lat="0" w14:lon="0" w14:rev="0"/>
                 </w14:lightRig>
@@ -11347,7 +11347,7 @@
               <w:rFonts w:hint="eastAsia" w:ascii="宋体" w:hAnsi="宋体" w:eastAsia="宋体"/>
               <w:bCs/>
               <w:lang w:eastAsia="zh-CN"/>
-              <w14:scene3d w14:prst="orthographicFront">
+              <w14:scene3d>
                 <w14:lightRig w14:rig="threePt" w14:dir="t">
                   <w14:rot w14:lat="0" w14:lon="0" w14:rev="0"/>
                 </w14:lightRig>
@@ -11360,7 +11360,7 @@
               <w:rStyle w:val="41"/>
               <w:rFonts w:hint="eastAsia" w:ascii="宋体" w:hAnsi="宋体" w:eastAsia="宋体"/>
               <w:bCs/>
-              <w14:scene3d w14:prst="orthographicFront">
+              <w14:scene3d>
                 <w14:lightRig w14:rig="threePt" w14:dir="t">
                   <w14:rot w14:lat="0" w14:lon="0" w14:rev="0"/>
                 </w14:lightRig>
@@ -11374,7 +11374,7 @@
               <w:rFonts w:hint="eastAsia" w:ascii="宋体" w:hAnsi="宋体" w:eastAsia="宋体"/>
               <w:bCs/>
               <w:lang w:eastAsia="zh-CN"/>
-              <w14:scene3d w14:prst="orthographicFront">
+              <w14:scene3d>
                 <w14:lightRig w14:rig="threePt" w14:dir="t">
                   <w14:rot w14:lat="0" w14:lon="0" w14:rev="0"/>
                 </w14:lightRig>
@@ -11387,7 +11387,7 @@
               <w:rStyle w:val="41"/>
               <w:rFonts w:hint="eastAsia" w:ascii="宋体" w:hAnsi="宋体" w:eastAsia="宋体"/>
               <w:bCs/>
-              <w14:scene3d w14:prst="orthographicFront">
+              <w14:scene3d>
                 <w14:lightRig w14:rig="threePt" w14:dir="t">
                   <w14:rot w14:lat="0" w14:lon="0" w14:rev="0"/>
                 </w14:lightRig>
@@ -11489,7 +11489,7 @@
               <w:rStyle w:val="41"/>
               <w:rFonts w:hint="eastAsia" w:ascii="宋体" w:hAnsi="宋体" w:eastAsia="宋体"/>
               <w:bCs/>
-              <w14:scene3d w14:prst="orthographicFront">
+              <w14:scene3d>
                 <w14:lightRig w14:rig="threePt" w14:dir="t">
                   <w14:rot w14:lat="0" w14:lon="0" w14:rev="0"/>
                 </w14:lightRig>
@@ -11503,7 +11503,7 @@
               <w:rFonts w:hint="eastAsia" w:ascii="宋体" w:hAnsi="宋体" w:eastAsia="宋体"/>
               <w:bCs/>
               <w:lang w:eastAsia="zh-CN"/>
-              <w14:scene3d w14:prst="orthographicFront">
+              <w14:scene3d>
                 <w14:lightRig w14:rig="threePt" w14:dir="t">
                   <w14:rot w14:lat="0" w14:lon="0" w14:rev="0"/>
                 </w14:lightRig>
@@ -11516,7 +11516,7 @@
               <w:rStyle w:val="41"/>
               <w:rFonts w:hint="eastAsia" w:ascii="宋体" w:hAnsi="宋体" w:eastAsia="宋体"/>
               <w:bCs/>
-              <w14:scene3d w14:prst="orthographicFront">
+              <w14:scene3d>
                 <w14:lightRig w14:rig="threePt" w14:dir="t">
                   <w14:rot w14:lat="0" w14:lon="0" w14:rev="0"/>
                 </w14:lightRig>
@@ -11530,7 +11530,7 @@
               <w:rFonts w:hint="eastAsia" w:ascii="宋体" w:hAnsi="宋体" w:eastAsia="宋体"/>
               <w:bCs/>
               <w:lang w:eastAsia="zh-CN"/>
-              <w14:scene3d w14:prst="orthographicFront">
+              <w14:scene3d>
                 <w14:lightRig w14:rig="threePt" w14:dir="t">
                   <w14:rot w14:lat="0" w14:lon="0" w14:rev="0"/>
                 </w14:lightRig>
@@ -11543,7 +11543,7 @@
               <w:rStyle w:val="41"/>
               <w:rFonts w:hint="eastAsia" w:ascii="宋体" w:hAnsi="宋体" w:eastAsia="宋体"/>
               <w:bCs/>
-              <w14:scene3d w14:prst="orthographicFront">
+              <w14:scene3d>
                 <w14:lightRig w14:rig="threePt" w14:dir="t">
                   <w14:rot w14:lat="0" w14:lon="0" w14:rev="0"/>
                 </w14:lightRig>
@@ -13116,6 +13116,22 @@
           <w:lang w:eastAsia="zh-CN"/>
         </w:rPr>
       </w:pPr>
+      <w:r>
+        <w:rPr>
+          <w:rFonts w:eastAsia="宋体"/>
+          <w:lang w:val="en-US" w:eastAsia="zh-CN"/>
+        </w:rPr>
+        <w:t>通过描述产品的基本外部规格（在目录等中记载）和概略内部规格，旨在作为与客户的协议文档。</w:t>
+      </w:r>
+    </w:p>
+    <w:p>
+      <w:pPr>
+        <w:pStyle w:val="3"/>
+        <w:rPr>
+          <w:rFonts w:eastAsia="宋体"/>
+          <w:lang w:eastAsia="zh-CN"/>
+        </w:rPr>
+      </w:pPr>
     </w:p>
     <w:p>
       <w:pPr>
@@ -13148,379 +13164,6 @@
     <w:p>
       <w:pPr>
         <w:pStyle w:val="3"/>
-        <w:ind w:left="480" w:leftChars="200" w:firstLine="0"/>
-        <w:rPr>
-          <w:rFonts w:hint="eastAsia" w:ascii="宋体" w:hAnsi="宋体" w:eastAsia="宋体" w:cstheme="minorHAnsi"/>
-          <w:iCs/>
-          <w:sz w:val="18"/>
-          <w:szCs w:val="18"/>
-          <w:lang w:eastAsia="zh-CN"/>
-        </w:rPr>
-      </w:pPr>
-      <w:r>
-        <w:rPr>
-          <w:rFonts w:hint="eastAsia" w:ascii="宋体" w:hAnsi="宋体" w:eastAsia="宋体" w:cstheme="minorHAnsi"/>
-          <w:iCs/>
-          <w:sz w:val="18"/>
-          <w:szCs w:val="18"/>
-          <w:lang w:eastAsia="zh-CN"/>
-        </w:rPr>
-        <w:t>本</w:t>
-      </w:r>
-      <w:r>
-        <w:rPr>
-          <w:rFonts w:hint="eastAsia" w:ascii="宋体" w:hAnsi="宋体" w:eastAsia="宋体" w:cs="微软雅黑"/>
-          <w:iCs/>
-          <w:sz w:val="18"/>
-          <w:szCs w:val="18"/>
-          <w:lang w:eastAsia="zh-CN"/>
-        </w:rPr>
-        <w:t>规</w:t>
-      </w:r>
-      <w:r>
-        <w:rPr>
-          <w:rFonts w:hint="eastAsia" w:ascii="宋体" w:hAnsi="宋体" w:eastAsia="宋体" w:cs="MS PGothic"/>
-          <w:iCs/>
-          <w:sz w:val="18"/>
-          <w:szCs w:val="18"/>
-          <w:lang w:eastAsia="zh-CN"/>
-        </w:rPr>
-        <w:t>格</w:t>
-      </w:r>
-      <w:r>
-        <w:rPr>
-          <w:rFonts w:hint="eastAsia" w:ascii="宋体" w:hAnsi="宋体" w:eastAsia="宋体" w:cs="微软雅黑"/>
-          <w:iCs/>
-          <w:sz w:val="18"/>
-          <w:szCs w:val="18"/>
-          <w:lang w:eastAsia="zh-CN"/>
-        </w:rPr>
-        <w:t>书规</w:t>
-      </w:r>
-      <w:r>
-        <w:rPr>
-          <w:rFonts w:hint="eastAsia" w:ascii="宋体" w:hAnsi="宋体" w:eastAsia="宋体" w:cs="MS PGothic"/>
-          <w:iCs/>
-          <w:sz w:val="18"/>
-          <w:szCs w:val="18"/>
-          <w:lang w:eastAsia="zh-CN"/>
-        </w:rPr>
-        <w:t>定并适用于</w:t>
-      </w:r>
-      <w:r>
-        <w:rPr>
-          <w:rFonts w:ascii="宋体" w:hAnsi="宋体" w:eastAsia="宋体" w:cstheme="minorHAnsi"/>
-          <w:iCs/>
-          <w:sz w:val="18"/>
-          <w:szCs w:val="18"/>
-          <w:lang w:eastAsia="zh-CN"/>
-        </w:rPr>
-        <w:t>Omron</w:t>
-      </w:r>
-      <w:r>
-        <w:rPr>
-          <w:rFonts w:hint="eastAsia" w:ascii="宋体" w:hAnsi="宋体" w:eastAsia="宋体" w:cstheme="minorHAnsi"/>
-          <w:iCs/>
-          <w:sz w:val="18"/>
-          <w:szCs w:val="18"/>
-          <w:lang w:eastAsia="zh-CN"/>
-        </w:rPr>
-        <w:t>株式会社向</w:t>
-      </w:r>
-      <w:r>
-        <w:rPr>
-          <w:rFonts w:hint="eastAsia" w:ascii="宋体" w:hAnsi="宋体" w:eastAsia="宋体" w:cs="微软雅黑"/>
-          <w:iCs/>
-          <w:sz w:val="18"/>
-          <w:szCs w:val="18"/>
-          <w:lang w:eastAsia="zh-CN"/>
-        </w:rPr>
-        <w:t>贵</w:t>
-      </w:r>
-      <w:r>
-        <w:rPr>
-          <w:rFonts w:hint="eastAsia" w:ascii="宋体" w:hAnsi="宋体" w:eastAsia="宋体" w:cs="MS PGothic"/>
-          <w:iCs/>
-          <w:sz w:val="18"/>
-          <w:szCs w:val="18"/>
-          <w:lang w:eastAsia="zh-CN"/>
-        </w:rPr>
-        <w:t>公司提供的</w:t>
-      </w:r>
-      <w:r>
-        <w:rPr>
-          <w:rFonts w:ascii="宋体" w:hAnsi="宋体" w:eastAsia="宋体" w:cstheme="minorHAnsi"/>
-          <w:iCs/>
-          <w:sz w:val="18"/>
-          <w:szCs w:val="18"/>
-          <w:lang w:eastAsia="zh-CN"/>
-        </w:rPr>
-        <w:t xml:space="preserve"> HEM-752X </w:t>
-      </w:r>
-      <w:r>
-        <w:rPr>
-          <w:rFonts w:hint="eastAsia" w:ascii="宋体" w:hAnsi="宋体" w:eastAsia="宋体" w:cs="微软雅黑"/>
-          <w:iCs/>
-          <w:sz w:val="18"/>
-          <w:szCs w:val="18"/>
-          <w:lang w:eastAsia="zh-CN"/>
-        </w:rPr>
-        <w:t>电</w:t>
-      </w:r>
-      <w:r>
-        <w:rPr>
-          <w:rFonts w:hint="eastAsia" w:ascii="宋体" w:hAnsi="宋体" w:eastAsia="宋体" w:cs="MS PGothic"/>
-          <w:iCs/>
-          <w:sz w:val="18"/>
-          <w:szCs w:val="18"/>
-          <w:lang w:eastAsia="zh-CN"/>
-        </w:rPr>
-        <w:t>子血</w:t>
-      </w:r>
-      <w:r>
-        <w:rPr>
-          <w:rFonts w:hint="eastAsia" w:ascii="宋体" w:hAnsi="宋体" w:eastAsia="宋体" w:cs="微软雅黑"/>
-          <w:iCs/>
-          <w:sz w:val="18"/>
-          <w:szCs w:val="18"/>
-          <w:lang w:eastAsia="zh-CN"/>
-        </w:rPr>
-        <w:t>压计</w:t>
-      </w:r>
-      <w:r>
-        <w:rPr>
-          <w:rFonts w:hint="eastAsia" w:ascii="宋体" w:hAnsi="宋体" w:eastAsia="宋体" w:cs="MS PGothic"/>
-          <w:iCs/>
-          <w:sz w:val="18"/>
-          <w:szCs w:val="18"/>
-          <w:lang w:eastAsia="zh-CN"/>
-        </w:rPr>
-        <w:t>。</w:t>
-      </w:r>
-    </w:p>
-    <w:tbl>
-      <w:tblPr>
-        <w:tblStyle w:val="37"/>
-        <w:tblW w:w="0" w:type="auto"/>
-        <w:tblInd w:w="985" w:type="dxa"/>
-        <w:tblBorders>
-          <w:top w:val="single" w:color="auto" w:sz="4" w:space="0"/>
-          <w:left w:val="single" w:color="auto" w:sz="4" w:space="0"/>
-          <w:bottom w:val="single" w:color="auto" w:sz="4" w:space="0"/>
-          <w:right w:val="single" w:color="auto" w:sz="4" w:space="0"/>
-          <w:insideH w:val="single" w:color="auto" w:sz="4" w:space="0"/>
-          <w:insideV w:val="single" w:color="auto" w:sz="4" w:space="0"/>
-        </w:tblBorders>
-        <w:tblLayout w:type="autofit"/>
-        <w:tblCellMar>
-          <w:top w:w="57" w:type="dxa"/>
-          <w:left w:w="108" w:type="dxa"/>
-          <w:bottom w:w="57" w:type="dxa"/>
-          <w:right w:w="108" w:type="dxa"/>
-        </w:tblCellMar>
-      </w:tblPr>
-      <w:tblGrid>
-        <w:gridCol w:w="2629"/>
-        <w:gridCol w:w="2681"/>
-      </w:tblGrid>
-      <w:tr>
-        <w:tc>
-          <w:tcPr>
-            <w:tcW w:w="2629" w:type="dxa"/>
-          </w:tcPr>
-          <w:p>
-            <w:pPr>
-              <w:pStyle w:val="3"/>
-              <w:spacing w:line="240" w:lineRule="auto"/>
-              <w:ind w:firstLine="0"/>
-              <w:jc w:val="center"/>
-              <w:rPr>
-                <w:rFonts w:hint="eastAsia" w:ascii="宋体" w:hAnsi="宋体" w:eastAsia="宋体" w:cstheme="minorHAnsi"/>
-                <w:iCs/>
-                <w:sz w:val="18"/>
-                <w:szCs w:val="18"/>
-                <w:lang w:eastAsia="zh-CN"/>
-              </w:rPr>
-            </w:pPr>
-            <w:r>
-              <w:rPr>
-                <w:rFonts w:hint="eastAsia" w:ascii="宋体" w:hAnsi="宋体" w:eastAsia="宋体" w:cs="微软雅黑"/>
-                <w:iCs/>
-                <w:sz w:val="18"/>
-                <w:szCs w:val="18"/>
-                <w:lang w:eastAsia="zh-CN"/>
-              </w:rPr>
-              <w:t>销</w:t>
-            </w:r>
-            <w:r>
-              <w:rPr>
-                <w:rFonts w:hint="eastAsia" w:ascii="宋体" w:hAnsi="宋体" w:eastAsia="宋体" w:cs="MS PGothic"/>
-                <w:iCs/>
-                <w:sz w:val="18"/>
-                <w:szCs w:val="18"/>
-                <w:lang w:eastAsia="zh-CN"/>
-              </w:rPr>
-              <w:t>售名称</w:t>
-            </w:r>
-          </w:p>
-        </w:tc>
-        <w:tc>
-          <w:tcPr>
-            <w:tcW w:w="2681" w:type="dxa"/>
-          </w:tcPr>
-          <w:p>
-            <w:pPr>
-              <w:pStyle w:val="3"/>
-              <w:spacing w:line="240" w:lineRule="auto"/>
-              <w:ind w:firstLine="0"/>
-              <w:jc w:val="center"/>
-              <w:rPr>
-                <w:rFonts w:hint="eastAsia" w:ascii="宋体" w:hAnsi="宋体" w:eastAsia="宋体" w:cstheme="minorHAnsi"/>
-                <w:iCs/>
-                <w:sz w:val="18"/>
-                <w:szCs w:val="18"/>
-                <w:lang w:eastAsia="zh-CN"/>
-              </w:rPr>
-            </w:pPr>
-            <w:r>
-              <w:rPr>
-                <w:rFonts w:hint="eastAsia" w:ascii="宋体" w:hAnsi="宋体" w:eastAsia="宋体" w:cstheme="minorHAnsi"/>
-                <w:iCs/>
-                <w:sz w:val="18"/>
-                <w:szCs w:val="18"/>
-                <w:lang w:eastAsia="zh-CN"/>
-              </w:rPr>
-              <w:t>型式名</w:t>
-            </w:r>
-          </w:p>
-        </w:tc>
-      </w:tr>
-      <w:tr>
-        <w:tc>
-          <w:tcPr>
-            <w:tcW w:w="2629" w:type="dxa"/>
-          </w:tcPr>
-          <w:p>
-            <w:pPr>
-              <w:pStyle w:val="3"/>
-              <w:spacing w:line="240" w:lineRule="auto"/>
-              <w:ind w:firstLine="0"/>
-              <w:jc w:val="center"/>
-              <w:rPr>
-                <w:rFonts w:hint="eastAsia" w:ascii="宋体" w:hAnsi="宋体" w:eastAsia="宋体" w:cs="Calibri"/>
-                <w:lang w:eastAsia="zh-CN"/>
-              </w:rPr>
-            </w:pPr>
-          </w:p>
-        </w:tc>
-        <w:tc>
-          <w:tcPr>
-            <w:tcW w:w="2681" w:type="dxa"/>
-          </w:tcPr>
-          <w:p>
-            <w:pPr>
-              <w:pStyle w:val="3"/>
-              <w:spacing w:line="240" w:lineRule="auto"/>
-              <w:ind w:firstLine="0"/>
-              <w:jc w:val="center"/>
-              <w:rPr>
-                <w:rFonts w:hint="eastAsia" w:ascii="宋体" w:hAnsi="宋体" w:eastAsia="宋体" w:cs="Calibri"/>
-                <w:i/>
-                <w:sz w:val="18"/>
-                <w:szCs w:val="18"/>
-              </w:rPr>
-            </w:pPr>
-          </w:p>
-        </w:tc>
-      </w:tr>
-    </w:tbl>
-    <w:p>
-      <w:pPr>
-        <w:pStyle w:val="2"/>
-        <w:rPr>
-          <w:rFonts w:hint="eastAsia" w:ascii="宋体" w:hAnsi="宋体" w:eastAsia="宋体" w:cstheme="minorHAnsi"/>
-        </w:rPr>
-      </w:pPr>
-      <w:bookmarkStart w:id="6" w:name="_Toc202193116"/>
-      <w:r>
-        <w:rPr>
-          <w:rFonts w:hint="eastAsia" w:ascii="宋体" w:hAnsi="宋体" w:eastAsia="宋体" w:cs="微软雅黑"/>
-          <w:lang w:eastAsia="zh-CN"/>
-        </w:rPr>
-        <w:t>用</w:t>
-      </w:r>
-      <w:r>
-        <w:rPr>
-          <w:rFonts w:hint="eastAsia" w:ascii="宋体" w:hAnsi="宋体" w:eastAsia="宋体" w:cs="微软雅黑"/>
-        </w:rPr>
-        <w:t>语</w:t>
-      </w:r>
-      <w:r>
-        <w:rPr>
-          <w:rFonts w:hint="eastAsia" w:ascii="宋体" w:hAnsi="宋体" w:eastAsia="宋体" w:cs="MS PGothic"/>
-        </w:rPr>
-        <w:t>定</w:t>
-      </w:r>
-      <w:r>
-        <w:rPr>
-          <w:rFonts w:hint="eastAsia" w:ascii="宋体" w:hAnsi="宋体" w:eastAsia="宋体" w:cs="微软雅黑"/>
-        </w:rPr>
-        <w:t>义</w:t>
-      </w:r>
-      <w:r>
-        <w:rPr>
-          <w:rFonts w:hint="eastAsia" w:ascii="宋体" w:hAnsi="宋体" w:eastAsia="宋体" w:cs="MS PGothic"/>
-        </w:rPr>
-        <w:t>和参考文件</w:t>
-      </w:r>
-      <w:bookmarkEnd w:id="6"/>
-    </w:p>
-    <w:p>
-      <w:pPr>
-        <w:pStyle w:val="4"/>
-        <w:ind w:left="738" w:hanging="498"/>
-        <w:rPr>
-          <w:rFonts w:ascii="宋体" w:hAnsi="宋体" w:eastAsia="宋体" w:cs="微软雅黑"/>
-          <w:lang w:eastAsia="zh-CN"/>
-        </w:rPr>
-      </w:pPr>
-      <w:bookmarkStart w:id="7" w:name="_Toc202193117"/>
-      <w:r>
-        <w:rPr>
-          <w:rFonts w:hint="eastAsia" w:ascii="宋体" w:hAnsi="宋体" w:eastAsia="宋体" w:cs="微软雅黑"/>
-          <w:lang w:eastAsia="zh-CN"/>
-        </w:rPr>
-        <w:t>用</w:t>
-      </w:r>
-      <w:r>
-        <w:rPr>
-          <w:rFonts w:hint="eastAsia" w:ascii="宋体" w:hAnsi="宋体" w:eastAsia="宋体" w:cs="微软雅黑"/>
-        </w:rPr>
-        <w:t>语</w:t>
-      </w:r>
-      <w:r>
-        <w:rPr>
-          <w:rFonts w:hint="eastAsia" w:ascii="宋体" w:hAnsi="宋体" w:eastAsia="宋体" w:cs="MS PGothic"/>
-        </w:rPr>
-        <w:t>定</w:t>
-      </w:r>
-      <w:r>
-        <w:rPr>
-          <w:rFonts w:hint="eastAsia" w:ascii="宋体" w:hAnsi="宋体" w:eastAsia="宋体" w:cs="微软雅黑"/>
-        </w:rPr>
-        <w:t>义</w:t>
-      </w:r>
-      <w:bookmarkEnd w:id="7"/>
-    </w:p>
-    <w:p>
-      <w:pPr>
-        <w:pStyle w:val="3"/>
-        <w:rPr>
-          <w:rFonts w:eastAsia="宋体"/>
-          <w:lang w:eastAsia="zh-CN"/>
-        </w:rPr>
-      </w:pPr>
-      <w:r>
         <w:rPr>
           <w:rFonts w:hint="default" w:asciiTheme="minorEastAsia" w:hAnsiTheme="minorEastAsia" w:eastAsiaTheme="minorEastAsia" w:cstheme="minorEastAsia"/>
           <w:color w:val="9BBB59" w:themeColor="accent3"/>
@@ -13532,6 +13175,19 @@
             </w14:solidFill>
           </w14:textFill>
         </w:rPr>
+      </w:pPr>
+      <w:r>
+        <w:rPr>
+          <w:rFonts w:hint="default" w:asciiTheme="minorEastAsia" w:hAnsiTheme="minorEastAsia" w:eastAsiaTheme="minorEastAsia" w:cstheme="minorEastAsia"/>
+          <w:color w:val="9BBB59" w:themeColor="accent3"/>
+          <w:szCs w:val="21"/>
+          <w:lang w:val="en-US" w:eastAsia="zh-CN"/>
+          <w14:textFill>
+            <w14:solidFill>
+              <w14:schemeClr w14:val="accent3"/>
+            </w14:solidFill>
+          </w14:textFill>
+        </w:rPr>
         <w:t>{</w:t>
       </w:r>
       <w:r>
@@ -13546,7 +13202,7 @@
             </w14:solidFill>
           </w14:textFill>
         </w:rPr>
-        <w:t>{definition_term_table}</w:t>
+        <w:t>{scope}</w:t>
       </w:r>
       <w:r>
         <w:rPr>
@@ -13567,201 +13223,101 @@
       <w:pPr>
         <w:pStyle w:val="3"/>
         <w:rPr>
-          <w:rFonts w:hint="eastAsia" w:eastAsia="宋体"/>
-          <w:lang w:eastAsia="zh-CN"/>
-        </w:rPr>
-      </w:pPr>
+          <w:rFonts w:hint="eastAsia" w:asciiTheme="minorEastAsia" w:hAnsiTheme="minorEastAsia" w:eastAsiaTheme="minorEastAsia" w:cstheme="minorEastAsia"/>
+          <w:color w:val="9BBB59" w:themeColor="accent3"/>
+          <w:szCs w:val="21"/>
+          <w:lang w:val="en-US" w:eastAsia="zh-CN"/>
+          <w14:textFill>
+            <w14:solidFill>
+              <w14:schemeClr w14:val="accent3"/>
+            </w14:solidFill>
+          </w14:textFill>
+        </w:rPr>
+      </w:pPr>
+    </w:p>
+    <w:p>
+      <w:pPr>
+        <w:pStyle w:val="2"/>
+        <w:rPr>
+          <w:rFonts w:hint="eastAsia" w:ascii="宋体" w:hAnsi="宋体" w:eastAsia="宋体" w:cstheme="minorHAnsi"/>
+        </w:rPr>
+      </w:pPr>
+      <w:bookmarkStart w:id="6" w:name="_Toc202193116"/>
+      <w:r>
+        <w:rPr>
+          <w:rFonts w:hint="eastAsia" w:ascii="宋体" w:hAnsi="宋体" w:eastAsia="宋体" w:cs="微软雅黑"/>
+          <w:lang w:eastAsia="zh-CN"/>
+        </w:rPr>
+        <w:t>用</w:t>
+      </w:r>
+      <w:r>
+        <w:rPr>
+          <w:rFonts w:hint="eastAsia" w:ascii="宋体" w:hAnsi="宋体" w:eastAsia="宋体" w:cs="微软雅黑"/>
+        </w:rPr>
+        <w:t>语</w:t>
+      </w:r>
+      <w:r>
+        <w:rPr>
+          <w:rFonts w:hint="eastAsia" w:ascii="宋体" w:hAnsi="宋体" w:eastAsia="宋体" w:cs="MS PGothic"/>
+        </w:rPr>
+        <w:t>定</w:t>
+      </w:r>
+      <w:r>
+        <w:rPr>
+          <w:rFonts w:hint="eastAsia" w:ascii="宋体" w:hAnsi="宋体" w:eastAsia="宋体" w:cs="微软雅黑"/>
+        </w:rPr>
+        <w:t>义</w:t>
+      </w:r>
+      <w:r>
+        <w:rPr>
+          <w:rFonts w:hint="eastAsia" w:ascii="宋体" w:hAnsi="宋体" w:eastAsia="宋体" w:cs="MS PGothic"/>
+        </w:rPr>
+        <w:t>和参考文件</w:t>
+      </w:r>
+      <w:bookmarkEnd w:id="6"/>
     </w:p>
     <w:p>
       <w:pPr>
         <w:pStyle w:val="4"/>
         <w:ind w:left="738" w:hanging="498"/>
         <w:rPr>
-          <w:rFonts w:ascii="宋体" w:hAnsi="宋体" w:eastAsia="宋体"/>
-          <w:lang w:eastAsia="zh-CN"/>
-        </w:rPr>
-      </w:pPr>
-      <w:bookmarkStart w:id="8" w:name="_Toc202193118"/>
-      <w:r>
-        <w:rPr>
-          <w:rFonts w:hint="eastAsia" w:ascii="宋体" w:hAnsi="宋体" w:eastAsia="宋体"/>
-          <w:lang w:eastAsia="zh-CN"/>
-        </w:rPr>
-        <w:t>参考文件</w:t>
-      </w:r>
-      <w:bookmarkEnd w:id="8"/>
+          <w:rFonts w:ascii="宋体" w:hAnsi="宋体" w:eastAsia="宋体" w:cs="微软雅黑"/>
+          <w:lang w:eastAsia="zh-CN"/>
+        </w:rPr>
+      </w:pPr>
+      <w:bookmarkStart w:id="7" w:name="_Toc202193117"/>
+      <w:r>
+        <w:rPr>
+          <w:rFonts w:hint="eastAsia" w:ascii="宋体" w:hAnsi="宋体" w:eastAsia="宋体" w:cs="微软雅黑"/>
+          <w:lang w:eastAsia="zh-CN"/>
+        </w:rPr>
+        <w:t>用</w:t>
+      </w:r>
+      <w:r>
+        <w:rPr>
+          <w:rFonts w:hint="eastAsia" w:ascii="宋体" w:hAnsi="宋体" w:eastAsia="宋体" w:cs="微软雅黑"/>
+        </w:rPr>
+        <w:t>语</w:t>
+      </w:r>
+      <w:r>
+        <w:rPr>
+          <w:rFonts w:hint="eastAsia" w:ascii="宋体" w:hAnsi="宋体" w:eastAsia="宋体" w:cs="MS PGothic"/>
+        </w:rPr>
+        <w:t>定</w:t>
+      </w:r>
+      <w:r>
+        <w:rPr>
+          <w:rFonts w:hint="eastAsia" w:ascii="宋体" w:hAnsi="宋体" w:eastAsia="宋体" w:cs="微软雅黑"/>
+        </w:rPr>
+        <w:t>义</w:t>
+      </w:r>
+      <w:bookmarkEnd w:id="7"/>
     </w:p>
     <w:p>
       <w:pPr>
         <w:pStyle w:val="3"/>
         <w:rPr>
           <w:rFonts w:eastAsia="宋体"/>
-          <w:lang w:eastAsia="zh-CN"/>
-        </w:rPr>
-      </w:pPr>
-    </w:p>
-    <w:p>
-      <w:pPr>
-        <w:pStyle w:val="2"/>
-        <w:rPr>
-          <w:rFonts w:hint="eastAsia" w:ascii="宋体" w:hAnsi="宋体" w:eastAsia="宋体" w:cstheme="minorHAnsi"/>
-        </w:rPr>
-      </w:pPr>
-      <w:r>
-        <w:rPr>
-          <w:rFonts w:hint="eastAsia" w:ascii="宋体" w:hAnsi="宋体" w:eastAsia="宋体" w:cstheme="minorHAnsi"/>
-          <w:lang w:eastAsia="zh-CN"/>
-        </w:rPr>
-        <w:t>目的地</w:t>
-      </w:r>
-    </w:p>
-    <w:p>
-      <w:pPr>
-        <w:pStyle w:val="3"/>
-        <w:ind w:firstLine="0"/>
-        <w:rPr>
-          <w:rFonts w:hint="eastAsia" w:eastAsia="宋体"/>
-          <w:lang w:eastAsia="zh-CN"/>
-        </w:rPr>
-      </w:pPr>
-    </w:p>
-    <w:p>
-      <w:pPr>
-        <w:pStyle w:val="2"/>
-        <w:rPr>
-          <w:rFonts w:hint="eastAsia" w:ascii="宋体" w:hAnsi="宋体" w:eastAsia="宋体" w:cstheme="minorHAnsi"/>
-        </w:rPr>
-      </w:pPr>
-      <w:bookmarkStart w:id="9" w:name="_Toc202193119"/>
-      <w:r>
-        <w:rPr>
-          <w:rFonts w:hint="eastAsia" w:ascii="宋体" w:hAnsi="宋体" w:eastAsia="宋体" w:cstheme="minorHAnsi"/>
-        </w:rPr>
-        <w:t>特点和用途</w:t>
-      </w:r>
-      <w:bookmarkEnd w:id="9"/>
-    </w:p>
-    <w:p>
-      <w:pPr>
-        <w:pStyle w:val="4"/>
-        <w:ind w:left="738" w:hanging="498"/>
-        <w:rPr>
-          <w:rFonts w:ascii="宋体" w:hAnsi="宋体" w:eastAsia="宋体" w:cs="MS PGothic"/>
-          <w:lang w:eastAsia="zh-CN"/>
-        </w:rPr>
-      </w:pPr>
-      <w:bookmarkStart w:id="10" w:name="_Toc202193120"/>
-      <w:r>
-        <w:rPr>
-          <w:rFonts w:hint="eastAsia" w:ascii="宋体" w:hAnsi="宋体" w:eastAsia="宋体" w:cs="微软雅黑"/>
-        </w:rPr>
-        <w:t>产</w:t>
-      </w:r>
-      <w:r>
-        <w:rPr>
-          <w:rFonts w:hint="eastAsia" w:ascii="宋体" w:hAnsi="宋体" w:eastAsia="宋体" w:cs="MS PGothic"/>
-        </w:rPr>
-        <w:t>品概述</w:t>
-      </w:r>
-      <w:bookmarkEnd w:id="10"/>
-    </w:p>
-    <w:p>
-      <w:pPr>
-        <w:pStyle w:val="5"/>
-        <w:ind w:left="1189"/>
-        <w:rPr>
-          <w:rFonts w:ascii="宋体" w:hAnsi="宋体" w:eastAsia="宋体" w:cs="MS PGothic"/>
-          <w:b/>
-          <w:lang w:eastAsia="zh-CN"/>
-        </w:rPr>
-      </w:pPr>
-      <w:r>
-        <w:rPr>
-          <w:rFonts w:hint="eastAsia" w:ascii="宋体" w:hAnsi="宋体" w:eastAsia="宋体" w:cs="MS PGothic"/>
-          <w:b/>
-        </w:rPr>
-        <w:t>产品概述</w:t>
-      </w:r>
-    </w:p>
-    <w:p>
-      <w:pPr>
-        <w:pStyle w:val="3"/>
-        <w:rPr>
-          <w:rFonts w:eastAsia="宋体"/>
-          <w:lang w:eastAsia="zh-CN"/>
-        </w:rPr>
-      </w:pPr>
-    </w:p>
-    <w:p>
-      <w:pPr>
-        <w:pStyle w:val="3"/>
-        <w:rPr>
-          <w:rFonts w:hint="eastAsia" w:eastAsia="宋体"/>
-          <w:lang w:eastAsia="zh-CN"/>
-        </w:rPr>
-      </w:pPr>
-    </w:p>
-    <w:p>
-      <w:pPr>
-        <w:pStyle w:val="5"/>
-        <w:ind w:left="1189"/>
-        <w:rPr>
-          <w:rFonts w:ascii="宋体" w:hAnsi="宋体" w:eastAsia="宋体" w:cs="MS PGothic"/>
-          <w:b/>
-          <w:lang w:eastAsia="zh-CN"/>
-        </w:rPr>
-      </w:pPr>
-      <w:r>
-        <w:rPr>
-          <w:rFonts w:hint="eastAsia" w:ascii="宋体" w:hAnsi="宋体" w:eastAsia="宋体" w:cs="MS PGothic"/>
-          <w:b/>
-        </w:rPr>
-        <w:t>与其他设备组合使用</w:t>
-      </w:r>
-    </w:p>
-    <w:p>
-      <w:pPr>
-        <w:pStyle w:val="3"/>
-        <w:rPr>
-          <w:rFonts w:hint="eastAsia" w:eastAsia="宋体"/>
-          <w:lang w:eastAsia="zh-CN"/>
-        </w:rPr>
-      </w:pPr>
-    </w:p>
-    <w:p>
-      <w:pPr>
-        <w:pStyle w:val="3"/>
-        <w:ind w:firstLine="420" w:firstLineChars="200"/>
-        <w:rPr>
-          <w:rFonts w:hint="eastAsia" w:ascii="宋体" w:hAnsi="宋体" w:eastAsia="宋体" w:cs="MS PGothic"/>
-          <w:b/>
-          <w:lang w:eastAsia="zh-CN"/>
-        </w:rPr>
-      </w:pPr>
-    </w:p>
-    <w:p>
-      <w:pPr>
-        <w:pStyle w:val="4"/>
-        <w:ind w:left="738" w:hanging="498"/>
-        <w:rPr>
-          <w:rFonts w:ascii="宋体" w:hAnsi="宋体" w:eastAsia="宋体" w:cstheme="minorHAnsi"/>
-          <w:lang w:eastAsia="zh-CN"/>
-        </w:rPr>
-      </w:pPr>
-      <w:bookmarkStart w:id="11" w:name="_Toc202193121"/>
-      <w:r>
-        <w:rPr>
-          <w:rFonts w:ascii="宋体" w:hAnsi="宋体" w:eastAsia="宋体" w:cstheme="minorHAnsi"/>
-        </w:rPr>
-        <w:t>使用目的</w:t>
-      </w:r>
-      <w:bookmarkEnd w:id="11"/>
-    </w:p>
-    <w:p>
-      <w:pPr>
-        <w:pStyle w:val="3"/>
-        <w:ind w:firstLine="357" w:firstLineChars="170"/>
-        <w:rPr>
           <w:lang w:eastAsia="zh-CN"/>
         </w:rPr>
       </w:pPr>
@@ -13791,7 +13347,7 @@
             </w14:solidFill>
           </w14:textFill>
         </w:rPr>
-        <w:t>{use_purpose}</w:t>
+        <w:t>{definition_term_table}</w:t>
       </w:r>
       <w:r>
         <w:rPr>
@@ -13810,51 +13366,36 @@
     </w:p>
     <w:p>
       <w:pPr>
+        <w:pStyle w:val="3"/>
+        <w:rPr>
+          <w:rFonts w:hint="eastAsia" w:eastAsia="宋体"/>
+          <w:lang w:eastAsia="zh-CN"/>
+        </w:rPr>
+      </w:pPr>
+    </w:p>
+    <w:p>
+      <w:pPr>
         <w:pStyle w:val="4"/>
         <w:ind w:left="738" w:hanging="498"/>
         <w:rPr>
-          <w:rFonts w:hint="eastAsia" w:ascii="宋体" w:hAnsi="宋体" w:eastAsia="宋体" w:cs="微软雅黑"/>
-          <w:lang w:eastAsia="zh-CN"/>
-        </w:rPr>
-      </w:pPr>
-      <w:bookmarkStart w:id="12" w:name="_Toc202193122"/>
-      <w:r>
-        <w:rPr>
-          <w:rFonts w:hint="eastAsia" w:ascii="宋体" w:hAnsi="宋体" w:eastAsia="宋体" w:cs="微软雅黑"/>
-          <w:lang w:eastAsia="zh-CN"/>
-        </w:rPr>
-        <w:t>测</w:t>
-      </w:r>
-      <w:r>
-        <w:rPr>
-          <w:rFonts w:hint="eastAsia" w:ascii="宋体" w:hAnsi="宋体" w:eastAsia="宋体" w:cs="MS PGothic"/>
-          <w:lang w:eastAsia="zh-CN"/>
-        </w:rPr>
-        <w:t>量</w:t>
-      </w:r>
-      <w:r>
-        <w:rPr>
-          <w:rFonts w:hint="eastAsia" w:ascii="宋体" w:hAnsi="宋体" w:eastAsia="宋体" w:cs="微软雅黑"/>
-          <w:lang w:eastAsia="zh-CN"/>
-        </w:rPr>
-        <w:t>对</w:t>
-      </w:r>
-      <w:r>
-        <w:rPr>
-          <w:rFonts w:hint="eastAsia" w:ascii="宋体" w:hAnsi="宋体" w:eastAsia="宋体" w:cs="MS PGothic"/>
-          <w:lang w:eastAsia="zh-CN"/>
-        </w:rPr>
-        <w:t>象</w:t>
-      </w:r>
-      <w:bookmarkEnd w:id="12"/>
-      <w:bookmarkStart w:id="13" w:name="_Toc533029451"/>
+          <w:rFonts w:ascii="宋体" w:hAnsi="宋体" w:eastAsia="宋体"/>
+          <w:lang w:eastAsia="zh-CN"/>
+        </w:rPr>
+      </w:pPr>
+      <w:bookmarkStart w:id="8" w:name="_Toc202193118"/>
+      <w:r>
+        <w:rPr>
+          <w:rFonts w:hint="eastAsia" w:ascii="宋体" w:hAnsi="宋体" w:eastAsia="宋体"/>
+          <w:lang w:eastAsia="zh-CN"/>
+        </w:rPr>
+        <w:t>参考文件</w:t>
+      </w:r>
+      <w:bookmarkEnd w:id="8"/>
     </w:p>
     <w:p>
       <w:pPr>
         <w:pStyle w:val="3"/>
-        <w:ind w:firstLine="357" w:firstLineChars="170"/>
-        <w:rPr>
-          <w:rFonts w:hint="eastAsia"/>
+        <w:rPr>
           <w:lang w:eastAsia="zh-CN"/>
         </w:rPr>
       </w:pPr>
@@ -13884,7 +13425,7 @@
             </w14:solidFill>
           </w14:textFill>
         </w:rPr>
-        <w:t>{intended_patients}</w:t>
+        <w:t>{reference</w:t>
       </w:r>
       <w:r>
         <w:rPr>
@@ -13898,61 +13439,22 @@
             </w14:solidFill>
           </w14:textFill>
         </w:rPr>
-        <w:t>}</w:t>
-      </w:r>
-    </w:p>
-    <w:bookmarkEnd w:id="13"/>
-    <w:p>
-      <w:pPr>
-        <w:pStyle w:val="4"/>
-        <w:tabs>
-          <w:tab w:val="left" w:pos="960"/>
-        </w:tabs>
-        <w:spacing w:line="360" w:lineRule="atLeast"/>
-        <w:ind w:left="738" w:hanging="498"/>
-        <w:jc w:val="left"/>
-        <w:rPr>
-          <w:rFonts w:hint="eastAsia" w:ascii="宋体" w:hAnsi="宋体" w:eastAsia="宋体" w:cstheme="minorHAnsi"/>
+        <w:t>_d</w:t>
+      </w:r>
+      <w:r>
+        <w:rPr>
+          <w:rFonts w:hint="eastAsia" w:asciiTheme="minorEastAsia" w:hAnsiTheme="minorEastAsia" w:eastAsiaTheme="minorEastAsia" w:cstheme="minorEastAsia"/>
+          <w:color w:val="9BBB59" w:themeColor="accent3"/>
           <w:szCs w:val="21"/>
-          <w:lang w:eastAsia="zh-CN"/>
-        </w:rPr>
-      </w:pPr>
-      <w:bookmarkStart w:id="14" w:name="_Toc202193123"/>
-      <w:r>
-        <w:rPr>
-          <w:rFonts w:hint="eastAsia" w:ascii="宋体" w:hAnsi="宋体" w:eastAsia="宋体" w:cstheme="minorHAnsi"/>
-          <w:szCs w:val="21"/>
-          <w:lang w:eastAsia="zh-CN"/>
-        </w:rPr>
-        <w:t>使用</w:t>
-      </w:r>
-      <w:r>
-        <w:rPr>
-          <w:rFonts w:hint="eastAsia" w:ascii="宋体" w:hAnsi="宋体" w:eastAsia="宋体" w:cs="微软雅黑"/>
-          <w:szCs w:val="21"/>
-          <w:lang w:eastAsia="zh-CN"/>
-        </w:rPr>
-        <w:t>对</w:t>
-      </w:r>
-      <w:r>
-        <w:rPr>
-          <w:rFonts w:hint="eastAsia" w:ascii="宋体" w:hAnsi="宋体" w:eastAsia="宋体" w:cs="MS PGothic"/>
-          <w:szCs w:val="21"/>
-          <w:lang w:eastAsia="zh-CN"/>
-        </w:rPr>
-        <w:t>象</w:t>
-      </w:r>
-      <w:bookmarkEnd w:id="14"/>
-    </w:p>
-    <w:p>
-      <w:pPr>
-        <w:pStyle w:val="3"/>
-        <w:ind w:firstLine="357" w:firstLineChars="170"/>
-        <w:rPr>
-          <w:rFonts w:hint="eastAsia"/>
-          <w:lang w:eastAsia="zh-CN"/>
-        </w:rPr>
-      </w:pPr>
+          <w:lang w:val="en-US" w:eastAsia="zh-CN"/>
+          <w14:textFill>
+            <w14:solidFill>
+              <w14:schemeClr w14:val="accent3"/>
+            </w14:solidFill>
+          </w14:textFill>
+        </w:rPr>
+        <w:t>ocument}</w:t>
+      </w:r>
       <w:r>
         <w:rPr>
           <w:rFonts w:hint="default" w:asciiTheme="minorEastAsia" w:hAnsiTheme="minorEastAsia" w:eastAsiaTheme="minorEastAsia" w:cstheme="minorEastAsia"/>
@@ -13965,6 +13467,195 @@
             </w14:solidFill>
           </w14:textFill>
         </w:rPr>
+        <w:t>}</w:t>
+      </w:r>
+    </w:p>
+    <w:p>
+      <w:pPr>
+        <w:pStyle w:val="3"/>
+        <w:rPr>
+          <w:rFonts w:eastAsia="宋体"/>
+          <w:lang w:eastAsia="zh-CN"/>
+        </w:rPr>
+      </w:pPr>
+    </w:p>
+    <w:p>
+      <w:pPr>
+        <w:pStyle w:val="2"/>
+        <w:rPr>
+          <w:rFonts w:hint="eastAsia" w:ascii="宋体" w:hAnsi="宋体" w:eastAsia="宋体" w:cstheme="minorHAnsi"/>
+        </w:rPr>
+      </w:pPr>
+      <w:r>
+        <w:rPr>
+          <w:rFonts w:hint="eastAsia" w:ascii="宋体" w:hAnsi="宋体" w:eastAsia="宋体" w:cstheme="minorHAnsi"/>
+          <w:lang w:eastAsia="zh-CN"/>
+        </w:rPr>
+        <w:t>目的地</w:t>
+      </w:r>
+    </w:p>
+    <w:p>
+      <w:pPr>
+        <w:pStyle w:val="3"/>
+        <w:ind w:firstLine="0"/>
+        <w:rPr>
+          <w:rFonts w:hint="eastAsia" w:eastAsia="宋体"/>
+          <w:lang w:eastAsia="zh-CN"/>
+        </w:rPr>
+      </w:pPr>
+    </w:p>
+    <w:p>
+      <w:pPr>
+        <w:pStyle w:val="2"/>
+        <w:rPr>
+          <w:rFonts w:hint="eastAsia" w:ascii="宋体" w:hAnsi="宋体" w:eastAsia="宋体" w:cstheme="minorHAnsi"/>
+        </w:rPr>
+      </w:pPr>
+      <w:bookmarkStart w:id="9" w:name="_Toc202193119"/>
+      <w:r>
+        <w:rPr>
+          <w:rFonts w:hint="eastAsia" w:ascii="宋体" w:hAnsi="宋体" w:eastAsia="宋体" w:cstheme="minorHAnsi"/>
+        </w:rPr>
+        <w:t>特点和用途</w:t>
+      </w:r>
+      <w:bookmarkEnd w:id="9"/>
+    </w:p>
+    <w:p>
+      <w:pPr>
+        <w:pStyle w:val="4"/>
+        <w:ind w:left="738" w:hanging="498"/>
+        <w:rPr>
+          <w:rFonts w:ascii="宋体" w:hAnsi="宋体" w:eastAsia="宋体" w:cs="MS PGothic"/>
+          <w:lang w:eastAsia="zh-CN"/>
+        </w:rPr>
+      </w:pPr>
+      <w:bookmarkStart w:id="10" w:name="_Toc202193120"/>
+      <w:r>
+        <w:rPr>
+          <w:rFonts w:hint="eastAsia" w:ascii="宋体" w:hAnsi="宋体" w:eastAsia="宋体" w:cs="微软雅黑"/>
+        </w:rPr>
+        <w:t>产</w:t>
+      </w:r>
+      <w:r>
+        <w:rPr>
+          <w:rFonts w:hint="eastAsia" w:ascii="宋体" w:hAnsi="宋体" w:eastAsia="宋体" w:cs="MS PGothic"/>
+        </w:rPr>
+        <w:t>品概述</w:t>
+      </w:r>
+      <w:bookmarkEnd w:id="10"/>
+    </w:p>
+    <w:p>
+      <w:pPr>
+        <w:pStyle w:val="5"/>
+        <w:ind w:left="1189"/>
+        <w:rPr>
+          <w:rFonts w:ascii="宋体" w:hAnsi="宋体" w:eastAsia="宋体" w:cs="MS PGothic"/>
+          <w:b/>
+          <w:lang w:eastAsia="zh-CN"/>
+        </w:rPr>
+      </w:pPr>
+      <w:r>
+        <w:rPr>
+          <w:rFonts w:hint="eastAsia" w:ascii="宋体" w:hAnsi="宋体" w:eastAsia="宋体" w:cs="MS PGothic"/>
+          <w:b/>
+        </w:rPr>
+        <w:t>产品概述</w:t>
+      </w:r>
+    </w:p>
+    <w:p>
+      <w:pPr>
+        <w:pStyle w:val="3"/>
+        <w:rPr>
+          <w:rFonts w:eastAsia="宋体"/>
+          <w:lang w:eastAsia="zh-CN"/>
+        </w:rPr>
+      </w:pPr>
+    </w:p>
+    <w:p>
+      <w:pPr>
+        <w:pStyle w:val="3"/>
+        <w:rPr>
+          <w:rFonts w:hint="eastAsia" w:eastAsia="宋体"/>
+          <w:lang w:eastAsia="zh-CN"/>
+        </w:rPr>
+      </w:pPr>
+    </w:p>
+    <w:p>
+      <w:pPr>
+        <w:pStyle w:val="5"/>
+        <w:ind w:left="1189"/>
+        <w:rPr>
+          <w:rFonts w:ascii="宋体" w:hAnsi="宋体" w:eastAsia="宋体" w:cs="MS PGothic"/>
+          <w:b/>
+          <w:lang w:eastAsia="zh-CN"/>
+        </w:rPr>
+      </w:pPr>
+      <w:r>
+        <w:rPr>
+          <w:rFonts w:hint="eastAsia" w:ascii="宋体" w:hAnsi="宋体" w:eastAsia="宋体" w:cs="MS PGothic"/>
+          <w:b/>
+        </w:rPr>
+        <w:t>与其他设备组合使用</w:t>
+      </w:r>
+    </w:p>
+    <w:p>
+      <w:pPr>
+        <w:pStyle w:val="3"/>
+        <w:rPr>
+          <w:rFonts w:hint="eastAsia" w:eastAsia="宋体"/>
+          <w:lang w:eastAsia="zh-CN"/>
+        </w:rPr>
+      </w:pPr>
+    </w:p>
+    <w:p>
+      <w:pPr>
+        <w:pStyle w:val="3"/>
+        <w:ind w:firstLine="420" w:firstLineChars="200"/>
+        <w:rPr>
+          <w:rFonts w:hint="eastAsia" w:ascii="宋体" w:hAnsi="宋体" w:eastAsia="宋体" w:cs="MS PGothic"/>
+          <w:b/>
+          <w:lang w:eastAsia="zh-CN"/>
+        </w:rPr>
+      </w:pPr>
+    </w:p>
+    <w:p>
+      <w:pPr>
+        <w:pStyle w:val="4"/>
+        <w:ind w:left="738" w:hanging="498"/>
+        <w:rPr>
+          <w:rFonts w:ascii="宋体" w:hAnsi="宋体" w:eastAsia="宋体" w:cstheme="minorHAnsi"/>
+          <w:lang w:eastAsia="zh-CN"/>
+        </w:rPr>
+      </w:pPr>
+      <w:bookmarkStart w:id="11" w:name="_Toc202193121"/>
+      <w:r>
+        <w:rPr>
+          <w:rFonts w:ascii="宋体" w:hAnsi="宋体" w:eastAsia="宋体" w:cstheme="minorHAnsi"/>
+        </w:rPr>
+        <w:t>使用目的</w:t>
+      </w:r>
+      <w:bookmarkEnd w:id="11"/>
+    </w:p>
+    <w:p>
+      <w:pPr>
+        <w:pStyle w:val="3"/>
+        <w:ind w:firstLine="357" w:firstLineChars="170"/>
+        <w:rPr>
+          <w:lang w:eastAsia="zh-CN"/>
+        </w:rPr>
+      </w:pPr>
+      <w:r>
+        <w:rPr>
+          <w:rFonts w:hint="default" w:asciiTheme="minorEastAsia" w:hAnsiTheme="minorEastAsia" w:eastAsiaTheme="minorEastAsia" w:cstheme="minorEastAsia"/>
+          <w:color w:val="9BBB59" w:themeColor="accent3"/>
+          <w:szCs w:val="21"/>
+          <w:lang w:val="en-US" w:eastAsia="zh-CN"/>
+          <w14:textFill>
+            <w14:solidFill>
+              <w14:schemeClr w14:val="accent3"/>
+            </w14:solidFill>
+          </w14:textFill>
+        </w:rPr>
         <w:t>{</w:t>
       </w:r>
       <w:r>
@@ -13979,7 +13670,7 @@
             </w14:solidFill>
           </w14:textFill>
         </w:rPr>
-        <w:t>{intended_user}</w:t>
+        <w:t>{use_purpose}</w:t>
       </w:r>
       <w:r>
         <w:rPr>
@@ -13999,39 +13690,50 @@
     <w:p>
       <w:pPr>
         <w:pStyle w:val="4"/>
-        <w:tabs>
-          <w:tab w:val="left" w:pos="960"/>
-        </w:tabs>
-        <w:spacing w:line="360" w:lineRule="atLeast"/>
         <w:ind w:left="738" w:hanging="498"/>
-        <w:jc w:val="left"/>
-        <w:rPr>
-          <w:rFonts w:ascii="宋体" w:hAnsi="宋体" w:eastAsia="宋体" w:cs="MS PGothic"/>
-          <w:lang w:eastAsia="zh-CN"/>
-        </w:rPr>
-      </w:pPr>
-      <w:bookmarkStart w:id="15" w:name="_Toc202193124"/>
-      <w:r>
         <w:rPr>
           <w:rFonts w:hint="eastAsia" w:ascii="宋体" w:hAnsi="宋体" w:eastAsia="宋体" w:cs="微软雅黑"/>
           <w:lang w:eastAsia="zh-CN"/>
         </w:rPr>
-        <w:t>环</w:t>
+      </w:pPr>
+      <w:bookmarkStart w:id="12" w:name="_Toc202193122"/>
+      <w:r>
+        <w:rPr>
+          <w:rFonts w:hint="eastAsia" w:ascii="宋体" w:hAnsi="宋体" w:eastAsia="宋体" w:cs="微软雅黑"/>
+          <w:lang w:eastAsia="zh-CN"/>
+        </w:rPr>
+        <w:t>测</w:t>
       </w:r>
       <w:r>
         <w:rPr>
           <w:rFonts w:hint="eastAsia" w:ascii="宋体" w:hAnsi="宋体" w:eastAsia="宋体" w:cs="MS PGothic"/>
           <w:lang w:eastAsia="zh-CN"/>
         </w:rPr>
-        <w:t>境</w:t>
-      </w:r>
-      <w:bookmarkEnd w:id="15"/>
+        <w:t>量</w:t>
+      </w:r>
+      <w:r>
+        <w:rPr>
+          <w:rFonts w:hint="eastAsia" w:ascii="宋体" w:hAnsi="宋体" w:eastAsia="宋体" w:cs="微软雅黑"/>
+          <w:lang w:eastAsia="zh-CN"/>
+        </w:rPr>
+        <w:t>对</w:t>
+      </w:r>
+      <w:r>
+        <w:rPr>
+          <w:rFonts w:hint="eastAsia" w:ascii="宋体" w:hAnsi="宋体" w:eastAsia="宋体" w:cs="MS PGothic"/>
+          <w:lang w:eastAsia="zh-CN"/>
+        </w:rPr>
+        <w:t>象</w:t>
+      </w:r>
+      <w:bookmarkEnd w:id="12"/>
+      <w:bookmarkStart w:id="13" w:name="_Toc533029451"/>
     </w:p>
     <w:p>
       <w:pPr>
         <w:pStyle w:val="3"/>
         <w:ind w:firstLine="357" w:firstLineChars="170"/>
         <w:rPr>
+          <w:rFonts w:hint="eastAsia"/>
           <w:lang w:eastAsia="zh-CN"/>
         </w:rPr>
       </w:pPr>
@@ -14061,7 +13763,7 @@
             </w14:solidFill>
           </w14:textFill>
         </w:rPr>
-        <w:t>{environment}</w:t>
+        <w:t>{intended_patients}</w:t>
       </w:r>
       <w:r>
         <w:rPr>
@@ -14078,6 +13780,7 @@
         <w:t>}</w:t>
       </w:r>
     </w:p>
+    <w:bookmarkEnd w:id="13"/>
     <w:p>
       <w:pPr>
         <w:pStyle w:val="4"/>
@@ -14088,23 +13791,44 @@
         <w:ind w:left="738" w:hanging="498"/>
         <w:jc w:val="left"/>
         <w:rPr>
-          <w:rFonts w:ascii="宋体" w:hAnsi="宋体" w:eastAsia="宋体" w:cs="微软雅黑"/>
-          <w:lang w:eastAsia="zh-CN"/>
-        </w:rPr>
-      </w:pPr>
+          <w:rFonts w:hint="eastAsia" w:ascii="宋体" w:hAnsi="宋体" w:eastAsia="宋体" w:cstheme="minorHAnsi"/>
+          <w:szCs w:val="21"/>
+          <w:lang w:eastAsia="zh-CN"/>
+        </w:rPr>
+      </w:pPr>
+      <w:bookmarkStart w:id="14" w:name="_Toc202193123"/>
+      <w:r>
+        <w:rPr>
+          <w:rFonts w:hint="eastAsia" w:ascii="宋体" w:hAnsi="宋体" w:eastAsia="宋体" w:cstheme="minorHAnsi"/>
+          <w:szCs w:val="21"/>
+          <w:lang w:eastAsia="zh-CN"/>
+        </w:rPr>
+        <w:t>使用</w:t>
+      </w:r>
       <w:r>
         <w:rPr>
           <w:rFonts w:hint="eastAsia" w:ascii="宋体" w:hAnsi="宋体" w:eastAsia="宋体" w:cs="微软雅黑"/>
-          <w:lang w:eastAsia="zh-CN"/>
-        </w:rPr>
-        <w:t>使用类型</w:t>
-      </w:r>
+          <w:szCs w:val="21"/>
+          <w:lang w:eastAsia="zh-CN"/>
+        </w:rPr>
+        <w:t>对</w:t>
+      </w:r>
+      <w:r>
+        <w:rPr>
+          <w:rFonts w:hint="eastAsia" w:ascii="宋体" w:hAnsi="宋体" w:eastAsia="宋体" w:cs="MS PGothic"/>
+          <w:szCs w:val="21"/>
+          <w:lang w:eastAsia="zh-CN"/>
+        </w:rPr>
+        <w:t>象</w:t>
+      </w:r>
+      <w:bookmarkEnd w:id="14"/>
     </w:p>
     <w:p>
       <w:pPr>
         <w:pStyle w:val="3"/>
         <w:ind w:firstLine="357" w:firstLineChars="170"/>
         <w:rPr>
+          <w:rFonts w:hint="eastAsia"/>
           <w:lang w:eastAsia="zh-CN"/>
         </w:rPr>
       </w:pPr>
@@ -14134,7 +13858,7 @@
             </w14:solidFill>
           </w14:textFill>
         </w:rPr>
-        <w:t>{use_type}</w:t>
+        <w:t>{intended_user}</w:t>
       </w:r>
       <w:r>
         <w:rPr>
@@ -14161,182 +13885,32 @@
         <w:ind w:left="738" w:hanging="498"/>
         <w:jc w:val="left"/>
         <w:rPr>
-          <w:rFonts w:ascii="宋体" w:hAnsi="宋体" w:eastAsia="宋体" w:cs="微软雅黑"/>
-          <w:lang w:eastAsia="zh-CN"/>
-        </w:rPr>
-      </w:pPr>
+          <w:rFonts w:ascii="宋体" w:hAnsi="宋体" w:eastAsia="宋体" w:cs="MS PGothic"/>
+          <w:lang w:eastAsia="zh-CN"/>
+        </w:rPr>
+      </w:pPr>
+      <w:bookmarkStart w:id="15" w:name="_Toc202193124"/>
       <w:r>
         <w:rPr>
           <w:rFonts w:hint="eastAsia" w:ascii="宋体" w:hAnsi="宋体" w:eastAsia="宋体" w:cs="微软雅黑"/>
           <w:lang w:eastAsia="zh-CN"/>
         </w:rPr>
-        <w:t>限制</w:t>
-      </w:r>
-    </w:p>
-    <w:p>
-      <w:pPr>
-        <w:pStyle w:val="4"/>
-        <w:tabs>
-          <w:tab w:val="left" w:pos="960"/>
-        </w:tabs>
-        <w:spacing w:line="360" w:lineRule="atLeast"/>
-        <w:ind w:left="738" w:hanging="498"/>
-        <w:jc w:val="left"/>
-        <w:rPr>
-          <w:rFonts w:ascii="宋体" w:hAnsi="宋体" w:eastAsia="宋体" w:cs="MS PGothic"/>
-          <w:lang w:eastAsia="zh-CN"/>
-        </w:rPr>
-      </w:pPr>
-      <w:r>
-        <w:rPr>
-          <w:rFonts w:hint="eastAsia" w:ascii="宋体" w:hAnsi="宋体" w:eastAsia="宋体" w:cs="微软雅黑"/>
-          <w:lang w:eastAsia="zh-CN"/>
-        </w:rPr>
-        <w:t>适应症及禁忌事项</w:t>
-      </w:r>
-    </w:p>
-    <w:p>
-      <w:pPr>
-        <w:pStyle w:val="5"/>
-        <w:ind w:left="1189"/>
-        <w:rPr>
-          <w:rFonts w:ascii="宋体" w:hAnsi="宋体" w:eastAsia="宋体" w:cs="MS PGothic"/>
-          <w:b/>
-          <w:lang w:eastAsia="zh-CN"/>
-        </w:rPr>
-      </w:pPr>
+        <w:t>环</w:t>
+      </w:r>
       <w:r>
         <w:rPr>
           <w:rFonts w:hint="eastAsia" w:ascii="宋体" w:hAnsi="宋体" w:eastAsia="宋体" w:cs="MS PGothic"/>
-          <w:b/>
-          <w:lang w:eastAsia="zh-CN"/>
-        </w:rPr>
-        <w:t>适应症</w:t>
-      </w:r>
-    </w:p>
-    <w:p>
-      <w:pPr>
-        <w:pStyle w:val="5"/>
-        <w:ind w:left="1189"/>
-        <w:rPr>
-          <w:rFonts w:ascii="宋体" w:hAnsi="宋体" w:eastAsia="宋体" w:cs="MS PGothic"/>
-          <w:b/>
-          <w:lang w:eastAsia="zh-CN"/>
-        </w:rPr>
-      </w:pPr>
-      <w:r>
-        <w:rPr>
-          <w:rFonts w:hint="eastAsia" w:ascii="宋体" w:hAnsi="宋体" w:eastAsia="宋体" w:cs="MS PGothic"/>
-          <w:b/>
-          <w:lang w:eastAsia="zh-CN"/>
-        </w:rPr>
-        <w:t>禁忌事项</w:t>
-      </w:r>
-    </w:p>
-    <w:p>
-      <w:pPr>
-        <w:pStyle w:val="5"/>
-        <w:ind w:left="1189"/>
-        <w:rPr>
-          <w:rFonts w:ascii="宋体" w:hAnsi="宋体" w:eastAsia="宋体" w:cs="MS PGothic"/>
-          <w:b/>
-        </w:rPr>
-      </w:pPr>
-      <w:r>
-        <w:rPr>
-          <w:rFonts w:hint="eastAsia" w:ascii="宋体" w:hAnsi="宋体" w:eastAsia="宋体" w:cs="MS PGothic"/>
-          <w:b/>
-          <w:lang w:eastAsia="zh-CN"/>
-        </w:rPr>
-        <w:t>副作用</w:t>
-      </w:r>
-    </w:p>
-    <w:p>
-      <w:pPr>
-        <w:pStyle w:val="4"/>
-        <w:tabs>
-          <w:tab w:val="left" w:pos="960"/>
-        </w:tabs>
-        <w:spacing w:line="360" w:lineRule="atLeast"/>
-        <w:ind w:left="738" w:hanging="498"/>
-        <w:jc w:val="left"/>
-        <w:rPr>
-          <w:rFonts w:hint="eastAsia" w:ascii="宋体" w:hAnsi="宋体" w:eastAsia="宋体" w:cs="微软雅黑"/>
-          <w:lang w:eastAsia="zh-CN"/>
-        </w:rPr>
-      </w:pPr>
-      <w:r>
-        <w:rPr>
-          <w:rFonts w:hint="eastAsia" w:ascii="宋体" w:hAnsi="宋体" w:eastAsia="宋体" w:cs="微软雅黑"/>
-          <w:lang w:eastAsia="zh-CN"/>
-        </w:rPr>
-        <w:t>新特征的说明</w:t>
-      </w:r>
+          <w:lang w:eastAsia="zh-CN"/>
+        </w:rPr>
+        <w:t>境</w:t>
+      </w:r>
+      <w:bookmarkEnd w:id="15"/>
     </w:p>
     <w:p>
       <w:pPr>
         <w:pStyle w:val="3"/>
-        <w:rPr>
-          <w:rFonts w:hint="eastAsia" w:eastAsia="宋体"/>
-          <w:lang w:eastAsia="zh-CN"/>
-        </w:rPr>
-      </w:pPr>
-    </w:p>
-    <w:p>
-      <w:pPr>
-        <w:pStyle w:val="3"/>
-        <w:rPr>
-          <w:rFonts w:hint="eastAsia" w:eastAsia="宋体"/>
-          <w:lang w:eastAsia="zh-CN"/>
-        </w:rPr>
-      </w:pPr>
-    </w:p>
-    <w:p>
-      <w:pPr>
-        <w:pStyle w:val="2"/>
-        <w:rPr>
-          <w:rFonts w:hint="eastAsia" w:ascii="宋体" w:hAnsi="宋体" w:eastAsia="宋体" w:cstheme="minorHAnsi"/>
-        </w:rPr>
-      </w:pPr>
-      <w:bookmarkStart w:id="16" w:name="_Toc202193125"/>
-      <w:r>
-        <w:rPr>
-          <w:rFonts w:hint="eastAsia" w:ascii="宋体" w:hAnsi="宋体" w:eastAsia="宋体" w:cstheme="minorHAnsi"/>
-          <w:lang w:eastAsia="zh-CN"/>
-        </w:rPr>
-        <w:t>构造</w:t>
-      </w:r>
-      <w:bookmarkEnd w:id="16"/>
-      <w:r>
-        <w:rPr>
-          <w:rFonts w:ascii="宋体" w:hAnsi="宋体" w:eastAsia="宋体" w:cstheme="minorHAnsi"/>
-        </w:rPr>
-        <w:t xml:space="preserve"> </w:t>
-      </w:r>
-    </w:p>
-    <w:p>
-      <w:pPr>
-        <w:pStyle w:val="4"/>
-        <w:ind w:left="736" w:leftChars="100" w:hanging="496" w:hangingChars="236"/>
-        <w:rPr>
-          <w:rFonts w:eastAsia="宋体"/>
-          <w:lang w:eastAsia="zh-CN"/>
-        </w:rPr>
-      </w:pPr>
-      <w:bookmarkStart w:id="17" w:name="_Toc202193126"/>
-      <w:r>
-        <w:rPr>
-          <w:rFonts w:hint="eastAsia" w:ascii="宋体" w:hAnsi="宋体" w:eastAsia="宋体" w:cstheme="minorHAnsi"/>
-          <w:lang w:eastAsia="zh-CN"/>
-        </w:rPr>
-        <w:t>XXX的构造</w:t>
-      </w:r>
-    </w:p>
-    <w:p>
-      <w:pPr>
-        <w:pStyle w:val="3"/>
-        <w:rPr>
-          <w:rFonts w:eastAsia="宋体"/>
+        <w:ind w:firstLine="357" w:firstLineChars="170"/>
+        <w:rPr>
           <w:lang w:eastAsia="zh-CN"/>
         </w:rPr>
       </w:pPr>
@@ -14366,7 +13940,7 @@
             </w14:solidFill>
           </w14:textFill>
         </w:rPr>
-        <w:t>{component</w:t>
+        <w:t>{environment}</w:t>
       </w:r>
       <w:r>
         <w:rPr>
@@ -14380,7 +13954,52 @@
             </w14:solidFill>
           </w14:textFill>
         </w:rPr>
-        <w:t>_table</w:t>
+        <w:t>}</w:t>
+      </w:r>
+    </w:p>
+    <w:p>
+      <w:pPr>
+        <w:pStyle w:val="4"/>
+        <w:tabs>
+          <w:tab w:val="left" w:pos="960"/>
+        </w:tabs>
+        <w:spacing w:line="360" w:lineRule="atLeast"/>
+        <w:ind w:left="738" w:hanging="498"/>
+        <w:jc w:val="left"/>
+        <w:rPr>
+          <w:rFonts w:ascii="宋体" w:hAnsi="宋体" w:eastAsia="宋体" w:cs="微软雅黑"/>
+          <w:lang w:eastAsia="zh-CN"/>
+        </w:rPr>
+      </w:pPr>
+      <w:r>
+        <w:rPr>
+          <w:rFonts w:hint="eastAsia" w:ascii="宋体" w:hAnsi="宋体" w:eastAsia="宋体" w:cs="微软雅黑"/>
+          <w:lang w:eastAsia="zh-CN"/>
+        </w:rPr>
+        <w:t>使用类型</w:t>
+      </w:r>
+    </w:p>
+    <w:p>
+      <w:pPr>
+        <w:pStyle w:val="3"/>
+        <w:ind w:firstLine="357" w:firstLineChars="170"/>
+        <w:rPr>
+          <w:lang w:eastAsia="zh-CN"/>
+        </w:rPr>
+      </w:pPr>
+      <w:r>
+        <w:rPr>
+          <w:rFonts w:hint="default" w:asciiTheme="minorEastAsia" w:hAnsiTheme="minorEastAsia" w:eastAsiaTheme="minorEastAsia" w:cstheme="minorEastAsia"/>
+          <w:color w:val="9BBB59" w:themeColor="accent3"/>
+          <w:szCs w:val="21"/>
+          <w:lang w:val="en-US" w:eastAsia="zh-CN"/>
+          <w14:textFill>
+            <w14:solidFill>
+              <w14:schemeClr w14:val="accent3"/>
+            </w14:solidFill>
+          </w14:textFill>
+        </w:rPr>
+        <w:t>{</w:t>
       </w:r>
       <w:r>
         <w:rPr>
@@ -14394,7 +14013,7 @@
             </w14:solidFill>
           </w14:textFill>
         </w:rPr>
-        <w:t>}</w:t>
+        <w:t>{use_type}</w:t>
       </w:r>
       <w:r>
         <w:rPr>
@@ -14413,129 +14032,190 @@
     </w:p>
     <w:p>
       <w:pPr>
+        <w:pStyle w:val="4"/>
+        <w:tabs>
+          <w:tab w:val="left" w:pos="960"/>
+        </w:tabs>
+        <w:spacing w:line="360" w:lineRule="atLeast"/>
+        <w:ind w:left="738" w:hanging="498"/>
+        <w:jc w:val="left"/>
+        <w:rPr>
+          <w:rFonts w:ascii="宋体" w:hAnsi="宋体" w:eastAsia="宋体" w:cs="微软雅黑"/>
+          <w:lang w:eastAsia="zh-CN"/>
+        </w:rPr>
+      </w:pPr>
+      <w:r>
+        <w:rPr>
+          <w:rFonts w:hint="eastAsia" w:ascii="宋体" w:hAnsi="宋体" w:eastAsia="宋体" w:cs="微软雅黑"/>
+          <w:lang w:eastAsia="zh-CN"/>
+        </w:rPr>
+        <w:t>限制</w:t>
+      </w:r>
+    </w:p>
+    <w:p>
+      <w:pPr>
+        <w:pStyle w:val="4"/>
+        <w:tabs>
+          <w:tab w:val="left" w:pos="960"/>
+        </w:tabs>
+        <w:spacing w:line="360" w:lineRule="atLeast"/>
+        <w:ind w:left="738" w:hanging="498"/>
+        <w:jc w:val="left"/>
+        <w:rPr>
+          <w:rFonts w:ascii="宋体" w:hAnsi="宋体" w:eastAsia="宋体" w:cs="MS PGothic"/>
+          <w:lang w:eastAsia="zh-CN"/>
+        </w:rPr>
+      </w:pPr>
+      <w:r>
+        <w:rPr>
+          <w:rFonts w:hint="eastAsia" w:ascii="宋体" w:hAnsi="宋体" w:eastAsia="宋体" w:cs="微软雅黑"/>
+          <w:lang w:eastAsia="zh-CN"/>
+        </w:rPr>
+        <w:t>适应症及禁忌事项</w:t>
+      </w:r>
+    </w:p>
+    <w:p>
+      <w:pPr>
+        <w:pStyle w:val="5"/>
+        <w:ind w:left="1189"/>
+        <w:rPr>
+          <w:rFonts w:ascii="宋体" w:hAnsi="宋体" w:eastAsia="宋体" w:cs="MS PGothic"/>
+          <w:b/>
+          <w:lang w:eastAsia="zh-CN"/>
+        </w:rPr>
+      </w:pPr>
+      <w:r>
+        <w:rPr>
+          <w:rFonts w:hint="eastAsia" w:ascii="宋体" w:hAnsi="宋体" w:eastAsia="宋体" w:cs="MS PGothic"/>
+          <w:b/>
+          <w:lang w:eastAsia="zh-CN"/>
+        </w:rPr>
+        <w:t>适应症</w:t>
+      </w:r>
+    </w:p>
+    <w:p>
+      <w:pPr>
+        <w:pStyle w:val="5"/>
+        <w:ind w:left="1189"/>
+        <w:rPr>
+          <w:rFonts w:ascii="宋体" w:hAnsi="宋体" w:eastAsia="宋体" w:cs="MS PGothic"/>
+          <w:b/>
+          <w:lang w:eastAsia="zh-CN"/>
+        </w:rPr>
+      </w:pPr>
+      <w:r>
+        <w:rPr>
+          <w:rFonts w:hint="eastAsia" w:ascii="宋体" w:hAnsi="宋体" w:eastAsia="宋体" w:cs="MS PGothic"/>
+          <w:b/>
+          <w:lang w:eastAsia="zh-CN"/>
+        </w:rPr>
+        <w:t>禁忌事项</w:t>
+      </w:r>
+    </w:p>
+    <w:p>
+      <w:pPr>
+        <w:pStyle w:val="5"/>
+        <w:ind w:left="1189"/>
+        <w:rPr>
+          <w:rFonts w:ascii="宋体" w:hAnsi="宋体" w:eastAsia="宋体" w:cs="MS PGothic"/>
+          <w:b/>
+        </w:rPr>
+      </w:pPr>
+      <w:r>
+        <w:rPr>
+          <w:rFonts w:hint="eastAsia" w:ascii="宋体" w:hAnsi="宋体" w:eastAsia="宋体" w:cs="MS PGothic"/>
+          <w:b/>
+          <w:lang w:eastAsia="zh-CN"/>
+        </w:rPr>
+        <w:t>副作用</w:t>
+      </w:r>
+    </w:p>
+    <w:p>
+      <w:pPr>
+        <w:pStyle w:val="4"/>
+        <w:tabs>
+          <w:tab w:val="left" w:pos="960"/>
+        </w:tabs>
+        <w:spacing w:line="360" w:lineRule="atLeast"/>
+        <w:ind w:left="738" w:hanging="498"/>
+        <w:jc w:val="left"/>
+        <w:rPr>
+          <w:rFonts w:hint="eastAsia" w:ascii="宋体" w:hAnsi="宋体" w:eastAsia="宋体" w:cs="微软雅黑"/>
+          <w:lang w:eastAsia="zh-CN"/>
+        </w:rPr>
+      </w:pPr>
+      <w:r>
+        <w:rPr>
+          <w:rFonts w:hint="eastAsia" w:ascii="宋体" w:hAnsi="宋体" w:eastAsia="宋体" w:cs="微软雅黑"/>
+          <w:lang w:eastAsia="zh-CN"/>
+        </w:rPr>
+        <w:t>新特征的说明</w:t>
+      </w:r>
+    </w:p>
+    <w:p>
+      <w:pPr>
         <w:pStyle w:val="3"/>
         <w:rPr>
+          <w:rFonts w:hint="eastAsia" w:eastAsia="宋体"/>
+          <w:lang w:eastAsia="zh-CN"/>
+        </w:rPr>
+      </w:pPr>
+    </w:p>
+    <w:p>
+      <w:pPr>
+        <w:pStyle w:val="3"/>
+        <w:rPr>
+          <w:rFonts w:hint="eastAsia" w:eastAsia="宋体"/>
+          <w:lang w:eastAsia="zh-CN"/>
+        </w:rPr>
+      </w:pPr>
+    </w:p>
+    <w:p>
+      <w:pPr>
+        <w:pStyle w:val="2"/>
+        <w:rPr>
+          <w:rFonts w:hint="eastAsia" w:ascii="宋体" w:hAnsi="宋体" w:eastAsia="宋体" w:cstheme="minorHAnsi"/>
+        </w:rPr>
+      </w:pPr>
+      <w:bookmarkStart w:id="16" w:name="_Toc202193125"/>
+      <w:r>
+        <w:rPr>
+          <w:rFonts w:hint="eastAsia" w:ascii="宋体" w:hAnsi="宋体" w:eastAsia="宋体" w:cstheme="minorHAnsi"/>
+          <w:lang w:eastAsia="zh-CN"/>
+        </w:rPr>
+        <w:t>构造</w:t>
+      </w:r>
+      <w:bookmarkEnd w:id="16"/>
+      <w:r>
+        <w:rPr>
+          <w:rFonts w:ascii="宋体" w:hAnsi="宋体" w:eastAsia="宋体" w:cstheme="minorHAnsi"/>
+        </w:rPr>
+        <w:t xml:space="preserve"> </w:t>
+      </w:r>
+    </w:p>
+    <w:p>
+      <w:pPr>
+        <w:pStyle w:val="4"/>
+        <w:ind w:left="736" w:leftChars="100" w:hanging="496" w:hangingChars="236"/>
+        <w:rPr>
           <w:rFonts w:eastAsia="宋体"/>
           <w:lang w:eastAsia="zh-CN"/>
         </w:rPr>
       </w:pPr>
+      <w:bookmarkStart w:id="17" w:name="_Toc202193126"/>
+      <w:r>
+        <w:rPr>
+          <w:rFonts w:hint="eastAsia" w:ascii="宋体" w:hAnsi="宋体" w:eastAsia="宋体" w:cstheme="minorHAnsi"/>
+          <w:lang w:eastAsia="zh-CN"/>
+        </w:rPr>
+        <w:t>XXX的构造</w:t>
+      </w:r>
     </w:p>
     <w:p>
       <w:pPr>
         <w:pStyle w:val="3"/>
         <w:rPr>
           <w:rFonts w:eastAsia="宋体"/>
-          <w:lang w:eastAsia="zh-CN"/>
-        </w:rPr>
-      </w:pPr>
-    </w:p>
-    <w:p>
-      <w:pPr>
-        <w:pStyle w:val="3"/>
-        <w:rPr>
-          <w:rFonts w:eastAsia="宋体"/>
-          <w:lang w:eastAsia="zh-CN"/>
-        </w:rPr>
-      </w:pPr>
-    </w:p>
-    <w:p>
-      <w:pPr>
-        <w:pStyle w:val="3"/>
-        <w:rPr>
-          <w:rFonts w:eastAsia="宋体"/>
-          <w:lang w:eastAsia="zh-CN"/>
-        </w:rPr>
-      </w:pPr>
-    </w:p>
-    <w:p>
-      <w:pPr>
-        <w:pStyle w:val="3"/>
-        <w:rPr>
-          <w:rFonts w:eastAsia="宋体"/>
-          <w:lang w:eastAsia="zh-CN"/>
-        </w:rPr>
-      </w:pPr>
-    </w:p>
-    <w:p>
-      <w:pPr>
-        <w:pStyle w:val="3"/>
-        <w:rPr>
-          <w:rFonts w:eastAsia="宋体"/>
-          <w:lang w:eastAsia="zh-CN"/>
-        </w:rPr>
-      </w:pPr>
-    </w:p>
-    <w:p>
-      <w:pPr>
-        <w:pStyle w:val="3"/>
-        <w:rPr>
-          <w:rFonts w:hint="eastAsia" w:eastAsia="宋体"/>
-          <w:lang w:eastAsia="zh-CN"/>
-        </w:rPr>
-      </w:pPr>
-    </w:p>
-    <w:p>
-      <w:pPr>
-        <w:pStyle w:val="4"/>
-        <w:ind w:left="738" w:hanging="498"/>
-        <w:rPr>
-          <w:rFonts w:hint="eastAsia" w:ascii="宋体" w:hAnsi="宋体" w:eastAsia="宋体" w:cstheme="minorHAnsi"/>
-          <w:i/>
-        </w:rPr>
-      </w:pPr>
-      <w:r>
-        <w:rPr>
-          <w:rFonts w:hint="eastAsia" w:ascii="宋体" w:hAnsi="宋体" w:eastAsia="宋体" w:cstheme="minorHAnsi"/>
-          <w:lang w:eastAsia="zh-CN"/>
-        </w:rPr>
-        <w:t>外</w:t>
-      </w:r>
-      <w:r>
-        <w:rPr>
-          <w:rFonts w:hint="eastAsia" w:ascii="宋体" w:hAnsi="宋体" w:eastAsia="宋体" w:cs="微软雅黑"/>
-          <w:lang w:eastAsia="zh-CN"/>
-        </w:rPr>
-        <w:t>观图</w:t>
-      </w:r>
-      <w:bookmarkEnd w:id="17"/>
-    </w:p>
-    <w:p>
-      <w:pPr>
-        <w:pStyle w:val="3"/>
-        <w:ind w:firstLine="168" w:firstLineChars="80"/>
-        <w:rPr>
-          <w:rFonts w:hint="eastAsia" w:ascii="宋体" w:hAnsi="宋体" w:eastAsia="宋体"/>
-          <w:lang w:eastAsia="zh-CN"/>
-        </w:rPr>
-      </w:pPr>
-      <w:r>
-        <w:rPr>
-          <w:rFonts w:ascii="宋体" w:hAnsi="宋体" w:eastAsia="宋体"/>
-          <w:lang w:eastAsia="zh-CN"/>
-        </w:rPr>
-        <w:t xml:space="preserve">                       </w:t>
-      </w:r>
-      <w:r>
-        <w:rPr>
-          <w:rFonts w:hint="eastAsia" w:ascii="宋体" w:hAnsi="宋体" w:eastAsia="宋体"/>
-          <w:lang w:eastAsia="zh-CN"/>
-        </w:rPr>
-        <w:t xml:space="preserve">           </w:t>
-      </w:r>
-      <w:r>
-        <w:rPr>
-          <w:rFonts w:ascii="宋体" w:hAnsi="宋体" w:eastAsia="宋体"/>
-          <w:lang w:eastAsia="zh-CN"/>
-        </w:rPr>
-        <w:t xml:space="preserve">  </w:t>
-      </w:r>
-    </w:p>
-    <w:p>
-      <w:pPr>
-        <w:pStyle w:val="3"/>
-        <w:ind w:firstLine="357" w:firstLineChars="170"/>
-        <w:rPr>
-          <w:rFonts w:ascii="宋体" w:hAnsi="宋体" w:eastAsia="宋体"/>
           <w:lang w:eastAsia="zh-CN"/>
         </w:rPr>
       </w:pPr>
@@ -14565,7 +14245,7 @@
             </w14:solidFill>
           </w14:textFill>
         </w:rPr>
-        <w:t>{appearance_image}</w:t>
+        <w:t>{component</w:t>
       </w:r>
       <w:r>
         <w:rPr>
@@ -14579,145 +14259,22 @@
             </w14:solidFill>
           </w14:textFill>
         </w:rPr>
-        <w:t>}</w:t>
-      </w:r>
-    </w:p>
-    <w:p>
-      <w:pPr>
-        <w:pStyle w:val="3"/>
-        <w:ind w:firstLine="168" w:firstLineChars="80"/>
-        <w:rPr>
-          <w:rFonts w:ascii="宋体" w:hAnsi="宋体" w:eastAsia="宋体"/>
-          <w:lang w:eastAsia="zh-CN"/>
-        </w:rPr>
-      </w:pPr>
-    </w:p>
-    <w:p>
-      <w:pPr>
-        <w:pStyle w:val="3"/>
-        <w:ind w:firstLine="168" w:firstLineChars="80"/>
-        <w:rPr>
-          <w:rFonts w:hint="eastAsia" w:ascii="宋体" w:hAnsi="宋体" w:eastAsia="宋体"/>
-          <w:lang w:eastAsia="zh-CN"/>
-        </w:rPr>
-      </w:pPr>
-    </w:p>
-    <w:p>
-      <w:pPr>
-        <w:pStyle w:val="3"/>
-        <w:ind w:firstLine="168" w:firstLineChars="80"/>
-        <w:rPr>
-          <w:rFonts w:hint="eastAsia" w:ascii="宋体" w:hAnsi="宋体" w:eastAsia="宋体"/>
-          <w:lang w:eastAsia="zh-CN"/>
-        </w:rPr>
-      </w:pPr>
-    </w:p>
-    <w:p>
-      <w:pPr>
-        <w:pStyle w:val="3"/>
-        <w:ind w:firstLine="0"/>
-        <w:rPr>
-          <w:rFonts w:hint="eastAsia" w:ascii="宋体" w:hAnsi="宋体" w:eastAsia="宋体" w:cstheme="minorHAnsi"/>
-          <w:sz w:val="18"/>
-          <w:szCs w:val="16"/>
-          <w:lang w:eastAsia="zh-CN"/>
-        </w:rPr>
-      </w:pPr>
-    </w:p>
-    <w:p>
-      <w:pPr>
-        <w:pStyle w:val="3"/>
-        <w:ind w:firstLine="0"/>
-        <w:jc w:val="center"/>
-        <w:rPr>
-          <w:rFonts w:hint="eastAsia" w:ascii="宋体" w:hAnsi="宋体" w:eastAsia="宋体" w:cstheme="minorHAnsi"/>
-          <w:sz w:val="18"/>
-          <w:szCs w:val="16"/>
-        </w:rPr>
-      </w:pPr>
-      <w:r>
-        <w:rPr>
-          <w:rFonts w:ascii="宋体" w:hAnsi="宋体" w:eastAsia="宋体" w:cstheme="minorHAnsi"/>
-          <w:sz w:val="18"/>
-          <w:szCs w:val="16"/>
-        </w:rPr>
-        <w:t xml:space="preserve">Fig.1 </w:t>
-      </w:r>
-      <w:r>
-        <w:rPr>
-          <w:rFonts w:hint="eastAsia" w:ascii="宋体" w:hAnsi="宋体" w:eastAsia="宋体" w:cstheme="minorHAnsi"/>
-          <w:sz w:val="18"/>
-          <w:szCs w:val="16"/>
-          <w:lang w:eastAsia="zh-CN"/>
-        </w:rPr>
-        <w:t>本体外</w:t>
-      </w:r>
-      <w:r>
-        <w:rPr>
-          <w:rFonts w:hint="eastAsia" w:ascii="宋体" w:hAnsi="宋体" w:eastAsia="宋体" w:cs="微软雅黑"/>
-          <w:sz w:val="18"/>
-          <w:szCs w:val="16"/>
-          <w:lang w:eastAsia="zh-CN"/>
-        </w:rPr>
-        <w:t>观</w:t>
-      </w:r>
-      <w:r>
-        <w:rPr>
-          <w:rFonts w:ascii="宋体" w:hAnsi="宋体" w:eastAsia="宋体" w:cstheme="minorHAnsi"/>
-          <w:sz w:val="18"/>
-          <w:szCs w:val="16"/>
-        </w:rPr>
-        <w:t xml:space="preserve"> </w:t>
-      </w:r>
-    </w:p>
-    <w:p>
-      <w:pPr>
-        <w:pStyle w:val="4"/>
-        <w:ind w:left="738" w:hanging="498"/>
-        <w:rPr>
-          <w:rFonts w:hint="eastAsia" w:ascii="宋体" w:hAnsi="宋体" w:eastAsia="宋体" w:cstheme="minorHAnsi"/>
-        </w:rPr>
-      </w:pPr>
-      <w:bookmarkStart w:id="18" w:name="_Toc202193127"/>
-      <w:r>
-        <w:rPr>
-          <w:rFonts w:hint="eastAsia" w:ascii="宋体" w:hAnsi="宋体" w:eastAsia="宋体" w:cstheme="minorHAnsi"/>
-          <w:lang w:eastAsia="zh-CN"/>
-        </w:rPr>
-        <w:t>尺寸</w:t>
-      </w:r>
-      <w:bookmarkEnd w:id="18"/>
-      <w:r>
-        <w:rPr>
-          <w:rFonts w:ascii="宋体" w:hAnsi="宋体" w:eastAsia="宋体" w:cstheme="minorHAnsi"/>
-        </w:rPr>
-        <w:t xml:space="preserve"> </w:t>
-      </w:r>
-      <w:r>
-        <w:rPr>
-          <w:rFonts w:hint="eastAsia" w:ascii="宋体" w:hAnsi="宋体" w:eastAsia="宋体" w:cstheme="minorHAnsi"/>
-          <w:lang w:eastAsia="zh-CN"/>
-        </w:rPr>
-        <w:t>与重量</w:t>
-      </w:r>
-    </w:p>
-    <w:p>
-      <w:pPr>
-        <w:pStyle w:val="3"/>
-        <w:ind w:firstLine="357" w:firstLineChars="170"/>
-        <w:rPr>
-          <w:rFonts w:ascii="宋体" w:hAnsi="宋体" w:eastAsia="宋体" w:cstheme="minorHAnsi"/>
-          <w:color w:val="000000" w:themeColor="text1"/>
-          <w:sz w:val="18"/>
-          <w:szCs w:val="18"/>
-          <w:lang w:eastAsia="zh-CN"/>
+        <w:t>_table</w:t>
+      </w:r>
+      <w:r>
+        <w:rPr>
+          <w:rFonts w:hint="eastAsia" w:asciiTheme="minorEastAsia" w:hAnsiTheme="minorEastAsia" w:eastAsiaTheme="minorEastAsia" w:cstheme="minorEastAsia"/>
+          <w:color w:val="9BBB59" w:themeColor="accent3"/>
+          <w:szCs w:val="21"/>
+          <w:lang w:val="en-US" w:eastAsia="zh-CN"/>
           <w14:textFill>
             <w14:solidFill>
-              <w14:schemeClr w14:val="tx1"/>
+              <w14:schemeClr w14:val="accent3"/>
             </w14:solidFill>
           </w14:textFill>
         </w:rPr>
-      </w:pPr>
+        <w:t>}</w:t>
+      </w:r>
       <w:r>
         <w:rPr>
           <w:rFonts w:hint="default" w:asciiTheme="minorEastAsia" w:hAnsiTheme="minorEastAsia" w:eastAsiaTheme="minorEastAsia" w:cstheme="minorEastAsia"/>
@@ -14730,6 +14287,149 @@
             </w14:solidFill>
           </w14:textFill>
         </w:rPr>
+        <w:t>}</w:t>
+      </w:r>
+    </w:p>
+    <w:p>
+      <w:pPr>
+        <w:pStyle w:val="3"/>
+        <w:rPr>
+          <w:rFonts w:eastAsia="宋体"/>
+          <w:lang w:eastAsia="zh-CN"/>
+        </w:rPr>
+      </w:pPr>
+    </w:p>
+    <w:p>
+      <w:pPr>
+        <w:pStyle w:val="3"/>
+        <w:rPr>
+          <w:rFonts w:eastAsia="宋体"/>
+          <w:lang w:eastAsia="zh-CN"/>
+        </w:rPr>
+      </w:pPr>
+    </w:p>
+    <w:p>
+      <w:pPr>
+        <w:pStyle w:val="3"/>
+        <w:rPr>
+          <w:rFonts w:eastAsia="宋体"/>
+          <w:lang w:eastAsia="zh-CN"/>
+        </w:rPr>
+      </w:pPr>
+    </w:p>
+    <w:p>
+      <w:pPr>
+        <w:pStyle w:val="3"/>
+        <w:rPr>
+          <w:rFonts w:eastAsia="宋体"/>
+          <w:lang w:eastAsia="zh-CN"/>
+        </w:rPr>
+      </w:pPr>
+    </w:p>
+    <w:p>
+      <w:pPr>
+        <w:pStyle w:val="3"/>
+        <w:rPr>
+          <w:rFonts w:eastAsia="宋体"/>
+          <w:lang w:eastAsia="zh-CN"/>
+        </w:rPr>
+      </w:pPr>
+    </w:p>
+    <w:p>
+      <w:pPr>
+        <w:pStyle w:val="3"/>
+        <w:rPr>
+          <w:rFonts w:eastAsia="宋体"/>
+          <w:lang w:eastAsia="zh-CN"/>
+        </w:rPr>
+      </w:pPr>
+    </w:p>
+    <w:p>
+      <w:pPr>
+        <w:pStyle w:val="3"/>
+        <w:rPr>
+          <w:rFonts w:hint="eastAsia" w:eastAsia="宋体"/>
+          <w:lang w:eastAsia="zh-CN"/>
+        </w:rPr>
+      </w:pPr>
+    </w:p>
+    <w:p>
+      <w:pPr>
+        <w:pStyle w:val="4"/>
+        <w:ind w:left="738" w:hanging="498"/>
+        <w:rPr>
+          <w:rFonts w:hint="eastAsia" w:ascii="宋体" w:hAnsi="宋体" w:eastAsia="宋体" w:cstheme="minorHAnsi"/>
+          <w:i/>
+        </w:rPr>
+      </w:pPr>
+      <w:r>
+        <w:rPr>
+          <w:rFonts w:hint="eastAsia" w:ascii="宋体" w:hAnsi="宋体" w:eastAsia="宋体" w:cstheme="minorHAnsi"/>
+          <w:lang w:eastAsia="zh-CN"/>
+        </w:rPr>
+        <w:t>外</w:t>
+      </w:r>
+      <w:r>
+        <w:rPr>
+          <w:rFonts w:hint="eastAsia" w:ascii="宋体" w:hAnsi="宋体" w:eastAsia="宋体" w:cs="微软雅黑"/>
+          <w:lang w:eastAsia="zh-CN"/>
+        </w:rPr>
+        <w:t>观图</w:t>
+      </w:r>
+      <w:bookmarkEnd w:id="17"/>
+    </w:p>
+    <w:p>
+      <w:pPr>
+        <w:pStyle w:val="3"/>
+        <w:ind w:firstLine="168" w:firstLineChars="80"/>
+        <w:rPr>
+          <w:rFonts w:hint="eastAsia" w:ascii="宋体" w:hAnsi="宋体" w:eastAsia="宋体"/>
+          <w:lang w:eastAsia="zh-CN"/>
+        </w:rPr>
+      </w:pPr>
+      <w:r>
+        <w:rPr>
+          <w:rFonts w:ascii="宋体" w:hAnsi="宋体" w:eastAsia="宋体"/>
+          <w:lang w:eastAsia="zh-CN"/>
+        </w:rPr>
+        <w:t xml:space="preserve">                       </w:t>
+      </w:r>
+      <w:r>
+        <w:rPr>
+          <w:rFonts w:hint="eastAsia" w:ascii="宋体" w:hAnsi="宋体" w:eastAsia="宋体"/>
+          <w:lang w:eastAsia="zh-CN"/>
+        </w:rPr>
+        <w:t xml:space="preserve">           </w:t>
+      </w:r>
+      <w:r>
+        <w:rPr>
+          <w:rFonts w:ascii="宋体" w:hAnsi="宋体" w:eastAsia="宋体"/>
+          <w:lang w:eastAsia="zh-CN"/>
+        </w:rPr>
+        <w:t xml:space="preserve">  </w:t>
+      </w:r>
+    </w:p>
+    <w:p>
+      <w:pPr>
+        <w:pStyle w:val="3"/>
+        <w:ind w:firstLine="357" w:firstLineChars="170"/>
+        <w:rPr>
+          <w:rFonts w:ascii="宋体" w:hAnsi="宋体" w:eastAsia="宋体"/>
+          <w:lang w:eastAsia="zh-CN"/>
+        </w:rPr>
+      </w:pPr>
+      <w:r>
+        <w:rPr>
+          <w:rFonts w:hint="default" w:asciiTheme="minorEastAsia" w:hAnsiTheme="minorEastAsia" w:eastAsiaTheme="minorEastAsia" w:cstheme="minorEastAsia"/>
+          <w:color w:val="9BBB59" w:themeColor="accent3"/>
+          <w:szCs w:val="21"/>
+          <w:lang w:val="en-US" w:eastAsia="zh-CN"/>
+          <w14:textFill>
+            <w14:solidFill>
+              <w14:schemeClr w14:val="accent3"/>
+            </w14:solidFill>
+          </w14:textFill>
+        </w:rPr>
         <w:t>{</w:t>
       </w:r>
       <w:r>
@@ -14744,7 +14444,7 @@
             </w14:solidFill>
           </w14:textFill>
         </w:rPr>
-        <w:t>{dimensions_and_weight}</w:t>
+        <w:t>{appearance_image}</w:t>
       </w:r>
       <w:r>
         <w:rPr>
@@ -14763,45 +14463,141 @@
     </w:p>
     <w:p>
       <w:pPr>
+        <w:pStyle w:val="3"/>
+        <w:ind w:firstLine="168" w:firstLineChars="80"/>
+        <w:rPr>
+          <w:rFonts w:ascii="宋体" w:hAnsi="宋体" w:eastAsia="宋体"/>
+          <w:lang w:eastAsia="zh-CN"/>
+        </w:rPr>
+      </w:pPr>
+    </w:p>
+    <w:p>
+      <w:pPr>
+        <w:pStyle w:val="3"/>
+        <w:ind w:firstLine="168" w:firstLineChars="80"/>
+        <w:rPr>
+          <w:rFonts w:hint="eastAsia" w:ascii="宋体" w:hAnsi="宋体" w:eastAsia="宋体"/>
+          <w:lang w:eastAsia="zh-CN"/>
+        </w:rPr>
+      </w:pPr>
+    </w:p>
+    <w:p>
+      <w:pPr>
+        <w:pStyle w:val="3"/>
+        <w:ind w:firstLine="168" w:firstLineChars="80"/>
+        <w:rPr>
+          <w:rFonts w:hint="eastAsia" w:ascii="宋体" w:hAnsi="宋体" w:eastAsia="宋体"/>
+          <w:lang w:eastAsia="zh-CN"/>
+        </w:rPr>
+      </w:pPr>
+    </w:p>
+    <w:p>
+      <w:pPr>
+        <w:pStyle w:val="3"/>
+        <w:ind w:firstLine="0"/>
+        <w:rPr>
+          <w:rFonts w:hint="eastAsia" w:ascii="宋体" w:hAnsi="宋体" w:eastAsia="宋体" w:cstheme="minorHAnsi"/>
+          <w:sz w:val="18"/>
+          <w:szCs w:val="16"/>
+          <w:lang w:eastAsia="zh-CN"/>
+        </w:rPr>
+      </w:pPr>
+    </w:p>
+    <w:p>
+      <w:pPr>
+        <w:pStyle w:val="3"/>
+        <w:ind w:firstLine="0"/>
+        <w:jc w:val="center"/>
+        <w:rPr>
+          <w:rFonts w:hint="eastAsia" w:ascii="宋体" w:hAnsi="宋体" w:eastAsia="宋体" w:cstheme="minorHAnsi"/>
+          <w:sz w:val="18"/>
+          <w:szCs w:val="16"/>
+        </w:rPr>
+      </w:pPr>
+      <w:r>
+        <w:rPr>
+          <w:rFonts w:ascii="宋体" w:hAnsi="宋体" w:eastAsia="宋体" w:cstheme="minorHAnsi"/>
+          <w:sz w:val="18"/>
+          <w:szCs w:val="16"/>
+        </w:rPr>
+        <w:t xml:space="preserve">Fig.1 </w:t>
+      </w:r>
+      <w:r>
+        <w:rPr>
+          <w:rFonts w:hint="eastAsia" w:ascii="宋体" w:hAnsi="宋体" w:eastAsia="宋体" w:cstheme="minorHAnsi"/>
+          <w:sz w:val="18"/>
+          <w:szCs w:val="16"/>
+          <w:lang w:eastAsia="zh-CN"/>
+        </w:rPr>
+        <w:t>本体外</w:t>
+      </w:r>
+      <w:r>
+        <w:rPr>
+          <w:rFonts w:hint="eastAsia" w:ascii="宋体" w:hAnsi="宋体" w:eastAsia="宋体" w:cs="微软雅黑"/>
+          <w:sz w:val="18"/>
+          <w:szCs w:val="16"/>
+          <w:lang w:eastAsia="zh-CN"/>
+        </w:rPr>
+        <w:t>观</w:t>
+      </w:r>
+      <w:r>
+        <w:rPr>
+          <w:rFonts w:ascii="宋体" w:hAnsi="宋体" w:eastAsia="宋体" w:cstheme="minorHAnsi"/>
+          <w:sz w:val="18"/>
+          <w:szCs w:val="16"/>
+        </w:rPr>
+        <w:t xml:space="preserve"> </w:t>
+      </w:r>
+    </w:p>
+    <w:p>
+      <w:pPr>
         <w:pStyle w:val="4"/>
         <w:ind w:left="738" w:hanging="498"/>
         <w:rPr>
+          <w:rFonts w:hint="eastAsia" w:ascii="宋体" w:hAnsi="宋体" w:eastAsia="宋体" w:cstheme="minorHAnsi"/>
+        </w:rPr>
+      </w:pPr>
+      <w:bookmarkStart w:id="18" w:name="_Toc202193127"/>
+      <w:r>
+        <w:rPr>
+          <w:rFonts w:hint="eastAsia" w:ascii="宋体" w:hAnsi="宋体" w:eastAsia="宋体" w:cstheme="minorHAnsi"/>
+          <w:lang w:eastAsia="zh-CN"/>
+        </w:rPr>
+        <w:t>尺寸</w:t>
+      </w:r>
+      <w:bookmarkEnd w:id="18"/>
+      <w:r>
+        <w:rPr>
           <w:rFonts w:ascii="宋体" w:hAnsi="宋体" w:eastAsia="宋体" w:cstheme="minorHAnsi"/>
-          <w:lang w:eastAsia="zh-CN"/>
-        </w:rPr>
-      </w:pPr>
+        </w:rPr>
+        <w:t xml:space="preserve"> </w:t>
+      </w:r>
       <w:r>
         <w:rPr>
           <w:rFonts w:hint="eastAsia" w:ascii="宋体" w:hAnsi="宋体" w:eastAsia="宋体" w:cstheme="minorHAnsi"/>
           <w:lang w:eastAsia="zh-CN"/>
         </w:rPr>
-        <w:t>材料</w:t>
-      </w:r>
-    </w:p>
-    <w:p>
-      <w:pPr>
-        <w:pStyle w:val="5"/>
-        <w:bidi w:val="0"/>
-        <w:rPr>
-          <w:rFonts w:hint="eastAsia"/>
-          <w:lang w:val="en-US" w:eastAsia="zh-CN"/>
-        </w:rPr>
-      </w:pPr>
-      <w:r>
-        <w:rPr>
-          <w:rFonts w:hint="eastAsia" w:ascii="宋体" w:hAnsi="宋体" w:eastAsia="宋体" w:cstheme="minorHAnsi"/>
-          <w:b/>
-          <w:kern w:val="2"/>
-          <w:sz w:val="21"/>
-          <w:lang w:val="en-US" w:eastAsia="zh-CN" w:bidi="ar-SA"/>
-        </w:rPr>
-        <w:t>主体</w:t>
+        <w:t>与重量</w:t>
       </w:r>
     </w:p>
     <w:p>
       <w:pPr>
         <w:pStyle w:val="3"/>
-        <w:ind w:left="0" w:leftChars="0" w:firstLine="630" w:firstLineChars="300"/>
+        <w:ind w:firstLine="357" w:firstLineChars="170"/>
+        <w:rPr>
+          <w:rFonts w:ascii="宋体" w:hAnsi="宋体" w:eastAsia="宋体" w:cstheme="minorHAnsi"/>
+          <w:color w:val="000000" w:themeColor="text1"/>
+          <w:sz w:val="18"/>
+          <w:szCs w:val="18"/>
+          <w:lang w:eastAsia="zh-CN"/>
+          <w14:textFill>
+            <w14:solidFill>
+              <w14:schemeClr w14:val="tx1"/>
+            </w14:solidFill>
+          </w14:textFill>
+        </w:rPr>
+      </w:pPr>
+      <w:r>
         <w:rPr>
           <w:rFonts w:hint="default" w:asciiTheme="minorEastAsia" w:hAnsiTheme="minorEastAsia" w:eastAsiaTheme="minorEastAsia" w:cstheme="minorEastAsia"/>
           <w:color w:val="9BBB59" w:themeColor="accent3"/>
@@ -14813,7 +14609,22 @@
             </w14:solidFill>
           </w14:textFill>
         </w:rPr>
-      </w:pPr>
+        <w:t>{</w:t>
+      </w:r>
+      <w:r>
+        <w:rPr>
+          <w:rFonts w:hint="eastAsia" w:asciiTheme="minorEastAsia" w:hAnsiTheme="minorEastAsia" w:eastAsiaTheme="minorEastAsia" w:cstheme="minorEastAsia"/>
+          <w:color w:val="9BBB59" w:themeColor="accent3"/>
+          <w:szCs w:val="21"/>
+          <w:lang w:val="en-US" w:eastAsia="zh-CN"/>
+          <w14:textFill>
+            <w14:solidFill>
+              <w14:schemeClr w14:val="accent3"/>
+            </w14:solidFill>
+          </w14:textFill>
+        </w:rPr>
+        <w:t>{dimensions_and_weight}</w:t>
+      </w:r>
       <w:r>
         <w:rPr>
           <w:rFonts w:hint="default" w:asciiTheme="minorEastAsia" w:hAnsiTheme="minorEastAsia" w:eastAsiaTheme="minorEastAsia" w:cstheme="minorEastAsia"/>
@@ -14826,6 +14637,74 @@
             </w14:solidFill>
           </w14:textFill>
         </w:rPr>
+        <w:t>}</w:t>
+      </w:r>
+    </w:p>
+    <w:p>
+      <w:pPr>
+        <w:pStyle w:val="4"/>
+        <w:ind w:left="738" w:hanging="498"/>
+        <w:rPr>
+          <w:rFonts w:ascii="宋体" w:hAnsi="宋体" w:eastAsia="宋体" w:cstheme="minorHAnsi"/>
+          <w:lang w:eastAsia="zh-CN"/>
+        </w:rPr>
+      </w:pPr>
+      <w:r>
+        <w:rPr>
+          <w:rFonts w:hint="eastAsia" w:ascii="宋体" w:hAnsi="宋体" w:eastAsia="宋体" w:cstheme="minorHAnsi"/>
+          <w:lang w:eastAsia="zh-CN"/>
+        </w:rPr>
+        <w:t>材料</w:t>
+      </w:r>
+    </w:p>
+    <w:p>
+      <w:pPr>
+        <w:pStyle w:val="5"/>
+        <w:bidi w:val="0"/>
+        <w:rPr>
+          <w:rFonts w:hint="eastAsia"/>
+          <w:lang w:val="en-US" w:eastAsia="zh-CN"/>
+        </w:rPr>
+      </w:pPr>
+      <w:r>
+        <w:rPr>
+          <w:rFonts w:hint="eastAsia" w:ascii="宋体" w:hAnsi="宋体" w:eastAsia="宋体" w:cstheme="minorHAnsi"/>
+          <w:b/>
+          <w:kern w:val="2"/>
+          <w:sz w:val="21"/>
+          <w:lang w:val="en-US" w:eastAsia="zh-CN" w:bidi="ar-SA"/>
+        </w:rPr>
+        <w:t>主体</w:t>
+      </w:r>
+    </w:p>
+    <w:p>
+      <w:pPr>
+        <w:pStyle w:val="3"/>
+        <w:ind w:left="0" w:leftChars="0" w:firstLine="630" w:firstLineChars="300"/>
+        <w:rPr>
+          <w:rFonts w:hint="default" w:asciiTheme="minorEastAsia" w:hAnsiTheme="minorEastAsia" w:eastAsiaTheme="minorEastAsia" w:cstheme="minorEastAsia"/>
+          <w:color w:val="9BBB59" w:themeColor="accent3"/>
+          <w:szCs w:val="21"/>
+          <w:lang w:val="en-US" w:eastAsia="zh-CN"/>
+          <w14:textFill>
+            <w14:solidFill>
+              <w14:schemeClr w14:val="accent3"/>
+            </w14:solidFill>
+          </w14:textFill>
+        </w:rPr>
+      </w:pPr>
+      <w:r>
+        <w:rPr>
+          <w:rFonts w:hint="default" w:asciiTheme="minorEastAsia" w:hAnsiTheme="minorEastAsia" w:eastAsiaTheme="minorEastAsia" w:cstheme="minorEastAsia"/>
+          <w:color w:val="9BBB59" w:themeColor="accent3"/>
+          <w:szCs w:val="21"/>
+          <w:lang w:val="en-US" w:eastAsia="zh-CN"/>
+          <w14:textFill>
+            <w14:solidFill>
+              <w14:schemeClr w14:val="accent3"/>
+            </w14:solidFill>
+          </w14:textFill>
+        </w:rPr>
         <w:t>{</w:t>
       </w:r>
       <w:r>
@@ -15191,17 +15070,17 @@
           <w:lang w:eastAsia="zh-CN"/>
         </w:rPr>
       </w:pPr>
-      <w:bookmarkStart w:id="22" w:name="_Toc467248795"/>
-      <w:bookmarkStart w:id="23" w:name="_Toc430078164"/>
+      <w:bookmarkStart w:id="22" w:name="_Toc258845997"/>
+      <w:bookmarkStart w:id="23" w:name="_Toc290465173"/>
       <w:bookmarkStart w:id="24" w:name="_Toc467237212"/>
       <w:bookmarkStart w:id="25" w:name="_Toc430077708"/>
-      <w:bookmarkStart w:id="26" w:name="_Toc290465415"/>
-      <w:bookmarkStart w:id="27" w:name="_Toc502153141"/>
-      <w:bookmarkStart w:id="28" w:name="_Toc177564649"/>
-      <w:bookmarkStart w:id="29" w:name="_Toc384799939"/>
-      <w:bookmarkStart w:id="30" w:name="_Toc290384785"/>
-      <w:bookmarkStart w:id="31" w:name="_Toc290465173"/>
-      <w:bookmarkStart w:id="32" w:name="_Toc258845997"/>
+      <w:bookmarkStart w:id="26" w:name="_Toc177564649"/>
+      <w:bookmarkStart w:id="27" w:name="_Toc290465415"/>
+      <w:bookmarkStart w:id="28" w:name="_Toc467248795"/>
+      <w:bookmarkStart w:id="29" w:name="_Toc290384785"/>
+      <w:bookmarkStart w:id="30" w:name="_Toc384799939"/>
+      <w:bookmarkStart w:id="31" w:name="_Toc502153141"/>
+      <w:bookmarkStart w:id="32" w:name="_Toc430078164"/>
       <w:bookmarkStart w:id="33" w:name="_Toc202193136"/>
       <w:bookmarkStart w:id="34" w:name="_Hlk201528909"/>
       <w:r>
@@ -15379,7 +15258,7 @@
             </w14:solidFill>
           </w14:textFill>
         </w:rPr>
-        <w:t>{storage_and_transport}</w:t>
+        <w:t>{storage_and_transport_conditions}</w:t>
       </w:r>
       <w:r>
         <w:rPr>
@@ -15767,10 +15646,10 @@
         </w:rPr>
       </w:pPr>
       <w:bookmarkStart w:id="39" w:name="_Toc467237252"/>
-      <w:bookmarkStart w:id="40" w:name="_Toc467248836"/>
-      <w:bookmarkStart w:id="41" w:name="_Toc502153168"/>
-      <w:bookmarkStart w:id="42" w:name="_Toc177564687"/>
-      <w:bookmarkStart w:id="43" w:name="_Toc202193142"/>
+      <w:bookmarkStart w:id="40" w:name="_Toc202193142"/>
+      <w:bookmarkStart w:id="41" w:name="_Toc177564687"/>
+      <w:bookmarkStart w:id="42" w:name="_Toc502153168"/>
+      <w:bookmarkStart w:id="43" w:name="_Toc467248836"/>
       <w:r>
         <w:rPr>
           <w:rFonts w:hint="eastAsia" w:ascii="宋体" w:hAnsi="宋体" w:eastAsia="宋体" w:cs="Calibri"/>
@@ -16010,8 +15889,8 @@
         <w:pStyle w:val="3"/>
         <w:ind w:firstLine="567" w:firstLineChars="270"/>
         <w:rPr>
-          <w:rFonts w:hint="eastAsia"/>
-          <w:lang w:eastAsia="zh-CN"/>
+          <w:rFonts w:hint="default" w:eastAsia="微软雅黑"/>
+          <w:lang w:val="en-US" w:eastAsia="zh-CN"/>
         </w:rPr>
       </w:pPr>
       <w:r>
@@ -16040,7 +15919,7 @@
             </w14:solidFill>
           </w14:textFill>
         </w:rPr>
-        <w:t>{function_block_table}</w:t>
+        <w:t>{function_block_image}</w:t>
       </w:r>
       <w:r>
         <w:rPr>
@@ -16059,45 +15938,12 @@
     </w:p>
     <w:p>
       <w:pPr>
-        <w:pStyle w:val="5"/>
-        <w:ind w:left="1189"/>
-        <w:rPr>
-          <w:rFonts w:hint="eastAsia" w:ascii="宋体" w:hAnsi="宋体" w:eastAsia="宋体" w:cs="MS PGothic"/>
-          <w:b/>
-          <w:bCs/>
-          <w:lang w:eastAsia="zh-CN"/>
-        </w:rPr>
-      </w:pPr>
-      <w:r>
-        <w:rPr>
-          <w:rFonts w:hint="eastAsia" w:ascii="宋体" w:hAnsi="宋体" w:eastAsia="宋体"/>
-          <w:b/>
-          <w:bCs/>
-          <w:lang w:eastAsia="zh-CN"/>
-        </w:rPr>
-        <w:t>绝缘图</w:t>
-      </w:r>
-    </w:p>
-    <w:p>
-      <w:pPr>
-        <w:pStyle w:val="5"/>
-        <w:ind w:left="1189"/>
-        <w:rPr>
-          <w:rFonts w:hint="eastAsia" w:ascii="宋体" w:hAnsi="宋体" w:eastAsia="宋体"/>
-          <w:b/>
-          <w:bCs/>
-          <w:lang w:eastAsia="zh-CN"/>
-        </w:rPr>
-      </w:pPr>
-      <w:r>
-        <w:rPr>
-          <w:rFonts w:hint="eastAsia" w:ascii="宋体" w:hAnsi="宋体" w:eastAsia="宋体" w:cs="微软雅黑"/>
-          <w:b/>
-          <w:bCs/>
-          <w:lang w:eastAsia="zh-CN"/>
-        </w:rPr>
-        <w:t>软件构成图</w:t>
-      </w:r>
+        <w:pStyle w:val="3"/>
+        <w:rPr>
+          <w:rFonts w:hint="eastAsia"/>
+          <w:lang w:eastAsia="zh-CN"/>
+        </w:rPr>
+      </w:pPr>
     </w:p>
     <w:p>
       <w:pPr>
@@ -16134,7 +15980,7 @@
             </w14:solidFill>
           </w14:textFill>
         </w:rPr>
-        <w:t>{function_block_image}</w:t>
+        <w:t>{function_block_table}</w:t>
       </w:r>
       <w:r>
         <w:rPr>
@@ -16150,6 +15996,59 @@
         </w:rPr>
         <w:t>}</w:t>
       </w:r>
+      <w:bookmarkStart w:id="60" w:name="_GoBack"/>
+      <w:bookmarkEnd w:id="60"/>
+    </w:p>
+    <w:p>
+      <w:pPr>
+        <w:pStyle w:val="5"/>
+        <w:ind w:left="1189"/>
+        <w:rPr>
+          <w:rFonts w:hint="eastAsia" w:ascii="宋体" w:hAnsi="宋体" w:eastAsia="宋体" w:cs="MS PGothic"/>
+          <w:b/>
+          <w:bCs/>
+          <w:lang w:eastAsia="zh-CN"/>
+        </w:rPr>
+      </w:pPr>
+      <w:r>
+        <w:rPr>
+          <w:rFonts w:hint="eastAsia" w:ascii="宋体" w:hAnsi="宋体" w:eastAsia="宋体"/>
+          <w:b/>
+          <w:bCs/>
+          <w:lang w:eastAsia="zh-CN"/>
+        </w:rPr>
+        <w:t>绝缘图</w:t>
+      </w:r>
+    </w:p>
+    <w:p>
+      <w:pPr>
+        <w:pStyle w:val="5"/>
+        <w:ind w:left="1189"/>
+        <w:rPr>
+          <w:rFonts w:hint="eastAsia" w:ascii="宋体" w:hAnsi="宋体" w:eastAsia="宋体"/>
+          <w:b/>
+          <w:bCs/>
+          <w:lang w:eastAsia="zh-CN"/>
+        </w:rPr>
+      </w:pPr>
+      <w:r>
+        <w:rPr>
+          <w:rFonts w:hint="eastAsia" w:ascii="宋体" w:hAnsi="宋体" w:eastAsia="宋体" w:cs="微软雅黑"/>
+          <w:b/>
+          <w:bCs/>
+          <w:lang w:eastAsia="zh-CN"/>
+        </w:rPr>
+        <w:t>软件构成图</w:t>
+      </w:r>
+    </w:p>
+    <w:p>
+      <w:pPr>
+        <w:pStyle w:val="3"/>
+        <w:rPr>
+          <w:rFonts w:hint="eastAsia"/>
+          <w:lang w:eastAsia="zh-CN"/>
+        </w:rPr>
+      </w:pPr>
     </w:p>
     <w:bookmarkEnd w:id="46"/>
     <w:p>
@@ -16358,10 +16257,10 @@
           <w:rFonts w:hint="eastAsia" w:ascii="宋体" w:hAnsi="宋体" w:eastAsia="宋体"/>
         </w:rPr>
       </w:pPr>
-      <w:bookmarkStart w:id="47" w:name="_Toc467237226"/>
-      <w:bookmarkStart w:id="48" w:name="_Toc467248809"/>
-      <w:bookmarkStart w:id="49" w:name="_Toc502153154"/>
-      <w:bookmarkStart w:id="50" w:name="_Toc177564664"/>
+      <w:bookmarkStart w:id="47" w:name="_Toc177564664"/>
+      <w:bookmarkStart w:id="48" w:name="_Toc502153154"/>
+      <w:bookmarkStart w:id="49" w:name="_Toc467248809"/>
+      <w:bookmarkStart w:id="50" w:name="_Toc467237226"/>
       <w:bookmarkStart w:id="51" w:name="_Hlk201529208"/>
       <w:r>
         <w:rPr>
@@ -16834,27 +16733,9 @@
     </w:p>
     <w:p>
       <w:pPr>
-        <w:pStyle w:val="4"/>
-        <w:ind w:left="738" w:hanging="498"/>
-        <w:rPr>
-          <w:rFonts w:hint="eastAsia" w:ascii="宋体" w:hAnsi="宋体" w:eastAsia="宋体"/>
-          <w:lang w:eastAsia="zh-CN"/>
-        </w:rPr>
-      </w:pPr>
-      <w:r>
-        <w:rPr>
-          <w:rFonts w:hint="eastAsia" w:ascii="宋体" w:hAnsi="宋体" w:eastAsia="宋体"/>
-          <w:lang w:eastAsia="zh-CN"/>
-        </w:rPr>
-        <w:t>关于机器安全的防护与警示</w:t>
-      </w:r>
-    </w:p>
-    <w:p>
-      <w:pPr>
         <w:pStyle w:val="3"/>
         <w:ind w:firstLine="357" w:firstLineChars="170"/>
         <w:rPr>
-          <w:rFonts w:hint="eastAsia"/>
           <w:lang w:eastAsia="zh-CN"/>
         </w:rPr>
       </w:pPr>
@@ -16884,7 +16765,7 @@
             </w14:solidFill>
           </w14:textFill>
         </w:rPr>
-        <w:t>{equipment_safety_protection_and_warnings}</w:t>
+        <w:t>{device_classification}</w:t>
       </w:r>
       <w:r>
         <w:rPr>
@@ -16906,22 +16787,28 @@
         <w:pStyle w:val="4"/>
         <w:ind w:left="738" w:hanging="498"/>
         <w:rPr>
-          <w:rFonts w:ascii="宋体" w:hAnsi="宋体" w:eastAsia="宋体"/>
-          <w:lang w:eastAsia="zh-CN"/>
-        </w:rPr>
-      </w:pPr>
-      <w:r>
-        <w:rPr>
           <w:rFonts w:hint="eastAsia" w:ascii="宋体" w:hAnsi="宋体" w:eastAsia="宋体"/>
           <w:lang w:eastAsia="zh-CN"/>
         </w:rPr>
-        <w:t>生理学和技术性的其他警报、通知</w:t>
+      </w:pPr>
+      <w:r>
+        <w:rPr>
+          <w:rFonts w:hint="eastAsia" w:ascii="宋体" w:hAnsi="宋体" w:eastAsia="宋体"/>
+          <w:lang w:eastAsia="zh-CN"/>
+        </w:rPr>
+        <w:t>关于机器安全的防护与警示</w:t>
       </w:r>
     </w:p>
     <w:p>
       <w:pPr>
         <w:pStyle w:val="3"/>
-        <w:ind w:firstLine="462" w:firstLineChars="220"/>
+        <w:ind w:firstLine="357" w:firstLineChars="170"/>
+        <w:rPr>
+          <w:rFonts w:hint="eastAsia"/>
+          <w:lang w:eastAsia="zh-CN"/>
+        </w:rPr>
+      </w:pPr>
+      <w:r>
         <w:rPr>
           <w:rFonts w:hint="default" w:asciiTheme="minorEastAsia" w:hAnsiTheme="minorEastAsia" w:eastAsiaTheme="minorEastAsia" w:cstheme="minorEastAsia"/>
           <w:color w:val="9BBB59" w:themeColor="accent3"/>
@@ -16933,7 +16820,22 @@
             </w14:solidFill>
           </w14:textFill>
         </w:rPr>
-      </w:pPr>
+        <w:t>{</w:t>
+      </w:r>
+      <w:r>
+        <w:rPr>
+          <w:rFonts w:hint="eastAsia" w:asciiTheme="minorEastAsia" w:hAnsiTheme="minorEastAsia" w:eastAsiaTheme="minorEastAsia" w:cstheme="minorEastAsia"/>
+          <w:color w:val="9BBB59" w:themeColor="accent3"/>
+          <w:szCs w:val="21"/>
+          <w:lang w:val="en-US" w:eastAsia="zh-CN"/>
+          <w14:textFill>
+            <w14:solidFill>
+              <w14:schemeClr w14:val="accent3"/>
+            </w14:solidFill>
+          </w14:textFill>
+        </w:rPr>
+        <w:t>{equipment_safety_protection_and_warnings}</w:t>
+      </w:r>
       <w:r>
         <w:rPr>
           <w:rFonts w:hint="default" w:asciiTheme="minorEastAsia" w:hAnsiTheme="minorEastAsia" w:eastAsiaTheme="minorEastAsia" w:cstheme="minorEastAsia"/>
@@ -16946,6 +16848,54 @@
             </w14:solidFill>
           </w14:textFill>
         </w:rPr>
+        <w:t>}</w:t>
+      </w:r>
+    </w:p>
+    <w:p>
+      <w:pPr>
+        <w:pStyle w:val="4"/>
+        <w:ind w:left="738" w:hanging="498"/>
+        <w:rPr>
+          <w:rFonts w:ascii="宋体" w:hAnsi="宋体" w:eastAsia="宋体"/>
+          <w:lang w:eastAsia="zh-CN"/>
+        </w:rPr>
+      </w:pPr>
+      <w:r>
+        <w:rPr>
+          <w:rFonts w:hint="eastAsia" w:ascii="宋体" w:hAnsi="宋体" w:eastAsia="宋体"/>
+          <w:lang w:eastAsia="zh-CN"/>
+        </w:rPr>
+        <w:t>生理学和技术性的其他警报、通知</w:t>
+      </w:r>
+    </w:p>
+    <w:p>
+      <w:pPr>
+        <w:pStyle w:val="3"/>
+        <w:ind w:firstLine="462" w:firstLineChars="220"/>
+        <w:rPr>
+          <w:rFonts w:hint="default" w:asciiTheme="minorEastAsia" w:hAnsiTheme="minorEastAsia" w:eastAsiaTheme="minorEastAsia" w:cstheme="minorEastAsia"/>
+          <w:color w:val="9BBB59" w:themeColor="accent3"/>
+          <w:szCs w:val="21"/>
+          <w:lang w:val="en-US" w:eastAsia="zh-CN"/>
+          <w14:textFill>
+            <w14:solidFill>
+              <w14:schemeClr w14:val="accent3"/>
+            </w14:solidFill>
+          </w14:textFill>
+        </w:rPr>
+      </w:pPr>
+      <w:r>
+        <w:rPr>
+          <w:rFonts w:hint="default" w:asciiTheme="minorEastAsia" w:hAnsiTheme="minorEastAsia" w:eastAsiaTheme="minorEastAsia" w:cstheme="minorEastAsia"/>
+          <w:color w:val="9BBB59" w:themeColor="accent3"/>
+          <w:szCs w:val="21"/>
+          <w:lang w:val="en-US" w:eastAsia="zh-CN"/>
+          <w14:textFill>
+            <w14:solidFill>
+              <w14:schemeClr w14:val="accent3"/>
+            </w14:solidFill>
+          </w14:textFill>
+        </w:rPr>
         <w:t>{</w:t>
       </w:r>
       <w:r>
@@ -17593,8 +17543,6 @@
           <w:lang w:eastAsia="zh-CN"/>
         </w:rPr>
       </w:pPr>
-      <w:bookmarkStart w:id="60" w:name="_GoBack"/>
-      <w:bookmarkEnd w:id="60"/>
     </w:p>
     <w:p>
       <w:pPr>
@@ -17926,7 +17874,7 @@
         </w14:shadow>
         <w14:reflection w14:blurRad="0" w14:stA="0" w14:stPos="0" w14:endA="0" w14:endPos="0" w14:dist="0" w14:dir="0" w14:fadeDir="0" w14:sx="0" w14:sy="0" w14:kx="0" w14:ky="0" w14:algn="none"/>
         <w14:props3d w14:extrusionH="0" w14:contourW="0" w14:prstMaterial="none"/>
-        <w14:scene3d w14:prst="orthographicFront">
+        <w14:scene3d>
           <w14:lightRig w14:rig="threePt" w14:dir="t">
             <w14:rot w14:lat="0" w14:lon="0" w14:rev="0"/>
           </w14:lightRig>
@@ -18238,7 +18186,7 @@
   <w:docDefaults>
     <w:rPrDefault>
       <w:rPr>
-        <w:rFonts w:ascii="Century" w:hAnsi="Century" w:eastAsia="Mincho" w:cs="Times New Roman"/>
+        <w:rFonts w:ascii="Times New Roman" w:hAnsi="Times New Roman" w:eastAsia="宋体" w:cs="Times New Roman"/>
       </w:rPr>
     </w:rPrDefault>
     <w:pPrDefault/>

--- a/static/templates/word/zh/基本规格书.docx
+++ b/static/templates/word/zh/基本规格书.docx
@@ -5343,8 +5343,6 @@
           <w:rFonts w:hint="eastAsia" w:ascii="宋体" w:hAnsi="宋体" w:eastAsia="宋体" w:cstheme="minorHAnsi"/>
         </w:rPr>
       </w:pPr>
-      <w:bookmarkStart w:id="27" w:name="_GoBack"/>
-      <w:bookmarkEnd w:id="27"/>
     </w:p>
     <w:p>
       <w:pPr>
@@ -5990,7 +5988,7 @@
               <w:rStyle w:val="41"/>
               <w:rFonts w:hint="eastAsia" w:ascii="宋体" w:hAnsi="宋体" w:eastAsia="宋体"/>
               <w:bCs/>
-              <w14:scene3d w14:prst="orthographicFront">
+              <w14:scene3d>
                 <w14:lightRig w14:rig="threePt" w14:dir="t">
                   <w14:rot w14:lat="0" w14:lon="0" w14:rev="0"/>
                 </w14:lightRig>
@@ -6113,7 +6111,7 @@
               <w:rStyle w:val="41"/>
               <w:rFonts w:hint="eastAsia" w:ascii="宋体" w:hAnsi="宋体" w:eastAsia="宋体"/>
               <w:bCs/>
-              <w14:scene3d w14:prst="orthographicFront">
+              <w14:scene3d>
                 <w14:lightRig w14:rig="threePt" w14:dir="t">
                   <w14:rot w14:lat="0" w14:lon="0" w14:rev="0"/>
                 </w14:lightRig>
@@ -6437,7 +6435,7 @@
               <w:rFonts w:hint="eastAsia" w:ascii="宋体" w:hAnsi="宋体" w:eastAsia="宋体" w:cstheme="minorHAnsi"/>
               <w:bCs/>
               <w:lang w:eastAsia="zh-CN"/>
-              <w14:scene3d w14:prst="orthographicFront">
+              <w14:scene3d>
                 <w14:lightRig w14:rig="threePt" w14:dir="t">
                   <w14:rot w14:lat="0" w14:lon="0" w14:rev="0"/>
                 </w14:lightRig>
@@ -6450,7 +6448,7 @@
               <w:rStyle w:val="41"/>
               <w:rFonts w:hint="eastAsia" w:ascii="宋体" w:hAnsi="宋体" w:eastAsia="宋体" w:cstheme="minorHAnsi"/>
               <w:bCs/>
-              <w14:scene3d w14:prst="orthographicFront">
+              <w14:scene3d>
                 <w14:lightRig w14:rig="threePt" w14:dir="t">
                   <w14:rot w14:lat="0" w14:lon="0" w14:rev="0"/>
                 </w14:lightRig>
@@ -6560,7 +6558,7 @@
               <w:rFonts w:hint="eastAsia" w:ascii="宋体" w:hAnsi="宋体" w:eastAsia="宋体" w:cstheme="minorHAnsi"/>
               <w:bCs/>
               <w:lang w:eastAsia="zh-CN"/>
-              <w14:scene3d w14:prst="orthographicFront">
+              <w14:scene3d>
                 <w14:lightRig w14:rig="threePt" w14:dir="t">
                   <w14:rot w14:lat="0" w14:lon="0" w14:rev="0"/>
                 </w14:lightRig>
@@ -6573,7 +6571,7 @@
               <w:rStyle w:val="41"/>
               <w:rFonts w:hint="eastAsia" w:ascii="宋体" w:hAnsi="宋体" w:eastAsia="宋体" w:cstheme="minorHAnsi"/>
               <w:bCs/>
-              <w14:scene3d w14:prst="orthographicFront">
+              <w14:scene3d>
                 <w14:lightRig w14:rig="threePt" w14:dir="t">
                   <w14:rot w14:lat="0" w14:lon="0" w14:rev="0"/>
                 </w14:lightRig>
@@ -6587,7 +6585,7 @@
               <w:rFonts w:hint="eastAsia" w:ascii="宋体" w:hAnsi="宋体" w:eastAsia="宋体" w:cstheme="minorHAnsi"/>
               <w:bCs/>
               <w:lang w:eastAsia="zh-CN"/>
-              <w14:scene3d w14:prst="orthographicFront">
+              <w14:scene3d>
                 <w14:lightRig w14:rig="threePt" w14:dir="t">
                   <w14:rot w14:lat="0" w14:lon="0" w14:rev="0"/>
                 </w14:lightRig>
@@ -6685,7 +6683,7 @@
               <w:rFonts w:hint="eastAsia" w:ascii="宋体" w:hAnsi="宋体" w:eastAsia="宋体" w:cstheme="minorHAnsi"/>
               <w:bCs/>
               <w:lang w:eastAsia="zh-CN"/>
-              <w14:scene3d w14:prst="orthographicFront">
+              <w14:scene3d>
                 <w14:lightRig w14:rig="threePt" w14:dir="t">
                   <w14:rot w14:lat="0" w14:lon="0" w14:rev="0"/>
                 </w14:lightRig>
@@ -6698,7 +6696,7 @@
               <w:rStyle w:val="41"/>
               <w:rFonts w:hint="eastAsia" w:ascii="宋体" w:hAnsi="宋体" w:eastAsia="宋体" w:cstheme="minorHAnsi"/>
               <w:bCs/>
-              <w14:scene3d w14:prst="orthographicFront">
+              <w14:scene3d>
                 <w14:lightRig w14:rig="threePt" w14:dir="t">
                   <w14:rot w14:lat="0" w14:lon="0" w14:rev="0"/>
                 </w14:lightRig>
@@ -6712,7 +6710,7 @@
               <w:rFonts w:hint="eastAsia" w:ascii="宋体" w:hAnsi="宋体" w:eastAsia="宋体" w:cstheme="minorHAnsi"/>
               <w:bCs/>
               <w:lang w:eastAsia="zh-CN"/>
-              <w14:scene3d w14:prst="orthographicFront">
+              <w14:scene3d>
                 <w14:lightRig w14:rig="threePt" w14:dir="t">
                   <w14:rot w14:lat="0" w14:lon="0" w14:rev="0"/>
                 </w14:lightRig>
@@ -6807,7 +6805,7 @@
               <w:rFonts w:hint="eastAsia" w:ascii="宋体" w:hAnsi="宋体" w:eastAsia="宋体" w:cstheme="minorHAnsi"/>
               <w:bCs/>
               <w:lang w:eastAsia="zh-CN"/>
-              <w14:scene3d w14:prst="orthographicFront">
+              <w14:scene3d>
                 <w14:lightRig w14:rig="threePt" w14:dir="t">
                   <w14:rot w14:lat="0" w14:lon="0" w14:rev="0"/>
                 </w14:lightRig>
@@ -6914,7 +6912,7 @@
               <w:rFonts w:hint="eastAsia" w:ascii="宋体" w:hAnsi="宋体" w:eastAsia="宋体" w:cs="微软雅黑"/>
               <w:bCs/>
               <w:lang w:eastAsia="zh-CN"/>
-              <w14:scene3d w14:prst="orthographicFront">
+              <w14:scene3d>
                 <w14:lightRig w14:rig="threePt" w14:dir="t">
                   <w14:rot w14:lat="0" w14:lon="0" w14:rev="0"/>
                 </w14:lightRig>
@@ -7046,7 +7044,7 @@
               <w:rFonts w:hint="eastAsia" w:ascii="宋体" w:hAnsi="宋体" w:eastAsia="宋体" w:cstheme="minorHAnsi"/>
               <w:bCs/>
               <w:lang w:eastAsia="zh-CN"/>
-              <w14:scene3d w14:prst="orthographicFront">
+              <w14:scene3d>
                 <w14:lightRig w14:rig="threePt" w14:dir="t">
                   <w14:rot w14:lat="0" w14:lon="0" w14:rev="0"/>
                 </w14:lightRig>
@@ -7165,7 +7163,7 @@
               <w:rFonts w:hint="eastAsia" w:ascii="宋体" w:hAnsi="宋体" w:eastAsia="宋体" w:cs="微软雅黑"/>
               <w:bCs/>
               <w:lang w:eastAsia="zh-CN"/>
-              <w14:scene3d w14:prst="orthographicFront">
+              <w14:scene3d>
                 <w14:lightRig w14:rig="threePt" w14:dir="t">
                   <w14:rot w14:lat="0" w14:lon="0" w14:rev="0"/>
                 </w14:lightRig>
@@ -7276,7 +7274,7 @@
               <w:rFonts w:hint="eastAsia" w:ascii="宋体" w:hAnsi="宋体" w:eastAsia="宋体" w:cs="微软雅黑"/>
               <w:bCs/>
               <w:lang w:eastAsia="zh-CN"/>
-              <w14:scene3d w14:prst="orthographicFront">
+              <w14:scene3d>
                 <w14:lightRig w14:rig="threePt" w14:dir="t">
                   <w14:rot w14:lat="0" w14:lon="0" w14:rev="0"/>
                 </w14:lightRig>
@@ -7379,7 +7377,7 @@
               <w:rFonts w:hint="eastAsia" w:ascii="宋体" w:hAnsi="宋体" w:eastAsia="宋体" w:cs="微软雅黑"/>
               <w:bCs/>
               <w:lang w:eastAsia="zh-CN"/>
-              <w14:scene3d w14:prst="orthographicFront">
+              <w14:scene3d>
                 <w14:lightRig w14:rig="threePt" w14:dir="t">
                   <w14:rot w14:lat="0" w14:lon="0" w14:rev="0"/>
                 </w14:lightRig>
@@ -7482,7 +7480,7 @@
               <w:rFonts w:hint="eastAsia" w:ascii="宋体" w:hAnsi="宋体" w:eastAsia="宋体" w:cs="微软雅黑"/>
               <w:bCs/>
               <w:lang w:eastAsia="zh-CN"/>
-              <w14:scene3d w14:prst="orthographicFront">
+              <w14:scene3d>
                 <w14:lightRig w14:rig="threePt" w14:dir="t">
                   <w14:rot w14:lat="0" w14:lon="0" w14:rev="0"/>
                 </w14:lightRig>
@@ -7586,7 +7584,7 @@
               <w:rFonts w:hint="eastAsia" w:ascii="宋体" w:hAnsi="宋体" w:eastAsia="宋体" w:cs="微软雅黑"/>
               <w:bCs/>
               <w:lang w:eastAsia="zh-CN"/>
-              <w14:scene3d w14:prst="orthographicFront">
+              <w14:scene3d>
                 <w14:lightRig w14:rig="threePt" w14:dir="t">
                   <w14:rot w14:lat="0" w14:lon="0" w14:rev="0"/>
                 </w14:lightRig>
@@ -7678,7 +7676,7 @@
               <w:rFonts w:hint="eastAsia" w:ascii="宋体" w:hAnsi="宋体" w:eastAsia="宋体" w:cs="微软雅黑"/>
               <w:bCs/>
               <w:lang w:eastAsia="zh-CN"/>
-              <w14:scene3d w14:prst="orthographicFront">
+              <w14:scene3d>
                 <w14:lightRig w14:rig="threePt" w14:dir="t">
                   <w14:rot w14:lat="0" w14:lon="0" w14:rev="0"/>
                 </w14:lightRig>
@@ -7770,7 +7768,7 @@
               <w:rFonts w:hint="eastAsia" w:ascii="宋体" w:hAnsi="宋体" w:eastAsia="宋体" w:cs="微软雅黑"/>
               <w:bCs/>
               <w:lang w:eastAsia="zh-CN"/>
-              <w14:scene3d w14:prst="orthographicFront">
+              <w14:scene3d>
                 <w14:lightRig w14:rig="threePt" w14:dir="t">
                   <w14:rot w14:lat="0" w14:lon="0" w14:rev="0"/>
                 </w14:lightRig>
@@ -7861,7 +7859,7 @@
               <w:rFonts w:hint="eastAsia" w:ascii="宋体" w:hAnsi="宋体" w:eastAsia="宋体" w:cs="微软雅黑"/>
               <w:bCs/>
               <w:lang w:eastAsia="zh-CN"/>
-              <w14:scene3d w14:prst="orthographicFront">
+              <w14:scene3d>
                 <w14:lightRig w14:rig="threePt" w14:dir="t">
                   <w14:rot w14:lat="0" w14:lon="0" w14:rev="0"/>
                 </w14:lightRig>
@@ -8070,7 +8068,7 @@
               <w:rFonts w:hint="eastAsia" w:ascii="宋体" w:hAnsi="宋体" w:eastAsia="宋体" w:cs="微软雅黑"/>
               <w:bCs/>
               <w:lang w:eastAsia="zh-CN"/>
-              <w14:scene3d w14:prst="orthographicFront">
+              <w14:scene3d>
                 <w14:lightRig w14:rig="threePt" w14:dir="t">
                   <w14:rot w14:lat="0" w14:lon="0" w14:rev="0"/>
                 </w14:lightRig>
@@ -8178,7 +8176,7 @@
               <w:rFonts w:hint="eastAsia" w:ascii="宋体" w:hAnsi="宋体" w:eastAsia="宋体" w:cstheme="minorHAnsi"/>
               <w:bCs/>
               <w:lang w:eastAsia="zh-CN"/>
-              <w14:scene3d w14:prst="orthographicFront">
+              <w14:scene3d>
                 <w14:lightRig w14:rig="threePt" w14:dir="t">
                   <w14:rot w14:lat="0" w14:lon="0" w14:rev="0"/>
                 </w14:lightRig>
@@ -8191,7 +8189,7 @@
               <w:rStyle w:val="41"/>
               <w:rFonts w:hint="eastAsia" w:ascii="宋体" w:hAnsi="宋体" w:eastAsia="宋体" w:cstheme="minorHAnsi"/>
               <w:bCs/>
-              <w14:scene3d w14:prst="orthographicFront">
+              <w14:scene3d>
                 <w14:lightRig w14:rig="threePt" w14:dir="t">
                   <w14:rot w14:lat="0" w14:lon="0" w14:rev="0"/>
                 </w14:lightRig>
@@ -8205,7 +8203,7 @@
               <w:rFonts w:hint="eastAsia" w:ascii="宋体" w:hAnsi="宋体" w:eastAsia="宋体" w:cstheme="minorHAnsi"/>
               <w:bCs/>
               <w:lang w:eastAsia="zh-CN"/>
-              <w14:scene3d w14:prst="orthographicFront">
+              <w14:scene3d>
                 <w14:lightRig w14:rig="threePt" w14:dir="t">
                   <w14:rot w14:lat="0" w14:lon="0" w14:rev="0"/>
                 </w14:lightRig>
@@ -8218,7 +8216,7 @@
               <w:rStyle w:val="41"/>
               <w:rFonts w:hint="eastAsia" w:ascii="宋体" w:hAnsi="宋体" w:eastAsia="宋体" w:cstheme="minorHAnsi"/>
               <w:bCs/>
-              <w14:scene3d w14:prst="orthographicFront">
+              <w14:scene3d>
                 <w14:lightRig w14:rig="threePt" w14:dir="t">
                   <w14:rot w14:lat="0" w14:lon="0" w14:rev="0"/>
                 </w14:lightRig>
@@ -8329,7 +8327,7 @@
               <w:rFonts w:hint="eastAsia" w:ascii="宋体" w:hAnsi="宋体" w:eastAsia="宋体" w:cstheme="minorHAnsi"/>
               <w:bCs/>
               <w:lang w:eastAsia="zh-CN"/>
-              <w14:scene3d w14:prst="orthographicFront">
+              <w14:scene3d>
                 <w14:lightRig w14:rig="threePt" w14:dir="t">
                   <w14:rot w14:lat="0" w14:lon="0" w14:rev="0"/>
                 </w14:lightRig>
@@ -8342,7 +8340,7 @@
               <w:rStyle w:val="41"/>
               <w:rFonts w:hint="eastAsia" w:ascii="宋体" w:hAnsi="宋体" w:eastAsia="宋体" w:cstheme="minorHAnsi"/>
               <w:bCs/>
-              <w14:scene3d w14:prst="orthographicFront">
+              <w14:scene3d>
                 <w14:lightRig w14:rig="threePt" w14:dir="t">
                   <w14:rot w14:lat="0" w14:lon="0" w14:rev="0"/>
                 </w14:lightRig>
@@ -8356,7 +8354,7 @@
               <w:rFonts w:hint="eastAsia" w:ascii="宋体" w:hAnsi="宋体" w:eastAsia="宋体" w:cstheme="minorHAnsi"/>
               <w:bCs/>
               <w:lang w:eastAsia="zh-CN"/>
-              <w14:scene3d w14:prst="orthographicFront">
+              <w14:scene3d>
                 <w14:lightRig w14:rig="threePt" w14:dir="t">
                   <w14:rot w14:lat="0" w14:lon="0" w14:rev="0"/>
                 </w14:lightRig>
@@ -8369,7 +8367,7 @@
               <w:rStyle w:val="41"/>
               <w:rFonts w:hint="eastAsia" w:ascii="宋体" w:hAnsi="宋体" w:eastAsia="宋体" w:cstheme="minorHAnsi"/>
               <w:bCs/>
-              <w14:scene3d w14:prst="orthographicFront">
+              <w14:scene3d>
                 <w14:lightRig w14:rig="threePt" w14:dir="t">
                   <w14:rot w14:lat="0" w14:lon="0" w14:rev="0"/>
                 </w14:lightRig>
@@ -8472,7 +8470,7 @@
               <w:rFonts w:hint="eastAsia" w:ascii="宋体" w:hAnsi="宋体" w:eastAsia="宋体" w:cs="微软雅黑"/>
               <w:bCs/>
               <w:lang w:eastAsia="zh-CN"/>
-              <w14:scene3d w14:prst="orthographicFront">
+              <w14:scene3d>
                 <w14:lightRig w14:rig="threePt" w14:dir="t">
                   <w14:rot w14:lat="0" w14:lon="0" w14:rev="0"/>
                 </w14:lightRig>
@@ -10317,6 +10315,7 @@
     <w:p>
       <w:pPr>
         <w:pStyle w:val="3"/>
+        <w:ind w:left="0" w:leftChars="0" w:firstLine="210" w:firstLineChars="100"/>
         <w:rPr>
           <w:rFonts w:hint="default" w:asciiTheme="minorEastAsia" w:hAnsiTheme="minorEastAsia" w:eastAsiaTheme="minorEastAsia" w:cstheme="minorEastAsia"/>
           <w:color w:val="9BBB59" w:themeColor="accent3"/>
@@ -10355,7 +10354,7 @@
             </w14:solidFill>
           </w14:textFill>
         </w:rPr>
-        <w:t>{use_purpose}</w:t>
+        <w:t>{scope}</w:t>
       </w:r>
       <w:r>
         <w:rPr>
@@ -10662,10 +10661,63 @@
           </w:tcPr>
           <w:p>
             <w:pPr>
-              <w:rPr>
-                <w:rFonts w:hint="eastAsia" w:ascii="微软雅黑" w:hAnsi="微软雅黑" w:eastAsia="微软雅黑"/>
+              <w:pStyle w:val="3"/>
+              <w:ind w:left="0" w:leftChars="0" w:firstLine="0" w:firstLineChars="0"/>
+              <w:rPr>
+                <w:rFonts w:hint="default" w:ascii="微软雅黑" w:hAnsi="微软雅黑" w:eastAsia="微软雅黑"/>
+                <w:lang w:val="en-US"/>
               </w:rPr>
             </w:pPr>
+            <w:r>
+              <w:rPr>
+                <w:rFonts w:hint="default" w:asciiTheme="minorEastAsia" w:hAnsiTheme="minorEastAsia" w:eastAsiaTheme="minorEastAsia" w:cstheme="minorEastAsia"/>
+                <w:color w:val="FF0000"/>
+                <w:sz w:val="24"/>
+                <w:szCs w:val="24"/>
+                <w:lang w:val="en-US" w:eastAsia="zh-CN"/>
+              </w:rPr>
+              <w:t>{</w:t>
+            </w:r>
+            <w:r>
+              <w:rPr>
+                <w:rFonts w:hint="eastAsia" w:asciiTheme="minorEastAsia" w:hAnsiTheme="minorEastAsia" w:eastAsiaTheme="minorEastAsia" w:cstheme="minorEastAsia"/>
+                <w:color w:val="FF0000"/>
+                <w:sz w:val="24"/>
+                <w:szCs w:val="24"/>
+                <w:lang w:val="en-US" w:eastAsia="zh-CN"/>
+              </w:rPr>
+              <w:t>{dimensional</w:t>
+            </w:r>
+            <w:r>
+              <w:rPr>
+                <w:rFonts w:hint="default" w:asciiTheme="minorEastAsia" w:hAnsiTheme="minorEastAsia" w:eastAsiaTheme="minorEastAsia" w:cstheme="minorEastAsia"/>
+                <w:color w:val="FF0000"/>
+                <w:sz w:val="24"/>
+                <w:szCs w:val="24"/>
+                <w:lang w:val="en-US" w:eastAsia="zh-CN"/>
+              </w:rPr>
+              <w:t>_number</w:t>
+            </w:r>
+            <w:r>
+              <w:rPr>
+                <w:rFonts w:hint="eastAsia" w:asciiTheme="minorEastAsia" w:hAnsiTheme="minorEastAsia" w:eastAsiaTheme="minorEastAsia" w:cstheme="minorEastAsia"/>
+                <w:color w:val="FF0000"/>
+                <w:sz w:val="24"/>
+                <w:szCs w:val="24"/>
+                <w:lang w:val="en-US" w:eastAsia="zh-CN"/>
+              </w:rPr>
+              <w:t>}</w:t>
+            </w:r>
+            <w:r>
+              <w:rPr>
+                <w:rFonts w:hint="default" w:asciiTheme="minorEastAsia" w:hAnsiTheme="minorEastAsia" w:eastAsiaTheme="minorEastAsia" w:cstheme="minorEastAsia"/>
+                <w:color w:val="FF0000"/>
+                <w:sz w:val="24"/>
+                <w:szCs w:val="24"/>
+                <w:lang w:val="en-US" w:eastAsia="zh-CN"/>
+              </w:rPr>
+              <w:t>}</w:t>
+            </w:r>
           </w:p>
         </w:tc>
       </w:tr>
@@ -10704,6 +10756,221 @@
                 <w:rFonts w:hint="eastAsia" w:ascii="微软雅黑" w:hAnsi="微软雅黑" w:eastAsia="微软雅黑"/>
               </w:rPr>
             </w:pPr>
+            <w:r>
+              <w:rPr>
+                <w:rFonts w:hint="default" w:asciiTheme="minorEastAsia" w:hAnsiTheme="minorEastAsia" w:eastAsiaTheme="minorEastAsia" w:cstheme="minorEastAsia"/>
+                <w:color w:val="FF0000"/>
+                <w:sz w:val="24"/>
+                <w:szCs w:val="24"/>
+                <w:lang w:val="en-US" w:eastAsia="zh-CN"/>
+              </w:rPr>
+              <w:t>{</w:t>
+            </w:r>
+            <w:r>
+              <w:rPr>
+                <w:rFonts w:hint="eastAsia" w:asciiTheme="minorEastAsia" w:hAnsiTheme="minorEastAsia" w:eastAsiaTheme="minorEastAsia" w:cstheme="minorEastAsia"/>
+                <w:color w:val="FF0000"/>
+                <w:sz w:val="24"/>
+                <w:szCs w:val="24"/>
+                <w:lang w:val="en-US" w:eastAsia="zh-CN"/>
+              </w:rPr>
+              <w:t>{</w:t>
+            </w:r>
+            <w:r>
+              <w:rPr>
+                <w:rFonts w:hint="default" w:asciiTheme="minorEastAsia" w:hAnsiTheme="minorEastAsia" w:eastAsiaTheme="minorEastAsia" w:cstheme="minorEastAsia"/>
+                <w:color w:val="FF0000"/>
+                <w:sz w:val="24"/>
+                <w:szCs w:val="24"/>
+                <w:lang w:val="en-US" w:eastAsia="zh-CN"/>
+              </w:rPr>
+              <w:t>d</w:t>
+            </w:r>
+            <w:r>
+              <w:rPr>
+                <w:rFonts w:hint="eastAsia" w:asciiTheme="minorEastAsia" w:hAnsiTheme="minorEastAsia" w:eastAsiaTheme="minorEastAsia" w:cstheme="minorEastAsia"/>
+                <w:color w:val="FF0000"/>
+                <w:sz w:val="24"/>
+                <w:szCs w:val="24"/>
+                <w:lang w:val="en-US" w:eastAsia="zh-CN"/>
+              </w:rPr>
+              <w:t>ustomer</w:t>
+            </w:r>
+            <w:r>
+              <w:rPr>
+                <w:rFonts w:hint="default" w:asciiTheme="minorEastAsia" w:hAnsiTheme="minorEastAsia" w:eastAsiaTheme="minorEastAsia" w:cstheme="minorEastAsia"/>
+                <w:color w:val="FF0000"/>
+                <w:sz w:val="24"/>
+                <w:szCs w:val="24"/>
+                <w:lang w:val="en-US" w:eastAsia="zh-CN"/>
+              </w:rPr>
+              <w:t>_</w:t>
+            </w:r>
+            <w:r>
+              <w:rPr>
+                <w:rFonts w:hint="eastAsia" w:asciiTheme="minorEastAsia" w:hAnsiTheme="minorEastAsia" w:eastAsiaTheme="minorEastAsia" w:cstheme="minorEastAsia"/>
+                <w:color w:val="FF0000"/>
+                <w:sz w:val="24"/>
+                <w:szCs w:val="24"/>
+                <w:lang w:val="en-US" w:eastAsia="zh-CN"/>
+              </w:rPr>
+              <w:t>specific</w:t>
+            </w:r>
+            <w:r>
+              <w:rPr>
+                <w:rFonts w:hint="default" w:asciiTheme="minorEastAsia" w:hAnsiTheme="minorEastAsia" w:eastAsiaTheme="minorEastAsia" w:cstheme="minorEastAsia"/>
+                <w:color w:val="FF0000"/>
+                <w:sz w:val="24"/>
+                <w:szCs w:val="24"/>
+                <w:lang w:val="en-US" w:eastAsia="zh-CN"/>
+              </w:rPr>
+              <w:t>_numner</w:t>
+            </w:r>
+            <w:r>
+              <w:rPr>
+                <w:rFonts w:hint="eastAsia" w:asciiTheme="minorEastAsia" w:hAnsiTheme="minorEastAsia" w:eastAsiaTheme="minorEastAsia" w:cstheme="minorEastAsia"/>
+                <w:color w:val="FF0000"/>
+                <w:sz w:val="24"/>
+                <w:szCs w:val="24"/>
+                <w:lang w:val="en-US" w:eastAsia="zh-CN"/>
+              </w:rPr>
+              <w:t>}</w:t>
+            </w:r>
+            <w:r>
+              <w:rPr>
+                <w:rFonts w:hint="default" w:asciiTheme="minorEastAsia" w:hAnsiTheme="minorEastAsia" w:eastAsiaTheme="minorEastAsia" w:cstheme="minorEastAsia"/>
+                <w:color w:val="FF0000"/>
+                <w:sz w:val="24"/>
+                <w:szCs w:val="24"/>
+                <w:lang w:val="en-US" w:eastAsia="zh-CN"/>
+              </w:rPr>
+              <w:t>}</w:t>
+            </w:r>
+          </w:p>
+        </w:tc>
+      </w:tr>
+      <w:tr>
+        <w:trPr>
+          <w:trHeight w:val="388" w:hRule="atLeast"/>
+        </w:trPr>
+        <w:tc>
+          <w:tcPr>
+            <w:tcW w:w="4734" w:type="dxa"/>
+          </w:tcPr>
+          <w:p>
+            <w:pPr>
+              <w:rPr>
+                <w:rFonts w:hint="eastAsia" w:ascii="微软雅黑" w:hAnsi="微软雅黑" w:eastAsia="微软雅黑"/>
+              </w:rPr>
+            </w:pPr>
+            <w:r>
+              <w:rPr>
+                <w:rFonts w:hint="eastAsia" w:ascii="微软雅黑" w:hAnsi="微软雅黑" w:eastAsia="微软雅黑"/>
+              </w:rPr>
+              <w:t>梱包</w:t>
+            </w:r>
+            <w:r>
+              <w:rPr>
+                <w:rFonts w:hint="eastAsia" w:ascii="微软雅黑" w:hAnsi="微软雅黑" w:eastAsia="微软雅黑" w:cs="微软雅黑"/>
+              </w:rPr>
+              <w:t>说</w:t>
+            </w:r>
+            <w:r>
+              <w:rPr>
+                <w:rFonts w:hint="eastAsia" w:ascii="微软雅黑" w:hAnsi="微软雅黑" w:eastAsia="微软雅黑" w:cs="MS Mincho"/>
+              </w:rPr>
+              <w:t>明</w:t>
+            </w:r>
+            <w:r>
+              <w:rPr>
+                <w:rFonts w:hint="eastAsia" w:ascii="微软雅黑" w:hAnsi="微软雅黑" w:eastAsia="微软雅黑" w:cs="微软雅黑"/>
+              </w:rPr>
+              <w:t>图</w:t>
+            </w:r>
+          </w:p>
+        </w:tc>
+        <w:tc>
+          <w:tcPr>
+            <w:tcW w:w="4719" w:type="dxa"/>
+          </w:tcPr>
+          <w:p>
+            <w:pPr>
+              <w:rPr>
+                <w:rFonts w:hint="eastAsia" w:ascii="微软雅黑" w:hAnsi="微软雅黑" w:eastAsia="微软雅黑"/>
+              </w:rPr>
+            </w:pPr>
+            <w:r>
+              <w:rPr>
+                <w:rFonts w:hint="default" w:asciiTheme="minorEastAsia" w:hAnsiTheme="minorEastAsia" w:eastAsiaTheme="minorEastAsia" w:cstheme="minorEastAsia"/>
+                <w:color w:val="FF0000"/>
+                <w:szCs w:val="21"/>
+                <w:lang w:val="en-US" w:eastAsia="zh-CN"/>
+              </w:rPr>
+              <w:t>{</w:t>
+            </w:r>
+            <w:r>
+              <w:rPr>
+                <w:rFonts w:hint="eastAsia" w:asciiTheme="minorEastAsia" w:hAnsiTheme="minorEastAsia" w:eastAsiaTheme="minorEastAsia" w:cstheme="minorEastAsia"/>
+                <w:color w:val="FF0000"/>
+                <w:szCs w:val="21"/>
+                <w:lang w:val="en-US" w:eastAsia="zh-CN"/>
+              </w:rPr>
+              <w:t>{</w:t>
+            </w:r>
+            <w:r>
+              <w:rPr>
+                <w:rFonts w:hint="eastAsia" w:asciiTheme="minorEastAsia" w:hAnsiTheme="minorEastAsia" w:eastAsiaTheme="minorEastAsia" w:cstheme="minorEastAsia"/>
+                <w:color w:val="FF0000"/>
+                <w:szCs w:val="21"/>
+                <w:lang w:val="en-US" w:eastAsia="zh-CN"/>
+              </w:rPr>
+              <w:t>{packing</w:t>
+            </w:r>
+            <w:r>
+              <w:rPr>
+                <w:rFonts w:hint="default" w:asciiTheme="minorEastAsia" w:hAnsiTheme="minorEastAsia" w:eastAsiaTheme="minorEastAsia" w:cstheme="minorEastAsia"/>
+                <w:color w:val="FF0000"/>
+                <w:szCs w:val="21"/>
+                <w:lang w:val="en-US" w:eastAsia="zh-CN"/>
+              </w:rPr>
+              <w:t>_i</w:t>
+            </w:r>
+            <w:r>
+              <w:rPr>
+                <w:rFonts w:hint="eastAsia" w:asciiTheme="minorEastAsia" w:hAnsiTheme="minorEastAsia" w:eastAsiaTheme="minorEastAsia" w:cstheme="minorEastAsia"/>
+                <w:color w:val="FF0000"/>
+                <w:szCs w:val="21"/>
+                <w:lang w:val="en-US" w:eastAsia="zh-CN"/>
+              </w:rPr>
+              <w:t>nstructions</w:t>
+            </w:r>
+            <w:r>
+              <w:rPr>
+                <w:rFonts w:hint="default" w:asciiTheme="minorEastAsia" w:hAnsiTheme="minorEastAsia" w:eastAsiaTheme="minorEastAsia" w:cstheme="minorEastAsia"/>
+                <w:color w:val="FF0000"/>
+                <w:szCs w:val="21"/>
+                <w:lang w:val="en-US" w:eastAsia="zh-CN"/>
+              </w:rPr>
+              <w:t>_number</w:t>
+            </w:r>
+            <w:r>
+              <w:rPr>
+                <w:rFonts w:hint="eastAsia" w:asciiTheme="minorEastAsia" w:hAnsiTheme="minorEastAsia" w:eastAsiaTheme="minorEastAsia" w:cstheme="minorEastAsia"/>
+                <w:color w:val="FF0000"/>
+                <w:szCs w:val="21"/>
+                <w:lang w:val="en-US" w:eastAsia="zh-CN"/>
+              </w:rPr>
+              <w:t>}</w:t>
+            </w:r>
+            <w:r>
+              <w:rPr>
+                <w:rFonts w:hint="default" w:asciiTheme="minorEastAsia" w:hAnsiTheme="minorEastAsia" w:eastAsiaTheme="minorEastAsia" w:cstheme="minorEastAsia"/>
+                <w:color w:val="FF0000"/>
+                <w:szCs w:val="21"/>
+                <w:lang w:val="en-US" w:eastAsia="zh-CN"/>
+              </w:rPr>
+              <w:t>}</w:t>
+            </w:r>
           </w:p>
         </w:tc>
       </w:tr>
@@ -10720,27 +10987,9 @@
             </w:pPr>
             <w:r>
               <w:rPr>
-                <w:rFonts w:hint="eastAsia" w:ascii="微软雅黑" w:hAnsi="微软雅黑" w:eastAsia="微软雅黑"/>
-              </w:rPr>
-              <w:t>梱包</w:t>
-            </w:r>
-            <w:r>
-              <w:rPr>
-                <w:rFonts w:hint="eastAsia" w:ascii="微软雅黑" w:hAnsi="微软雅黑" w:eastAsia="微软雅黑" w:cs="微软雅黑"/>
-              </w:rPr>
-              <w:t>说</w:t>
-            </w:r>
-            <w:r>
-              <w:rPr>
-                <w:rFonts w:hint="eastAsia" w:ascii="微软雅黑" w:hAnsi="微软雅黑" w:eastAsia="微软雅黑" w:cs="MS Mincho"/>
-              </w:rPr>
-              <w:t>明</w:t>
-            </w:r>
-            <w:r>
-              <w:rPr>
-                <w:rFonts w:hint="eastAsia" w:ascii="微软雅黑" w:hAnsi="微软雅黑" w:eastAsia="微软雅黑" w:cs="微软雅黑"/>
-              </w:rPr>
-              <w:t>图</w:t>
+                <w:rFonts w:ascii="微软雅黑" w:hAnsi="微软雅黑" w:eastAsia="微软雅黑"/>
+              </w:rPr>
+              <w:t>IGS</w:t>
             </w:r>
           </w:p>
         </w:tc>
@@ -10754,6 +11003,51 @@
                 <w:rFonts w:hint="eastAsia" w:ascii="微软雅黑" w:hAnsi="微软雅黑" w:eastAsia="微软雅黑"/>
               </w:rPr>
             </w:pPr>
+            <w:r>
+              <w:rPr>
+                <w:rFonts w:hint="default" w:asciiTheme="minorEastAsia" w:hAnsiTheme="minorEastAsia" w:eastAsiaTheme="minorEastAsia" w:cstheme="minorEastAsia"/>
+                <w:color w:val="FF0000"/>
+                <w:szCs w:val="21"/>
+                <w:lang w:val="en-US" w:eastAsia="zh-CN"/>
+              </w:rPr>
+              <w:t>{</w:t>
+            </w:r>
+            <w:r>
+              <w:rPr>
+                <w:rFonts w:hint="eastAsia" w:asciiTheme="minorEastAsia" w:hAnsiTheme="minorEastAsia" w:eastAsiaTheme="minorEastAsia" w:cstheme="minorEastAsia"/>
+                <w:color w:val="FF0000"/>
+                <w:szCs w:val="21"/>
+                <w:lang w:val="en-US" w:eastAsia="zh-CN"/>
+              </w:rPr>
+              <w:t>{</w:t>
+            </w:r>
+            <w:r>
+              <w:rPr>
+                <w:rFonts w:hint="default" w:asciiTheme="minorEastAsia" w:hAnsiTheme="minorEastAsia" w:eastAsiaTheme="minorEastAsia" w:cstheme="minorEastAsia"/>
+                <w:color w:val="FF0000"/>
+                <w:szCs w:val="21"/>
+                <w:lang w:val="en-US" w:eastAsia="zh-CN"/>
+              </w:rPr>
+              <w:t>igs_number</w:t>
+            </w:r>
+            <w:r>
+              <w:rPr>
+                <w:rFonts w:hint="eastAsia" w:asciiTheme="minorEastAsia" w:hAnsiTheme="minorEastAsia" w:eastAsiaTheme="minorEastAsia" w:cstheme="minorEastAsia"/>
+                <w:color w:val="FF0000"/>
+                <w:szCs w:val="21"/>
+                <w:lang w:val="en-US" w:eastAsia="zh-CN"/>
+              </w:rPr>
+              <w:t>}</w:t>
+            </w:r>
+            <w:r>
+              <w:rPr>
+                <w:rFonts w:hint="default" w:asciiTheme="minorEastAsia" w:hAnsiTheme="minorEastAsia" w:eastAsiaTheme="minorEastAsia" w:cstheme="minorEastAsia"/>
+                <w:color w:val="FF0000"/>
+                <w:szCs w:val="21"/>
+                <w:lang w:val="en-US" w:eastAsia="zh-CN"/>
+              </w:rPr>
+              <w:t>}</w:t>
+            </w:r>
           </w:p>
         </w:tc>
       </w:tr>
@@ -10770,38 +11064,6 @@
             </w:pPr>
             <w:r>
               <w:rPr>
-                <w:rFonts w:ascii="微软雅黑" w:hAnsi="微软雅黑" w:eastAsia="微软雅黑"/>
-              </w:rPr>
-              <w:t>IGS</w:t>
-            </w:r>
-          </w:p>
-        </w:tc>
-        <w:tc>
-          <w:tcPr>
-            <w:tcW w:w="4719" w:type="dxa"/>
-          </w:tcPr>
-          <w:p>
-            <w:pPr>
-              <w:rPr>
-                <w:rFonts w:hint="eastAsia" w:ascii="微软雅黑" w:hAnsi="微软雅黑" w:eastAsia="微软雅黑"/>
-              </w:rPr>
-            </w:pPr>
-          </w:p>
-        </w:tc>
-      </w:tr>
-      <w:tr>
-        <w:tc>
-          <w:tcPr>
-            <w:tcW w:w="4734" w:type="dxa"/>
-          </w:tcPr>
-          <w:p>
-            <w:pPr>
-              <w:rPr>
-                <w:rFonts w:hint="eastAsia" w:ascii="微软雅黑" w:hAnsi="微软雅黑" w:eastAsia="微软雅黑"/>
-              </w:rPr>
-            </w:pPr>
-            <w:r>
-              <w:rPr>
                 <w:rFonts w:hint="eastAsia" w:ascii="微软雅黑" w:hAnsi="微软雅黑" w:eastAsia="微软雅黑"/>
               </w:rPr>
               <w:t>使用</w:t>
@@ -10837,6 +11099,87 @@
                 <w:lang w:eastAsia="zh-CN"/>
               </w:rPr>
             </w:pPr>
+            <w:r>
+              <w:rPr>
+                <w:rFonts w:hint="default" w:asciiTheme="minorEastAsia" w:hAnsiTheme="minorEastAsia" w:eastAsiaTheme="minorEastAsia" w:cstheme="minorEastAsia"/>
+                <w:color w:val="FF0000"/>
+                <w:szCs w:val="21"/>
+                <w:lang w:val="en-US" w:eastAsia="zh-CN"/>
+              </w:rPr>
+              <w:t>{</w:t>
+            </w:r>
+            <w:r>
+              <w:rPr>
+                <w:rFonts w:hint="eastAsia" w:asciiTheme="minorEastAsia" w:hAnsiTheme="minorEastAsia" w:eastAsiaTheme="minorEastAsia" w:cstheme="minorEastAsia"/>
+                <w:color w:val="FF0000"/>
+                <w:szCs w:val="21"/>
+                <w:lang w:val="en-US" w:eastAsia="zh-CN"/>
+              </w:rPr>
+              <w:t>{</w:t>
+            </w:r>
+            <w:r>
+              <w:rPr>
+                <w:rFonts w:hint="default" w:asciiTheme="minorEastAsia" w:hAnsiTheme="minorEastAsia" w:eastAsiaTheme="minorEastAsia" w:cstheme="minorEastAsia"/>
+                <w:color w:val="FF0000"/>
+                <w:szCs w:val="21"/>
+                <w:lang w:val="en-US" w:eastAsia="zh-CN"/>
+              </w:rPr>
+              <w:t>i</w:t>
+            </w:r>
+            <w:r>
+              <w:rPr>
+                <w:rFonts w:hint="eastAsia" w:asciiTheme="minorEastAsia" w:hAnsiTheme="minorEastAsia" w:eastAsiaTheme="minorEastAsia" w:cstheme="minorEastAsia"/>
+                <w:color w:val="FF0000"/>
+                <w:szCs w:val="21"/>
+                <w:lang w:val="en-US" w:eastAsia="zh-CN"/>
+              </w:rPr>
+              <w:t>nstruction</w:t>
+            </w:r>
+            <w:r>
+              <w:rPr>
+                <w:rFonts w:hint="default" w:asciiTheme="minorEastAsia" w:hAnsiTheme="minorEastAsia" w:eastAsiaTheme="minorEastAsia" w:cstheme="minorEastAsia"/>
+                <w:color w:val="FF0000"/>
+                <w:szCs w:val="21"/>
+                <w:lang w:val="en-US" w:eastAsia="zh-CN"/>
+              </w:rPr>
+              <w:t>_</w:t>
+            </w:r>
+            <w:r>
+              <w:rPr>
+                <w:rFonts w:hint="eastAsia" w:asciiTheme="minorEastAsia" w:hAnsiTheme="minorEastAsia" w:eastAsiaTheme="minorEastAsia" w:cstheme="minorEastAsia"/>
+                <w:color w:val="FF0000"/>
+                <w:szCs w:val="21"/>
+                <w:lang w:val="en-US" w:eastAsia="zh-CN"/>
+              </w:rPr>
+              <w:t>manual</w:t>
+            </w:r>
+            <w:r>
+              <w:rPr>
+                <w:rFonts w:hint="default" w:asciiTheme="minorEastAsia" w:hAnsiTheme="minorEastAsia" w:eastAsiaTheme="minorEastAsia" w:cstheme="minorEastAsia"/>
+                <w:color w:val="FF0000"/>
+                <w:szCs w:val="21"/>
+                <w:lang w:val="en-US" w:eastAsia="zh-CN"/>
+              </w:rPr>
+              <w:t>_number</w:t>
+            </w:r>
+            <w:r>
+              <w:rPr>
+                <w:rFonts w:hint="eastAsia" w:asciiTheme="minorEastAsia" w:hAnsiTheme="minorEastAsia" w:eastAsiaTheme="minorEastAsia" w:cstheme="minorEastAsia"/>
+                <w:color w:val="FF0000"/>
+                <w:szCs w:val="21"/>
+                <w:lang w:val="en-US" w:eastAsia="zh-CN"/>
+              </w:rPr>
+              <w:t>}</w:t>
+            </w:r>
+            <w:r>
+              <w:rPr>
+                <w:rFonts w:hint="default" w:asciiTheme="minorEastAsia" w:hAnsiTheme="minorEastAsia" w:eastAsiaTheme="minorEastAsia" w:cstheme="minorEastAsia"/>
+                <w:color w:val="FF0000"/>
+                <w:szCs w:val="21"/>
+                <w:lang w:val="en-US" w:eastAsia="zh-CN"/>
+              </w:rPr>
+              <w:t>}</w:t>
+            </w:r>
           </w:p>
         </w:tc>
       </w:tr>
@@ -11513,57 +11856,6 @@
           <w:lang w:eastAsia="zh-CN"/>
         </w:rPr>
         <w:t>使用类型</w:t>
-      </w:r>
-    </w:p>
-    <w:p>
-      <w:pPr>
-        <w:pStyle w:val="3"/>
-        <w:ind w:firstLine="357" w:firstLineChars="170"/>
-        <w:rPr>
-          <w:lang w:eastAsia="zh-CN"/>
-        </w:rPr>
-      </w:pPr>
-      <w:r>
-        <w:rPr>
-          <w:rFonts w:hint="default" w:asciiTheme="minorEastAsia" w:hAnsiTheme="minorEastAsia" w:eastAsiaTheme="minorEastAsia" w:cstheme="minorEastAsia"/>
-          <w:color w:val="9BBB59" w:themeColor="accent3"/>
-          <w:szCs w:val="21"/>
-          <w:lang w:val="en-US" w:eastAsia="zh-CN"/>
-          <w14:textFill>
-            <w14:solidFill>
-              <w14:schemeClr w14:val="accent3"/>
-            </w14:solidFill>
-          </w14:textFill>
-        </w:rPr>
-        <w:t>{</w:t>
-      </w:r>
-      <w:r>
-        <w:rPr>
-          <w:rFonts w:hint="eastAsia" w:asciiTheme="minorEastAsia" w:hAnsiTheme="minorEastAsia" w:eastAsiaTheme="minorEastAsia" w:cstheme="minorEastAsia"/>
-          <w:color w:val="9BBB59" w:themeColor="accent3"/>
-          <w:szCs w:val="21"/>
-          <w:lang w:val="en-US" w:eastAsia="zh-CN"/>
-          <w14:textFill>
-            <w14:solidFill>
-              <w14:schemeClr w14:val="accent3"/>
-            </w14:solidFill>
-          </w14:textFill>
-        </w:rPr>
-        <w:t>{use_type}</w:t>
-      </w:r>
-      <w:r>
-        <w:rPr>
-          <w:rFonts w:hint="default" w:asciiTheme="minorEastAsia" w:hAnsiTheme="minorEastAsia" w:eastAsiaTheme="minorEastAsia" w:cstheme="minorEastAsia"/>
-          <w:color w:val="9BBB59" w:themeColor="accent3"/>
-          <w:szCs w:val="21"/>
-          <w:lang w:val="en-US" w:eastAsia="zh-CN"/>
-          <w14:textFill>
-            <w14:solidFill>
-              <w14:schemeClr w14:val="accent3"/>
-            </w14:solidFill>
-          </w14:textFill>
-        </w:rPr>
-        <w:t>}</w:t>
       </w:r>
     </w:p>
     <w:p>
@@ -12738,7 +13030,7 @@
             </w14:solidFill>
           </w14:textFill>
         </w:rPr>
-        <w:t>{function_table}</w:t>
+        <w:t>{performance_table}</w:t>
       </w:r>
       <w:r>
         <w:rPr>
@@ -12967,7 +13259,7 @@
             </w14:solidFill>
           </w14:textFill>
         </w:rPr>
-        <w:t>{definitions_of_basic_safety}</w:t>
+        <w:t>{safety_protection_info}</w:t>
       </w:r>
       <w:r>
         <w:rPr>
@@ -13143,7 +13435,7 @@
             </w14:solidFill>
           </w14:textFill>
         </w:rPr>
-        <w:t>{default_equipment_setting}</w:t>
+        <w:t>{various_settings}</w:t>
       </w:r>
       <w:r>
         <w:rPr>
@@ -13202,10 +13494,393 @@
       <w:pPr>
         <w:pStyle w:val="3"/>
         <w:rPr>
+          <w:rFonts w:hint="eastAsia" w:ascii="宋体" w:hAnsi="宋体" w:eastAsia="宋体" w:cs="宋体"/>
+          <w:color w:val="000000" w:themeColor="text1"/>
+          <w:szCs w:val="21"/>
+          <w:lang w:val="en-US" w:eastAsia="zh-CN"/>
+          <w14:textFill>
+            <w14:solidFill>
+              <w14:schemeClr w14:val="tx1"/>
+            </w14:solidFill>
+          </w14:textFill>
+        </w:rPr>
+      </w:pPr>
+      <w:r>
+        <w:rPr>
+          <w:rFonts w:hint="eastAsia" w:ascii="宋体" w:hAnsi="宋体" w:eastAsia="宋体" w:cs="宋体"/>
+          <w:color w:val="000000" w:themeColor="text1"/>
+          <w:szCs w:val="21"/>
+          <w:lang w:val="en-US" w:eastAsia="zh-CN"/>
+          <w14:textFill>
+            <w14:solidFill>
+              <w14:schemeClr w14:val="tx1"/>
+            </w14:solidFill>
+          </w14:textFill>
+        </w:rPr>
+        <w:t>标签仕样在《客先仕样图（</w:t>
+      </w:r>
+      <w:r>
+        <w:rPr>
+          <w:rFonts w:hint="eastAsia" w:ascii="宋体" w:hAnsi="宋体" w:eastAsia="宋体" w:cs="宋体"/>
+          <w:color w:val="FF0000"/>
+          <w:szCs w:val="21"/>
+          <w:lang w:val="en-US" w:eastAsia="zh-CN"/>
+        </w:rPr>
+        <w:t xml:space="preserve"> </w:t>
+      </w:r>
+      <w:r>
+        <w:rPr>
+          <w:rFonts w:hint="default" w:asciiTheme="minorEastAsia" w:hAnsiTheme="minorEastAsia" w:eastAsiaTheme="minorEastAsia" w:cstheme="minorEastAsia"/>
+          <w:color w:val="FF0000"/>
+          <w:szCs w:val="21"/>
+          <w:lang w:val="en-US" w:eastAsia="zh-CN"/>
+        </w:rPr>
+        <w:t>{</w:t>
+      </w:r>
+      <w:r>
+        <w:rPr>
+          <w:rFonts w:hint="eastAsia" w:asciiTheme="minorEastAsia" w:hAnsiTheme="minorEastAsia" w:eastAsiaTheme="minorEastAsia" w:cstheme="minorEastAsia"/>
+          <w:color w:val="FF0000"/>
+          <w:szCs w:val="21"/>
+          <w:lang w:val="en-US" w:eastAsia="zh-CN"/>
+        </w:rPr>
+        <w:t>{</w:t>
+      </w:r>
+      <w:r>
+        <w:rPr>
+          <w:rFonts w:hint="default" w:asciiTheme="minorEastAsia" w:hAnsiTheme="minorEastAsia" w:eastAsiaTheme="minorEastAsia" w:cstheme="minorEastAsia"/>
+          <w:color w:val="FF0000"/>
+          <w:szCs w:val="21"/>
+          <w:lang w:val="en-US" w:eastAsia="zh-CN"/>
+        </w:rPr>
+        <w:t>d</w:t>
+      </w:r>
+      <w:r>
+        <w:rPr>
+          <w:rFonts w:hint="eastAsia" w:asciiTheme="minorEastAsia" w:hAnsiTheme="minorEastAsia" w:eastAsiaTheme="minorEastAsia" w:cstheme="minorEastAsia"/>
+          <w:color w:val="FF0000"/>
+          <w:szCs w:val="21"/>
+          <w:lang w:val="en-US" w:eastAsia="zh-CN"/>
+        </w:rPr>
+        <w:t>ustomer</w:t>
+      </w:r>
+      <w:r>
+        <w:rPr>
+          <w:rFonts w:hint="default" w:asciiTheme="minorEastAsia" w:hAnsiTheme="minorEastAsia" w:eastAsiaTheme="minorEastAsia" w:cstheme="minorEastAsia"/>
+          <w:color w:val="FF0000"/>
+          <w:szCs w:val="21"/>
+          <w:lang w:val="en-US" w:eastAsia="zh-CN"/>
+        </w:rPr>
+        <w:t>_</w:t>
+      </w:r>
+      <w:r>
+        <w:rPr>
+          <w:rFonts w:hint="eastAsia" w:asciiTheme="minorEastAsia" w:hAnsiTheme="minorEastAsia" w:eastAsiaTheme="minorEastAsia" w:cstheme="minorEastAsia"/>
+          <w:color w:val="FF0000"/>
+          <w:szCs w:val="21"/>
+          <w:lang w:val="en-US" w:eastAsia="zh-CN"/>
+        </w:rPr>
+        <w:t>specific</w:t>
+      </w:r>
+      <w:r>
+        <w:rPr>
+          <w:rFonts w:hint="default" w:asciiTheme="minorEastAsia" w:hAnsiTheme="minorEastAsia" w:eastAsiaTheme="minorEastAsia" w:cstheme="minorEastAsia"/>
+          <w:color w:val="FF0000"/>
+          <w:szCs w:val="21"/>
+          <w:lang w:val="en-US" w:eastAsia="zh-CN"/>
+        </w:rPr>
+        <w:t>_numner</w:t>
+      </w:r>
+      <w:r>
+        <w:rPr>
+          <w:rFonts w:hint="eastAsia" w:asciiTheme="minorEastAsia" w:hAnsiTheme="minorEastAsia" w:eastAsiaTheme="minorEastAsia" w:cstheme="minorEastAsia"/>
+          <w:color w:val="FF0000"/>
+          <w:szCs w:val="21"/>
+          <w:lang w:val="en-US" w:eastAsia="zh-CN"/>
+        </w:rPr>
+        <w:t>}</w:t>
+      </w:r>
+      <w:r>
+        <w:rPr>
+          <w:rFonts w:hint="default" w:asciiTheme="minorEastAsia" w:hAnsiTheme="minorEastAsia" w:eastAsiaTheme="minorEastAsia" w:cstheme="minorEastAsia"/>
+          <w:color w:val="FF0000"/>
+          <w:szCs w:val="21"/>
+          <w:lang w:val="en-US" w:eastAsia="zh-CN"/>
+        </w:rPr>
+        <w:t>}</w:t>
+      </w:r>
+      <w:r>
+        <w:rPr>
+          <w:rFonts w:hint="eastAsia" w:ascii="宋体" w:hAnsi="宋体" w:eastAsia="宋体" w:cs="宋体"/>
+          <w:color w:val="000000" w:themeColor="text1"/>
+          <w:szCs w:val="21"/>
+          <w:lang w:val="en-US" w:eastAsia="zh-CN"/>
+          <w14:textFill>
+            <w14:solidFill>
+              <w14:schemeClr w14:val="tx1"/>
+            </w14:solidFill>
+          </w14:textFill>
+        </w:rPr>
+        <w:t xml:space="preserve"> ）》中记载</w:t>
+      </w:r>
+    </w:p>
+    <w:p>
+      <w:pPr>
+        <w:pStyle w:val="3"/>
+        <w:rPr>
           <w:rFonts w:eastAsia="宋体"/>
           <w:lang w:eastAsia="zh-CN"/>
         </w:rPr>
       </w:pPr>
+    </w:p>
+    <w:p>
+      <w:pPr>
+        <w:pStyle w:val="2"/>
+        <w:rPr>
+          <w:rFonts w:hint="eastAsia" w:ascii="宋体" w:hAnsi="宋体" w:eastAsia="宋体" w:cstheme="minorHAnsi"/>
+        </w:rPr>
+      </w:pPr>
+      <w:bookmarkStart w:id="25" w:name="_Toc202193177"/>
+      <w:r>
+        <w:rPr>
+          <w:rFonts w:hint="eastAsia" w:ascii="宋体" w:hAnsi="宋体" w:eastAsia="宋体" w:cstheme="minorHAnsi"/>
+          <w:lang w:eastAsia="zh-CN"/>
+        </w:rPr>
+        <w:t>包装</w:t>
+      </w:r>
+      <w:bookmarkEnd w:id="25"/>
+      <w:r>
+        <w:rPr>
+          <w:rFonts w:ascii="宋体" w:hAnsi="宋体" w:eastAsia="宋体" w:cstheme="minorHAnsi"/>
+        </w:rPr>
+        <w:t xml:space="preserve"> </w:t>
+      </w:r>
+    </w:p>
+    <w:p>
+      <w:pPr>
+        <w:pStyle w:val="3"/>
+        <w:rPr>
+          <w:rFonts w:hint="eastAsia" w:ascii="宋体" w:hAnsi="宋体" w:eastAsia="宋体" w:cs="宋体"/>
+          <w:lang w:eastAsia="zh-CN"/>
+        </w:rPr>
+      </w:pPr>
+      <w:r>
+        <w:rPr>
+          <w:rFonts w:hint="eastAsia" w:ascii="宋体" w:hAnsi="宋体" w:eastAsia="宋体" w:cs="宋体"/>
+          <w:lang w:eastAsia="zh-CN"/>
+        </w:rPr>
+        <w:t xml:space="preserve">包装仕样在《包装仕样图（ </w:t>
+      </w:r>
+      <w:r>
+        <w:rPr>
+          <w:rFonts w:hint="default" w:asciiTheme="minorEastAsia" w:hAnsiTheme="minorEastAsia" w:eastAsiaTheme="minorEastAsia" w:cstheme="minorEastAsia"/>
+          <w:color w:val="FF0000"/>
+          <w:szCs w:val="21"/>
+          <w:lang w:val="en-US" w:eastAsia="zh-CN"/>
+        </w:rPr>
+        <w:t>{</w:t>
+      </w:r>
+      <w:r>
+        <w:rPr>
+          <w:rFonts w:hint="eastAsia" w:asciiTheme="minorEastAsia" w:hAnsiTheme="minorEastAsia" w:eastAsiaTheme="minorEastAsia" w:cstheme="minorEastAsia"/>
+          <w:color w:val="FF0000"/>
+          <w:szCs w:val="21"/>
+          <w:lang w:val="en-US" w:eastAsia="zh-CN"/>
+        </w:rPr>
+        <w:t>{packing</w:t>
+      </w:r>
+      <w:r>
+        <w:rPr>
+          <w:rFonts w:hint="default" w:asciiTheme="minorEastAsia" w:hAnsiTheme="minorEastAsia" w:eastAsiaTheme="minorEastAsia" w:cstheme="minorEastAsia"/>
+          <w:color w:val="FF0000"/>
+          <w:szCs w:val="21"/>
+          <w:lang w:val="en-US" w:eastAsia="zh-CN"/>
+        </w:rPr>
+        <w:t>_s</w:t>
+      </w:r>
+      <w:r>
+        <w:rPr>
+          <w:rFonts w:hint="eastAsia" w:asciiTheme="minorEastAsia" w:hAnsiTheme="minorEastAsia" w:eastAsiaTheme="minorEastAsia" w:cstheme="minorEastAsia"/>
+          <w:color w:val="FF0000"/>
+          <w:szCs w:val="21"/>
+          <w:lang w:val="en-US" w:eastAsia="zh-CN"/>
+        </w:rPr>
+        <w:t>pecification</w:t>
+      </w:r>
+      <w:r>
+        <w:rPr>
+          <w:rFonts w:hint="default" w:asciiTheme="minorEastAsia" w:hAnsiTheme="minorEastAsia" w:eastAsiaTheme="minorEastAsia" w:cstheme="minorEastAsia"/>
+          <w:color w:val="FF0000"/>
+          <w:szCs w:val="21"/>
+          <w:lang w:val="en-US" w:eastAsia="zh-CN"/>
+        </w:rPr>
+        <w:t>_number</w:t>
+      </w:r>
+      <w:r>
+        <w:rPr>
+          <w:rFonts w:hint="eastAsia" w:asciiTheme="minorEastAsia" w:hAnsiTheme="minorEastAsia" w:eastAsiaTheme="minorEastAsia" w:cstheme="minorEastAsia"/>
+          <w:color w:val="FF0000"/>
+          <w:szCs w:val="21"/>
+          <w:lang w:val="en-US" w:eastAsia="zh-CN"/>
+        </w:rPr>
+        <w:t>}</w:t>
+      </w:r>
+      <w:r>
+        <w:rPr>
+          <w:rFonts w:hint="default" w:asciiTheme="minorEastAsia" w:hAnsiTheme="minorEastAsia" w:eastAsiaTheme="minorEastAsia" w:cstheme="minorEastAsia"/>
+          <w:color w:val="FF0000"/>
+          <w:szCs w:val="21"/>
+          <w:lang w:val="en-US" w:eastAsia="zh-CN"/>
+        </w:rPr>
+        <w:t>}</w:t>
+      </w:r>
+      <w:r>
+        <w:rPr>
+          <w:rFonts w:hint="eastAsia" w:ascii="宋体" w:hAnsi="宋体" w:eastAsia="宋体" w:cs="宋体"/>
+          <w:lang w:eastAsia="zh-CN"/>
+        </w:rPr>
+        <w:t xml:space="preserve"> ）</w:t>
+      </w:r>
+      <w:r>
+        <w:rPr>
+          <w:rFonts w:hint="eastAsia" w:ascii="宋体" w:hAnsi="宋体" w:eastAsia="宋体" w:cs="宋体"/>
+          <w:lang w:val="en-US" w:eastAsia="zh-CN"/>
+        </w:rPr>
+        <w:t>+</w:t>
+      </w:r>
+      <w:r>
+        <w:rPr>
+          <w:rFonts w:hint="eastAsia" w:ascii="宋体" w:hAnsi="宋体" w:eastAsia="宋体" w:cs="宋体"/>
+          <w:lang w:eastAsia="zh-CN"/>
+        </w:rPr>
+        <w:t>梱包说明图（</w:t>
+      </w:r>
+      <w:r>
+        <w:rPr>
+          <w:rFonts w:hint="default" w:ascii="宋体" w:hAnsi="宋体" w:eastAsia="宋体" w:cs="宋体"/>
+          <w:color w:val="FF0000"/>
+          <w:lang w:val="en-US" w:eastAsia="zh-CN"/>
+        </w:rPr>
+        <w:t xml:space="preserve"> </w:t>
+      </w:r>
+      <w:r>
+        <w:rPr>
+          <w:rFonts w:hint="default" w:asciiTheme="minorEastAsia" w:hAnsiTheme="minorEastAsia" w:eastAsiaTheme="minorEastAsia" w:cstheme="minorEastAsia"/>
+          <w:color w:val="FF0000"/>
+          <w:szCs w:val="21"/>
+          <w:lang w:val="en-US" w:eastAsia="zh-CN"/>
+        </w:rPr>
+        <w:t>{</w:t>
+      </w:r>
+      <w:r>
+        <w:rPr>
+          <w:rFonts w:hint="eastAsia" w:asciiTheme="minorEastAsia" w:hAnsiTheme="minorEastAsia" w:eastAsiaTheme="minorEastAsia" w:cstheme="minorEastAsia"/>
+          <w:color w:val="FF0000"/>
+          <w:szCs w:val="21"/>
+          <w:lang w:val="en-US" w:eastAsia="zh-CN"/>
+        </w:rPr>
+        <w:t>{packing</w:t>
+      </w:r>
+      <w:r>
+        <w:rPr>
+          <w:rFonts w:hint="default" w:asciiTheme="minorEastAsia" w:hAnsiTheme="minorEastAsia" w:eastAsiaTheme="minorEastAsia" w:cstheme="minorEastAsia"/>
+          <w:color w:val="FF0000"/>
+          <w:szCs w:val="21"/>
+          <w:lang w:val="en-US" w:eastAsia="zh-CN"/>
+        </w:rPr>
+        <w:t>_i</w:t>
+      </w:r>
+      <w:r>
+        <w:rPr>
+          <w:rFonts w:hint="eastAsia" w:asciiTheme="minorEastAsia" w:hAnsiTheme="minorEastAsia" w:eastAsiaTheme="minorEastAsia" w:cstheme="minorEastAsia"/>
+          <w:color w:val="FF0000"/>
+          <w:szCs w:val="21"/>
+          <w:lang w:val="en-US" w:eastAsia="zh-CN"/>
+        </w:rPr>
+        <w:t>nstructions</w:t>
+      </w:r>
+      <w:r>
+        <w:rPr>
+          <w:rFonts w:hint="default" w:asciiTheme="minorEastAsia" w:hAnsiTheme="minorEastAsia" w:eastAsiaTheme="minorEastAsia" w:cstheme="minorEastAsia"/>
+          <w:color w:val="FF0000"/>
+          <w:szCs w:val="21"/>
+          <w:lang w:val="en-US" w:eastAsia="zh-CN"/>
+        </w:rPr>
+        <w:t>_number</w:t>
+      </w:r>
+      <w:r>
+        <w:rPr>
+          <w:rFonts w:hint="eastAsia" w:asciiTheme="minorEastAsia" w:hAnsiTheme="minorEastAsia" w:eastAsiaTheme="minorEastAsia" w:cstheme="minorEastAsia"/>
+          <w:color w:val="FF0000"/>
+          <w:szCs w:val="21"/>
+          <w:lang w:val="en-US" w:eastAsia="zh-CN"/>
+        </w:rPr>
+        <w:t>}</w:t>
+      </w:r>
+      <w:r>
+        <w:rPr>
+          <w:rFonts w:hint="default" w:asciiTheme="minorEastAsia" w:hAnsiTheme="minorEastAsia" w:eastAsiaTheme="minorEastAsia" w:cstheme="minorEastAsia"/>
+          <w:color w:val="FF0000"/>
+          <w:szCs w:val="21"/>
+          <w:lang w:val="en-US" w:eastAsia="zh-CN"/>
+        </w:rPr>
+        <w:t>}</w:t>
+      </w:r>
+      <w:r>
+        <w:rPr>
+          <w:rFonts w:hint="eastAsia" w:ascii="宋体" w:hAnsi="宋体" w:eastAsia="宋体" w:cs="宋体"/>
+          <w:lang w:eastAsia="zh-CN"/>
+        </w:rPr>
+        <w:t xml:space="preserve"> ）》中记载</w:t>
+      </w:r>
+    </w:p>
+    <w:p>
+      <w:pPr>
+        <w:pStyle w:val="2"/>
+        <w:rPr>
+          <w:rFonts w:hint="eastAsia" w:ascii="宋体" w:hAnsi="宋体" w:eastAsia="宋体" w:cstheme="minorHAnsi"/>
+          <w:lang w:eastAsia="zh-CN"/>
+        </w:rPr>
+      </w:pPr>
+      <w:r>
+        <w:rPr>
+          <w:rFonts w:hint="eastAsia" w:ascii="宋体" w:hAnsi="宋体" w:eastAsia="宋体" w:cstheme="minorHAnsi"/>
+          <w:lang w:eastAsia="zh-CN"/>
+        </w:rPr>
+        <w:t>出荷条件</w:t>
+      </w:r>
+    </w:p>
+    <w:p>
+      <w:pPr>
+        <w:pStyle w:val="3"/>
+        <w:rPr>
+          <w:rFonts w:hint="eastAsia" w:ascii="宋体" w:hAnsi="宋体" w:eastAsia="宋体" w:cs="宋体"/>
+          <w:lang w:eastAsia="zh-CN"/>
+        </w:rPr>
+      </w:pPr>
+      <w:r>
+        <w:rPr>
+          <w:rFonts w:hint="eastAsia" w:ascii="宋体" w:hAnsi="宋体" w:eastAsia="宋体" w:cs="宋体"/>
+          <w:lang w:eastAsia="zh-CN"/>
+        </w:rPr>
+        <w:t xml:space="preserve">参照《 IGS ( </w:t>
+      </w:r>
+      <w:r>
+        <w:rPr>
+          <w:rFonts w:hint="default" w:ascii="宋体" w:hAnsi="宋体" w:eastAsia="宋体" w:cs="宋体"/>
+          <w:lang w:val="en-US" w:eastAsia="zh-CN"/>
+        </w:rPr>
+        <w:t xml:space="preserve"> </w:t>
+      </w:r>
+      <w:r>
+        <w:rPr>
+          <w:rFonts w:hint="default" w:asciiTheme="minorEastAsia" w:hAnsiTheme="minorEastAsia" w:eastAsiaTheme="minorEastAsia" w:cstheme="minorEastAsia"/>
+          <w:color w:val="FF0000"/>
+          <w:szCs w:val="21"/>
+          <w:lang w:val="en-US" w:eastAsia="zh-CN"/>
+        </w:rPr>
+        <w:t>{{igs_number}}</w:t>
+      </w:r>
       <w:r>
         <w:rPr>
           <w:rFonts w:hint="default" w:asciiTheme="minorEastAsia" w:hAnsiTheme="minorEastAsia" w:eastAsiaTheme="minorEastAsia" w:cstheme="minorEastAsia"/>
@@ -13218,6 +13893,90 @@
             </w14:solidFill>
           </w14:textFill>
         </w:rPr>
+        <w:t xml:space="preserve"> </w:t>
+      </w:r>
+      <w:r>
+        <w:rPr>
+          <w:rFonts w:hint="eastAsia" w:ascii="宋体" w:hAnsi="宋体" w:eastAsia="宋体" w:cs="宋体"/>
+          <w:lang w:eastAsia="zh-CN"/>
+        </w:rPr>
+        <w:t xml:space="preserve"> ) 》</w:t>
+      </w:r>
+    </w:p>
+    <w:p>
+      <w:pPr>
+        <w:pStyle w:val="3"/>
+        <w:rPr>
+          <w:rFonts w:eastAsia="宋体"/>
+          <w:lang w:eastAsia="zh-CN"/>
+        </w:rPr>
+      </w:pPr>
+      <w:bookmarkStart w:id="27" w:name="_GoBack"/>
+      <w:bookmarkEnd w:id="27"/>
+    </w:p>
+    <w:p>
+      <w:pPr>
+        <w:pStyle w:val="3"/>
+        <w:rPr>
+          <w:rFonts w:eastAsia="宋体"/>
+          <w:lang w:eastAsia="zh-CN"/>
+        </w:rPr>
+      </w:pPr>
+    </w:p>
+    <w:p>
+      <w:pPr>
+        <w:pStyle w:val="2"/>
+        <w:rPr>
+          <w:rFonts w:hint="eastAsia" w:ascii="宋体" w:hAnsi="宋体" w:eastAsia="宋体" w:cstheme="minorHAnsi"/>
+          <w:lang w:eastAsia="zh-CN"/>
+        </w:rPr>
+      </w:pPr>
+      <w:bookmarkStart w:id="26" w:name="_Toc202193179"/>
+      <w:r>
+        <w:rPr>
+          <w:rFonts w:hint="eastAsia" w:ascii="宋体" w:hAnsi="宋体" w:eastAsia="宋体" w:cstheme="minorHAnsi"/>
+          <w:lang w:eastAsia="zh-CN"/>
+        </w:rPr>
+        <w:t>维护保养·废弃</w:t>
+      </w:r>
+    </w:p>
+    <w:p>
+      <w:pPr>
+        <w:pStyle w:val="4"/>
+        <w:ind w:left="738" w:hanging="498"/>
+        <w:rPr>
+          <w:rFonts w:hint="eastAsia" w:ascii="宋体" w:hAnsi="宋体" w:eastAsia="宋体"/>
+          <w:lang w:eastAsia="zh-CN"/>
+        </w:rPr>
+      </w:pPr>
+      <w:r>
+        <w:rPr>
+          <w:rFonts w:hint="eastAsia" w:ascii="宋体" w:hAnsi="宋体" w:eastAsia="宋体"/>
+          <w:lang w:eastAsia="zh-CN"/>
+        </w:rPr>
+        <w:t>维护保养</w:t>
+      </w:r>
+    </w:p>
+    <w:p>
+      <w:pPr>
+        <w:pStyle w:val="3"/>
+        <w:ind w:firstLine="357" w:firstLineChars="170"/>
+        <w:rPr>
+          <w:lang w:eastAsia="zh-CN"/>
+        </w:rPr>
+      </w:pPr>
+      <w:r>
+        <w:rPr>
+          <w:rFonts w:hint="default" w:asciiTheme="minorEastAsia" w:hAnsiTheme="minorEastAsia" w:eastAsiaTheme="minorEastAsia" w:cstheme="minorEastAsia"/>
+          <w:color w:val="9BBB59" w:themeColor="accent3"/>
+          <w:szCs w:val="21"/>
+          <w:lang w:val="en-US" w:eastAsia="zh-CN"/>
+          <w14:textFill>
+            <w14:solidFill>
+              <w14:schemeClr w14:val="accent3"/>
+            </w14:solidFill>
+          </w14:textFill>
+        </w:rPr>
         <w:t>{</w:t>
       </w:r>
       <w:r>
@@ -13232,7 +13991,7 @@
             </w14:solidFill>
           </w14:textFill>
         </w:rPr>
-        <w:t>{labeling}</w:t>
+        <w:t>{maintenance}</w:t>
       </w:r>
       <w:r>
         <w:rPr>
@@ -13251,39 +14010,25 @@
     </w:p>
     <w:p>
       <w:pPr>
-        <w:pStyle w:val="3"/>
-        <w:rPr>
-          <w:rFonts w:eastAsia="宋体"/>
+        <w:pStyle w:val="4"/>
+        <w:ind w:left="738" w:hanging="498"/>
+        <w:rPr>
+          <w:rFonts w:hint="eastAsia" w:ascii="宋体" w:hAnsi="宋体" w:eastAsia="宋体"/>
           <w:lang w:eastAsia="zh-CN"/>
         </w:rPr>
       </w:pPr>
-    </w:p>
-    <w:p>
-      <w:pPr>
-        <w:pStyle w:val="2"/>
-        <w:rPr>
-          <w:rFonts w:hint="eastAsia" w:ascii="宋体" w:hAnsi="宋体" w:eastAsia="宋体" w:cstheme="minorHAnsi"/>
-        </w:rPr>
-      </w:pPr>
-      <w:bookmarkStart w:id="25" w:name="_Toc202193177"/>
-      <w:r>
-        <w:rPr>
-          <w:rFonts w:hint="eastAsia" w:ascii="宋体" w:hAnsi="宋体" w:eastAsia="宋体" w:cstheme="minorHAnsi"/>
-          <w:lang w:eastAsia="zh-CN"/>
-        </w:rPr>
-        <w:t>包装</w:t>
-      </w:r>
-      <w:bookmarkEnd w:id="25"/>
-      <w:r>
-        <w:rPr>
-          <w:rFonts w:ascii="宋体" w:hAnsi="宋体" w:eastAsia="宋体" w:cstheme="minorHAnsi"/>
-        </w:rPr>
-        <w:t xml:space="preserve"> </w:t>
+      <w:r>
+        <w:rPr>
+          <w:rFonts w:hint="eastAsia" w:ascii="宋体" w:hAnsi="宋体" w:eastAsia="宋体"/>
+          <w:lang w:eastAsia="zh-CN"/>
+        </w:rPr>
+        <w:t>废弃</w:t>
       </w:r>
     </w:p>
     <w:p>
       <w:pPr>
         <w:pStyle w:val="3"/>
+        <w:ind w:firstLine="357" w:firstLineChars="170"/>
         <w:rPr>
           <w:rFonts w:eastAsia="宋体"/>
           <w:lang w:eastAsia="zh-CN"/>
@@ -13315,7 +14060,7 @@
             </w14:solidFill>
           </w14:textFill>
         </w:rPr>
-        <w:t>{packaging}</w:t>
+        <w:t>{disposal}</w:t>
       </w:r>
       <w:r>
         <w:rPr>
@@ -13334,315 +14079,7 @@
     </w:p>
     <w:p>
       <w:pPr>
-        <w:pStyle w:val="3"/>
-        <w:rPr>
-          <w:rFonts w:eastAsia="宋体"/>
-          <w:lang w:eastAsia="zh-CN"/>
-        </w:rPr>
-      </w:pPr>
-    </w:p>
-    <w:p>
-      <w:pPr>
         <w:pStyle w:val="2"/>
-        <w:rPr>
-          <w:rFonts w:hint="eastAsia" w:ascii="宋体" w:hAnsi="宋体" w:eastAsia="宋体" w:cstheme="minorHAnsi"/>
-          <w:lang w:eastAsia="zh-CN"/>
-        </w:rPr>
-      </w:pPr>
-      <w:r>
-        <w:rPr>
-          <w:rFonts w:hint="eastAsia" w:ascii="宋体" w:hAnsi="宋体" w:eastAsia="宋体" w:cstheme="minorHAnsi"/>
-          <w:lang w:eastAsia="zh-CN"/>
-        </w:rPr>
-        <w:t>出荷条件</w:t>
-      </w:r>
-    </w:p>
-    <w:p>
-      <w:pPr>
-        <w:pStyle w:val="3"/>
-        <w:rPr>
-          <w:rFonts w:hint="default" w:asciiTheme="minorEastAsia" w:hAnsiTheme="minorEastAsia" w:eastAsiaTheme="minorEastAsia" w:cstheme="minorEastAsia"/>
-          <w:color w:val="9BBB59" w:themeColor="accent3"/>
-          <w:szCs w:val="21"/>
-          <w:lang w:val="en-US" w:eastAsia="zh-CN"/>
-          <w14:textFill>
-            <w14:solidFill>
-              <w14:schemeClr w14:val="accent3"/>
-            </w14:solidFill>
-          </w14:textFill>
-        </w:rPr>
-      </w:pPr>
-      <w:r>
-        <w:rPr>
-          <w:rFonts w:hint="default" w:asciiTheme="minorEastAsia" w:hAnsiTheme="minorEastAsia" w:eastAsiaTheme="minorEastAsia" w:cstheme="minorEastAsia"/>
-          <w:color w:val="9BBB59" w:themeColor="accent3"/>
-          <w:szCs w:val="21"/>
-          <w:lang w:val="en-US" w:eastAsia="zh-CN"/>
-          <w14:textFill>
-            <w14:solidFill>
-              <w14:schemeClr w14:val="accent3"/>
-            </w14:solidFill>
-          </w14:textFill>
-        </w:rPr>
-        <w:t>{{shipping_conditions}}</w:t>
-      </w:r>
-    </w:p>
-    <w:p>
-      <w:pPr>
-        <w:pStyle w:val="3"/>
-        <w:rPr>
-          <w:rFonts w:eastAsia="宋体"/>
-          <w:lang w:eastAsia="zh-CN"/>
-        </w:rPr>
-      </w:pPr>
-    </w:p>
-    <w:p>
-      <w:pPr>
-        <w:pStyle w:val="3"/>
-        <w:rPr>
-          <w:rFonts w:eastAsia="宋体"/>
-          <w:lang w:eastAsia="zh-CN"/>
-        </w:rPr>
-      </w:pPr>
-    </w:p>
-    <w:p>
-      <w:pPr>
-        <w:pStyle w:val="2"/>
-        <w:rPr>
-          <w:rFonts w:hint="eastAsia" w:ascii="宋体" w:hAnsi="宋体" w:eastAsia="宋体" w:cstheme="minorHAnsi"/>
-          <w:lang w:eastAsia="zh-CN"/>
-        </w:rPr>
-      </w:pPr>
-      <w:bookmarkStart w:id="26" w:name="_Toc202193179"/>
-      <w:r>
-        <w:rPr>
-          <w:rFonts w:hint="eastAsia" w:ascii="宋体" w:hAnsi="宋体" w:eastAsia="宋体" w:cstheme="minorHAnsi"/>
-          <w:lang w:eastAsia="zh-CN"/>
-        </w:rPr>
-        <w:t>维护保养·废弃</w:t>
-      </w:r>
-    </w:p>
-    <w:p>
-      <w:pPr>
-        <w:pStyle w:val="4"/>
-        <w:ind w:left="738" w:hanging="498"/>
-        <w:rPr>
-          <w:rFonts w:hint="eastAsia" w:ascii="宋体" w:hAnsi="宋体" w:eastAsia="宋体"/>
-          <w:lang w:eastAsia="zh-CN"/>
-        </w:rPr>
-      </w:pPr>
-      <w:r>
-        <w:rPr>
-          <w:rFonts w:hint="eastAsia" w:ascii="宋体" w:hAnsi="宋体" w:eastAsia="宋体"/>
-          <w:lang w:eastAsia="zh-CN"/>
-        </w:rPr>
-        <w:t>维护保养</w:t>
-      </w:r>
-    </w:p>
-    <w:p>
-      <w:pPr>
-        <w:pStyle w:val="3"/>
-        <w:ind w:firstLine="357" w:firstLineChars="170"/>
-        <w:rPr>
-          <w:lang w:eastAsia="zh-CN"/>
-        </w:rPr>
-      </w:pPr>
-      <w:r>
-        <w:rPr>
-          <w:rFonts w:hint="default" w:asciiTheme="minorEastAsia" w:hAnsiTheme="minorEastAsia" w:eastAsiaTheme="minorEastAsia" w:cstheme="minorEastAsia"/>
-          <w:color w:val="9BBB59" w:themeColor="accent3"/>
-          <w:szCs w:val="21"/>
-          <w:lang w:val="en-US" w:eastAsia="zh-CN"/>
-          <w14:textFill>
-            <w14:solidFill>
-              <w14:schemeClr w14:val="accent3"/>
-            </w14:solidFill>
-          </w14:textFill>
-        </w:rPr>
-        <w:t>{</w:t>
-      </w:r>
-      <w:r>
-        <w:rPr>
-          <w:rFonts w:hint="eastAsia" w:asciiTheme="minorEastAsia" w:hAnsiTheme="minorEastAsia" w:eastAsiaTheme="minorEastAsia" w:cstheme="minorEastAsia"/>
-          <w:color w:val="9BBB59" w:themeColor="accent3"/>
-          <w:szCs w:val="21"/>
-          <w:lang w:val="en-US" w:eastAsia="zh-CN"/>
-          <w14:textFill>
-            <w14:solidFill>
-              <w14:schemeClr w14:val="accent3"/>
-            </w14:solidFill>
-          </w14:textFill>
-        </w:rPr>
-        <w:t>{maintenance}</w:t>
-      </w:r>
-      <w:r>
-        <w:rPr>
-          <w:rFonts w:hint="default" w:asciiTheme="minorEastAsia" w:hAnsiTheme="minorEastAsia" w:eastAsiaTheme="minorEastAsia" w:cstheme="minorEastAsia"/>
-          <w:color w:val="9BBB59" w:themeColor="accent3"/>
-          <w:szCs w:val="21"/>
-          <w:lang w:val="en-US" w:eastAsia="zh-CN"/>
-          <w14:textFill>
-            <w14:solidFill>
-              <w14:schemeClr w14:val="accent3"/>
-            </w14:solidFill>
-          </w14:textFill>
-        </w:rPr>
-        <w:t>}</w:t>
-      </w:r>
-    </w:p>
-    <w:p>
-      <w:pPr>
-        <w:pStyle w:val="4"/>
-        <w:ind w:left="738" w:hanging="498"/>
-        <w:rPr>
-          <w:rFonts w:hint="eastAsia" w:ascii="宋体" w:hAnsi="宋体" w:eastAsia="宋体"/>
-          <w:lang w:eastAsia="zh-CN"/>
-        </w:rPr>
-      </w:pPr>
-      <w:r>
-        <w:rPr>
-          <w:rFonts w:hint="eastAsia" w:ascii="宋体" w:hAnsi="宋体" w:eastAsia="宋体"/>
-          <w:lang w:eastAsia="zh-CN"/>
-        </w:rPr>
-        <w:t>废弃</w:t>
-      </w:r>
-    </w:p>
-    <w:p>
-      <w:pPr>
-        <w:pStyle w:val="3"/>
-        <w:ind w:firstLine="357" w:firstLineChars="170"/>
-        <w:rPr>
-          <w:rFonts w:eastAsia="宋体"/>
-          <w:lang w:eastAsia="zh-CN"/>
-        </w:rPr>
-      </w:pPr>
-      <w:r>
-        <w:rPr>
-          <w:rFonts w:hint="default" w:asciiTheme="minorEastAsia" w:hAnsiTheme="minorEastAsia" w:eastAsiaTheme="minorEastAsia" w:cstheme="minorEastAsia"/>
-          <w:color w:val="9BBB59" w:themeColor="accent3"/>
-          <w:szCs w:val="21"/>
-          <w:lang w:val="en-US" w:eastAsia="zh-CN"/>
-          <w14:textFill>
-            <w14:solidFill>
-              <w14:schemeClr w14:val="accent3"/>
-            </w14:solidFill>
-          </w14:textFill>
-        </w:rPr>
-        <w:t>{</w:t>
-      </w:r>
-      <w:r>
-        <w:rPr>
-          <w:rFonts w:hint="eastAsia" w:asciiTheme="minorEastAsia" w:hAnsiTheme="minorEastAsia" w:eastAsiaTheme="minorEastAsia" w:cstheme="minorEastAsia"/>
-          <w:color w:val="9BBB59" w:themeColor="accent3"/>
-          <w:szCs w:val="21"/>
-          <w:lang w:val="en-US" w:eastAsia="zh-CN"/>
-          <w14:textFill>
-            <w14:solidFill>
-              <w14:schemeClr w14:val="accent3"/>
-            </w14:solidFill>
-          </w14:textFill>
-        </w:rPr>
-        <w:t>{disposal}</w:t>
-      </w:r>
-      <w:r>
-        <w:rPr>
-          <w:rFonts w:hint="default" w:asciiTheme="minorEastAsia" w:hAnsiTheme="minorEastAsia" w:eastAsiaTheme="minorEastAsia" w:cstheme="minorEastAsia"/>
-          <w:color w:val="9BBB59" w:themeColor="accent3"/>
-          <w:szCs w:val="21"/>
-          <w:lang w:val="en-US" w:eastAsia="zh-CN"/>
-          <w14:textFill>
-            <w14:solidFill>
-              <w14:schemeClr w14:val="accent3"/>
-            </w14:solidFill>
-          </w14:textFill>
-        </w:rPr>
-        <w:t>}</w:t>
-      </w:r>
-    </w:p>
-    <w:p>
-      <w:pPr>
-        <w:pStyle w:val="2"/>
-        <w:rPr>
-          <w:rFonts w:hint="eastAsia" w:ascii="宋体" w:hAnsi="宋体" w:eastAsia="宋体" w:cstheme="minorHAnsi"/>
-        </w:rPr>
-      </w:pPr>
-      <w:r>
-        <w:rPr>
-          <w:rFonts w:hint="eastAsia" w:ascii="宋体" w:hAnsi="宋体" w:eastAsia="宋体" w:cstheme="minorHAnsi"/>
-          <w:lang w:eastAsia="zh-CN"/>
-        </w:rPr>
-        <w:t>原</w:t>
-      </w:r>
-      <w:r>
-        <w:rPr>
-          <w:rFonts w:hint="eastAsia" w:ascii="宋体" w:hAnsi="宋体" w:eastAsia="宋体" w:cs="微软雅黑"/>
-          <w:lang w:eastAsia="zh-CN"/>
-        </w:rPr>
-        <w:t>产</w:t>
-      </w:r>
-      <w:r>
-        <w:rPr>
-          <w:rFonts w:hint="eastAsia" w:ascii="宋体" w:hAnsi="宋体" w:eastAsia="宋体" w:cs="MS PGothic"/>
-          <w:lang w:eastAsia="zh-CN"/>
-        </w:rPr>
-        <w:t>国</w:t>
-      </w:r>
-      <w:bookmarkEnd w:id="26"/>
-    </w:p>
-    <w:p>
-      <w:pPr>
-        <w:pStyle w:val="3"/>
-        <w:rPr>
-          <w:rFonts w:hint="eastAsia"/>
-        </w:rPr>
-      </w:pPr>
-      <w:r>
-        <w:rPr>
-          <w:rFonts w:hint="default" w:asciiTheme="minorEastAsia" w:hAnsiTheme="minorEastAsia" w:eastAsiaTheme="minorEastAsia" w:cstheme="minorEastAsia"/>
-          <w:color w:val="9BBB59" w:themeColor="accent3"/>
-          <w:szCs w:val="21"/>
-          <w:lang w:val="en-US" w:eastAsia="zh-CN"/>
-          <w14:textFill>
-            <w14:solidFill>
-              <w14:schemeClr w14:val="accent3"/>
-            </w14:solidFill>
-          </w14:textFill>
-        </w:rPr>
-        <w:t>{</w:t>
-      </w:r>
-      <w:r>
-        <w:rPr>
-          <w:rFonts w:hint="eastAsia" w:asciiTheme="minorEastAsia" w:hAnsiTheme="minorEastAsia" w:eastAsiaTheme="minorEastAsia" w:cstheme="minorEastAsia"/>
-          <w:color w:val="9BBB59" w:themeColor="accent3"/>
-          <w:szCs w:val="21"/>
-          <w:lang w:val="en-US" w:eastAsia="zh-CN"/>
-          <w14:textFill>
-            <w14:solidFill>
-              <w14:schemeClr w14:val="accent3"/>
-            </w14:solidFill>
-          </w14:textFill>
-        </w:rPr>
-        <w:t>{production_area}</w:t>
-      </w:r>
-      <w:r>
-        <w:rPr>
-          <w:rFonts w:hint="default" w:asciiTheme="minorEastAsia" w:hAnsiTheme="minorEastAsia" w:eastAsiaTheme="minorEastAsia" w:cstheme="minorEastAsia"/>
-          <w:color w:val="9BBB59" w:themeColor="accent3"/>
-          <w:szCs w:val="21"/>
-          <w:lang w:val="en-US" w:eastAsia="zh-CN"/>
-          <w14:textFill>
-            <w14:solidFill>
-              <w14:schemeClr w14:val="accent3"/>
-            </w14:solidFill>
-          </w14:textFill>
-        </w:rPr>
-        <w:t>}</w:t>
-      </w:r>
-    </w:p>
-    <w:p>
-      <w:pPr>
-        <w:pStyle w:val="3"/>
-        <w:ind w:left="720" w:leftChars="300" w:firstLine="0"/>
         <w:rPr>
           <w:rFonts w:hint="eastAsia" w:ascii="宋体" w:hAnsi="宋体" w:eastAsia="宋体" w:cstheme="minorHAnsi"/>
           <w:bCs/>
@@ -13652,6 +14089,28 @@
           <w:lang w:eastAsia="zh-CN"/>
         </w:rPr>
       </w:pPr>
+      <w:r>
+        <w:rPr>
+          <w:rFonts w:hint="eastAsia" w:ascii="宋体" w:hAnsi="宋体" w:eastAsia="宋体" w:cstheme="minorHAnsi"/>
+          <w:lang w:eastAsia="zh-CN"/>
+        </w:rPr>
+        <w:t>原</w:t>
+      </w:r>
+      <w:r>
+        <w:rPr>
+          <w:rFonts w:hint="eastAsia" w:ascii="宋体" w:hAnsi="宋体" w:eastAsia="宋体" w:cs="微软雅黑"/>
+          <w:lang w:eastAsia="zh-CN"/>
+        </w:rPr>
+        <w:t>产</w:t>
+      </w:r>
+      <w:r>
+        <w:rPr>
+          <w:rFonts w:hint="eastAsia" w:ascii="宋体" w:hAnsi="宋体" w:eastAsia="宋体" w:cs="MS PGothic"/>
+          <w:lang w:eastAsia="zh-CN"/>
+        </w:rPr>
+        <w:t>国</w:t>
+      </w:r>
+      <w:bookmarkEnd w:id="26"/>
     </w:p>
     <w:sectPr>
       <w:headerReference r:id="rId3" w:type="default"/>
@@ -13888,7 +14347,7 @@
         </w14:shadow>
         <w14:reflection w14:blurRad="0" w14:stA="0" w14:stPos="0" w14:endA="0" w14:endPos="0" w14:dist="0" w14:dir="0" w14:fadeDir="0" w14:sx="0" w14:sy="0" w14:kx="0" w14:ky="0" w14:algn="none"/>
         <w14:props3d w14:extrusionH="0" w14:contourW="0" w14:prstMaterial="none"/>
-        <w14:scene3d w14:prst="orthographicFront">
+        <w14:scene3d>
           <w14:lightRig w14:rig="threePt" w14:dir="t">
             <w14:rot w14:lat="0" w14:lon="0" w14:rev="0"/>
           </w14:lightRig>

--- a/static/templates/word/zh/基本规格书.docx
+++ b/static/templates/word/zh/基本规格书.docx
@@ -72,11 +72,42 @@
           </w:tcPr>
           <w:p>
             <w:pPr>
+              <w:pStyle w:val="3"/>
+              <w:ind w:left="0" w:leftChars="0" w:firstLine="0" w:firstLineChars="0"/>
+              <w:rPr>
+                <w:rFonts w:hint="eastAsia" w:ascii="微软雅黑" w:hAnsi="微软雅黑" w:eastAsia="微软雅黑" w:cs="微软雅黑"/>
+                <w:color w:val="9BBB59" w:themeColor="accent3"/>
+                <w:szCs w:val="21"/>
+                <w:lang w:val="en-US" w:eastAsia="zh-CN"/>
+                <w14:textFill>
+                  <w14:solidFill>
+                    <w14:schemeClr w14:val="accent3"/>
+                  </w14:solidFill>
+                </w14:textFill>
+              </w:rPr>
+            </w:pPr>
+            <w:r>
+              <w:rPr>
+                <w:rFonts w:hint="eastAsia" w:ascii="微软雅黑" w:hAnsi="微软雅黑" w:eastAsia="微软雅黑" w:cs="微软雅黑"/>
+                <w:color w:val="9BBB59" w:themeColor="accent3"/>
+                <w:szCs w:val="21"/>
+                <w:lang w:val="en-US" w:eastAsia="zh-CN"/>
+                <w14:textFill>
+                  <w14:solidFill>
+                    <w14:schemeClr w14:val="accent3"/>
+                  </w14:solidFill>
+                </w14:textFill>
+              </w:rPr>
+              <w:t>{{product_model}}</w:t>
+            </w:r>
+          </w:p>
+          <w:p>
+            <w:pPr>
               <w:jc w:val="left"/>
               <w:rPr>
-                <w:rFonts w:hint="eastAsia" w:ascii="微软雅黑" w:hAnsi="微软雅黑" w:eastAsia="微软雅黑" w:cs="微软雅黑"/>
+                <w:rFonts w:hint="default" w:ascii="微软雅黑" w:hAnsi="微软雅黑" w:eastAsia="微软雅黑" w:cs="微软雅黑"/>
                 <w:szCs w:val="21"/>
-                <w:lang w:eastAsia="zh-CN"/>
+                <w:lang w:val="en-US" w:eastAsia="zh-CN"/>
               </w:rPr>
             </w:pPr>
           </w:p>
@@ -127,6 +158,37 @@
             <w:shd w:val="clear" w:color="auto" w:fill="auto"/>
             <w:vAlign w:val="center"/>
           </w:tcPr>
+          <w:p>
+            <w:pPr>
+              <w:pStyle w:val="3"/>
+              <w:ind w:left="0" w:leftChars="0" w:firstLine="0" w:firstLineChars="0"/>
+              <w:rPr>
+                <w:rFonts w:hint="eastAsia" w:ascii="微软雅黑" w:hAnsi="微软雅黑" w:eastAsia="微软雅黑" w:cs="微软雅黑"/>
+                <w:color w:val="9BBB59" w:themeColor="accent3"/>
+                <w:szCs w:val="21"/>
+                <w:lang w:val="en-US" w:eastAsia="zh-CN"/>
+                <w14:textFill>
+                  <w14:solidFill>
+                    <w14:schemeClr w14:val="accent3"/>
+                  </w14:solidFill>
+                </w14:textFill>
+              </w:rPr>
+            </w:pPr>
+            <w:r>
+              <w:rPr>
+                <w:rFonts w:hint="eastAsia" w:ascii="微软雅黑" w:hAnsi="微软雅黑" w:eastAsia="微软雅黑" w:cs="微软雅黑"/>
+                <w:color w:val="9BBB59" w:themeColor="accent3"/>
+                <w:szCs w:val="21"/>
+                <w:lang w:val="en-US" w:eastAsia="zh-CN"/>
+                <w14:textFill>
+                  <w14:solidFill>
+                    <w14:schemeClr w14:val="accent3"/>
+                  </w14:solidFill>
+                </w14:textFill>
+              </w:rPr>
+              <w:t>{{sales_name}}</w:t>
+            </w:r>
+          </w:p>
           <w:p>
             <w:pPr>
               <w:rPr>
@@ -2286,17 +2348,7 @@
           <w:szCs w:val="28"/>
           <w:lang w:eastAsia="zh-CN"/>
         </w:rPr>
-        <w:t>变</w:t>
-      </w:r>
-      <w:r>
-        <w:rPr>
-          <w:rFonts w:hint="eastAsia" w:ascii="微软雅黑" w:hAnsi="微软雅黑" w:eastAsia="微软雅黑" w:cs="微软雅黑"/>
-          <w:bCs/>
-          <w:sz w:val="28"/>
-          <w:szCs w:val="28"/>
-          <w:lang w:eastAsia="zh-CN"/>
-        </w:rPr>
-        <w:t xml:space="preserve"> 更</w:t>
+        <w:t>变 更</w:t>
       </w:r>
       <w:r>
         <w:rPr>
@@ -2448,16 +2500,7 @@
                 <w:szCs w:val="18"/>
                 <w:lang w:eastAsia="zh-CN"/>
               </w:rPr>
-              <w:t>变</w:t>
-            </w:r>
-            <w:r>
-              <w:rPr>
-                <w:rFonts w:hint="eastAsia" w:ascii="微软雅黑" w:hAnsi="微软雅黑" w:eastAsia="微软雅黑" w:cs="微软雅黑"/>
-                <w:sz w:val="18"/>
-                <w:szCs w:val="18"/>
-                <w:lang w:eastAsia="zh-CN"/>
-              </w:rPr>
-              <w:t>更日期</w:t>
+              <w:t>变更日期</w:t>
             </w:r>
           </w:p>
         </w:tc>
@@ -2490,16 +2533,7 @@
                 <w:szCs w:val="18"/>
                 <w:lang w:eastAsia="zh-CN"/>
               </w:rPr>
-              <w:t>变</w:t>
-            </w:r>
-            <w:r>
-              <w:rPr>
-                <w:rFonts w:hint="eastAsia" w:ascii="微软雅黑" w:hAnsi="微软雅黑" w:eastAsia="微软雅黑" w:cs="微软雅黑"/>
-                <w:sz w:val="18"/>
-                <w:szCs w:val="18"/>
-                <w:lang w:eastAsia="zh-CN"/>
-              </w:rPr>
-              <w:t>更内容</w:t>
+              <w:t>变更内容</w:t>
             </w:r>
           </w:p>
         </w:tc>
@@ -2532,25 +2566,7 @@
                 <w:szCs w:val="18"/>
                 <w:lang w:eastAsia="zh-CN"/>
               </w:rPr>
-              <w:t>设变</w:t>
-            </w:r>
-            <w:r>
-              <w:rPr>
-                <w:rFonts w:hint="eastAsia" w:ascii="微软雅黑" w:hAnsi="微软雅黑" w:eastAsia="微软雅黑" w:cs="微软雅黑"/>
-                <w:sz w:val="18"/>
-                <w:szCs w:val="18"/>
-                <w:lang w:eastAsia="zh-CN"/>
-              </w:rPr>
-              <w:t>命令</w:t>
-            </w:r>
-            <w:r>
-              <w:rPr>
-                <w:rFonts w:hint="eastAsia" w:ascii="微软雅黑" w:hAnsi="微软雅黑" w:eastAsia="微软雅黑" w:cs="微软雅黑"/>
-                <w:sz w:val="18"/>
-                <w:szCs w:val="18"/>
-                <w:lang w:eastAsia="zh-CN"/>
-              </w:rPr>
-              <w:t>书</w:t>
+              <w:t>设变命令书</w:t>
             </w:r>
             <w:r>
               <w:rPr>
@@ -2648,17 +2664,7 @@
                 <w:szCs w:val="18"/>
                 <w:lang w:eastAsia="zh-CN"/>
               </w:rPr>
-              <w:t>照</w:t>
-            </w:r>
-            <w:r>
-              <w:rPr>
-                <w:rFonts w:hint="eastAsia" w:ascii="微软雅黑" w:hAnsi="微软雅黑" w:eastAsia="微软雅黑" w:cs="微软雅黑"/>
-                <w:bCs/>
-                <w:sz w:val="18"/>
-                <w:szCs w:val="18"/>
-                <w:lang w:eastAsia="zh-CN"/>
-              </w:rPr>
-              <w:t>查</w:t>
+              <w:t>照查</w:t>
             </w:r>
           </w:p>
         </w:tc>
@@ -2692,16 +2698,7 @@
                 <w:szCs w:val="18"/>
                 <w:lang w:eastAsia="zh-CN"/>
               </w:rPr>
-              <w:t>承</w:t>
-            </w:r>
-            <w:r>
-              <w:rPr>
-                <w:rFonts w:hint="eastAsia" w:ascii="微软雅黑" w:hAnsi="微软雅黑" w:eastAsia="微软雅黑" w:cs="微软雅黑"/>
-                <w:sz w:val="18"/>
-                <w:szCs w:val="18"/>
-                <w:lang w:eastAsia="zh-CN"/>
-              </w:rPr>
-              <w:t>认</w:t>
+              <w:t>承认</w:t>
             </w:r>
           </w:p>
         </w:tc>
@@ -5533,22 +5530,30 @@
               <w:bCs/>
               <w:lang w:eastAsia="zh-CN"/>
             </w:rPr>
-            <w:t>变</w:t>
+            <w:t>变 更</w:t>
           </w:r>
           <w:r>
             <w:rPr>
               <w:rStyle w:val="41"/>
               <w:rFonts w:hint="eastAsia" w:ascii="微软雅黑" w:hAnsi="微软雅黑" w:eastAsia="微软雅黑" w:cs="微软雅黑"/>
               <w:bCs/>
-              <w:lang w:eastAsia="zh-CN"/>
-            </w:rPr>
-            <w:t xml:space="preserve"> 更</w:t>
+            </w:rPr>
+            <w:t xml:space="preserve"> </w:t>
           </w:r>
           <w:r>
             <w:rPr>
               <w:rStyle w:val="41"/>
               <w:rFonts w:hint="eastAsia" w:ascii="微软雅黑" w:hAnsi="微软雅黑" w:eastAsia="微软雅黑" w:cs="微软雅黑"/>
               <w:bCs/>
+              <w:lang w:eastAsia="zh-CN"/>
+            </w:rPr>
+            <w:t>履</w:t>
+          </w:r>
+          <w:r>
+            <w:rPr>
+              <w:rStyle w:val="41"/>
+              <w:rFonts w:hint="eastAsia" w:ascii="微软雅黑" w:hAnsi="微软雅黑" w:eastAsia="微软雅黑" w:cs="微软雅黑"/>
+              <w:bCs/>
             </w:rPr>
             <w:t xml:space="preserve"> </w:t>
           </w:r>
@@ -5559,23 +5564,6 @@
               <w:bCs/>
               <w:lang w:eastAsia="zh-CN"/>
             </w:rPr>
-            <w:t>履</w:t>
-          </w:r>
-          <w:r>
-            <w:rPr>
-              <w:rStyle w:val="41"/>
-              <w:rFonts w:hint="eastAsia" w:ascii="微软雅黑" w:hAnsi="微软雅黑" w:eastAsia="微软雅黑" w:cs="微软雅黑"/>
-              <w:bCs/>
-            </w:rPr>
-            <w:t xml:space="preserve"> </w:t>
-          </w:r>
-          <w:r>
-            <w:rPr>
-              <w:rStyle w:val="41"/>
-              <w:rFonts w:hint="eastAsia" w:ascii="微软雅黑" w:hAnsi="微软雅黑" w:eastAsia="微软雅黑" w:cs="微软雅黑"/>
-              <w:bCs/>
-              <w:lang w:eastAsia="zh-CN"/>
-            </w:rPr>
             <w:t>历</w:t>
           </w:r>
           <w:r>
@@ -5594,19 +5582,7 @@
             <w:rPr>
               <w:rFonts w:hint="eastAsia" w:ascii="微软雅黑" w:hAnsi="微软雅黑" w:eastAsia="微软雅黑" w:cs="微软雅黑"/>
             </w:rPr>
-            <w:instrText xml:space="preserve"> </w:instrText>
-          </w:r>
-          <w:r>
-            <w:rPr>
-              <w:rFonts w:hint="eastAsia" w:ascii="微软雅黑" w:hAnsi="微软雅黑" w:eastAsia="微软雅黑" w:cs="微软雅黑"/>
-            </w:rPr>
-            <w:instrText xml:space="preserve">PAGEREF _Toc202193113 \h</w:instrText>
-          </w:r>
-          <w:r>
-            <w:rPr>
-              <w:rFonts w:hint="eastAsia" w:ascii="微软雅黑" w:hAnsi="微软雅黑" w:eastAsia="微软雅黑" w:cs="微软雅黑"/>
-            </w:rPr>
-            <w:instrText xml:space="preserve"> </w:instrText>
+            <w:instrText xml:space="preserve"> PAGEREF _Toc202193113 \h </w:instrText>
           </w:r>
           <w:r>
             <w:rPr>
@@ -5711,19 +5687,7 @@
             <w:rPr>
               <w:rFonts w:hint="eastAsia" w:ascii="微软雅黑" w:hAnsi="微软雅黑" w:eastAsia="微软雅黑" w:cs="微软雅黑"/>
             </w:rPr>
-            <w:instrText xml:space="preserve"> </w:instrText>
-          </w:r>
-          <w:r>
-            <w:rPr>
-              <w:rFonts w:hint="eastAsia" w:ascii="微软雅黑" w:hAnsi="微软雅黑" w:eastAsia="微软雅黑" w:cs="微软雅黑"/>
-            </w:rPr>
-            <w:instrText xml:space="preserve">PAGEREF _Toc202193114 \h</w:instrText>
-          </w:r>
-          <w:r>
-            <w:rPr>
-              <w:rFonts w:hint="eastAsia" w:ascii="微软雅黑" w:hAnsi="微软雅黑" w:eastAsia="微软雅黑" w:cs="微软雅黑"/>
-            </w:rPr>
-            <w:instrText xml:space="preserve"> </w:instrText>
+            <w:instrText xml:space="preserve"> PAGEREF _Toc202193114 \h </w:instrText>
           </w:r>
           <w:r>
             <w:rPr>
@@ -5809,14 +5773,7 @@
               <w:rStyle w:val="41"/>
               <w:rFonts w:hint="eastAsia" w:ascii="微软雅黑" w:hAnsi="微软雅黑" w:eastAsia="微软雅黑" w:cs="微软雅黑"/>
             </w:rPr>
-            <w:t>适用范</w:t>
-          </w:r>
-          <w:r>
-            <w:rPr>
-              <w:rStyle w:val="41"/>
-              <w:rFonts w:hint="eastAsia" w:ascii="微软雅黑" w:hAnsi="微软雅黑" w:eastAsia="微软雅黑" w:cs="微软雅黑"/>
-            </w:rPr>
-            <w:t>围</w:t>
+            <w:t>适用范围</w:t>
           </w:r>
           <w:r>
             <w:rPr>
@@ -5834,19 +5791,7 @@
             <w:rPr>
               <w:rFonts w:hint="eastAsia" w:ascii="微软雅黑" w:hAnsi="微软雅黑" w:eastAsia="微软雅黑" w:cs="微软雅黑"/>
             </w:rPr>
-            <w:instrText xml:space="preserve"> </w:instrText>
-          </w:r>
-          <w:r>
-            <w:rPr>
-              <w:rFonts w:hint="eastAsia" w:ascii="微软雅黑" w:hAnsi="微软雅黑" w:eastAsia="微软雅黑" w:cs="微软雅黑"/>
-            </w:rPr>
-            <w:instrText xml:space="preserve">PAGEREF _Toc202193115 \h</w:instrText>
-          </w:r>
-          <w:r>
-            <w:rPr>
-              <w:rFonts w:hint="eastAsia" w:ascii="微软雅黑" w:hAnsi="微软雅黑" w:eastAsia="微软雅黑" w:cs="微软雅黑"/>
-            </w:rPr>
-            <w:instrText xml:space="preserve"> </w:instrText>
+            <w:instrText xml:space="preserve"> PAGEREF _Toc202193115 \h </w:instrText>
           </w:r>
           <w:r>
             <w:rPr>
@@ -5940,28 +5885,7 @@
               <w:rStyle w:val="41"/>
               <w:rFonts w:hint="eastAsia" w:ascii="微软雅黑" w:hAnsi="微软雅黑" w:eastAsia="微软雅黑" w:cs="微软雅黑"/>
             </w:rPr>
-            <w:t>语</w:t>
-          </w:r>
-          <w:r>
-            <w:rPr>
-              <w:rStyle w:val="41"/>
-              <w:rFonts w:hint="eastAsia" w:ascii="微软雅黑" w:hAnsi="微软雅黑" w:eastAsia="微软雅黑" w:cs="微软雅黑"/>
-            </w:rPr>
-            <w:t>定</w:t>
-          </w:r>
-          <w:r>
-            <w:rPr>
-              <w:rStyle w:val="41"/>
-              <w:rFonts w:hint="eastAsia" w:ascii="微软雅黑" w:hAnsi="微软雅黑" w:eastAsia="微软雅黑" w:cs="微软雅黑"/>
-            </w:rPr>
-            <w:t>义</w:t>
-          </w:r>
-          <w:r>
-            <w:rPr>
-              <w:rStyle w:val="41"/>
-              <w:rFonts w:hint="eastAsia" w:ascii="微软雅黑" w:hAnsi="微软雅黑" w:eastAsia="微软雅黑" w:cs="微软雅黑"/>
-            </w:rPr>
-            <w:t>和参考文件</w:t>
+            <w:t>语定义和参考文件</w:t>
           </w:r>
           <w:r>
             <w:rPr>
@@ -5979,19 +5903,7 @@
             <w:rPr>
               <w:rFonts w:hint="eastAsia" w:ascii="微软雅黑" w:hAnsi="微软雅黑" w:eastAsia="微软雅黑" w:cs="微软雅黑"/>
             </w:rPr>
-            <w:instrText xml:space="preserve"> </w:instrText>
-          </w:r>
-          <w:r>
-            <w:rPr>
-              <w:rFonts w:hint="eastAsia" w:ascii="微软雅黑" w:hAnsi="微软雅黑" w:eastAsia="微软雅黑" w:cs="微软雅黑"/>
-            </w:rPr>
-            <w:instrText xml:space="preserve">PAGEREF _Toc202193116 \h</w:instrText>
-          </w:r>
-          <w:r>
-            <w:rPr>
-              <w:rFonts w:hint="eastAsia" w:ascii="微软雅黑" w:hAnsi="微软雅黑" w:eastAsia="微软雅黑" w:cs="微软雅黑"/>
-            </w:rPr>
-            <w:instrText xml:space="preserve"> </w:instrText>
+            <w:instrText xml:space="preserve"> PAGEREF _Toc202193116 \h </w:instrText>
           </w:r>
           <w:r>
             <w:rPr>
@@ -6090,21 +6002,7 @@
               <w:rStyle w:val="41"/>
               <w:rFonts w:hint="eastAsia" w:ascii="微软雅黑" w:hAnsi="微软雅黑" w:eastAsia="微软雅黑" w:cs="微软雅黑"/>
             </w:rPr>
-            <w:t>语</w:t>
-          </w:r>
-          <w:r>
-            <w:rPr>
-              <w:rStyle w:val="41"/>
-              <w:rFonts w:hint="eastAsia" w:ascii="微软雅黑" w:hAnsi="微软雅黑" w:eastAsia="微软雅黑" w:cs="微软雅黑"/>
-            </w:rPr>
-            <w:t>定</w:t>
-          </w:r>
-          <w:r>
-            <w:rPr>
-              <w:rStyle w:val="41"/>
-              <w:rFonts w:hint="eastAsia" w:ascii="微软雅黑" w:hAnsi="微软雅黑" w:eastAsia="微软雅黑" w:cs="微软雅黑"/>
-            </w:rPr>
-            <w:t>义</w:t>
+            <w:t>语定义</w:t>
           </w:r>
           <w:r>
             <w:rPr>
@@ -6122,19 +6020,7 @@
             <w:rPr>
               <w:rFonts w:hint="eastAsia" w:ascii="微软雅黑" w:hAnsi="微软雅黑" w:eastAsia="微软雅黑" w:cs="微软雅黑"/>
             </w:rPr>
-            <w:instrText xml:space="preserve"> </w:instrText>
-          </w:r>
-          <w:r>
-            <w:rPr>
-              <w:rFonts w:hint="eastAsia" w:ascii="微软雅黑" w:hAnsi="微软雅黑" w:eastAsia="微软雅黑" w:cs="微软雅黑"/>
-            </w:rPr>
-            <w:instrText xml:space="preserve">PAGEREF _Toc202193117 \h</w:instrText>
-          </w:r>
-          <w:r>
-            <w:rPr>
-              <w:rFonts w:hint="eastAsia" w:ascii="微软雅黑" w:hAnsi="微软雅黑" w:eastAsia="微软雅黑" w:cs="微软雅黑"/>
-            </w:rPr>
-            <w:instrText xml:space="preserve"> </w:instrText>
+            <w:instrText xml:space="preserve"> PAGEREF _Toc202193117 \h </w:instrText>
           </w:r>
           <w:r>
             <w:rPr>
@@ -6239,19 +6125,7 @@
             <w:rPr>
               <w:rFonts w:hint="eastAsia" w:ascii="微软雅黑" w:hAnsi="微软雅黑" w:eastAsia="微软雅黑" w:cs="微软雅黑"/>
             </w:rPr>
-            <w:instrText xml:space="preserve"> </w:instrText>
-          </w:r>
-          <w:r>
-            <w:rPr>
-              <w:rFonts w:hint="eastAsia" w:ascii="微软雅黑" w:hAnsi="微软雅黑" w:eastAsia="微软雅黑" w:cs="微软雅黑"/>
-            </w:rPr>
-            <w:instrText xml:space="preserve">PAGEREF _Toc202193118 \h</w:instrText>
-          </w:r>
-          <w:r>
-            <w:rPr>
-              <w:rFonts w:hint="eastAsia" w:ascii="微软雅黑" w:hAnsi="微软雅黑" w:eastAsia="微软雅黑" w:cs="微软雅黑"/>
-            </w:rPr>
-            <w:instrText xml:space="preserve"> </w:instrText>
+            <w:instrText xml:space="preserve"> PAGEREF _Toc202193118 \h </w:instrText>
           </w:r>
           <w:r>
             <w:rPr>
@@ -6365,19 +6239,7 @@
             <w:rPr>
               <w:rFonts w:hint="eastAsia" w:ascii="微软雅黑" w:hAnsi="微软雅黑" w:eastAsia="微软雅黑" w:cs="微软雅黑"/>
             </w:rPr>
-            <w:instrText xml:space="preserve"> </w:instrText>
-          </w:r>
-          <w:r>
-            <w:rPr>
-              <w:rFonts w:hint="eastAsia" w:ascii="微软雅黑" w:hAnsi="微软雅黑" w:eastAsia="微软雅黑" w:cs="微软雅黑"/>
-            </w:rPr>
-            <w:instrText xml:space="preserve">PAGEREF _Toc202193128 \h</w:instrText>
-          </w:r>
-          <w:r>
-            <w:rPr>
-              <w:rFonts w:hint="eastAsia" w:ascii="微软雅黑" w:hAnsi="微软雅黑" w:eastAsia="微软雅黑" w:cs="微软雅黑"/>
-            </w:rPr>
-            <w:instrText xml:space="preserve"> </w:instrText>
+            <w:instrText xml:space="preserve"> PAGEREF _Toc202193128 \h </w:instrText>
           </w:r>
           <w:r>
             <w:rPr>
@@ -6490,19 +6352,7 @@
             <w:rPr>
               <w:rFonts w:hint="eastAsia" w:ascii="微软雅黑" w:hAnsi="微软雅黑" w:eastAsia="微软雅黑" w:cs="微软雅黑"/>
             </w:rPr>
-            <w:instrText xml:space="preserve"> </w:instrText>
-          </w:r>
-          <w:r>
-            <w:rPr>
-              <w:rFonts w:hint="eastAsia" w:ascii="微软雅黑" w:hAnsi="微软雅黑" w:eastAsia="微软雅黑" w:cs="微软雅黑"/>
-            </w:rPr>
-            <w:instrText xml:space="preserve">PAGEREF _Toc202193119 \h</w:instrText>
-          </w:r>
-          <w:r>
-            <w:rPr>
-              <w:rFonts w:hint="eastAsia" w:ascii="微软雅黑" w:hAnsi="微软雅黑" w:eastAsia="微软雅黑" w:cs="微软雅黑"/>
-            </w:rPr>
-            <w:instrText xml:space="preserve"> </w:instrText>
+            <w:instrText xml:space="preserve"> PAGEREF _Toc202193119 \h </w:instrText>
           </w:r>
           <w:r>
             <w:rPr>
@@ -6602,14 +6452,7 @@
               <w:rStyle w:val="41"/>
               <w:rFonts w:hint="eastAsia" w:ascii="微软雅黑" w:hAnsi="微软雅黑" w:eastAsia="微软雅黑" w:cs="微软雅黑"/>
             </w:rPr>
-            <w:t>产</w:t>
-          </w:r>
-          <w:r>
-            <w:rPr>
-              <w:rStyle w:val="41"/>
-              <w:rFonts w:hint="eastAsia" w:ascii="微软雅黑" w:hAnsi="微软雅黑" w:eastAsia="微软雅黑" w:cs="微软雅黑"/>
-            </w:rPr>
-            <w:t>品概述</w:t>
+            <w:t>产品概述</w:t>
           </w:r>
           <w:r>
             <w:rPr>
@@ -6627,19 +6470,7 @@
             <w:rPr>
               <w:rFonts w:hint="eastAsia" w:ascii="微软雅黑" w:hAnsi="微软雅黑" w:eastAsia="微软雅黑" w:cs="微软雅黑"/>
             </w:rPr>
-            <w:instrText xml:space="preserve"> </w:instrText>
-          </w:r>
-          <w:r>
-            <w:rPr>
-              <w:rFonts w:hint="eastAsia" w:ascii="微软雅黑" w:hAnsi="微软雅黑" w:eastAsia="微软雅黑" w:cs="微软雅黑"/>
-            </w:rPr>
-            <w:instrText xml:space="preserve">PAGEREF _Toc202193120 \h</w:instrText>
-          </w:r>
-          <w:r>
-            <w:rPr>
-              <w:rFonts w:hint="eastAsia" w:ascii="微软雅黑" w:hAnsi="微软雅黑" w:eastAsia="微软雅黑" w:cs="微软雅黑"/>
-            </w:rPr>
-            <w:instrText xml:space="preserve"> </w:instrText>
+            <w:instrText xml:space="preserve"> PAGEREF _Toc202193120 \h </w:instrText>
           </w:r>
           <w:r>
             <w:rPr>
@@ -6742,14 +6573,7 @@
               <w:rStyle w:val="41"/>
               <w:rFonts w:hint="eastAsia" w:ascii="微软雅黑" w:hAnsi="微软雅黑" w:eastAsia="微软雅黑" w:cs="微软雅黑"/>
             </w:rPr>
-            <w:t>产</w:t>
-          </w:r>
-          <w:r>
-            <w:rPr>
-              <w:rStyle w:val="41"/>
-              <w:rFonts w:hint="eastAsia" w:ascii="微软雅黑" w:hAnsi="微软雅黑" w:eastAsia="微软雅黑" w:cs="微软雅黑"/>
-            </w:rPr>
-            <w:t>品概述</w:t>
+            <w:t>产品概述</w:t>
           </w:r>
           <w:r>
             <w:rPr>
@@ -6767,19 +6591,7 @@
             <w:rPr>
               <w:rFonts w:hint="eastAsia" w:ascii="微软雅黑" w:hAnsi="微软雅黑" w:eastAsia="微软雅黑" w:cs="微软雅黑"/>
             </w:rPr>
-            <w:instrText xml:space="preserve"> </w:instrText>
-          </w:r>
-          <w:r>
-            <w:rPr>
-              <w:rFonts w:hint="eastAsia" w:ascii="微软雅黑" w:hAnsi="微软雅黑" w:eastAsia="微软雅黑" w:cs="微软雅黑"/>
-            </w:rPr>
-            <w:instrText xml:space="preserve">PAGEREF _Toc202193120 \h</w:instrText>
-          </w:r>
-          <w:r>
-            <w:rPr>
-              <w:rFonts w:hint="eastAsia" w:ascii="微软雅黑" w:hAnsi="微软雅黑" w:eastAsia="微软雅黑" w:cs="微软雅黑"/>
-            </w:rPr>
-            <w:instrText xml:space="preserve"> </w:instrText>
+            <w:instrText xml:space="preserve"> PAGEREF _Toc202193120 \h </w:instrText>
           </w:r>
           <w:r>
             <w:rPr>
@@ -6900,19 +6712,7 @@
             <w:rPr>
               <w:rFonts w:hint="eastAsia" w:ascii="微软雅黑" w:hAnsi="微软雅黑" w:eastAsia="微软雅黑" w:cs="微软雅黑"/>
             </w:rPr>
-            <w:instrText xml:space="preserve"> </w:instrText>
-          </w:r>
-          <w:r>
-            <w:rPr>
-              <w:rFonts w:hint="eastAsia" w:ascii="微软雅黑" w:hAnsi="微软雅黑" w:eastAsia="微软雅黑" w:cs="微软雅黑"/>
-            </w:rPr>
-            <w:instrText xml:space="preserve">PAGEREF _Toc202193120 \h</w:instrText>
-          </w:r>
-          <w:r>
-            <w:rPr>
-              <w:rFonts w:hint="eastAsia" w:ascii="微软雅黑" w:hAnsi="微软雅黑" w:eastAsia="微软雅黑" w:cs="微软雅黑"/>
-            </w:rPr>
-            <w:instrText xml:space="preserve"> </w:instrText>
+            <w:instrText xml:space="preserve"> PAGEREF _Toc202193120 \h </w:instrText>
           </w:r>
           <w:r>
             <w:rPr>
@@ -7022,19 +6822,7 @@
             <w:rPr>
               <w:rFonts w:hint="eastAsia" w:ascii="微软雅黑" w:hAnsi="微软雅黑" w:eastAsia="微软雅黑" w:cs="微软雅黑"/>
             </w:rPr>
-            <w:instrText xml:space="preserve"> </w:instrText>
-          </w:r>
-          <w:r>
-            <w:rPr>
-              <w:rFonts w:hint="eastAsia" w:ascii="微软雅黑" w:hAnsi="微软雅黑" w:eastAsia="微软雅黑" w:cs="微软雅黑"/>
-            </w:rPr>
-            <w:instrText xml:space="preserve">PAGEREF _Toc202193121 \h</w:instrText>
-          </w:r>
-          <w:r>
-            <w:rPr>
-              <w:rFonts w:hint="eastAsia" w:ascii="微软雅黑" w:hAnsi="微软雅黑" w:eastAsia="微软雅黑" w:cs="微软雅黑"/>
-            </w:rPr>
-            <w:instrText xml:space="preserve"> </w:instrText>
+            <w:instrText xml:space="preserve"> PAGEREF _Toc202193121 \h </w:instrText>
           </w:r>
           <w:r>
             <w:rPr>
@@ -7127,31 +6915,7 @@
               <w:rFonts w:hint="eastAsia" w:ascii="微软雅黑" w:hAnsi="微软雅黑" w:eastAsia="微软雅黑" w:cs="微软雅黑"/>
               <w:lang w:eastAsia="zh-CN"/>
             </w:rPr>
-            <w:t>测</w:t>
-          </w:r>
-          <w:r>
-            <w:rPr>
-              <w:rStyle w:val="41"/>
-              <w:rFonts w:hint="eastAsia" w:ascii="微软雅黑" w:hAnsi="微软雅黑" w:eastAsia="微软雅黑" w:cs="微软雅黑"/>
-              <w:lang w:eastAsia="zh-CN"/>
-            </w:rPr>
-            <w:t>量</w:t>
-          </w:r>
-          <w:r>
-            <w:rPr>
-              <w:rStyle w:val="41"/>
-              <w:rFonts w:hint="eastAsia" w:ascii="微软雅黑" w:hAnsi="微软雅黑" w:eastAsia="微软雅黑" w:cs="微软雅黑"/>
-              <w:lang w:eastAsia="zh-CN"/>
-            </w:rPr>
-            <w:t>对</w:t>
-          </w:r>
-          <w:r>
-            <w:rPr>
-              <w:rStyle w:val="41"/>
-              <w:rFonts w:hint="eastAsia" w:ascii="微软雅黑" w:hAnsi="微软雅黑" w:eastAsia="微软雅黑" w:cs="微软雅黑"/>
-              <w:lang w:eastAsia="zh-CN"/>
-            </w:rPr>
-            <w:t>象</w:t>
+            <w:t>测量对象</w:t>
           </w:r>
           <w:r>
             <w:rPr>
@@ -7169,19 +6933,7 @@
             <w:rPr>
               <w:rFonts w:hint="eastAsia" w:ascii="微软雅黑" w:hAnsi="微软雅黑" w:eastAsia="微软雅黑" w:cs="微软雅黑"/>
             </w:rPr>
-            <w:instrText xml:space="preserve"> </w:instrText>
-          </w:r>
-          <w:r>
-            <w:rPr>
-              <w:rFonts w:hint="eastAsia" w:ascii="微软雅黑" w:hAnsi="微软雅黑" w:eastAsia="微软雅黑" w:cs="微软雅黑"/>
-            </w:rPr>
-            <w:instrText xml:space="preserve">PAGEREF _Toc202193122 \h</w:instrText>
-          </w:r>
-          <w:r>
-            <w:rPr>
-              <w:rFonts w:hint="eastAsia" w:ascii="微软雅黑" w:hAnsi="微软雅黑" w:eastAsia="微软雅黑" w:cs="微软雅黑"/>
-            </w:rPr>
-            <w:instrText xml:space="preserve"> </w:instrText>
+            <w:instrText xml:space="preserve"> PAGEREF _Toc202193122 \h </w:instrText>
           </w:r>
           <w:r>
             <w:rPr>
@@ -7274,23 +7026,7 @@
               <w:rFonts w:hint="eastAsia" w:ascii="微软雅黑" w:hAnsi="微软雅黑" w:eastAsia="微软雅黑" w:cs="微软雅黑"/>
               <w:lang w:eastAsia="zh-CN"/>
             </w:rPr>
-            <w:t>使用</w:t>
-          </w:r>
-          <w:r>
-            <w:rPr>
-              <w:rStyle w:val="41"/>
-              <w:rFonts w:hint="eastAsia" w:ascii="微软雅黑" w:hAnsi="微软雅黑" w:eastAsia="微软雅黑" w:cs="微软雅黑"/>
-              <w:lang w:eastAsia="zh-CN"/>
-            </w:rPr>
-            <w:t>对</w:t>
-          </w:r>
-          <w:r>
-            <w:rPr>
-              <w:rStyle w:val="41"/>
-              <w:rFonts w:hint="eastAsia" w:ascii="微软雅黑" w:hAnsi="微软雅黑" w:eastAsia="微软雅黑" w:cs="微软雅黑"/>
-              <w:lang w:eastAsia="zh-CN"/>
-            </w:rPr>
-            <w:t>象</w:t>
+            <w:t>使用对象</w:t>
           </w:r>
           <w:r>
             <w:rPr>
@@ -7308,19 +7044,7 @@
             <w:rPr>
               <w:rFonts w:hint="eastAsia" w:ascii="微软雅黑" w:hAnsi="微软雅黑" w:eastAsia="微软雅黑" w:cs="微软雅黑"/>
             </w:rPr>
-            <w:instrText xml:space="preserve"> </w:instrText>
-          </w:r>
-          <w:r>
-            <w:rPr>
-              <w:rFonts w:hint="eastAsia" w:ascii="微软雅黑" w:hAnsi="微软雅黑" w:eastAsia="微软雅黑" w:cs="微软雅黑"/>
-            </w:rPr>
-            <w:instrText xml:space="preserve">PAGEREF _Toc202193123 \h</w:instrText>
-          </w:r>
-          <w:r>
-            <w:rPr>
-              <w:rFonts w:hint="eastAsia" w:ascii="微软雅黑" w:hAnsi="微软雅黑" w:eastAsia="微软雅黑" w:cs="微软雅黑"/>
-            </w:rPr>
-            <w:instrText xml:space="preserve"> </w:instrText>
+            <w:instrText xml:space="preserve"> PAGEREF _Toc202193123 \h </w:instrText>
           </w:r>
           <w:r>
             <w:rPr>
@@ -7408,15 +7132,7 @@
               <w:rFonts w:hint="eastAsia" w:ascii="微软雅黑" w:hAnsi="微软雅黑" w:eastAsia="微软雅黑" w:cs="微软雅黑"/>
               <w:lang w:eastAsia="zh-CN"/>
             </w:rPr>
-            <w:t>环</w:t>
-          </w:r>
-          <w:r>
-            <w:rPr>
-              <w:rStyle w:val="41"/>
-              <w:rFonts w:hint="eastAsia" w:ascii="微软雅黑" w:hAnsi="微软雅黑" w:eastAsia="微软雅黑" w:cs="微软雅黑"/>
-              <w:lang w:eastAsia="zh-CN"/>
-            </w:rPr>
-            <w:t>境</w:t>
+            <w:t>环境</w:t>
           </w:r>
           <w:r>
             <w:rPr>
@@ -7434,19 +7150,7 @@
             <w:rPr>
               <w:rFonts w:hint="eastAsia" w:ascii="微软雅黑" w:hAnsi="微软雅黑" w:eastAsia="微软雅黑" w:cs="微软雅黑"/>
             </w:rPr>
-            <w:instrText xml:space="preserve"> </w:instrText>
-          </w:r>
-          <w:r>
-            <w:rPr>
-              <w:rFonts w:hint="eastAsia" w:ascii="微软雅黑" w:hAnsi="微软雅黑" w:eastAsia="微软雅黑" w:cs="微软雅黑"/>
-            </w:rPr>
-            <w:instrText xml:space="preserve">PAGEREF _Toc202193124 \h</w:instrText>
-          </w:r>
-          <w:r>
-            <w:rPr>
-              <w:rFonts w:hint="eastAsia" w:ascii="微软雅黑" w:hAnsi="微软雅黑" w:eastAsia="微软雅黑" w:cs="微软雅黑"/>
-            </w:rPr>
-            <w:instrText xml:space="preserve"> </w:instrText>
+            <w:instrText xml:space="preserve"> PAGEREF _Toc202193124 \h </w:instrText>
           </w:r>
           <w:r>
             <w:rPr>
@@ -7552,19 +7256,7 @@
             <w:rPr>
               <w:rFonts w:hint="eastAsia" w:ascii="微软雅黑" w:hAnsi="微软雅黑" w:eastAsia="微软雅黑" w:cs="微软雅黑"/>
             </w:rPr>
-            <w:instrText xml:space="preserve"> </w:instrText>
-          </w:r>
-          <w:r>
-            <w:rPr>
-              <w:rFonts w:hint="eastAsia" w:ascii="微软雅黑" w:hAnsi="微软雅黑" w:eastAsia="微软雅黑" w:cs="微软雅黑"/>
-            </w:rPr>
-            <w:instrText xml:space="preserve">PAGEREF _Toc202193124 \h</w:instrText>
-          </w:r>
-          <w:r>
-            <w:rPr>
-              <w:rFonts w:hint="eastAsia" w:ascii="微软雅黑" w:hAnsi="微软雅黑" w:eastAsia="微软雅黑" w:cs="微软雅黑"/>
-            </w:rPr>
-            <w:instrText xml:space="preserve"> </w:instrText>
+            <w:instrText xml:space="preserve"> PAGEREF _Toc202193124 \h </w:instrText>
           </w:r>
           <w:r>
             <w:rPr>
@@ -7670,19 +7362,7 @@
             <w:rPr>
               <w:rFonts w:hint="eastAsia" w:ascii="微软雅黑" w:hAnsi="微软雅黑" w:eastAsia="微软雅黑" w:cs="微软雅黑"/>
             </w:rPr>
-            <w:instrText xml:space="preserve"> </w:instrText>
-          </w:r>
-          <w:r>
-            <w:rPr>
-              <w:rFonts w:hint="eastAsia" w:ascii="微软雅黑" w:hAnsi="微软雅黑" w:eastAsia="微软雅黑" w:cs="微软雅黑"/>
-            </w:rPr>
-            <w:instrText xml:space="preserve">PAGEREF _Toc202193124 \h</w:instrText>
-          </w:r>
-          <w:r>
-            <w:rPr>
-              <w:rFonts w:hint="eastAsia" w:ascii="微软雅黑" w:hAnsi="微软雅黑" w:eastAsia="微软雅黑" w:cs="微软雅黑"/>
-            </w:rPr>
-            <w:instrText xml:space="preserve"> </w:instrText>
+            <w:instrText xml:space="preserve"> PAGEREF _Toc202193124 \h </w:instrText>
           </w:r>
           <w:r>
             <w:rPr>
@@ -7788,19 +7468,7 @@
             <w:rPr>
               <w:rFonts w:hint="eastAsia" w:ascii="微软雅黑" w:hAnsi="微软雅黑" w:eastAsia="微软雅黑" w:cs="微软雅黑"/>
             </w:rPr>
-            <w:instrText xml:space="preserve"> </w:instrText>
-          </w:r>
-          <w:r>
-            <w:rPr>
-              <w:rFonts w:hint="eastAsia" w:ascii="微软雅黑" w:hAnsi="微软雅黑" w:eastAsia="微软雅黑" w:cs="微软雅黑"/>
-            </w:rPr>
-            <w:instrText xml:space="preserve">PAGEREF _Toc202193124 \h</w:instrText>
-          </w:r>
-          <w:r>
-            <w:rPr>
-              <w:rFonts w:hint="eastAsia" w:ascii="微软雅黑" w:hAnsi="微软雅黑" w:eastAsia="微软雅黑" w:cs="微软雅黑"/>
-            </w:rPr>
-            <w:instrText xml:space="preserve"> </w:instrText>
+            <w:instrText xml:space="preserve"> PAGEREF _Toc202193124 \h </w:instrText>
           </w:r>
           <w:r>
             <w:rPr>
@@ -7895,19 +7563,7 @@
             <w:rPr>
               <w:rFonts w:hint="eastAsia" w:ascii="微软雅黑" w:hAnsi="微软雅黑" w:eastAsia="微软雅黑" w:cs="微软雅黑"/>
             </w:rPr>
-            <w:instrText xml:space="preserve"> </w:instrText>
-          </w:r>
-          <w:r>
-            <w:rPr>
-              <w:rFonts w:hint="eastAsia" w:ascii="微软雅黑" w:hAnsi="微软雅黑" w:eastAsia="微软雅黑" w:cs="微软雅黑"/>
-            </w:rPr>
-            <w:instrText xml:space="preserve">PAGEREF _Toc202193124 \h</w:instrText>
-          </w:r>
-          <w:r>
-            <w:rPr>
-              <w:rFonts w:hint="eastAsia" w:ascii="微软雅黑" w:hAnsi="微软雅黑" w:eastAsia="微软雅黑" w:cs="微软雅黑"/>
-            </w:rPr>
-            <w:instrText xml:space="preserve"> </w:instrText>
+            <w:instrText xml:space="preserve"> PAGEREF _Toc202193124 \h </w:instrText>
           </w:r>
           <w:r>
             <w:rPr>
@@ -8002,19 +7658,7 @@
             <w:rPr>
               <w:rFonts w:hint="eastAsia" w:ascii="微软雅黑" w:hAnsi="微软雅黑" w:eastAsia="微软雅黑" w:cs="微软雅黑"/>
             </w:rPr>
-            <w:instrText xml:space="preserve"> </w:instrText>
-          </w:r>
-          <w:r>
-            <w:rPr>
-              <w:rFonts w:hint="eastAsia" w:ascii="微软雅黑" w:hAnsi="微软雅黑" w:eastAsia="微软雅黑" w:cs="微软雅黑"/>
-            </w:rPr>
-            <w:instrText xml:space="preserve">PAGEREF _Toc202193124 \h</w:instrText>
-          </w:r>
-          <w:r>
-            <w:rPr>
-              <w:rFonts w:hint="eastAsia" w:ascii="微软雅黑" w:hAnsi="微软雅黑" w:eastAsia="微软雅黑" w:cs="微软雅黑"/>
-            </w:rPr>
-            <w:instrText xml:space="preserve"> </w:instrText>
+            <w:instrText xml:space="preserve"> PAGEREF _Toc202193124 \h </w:instrText>
           </w:r>
           <w:r>
             <w:rPr>
@@ -8109,19 +7753,7 @@
             <w:rPr>
               <w:rFonts w:hint="eastAsia" w:ascii="微软雅黑" w:hAnsi="微软雅黑" w:eastAsia="微软雅黑" w:cs="微软雅黑"/>
             </w:rPr>
-            <w:instrText xml:space="preserve"> </w:instrText>
-          </w:r>
-          <w:r>
-            <w:rPr>
-              <w:rFonts w:hint="eastAsia" w:ascii="微软雅黑" w:hAnsi="微软雅黑" w:eastAsia="微软雅黑" w:cs="微软雅黑"/>
-            </w:rPr>
-            <w:instrText xml:space="preserve">PAGEREF _Toc202193124 \h</w:instrText>
-          </w:r>
-          <w:r>
-            <w:rPr>
-              <w:rFonts w:hint="eastAsia" w:ascii="微软雅黑" w:hAnsi="微软雅黑" w:eastAsia="微软雅黑" w:cs="微软雅黑"/>
-            </w:rPr>
-            <w:instrText xml:space="preserve"> </w:instrText>
+            <w:instrText xml:space="preserve"> PAGEREF _Toc202193124 \h </w:instrText>
           </w:r>
           <w:r>
             <w:rPr>
@@ -8227,19 +7859,7 @@
             <w:rPr>
               <w:rFonts w:hint="eastAsia" w:ascii="微软雅黑" w:hAnsi="微软雅黑" w:eastAsia="微软雅黑" w:cs="微软雅黑"/>
             </w:rPr>
-            <w:instrText xml:space="preserve"> </w:instrText>
-          </w:r>
-          <w:r>
-            <w:rPr>
-              <w:rFonts w:hint="eastAsia" w:ascii="微软雅黑" w:hAnsi="微软雅黑" w:eastAsia="微软雅黑" w:cs="微软雅黑"/>
-            </w:rPr>
-            <w:instrText xml:space="preserve">PAGEREF _Toc202193124 \h</w:instrText>
-          </w:r>
-          <w:r>
-            <w:rPr>
-              <w:rFonts w:hint="eastAsia" w:ascii="微软雅黑" w:hAnsi="微软雅黑" w:eastAsia="微软雅黑" w:cs="微软雅黑"/>
-            </w:rPr>
-            <w:instrText xml:space="preserve"> </w:instrText>
+            <w:instrText xml:space="preserve"> PAGEREF _Toc202193124 \h </w:instrText>
           </w:r>
           <w:r>
             <w:rPr>
@@ -8348,19 +7968,7 @@
             <w:rPr>
               <w:rFonts w:hint="eastAsia" w:ascii="微软雅黑" w:hAnsi="微软雅黑" w:eastAsia="微软雅黑" w:cs="微软雅黑"/>
             </w:rPr>
-            <w:instrText xml:space="preserve"> </w:instrText>
-          </w:r>
-          <w:r>
-            <w:rPr>
-              <w:rFonts w:hint="eastAsia" w:ascii="微软雅黑" w:hAnsi="微软雅黑" w:eastAsia="微软雅黑" w:cs="微软雅黑"/>
-            </w:rPr>
-            <w:instrText xml:space="preserve">PAGEREF _Toc202193125 \h</w:instrText>
-          </w:r>
-          <w:r>
-            <w:rPr>
-              <w:rFonts w:hint="eastAsia" w:ascii="微软雅黑" w:hAnsi="微软雅黑" w:eastAsia="微软雅黑" w:cs="微软雅黑"/>
-            </w:rPr>
-            <w:instrText xml:space="preserve"> </w:instrText>
+            <w:instrText xml:space="preserve"> PAGEREF _Toc202193125 \h </w:instrText>
           </w:r>
           <w:r>
             <w:rPr>
@@ -8466,19 +8074,7 @@
             <w:rPr>
               <w:rFonts w:hint="eastAsia" w:ascii="微软雅黑" w:hAnsi="微软雅黑" w:eastAsia="微软雅黑" w:cs="微软雅黑"/>
             </w:rPr>
-            <w:instrText xml:space="preserve"> </w:instrText>
-          </w:r>
-          <w:r>
-            <w:rPr>
-              <w:rFonts w:hint="eastAsia" w:ascii="微软雅黑" w:hAnsi="微软雅黑" w:eastAsia="微软雅黑" w:cs="微软雅黑"/>
-            </w:rPr>
-            <w:instrText xml:space="preserve">PAGEREF _Toc202193124 \h</w:instrText>
-          </w:r>
-          <w:r>
-            <w:rPr>
-              <w:rFonts w:hint="eastAsia" w:ascii="微软雅黑" w:hAnsi="微软雅黑" w:eastAsia="微软雅黑" w:cs="微软雅黑"/>
-            </w:rPr>
-            <w:instrText xml:space="preserve"> </w:instrText>
+            <w:instrText xml:space="preserve"> PAGEREF _Toc202193124 \h </w:instrText>
           </w:r>
           <w:r>
             <w:rPr>
@@ -8611,15 +8207,7 @@
               <w:rFonts w:hint="eastAsia" w:ascii="微软雅黑" w:hAnsi="微软雅黑" w:eastAsia="微软雅黑" w:cs="微软雅黑"/>
               <w:lang w:eastAsia="zh-CN"/>
             </w:rPr>
-            <w:t>外</w:t>
-          </w:r>
-          <w:r>
-            <w:rPr>
-              <w:rStyle w:val="41"/>
-              <w:rFonts w:hint="eastAsia" w:ascii="微软雅黑" w:hAnsi="微软雅黑" w:eastAsia="微软雅黑" w:cs="微软雅黑"/>
-              <w:lang w:eastAsia="zh-CN"/>
-            </w:rPr>
-            <w:t>观图</w:t>
+            <w:t>外观图</w:t>
           </w:r>
           <w:r>
             <w:rPr>
@@ -8637,19 +8225,7 @@
             <w:rPr>
               <w:rFonts w:hint="eastAsia" w:ascii="微软雅黑" w:hAnsi="微软雅黑" w:eastAsia="微软雅黑" w:cs="微软雅黑"/>
             </w:rPr>
-            <w:instrText xml:space="preserve"> </w:instrText>
-          </w:r>
-          <w:r>
-            <w:rPr>
-              <w:rFonts w:hint="eastAsia" w:ascii="微软雅黑" w:hAnsi="微软雅黑" w:eastAsia="微软雅黑" w:cs="微软雅黑"/>
-            </w:rPr>
-            <w:instrText xml:space="preserve">PAGEREF _Toc202193126 \h</w:instrText>
-          </w:r>
-          <w:r>
-            <w:rPr>
-              <w:rFonts w:hint="eastAsia" w:ascii="微软雅黑" w:hAnsi="微软雅黑" w:eastAsia="微软雅黑" w:cs="微软雅黑"/>
-            </w:rPr>
-            <w:instrText xml:space="preserve"> </w:instrText>
+            <w:instrText xml:space="preserve"> PAGEREF _Toc202193126 \h </w:instrText>
           </w:r>
           <w:r>
             <w:rPr>
@@ -8795,19 +8371,7 @@
             <w:rPr>
               <w:rFonts w:hint="eastAsia" w:ascii="微软雅黑" w:hAnsi="微软雅黑" w:eastAsia="微软雅黑" w:cs="微软雅黑"/>
             </w:rPr>
-            <w:instrText xml:space="preserve"> </w:instrText>
-          </w:r>
-          <w:r>
-            <w:rPr>
-              <w:rFonts w:hint="eastAsia" w:ascii="微软雅黑" w:hAnsi="微软雅黑" w:eastAsia="微软雅黑" w:cs="微软雅黑"/>
-            </w:rPr>
-            <w:instrText xml:space="preserve">PAGEREF _Toc202193127 \h</w:instrText>
-          </w:r>
-          <w:r>
-            <w:rPr>
-              <w:rFonts w:hint="eastAsia" w:ascii="微软雅黑" w:hAnsi="微软雅黑" w:eastAsia="微软雅黑" w:cs="微软雅黑"/>
-            </w:rPr>
-            <w:instrText xml:space="preserve"> </w:instrText>
+            <w:instrText xml:space="preserve"> PAGEREF _Toc202193127 \h </w:instrText>
           </w:r>
           <w:r>
             <w:rPr>
@@ -8913,19 +8477,7 @@
             <w:rPr>
               <w:rFonts w:hint="eastAsia" w:ascii="微软雅黑" w:hAnsi="微软雅黑" w:eastAsia="微软雅黑" w:cs="微软雅黑"/>
             </w:rPr>
-            <w:instrText xml:space="preserve"> </w:instrText>
-          </w:r>
-          <w:r>
-            <w:rPr>
-              <w:rFonts w:hint="eastAsia" w:ascii="微软雅黑" w:hAnsi="微软雅黑" w:eastAsia="微软雅黑" w:cs="微软雅黑"/>
-            </w:rPr>
-            <w:instrText xml:space="preserve">PAGEREF _Toc202193124 \h</w:instrText>
-          </w:r>
-          <w:r>
-            <w:rPr>
-              <w:rFonts w:hint="eastAsia" w:ascii="微软雅黑" w:hAnsi="微软雅黑" w:eastAsia="微软雅黑" w:cs="微软雅黑"/>
-            </w:rPr>
-            <w:instrText xml:space="preserve"> </w:instrText>
+            <w:instrText xml:space="preserve"> PAGEREF _Toc202193124 \h </w:instrText>
           </w:r>
           <w:r>
             <w:rPr>
@@ -9012,31 +8564,7 @@
               <w:rFonts w:hint="eastAsia" w:ascii="微软雅黑" w:hAnsi="微软雅黑" w:eastAsia="微软雅黑" w:cs="微软雅黑"/>
               <w:lang w:eastAsia="zh-CN"/>
             </w:rPr>
-            <w:t>适用法令</w:t>
-          </w:r>
-          <w:r>
-            <w:rPr>
-              <w:rStyle w:val="41"/>
-              <w:rFonts w:hint="eastAsia" w:ascii="微软雅黑" w:hAnsi="微软雅黑" w:eastAsia="微软雅黑" w:cs="微软雅黑"/>
-              <w:lang w:eastAsia="zh-CN"/>
-            </w:rPr>
-            <w:t>・</w:t>
-          </w:r>
-          <w:r>
-            <w:rPr>
-              <w:rStyle w:val="41"/>
-              <w:rFonts w:hint="eastAsia" w:ascii="微软雅黑" w:hAnsi="微软雅黑" w:eastAsia="微软雅黑" w:cs="微软雅黑"/>
-              <w:lang w:eastAsia="zh-CN"/>
-            </w:rPr>
-            <w:t>规</w:t>
-          </w:r>
-          <w:r>
-            <w:rPr>
-              <w:rStyle w:val="41"/>
-              <w:rFonts w:hint="eastAsia" w:ascii="微软雅黑" w:hAnsi="微软雅黑" w:eastAsia="微软雅黑" w:cs="微软雅黑"/>
-              <w:lang w:eastAsia="zh-CN"/>
-            </w:rPr>
-            <w:t>格</w:t>
+            <w:t>适用法令・规格</w:t>
           </w:r>
           <w:r>
             <w:rPr>
@@ -9054,19 +8582,7 @@
             <w:rPr>
               <w:rFonts w:hint="eastAsia" w:ascii="微软雅黑" w:hAnsi="微软雅黑" w:eastAsia="微软雅黑" w:cs="微软雅黑"/>
             </w:rPr>
-            <w:instrText xml:space="preserve"> </w:instrText>
-          </w:r>
-          <w:r>
-            <w:rPr>
-              <w:rFonts w:hint="eastAsia" w:ascii="微软雅黑" w:hAnsi="微软雅黑" w:eastAsia="微软雅黑" w:cs="微软雅黑"/>
-            </w:rPr>
-            <w:instrText xml:space="preserve">PAGEREF _Toc202193129 \h</w:instrText>
-          </w:r>
-          <w:r>
-            <w:rPr>
-              <w:rFonts w:hint="eastAsia" w:ascii="微软雅黑" w:hAnsi="微软雅黑" w:eastAsia="微软雅黑" w:cs="微软雅黑"/>
-            </w:rPr>
-            <w:instrText xml:space="preserve"> </w:instrText>
+            <w:instrText xml:space="preserve"> PAGEREF _Toc202193129 \h </w:instrText>
           </w:r>
           <w:r>
             <w:rPr>
@@ -9162,23 +8678,7 @@
               <w:rFonts w:hint="eastAsia" w:ascii="微软雅黑" w:hAnsi="微软雅黑" w:eastAsia="微软雅黑" w:cs="微软雅黑"/>
               <w:lang w:eastAsia="zh-CN"/>
             </w:rPr>
-            <w:t>使用</w:t>
-          </w:r>
-          <w:r>
-            <w:rPr>
-              <w:rStyle w:val="41"/>
-              <w:rFonts w:hint="eastAsia" w:ascii="微软雅黑" w:hAnsi="微软雅黑" w:eastAsia="微软雅黑" w:cs="微软雅黑"/>
-              <w:lang w:eastAsia="zh-CN"/>
-            </w:rPr>
-            <w:t>环</w:t>
-          </w:r>
-          <w:r>
-            <w:rPr>
-              <w:rStyle w:val="41"/>
-              <w:rFonts w:hint="eastAsia" w:ascii="微软雅黑" w:hAnsi="微软雅黑" w:eastAsia="微软雅黑" w:cs="微软雅黑"/>
-              <w:lang w:eastAsia="zh-CN"/>
-            </w:rPr>
-            <w:t>境条件</w:t>
+            <w:t>使用环境条件</w:t>
           </w:r>
           <w:r>
             <w:rPr>
@@ -9196,19 +8696,7 @@
             <w:rPr>
               <w:rFonts w:hint="eastAsia" w:ascii="微软雅黑" w:hAnsi="微软雅黑" w:eastAsia="微软雅黑" w:cs="微软雅黑"/>
             </w:rPr>
-            <w:instrText xml:space="preserve"> </w:instrText>
-          </w:r>
-          <w:r>
-            <w:rPr>
-              <w:rFonts w:hint="eastAsia" w:ascii="微软雅黑" w:hAnsi="微软雅黑" w:eastAsia="微软雅黑" w:cs="微软雅黑"/>
-            </w:rPr>
-            <w:instrText xml:space="preserve">PAGEREF _Toc202193134 \h</w:instrText>
-          </w:r>
-          <w:r>
-            <w:rPr>
-              <w:rFonts w:hint="eastAsia" w:ascii="微软雅黑" w:hAnsi="微软雅黑" w:eastAsia="微软雅黑" w:cs="微软雅黑"/>
-            </w:rPr>
-            <w:instrText xml:space="preserve"> </w:instrText>
+            <w:instrText xml:space="preserve"> PAGEREF _Toc202193134 \h </w:instrText>
           </w:r>
           <w:r>
             <w:rPr>
@@ -9322,19 +8810,7 @@
             <w:rPr>
               <w:rFonts w:hint="eastAsia" w:ascii="微软雅黑" w:hAnsi="微软雅黑" w:eastAsia="微软雅黑" w:cs="微软雅黑"/>
             </w:rPr>
-            <w:instrText xml:space="preserve"> </w:instrText>
-          </w:r>
-          <w:r>
-            <w:rPr>
-              <w:rFonts w:hint="eastAsia" w:ascii="微软雅黑" w:hAnsi="微软雅黑" w:eastAsia="微软雅黑" w:cs="微软雅黑"/>
-            </w:rPr>
-            <w:instrText xml:space="preserve">PAGEREF _Toc202193140 \h</w:instrText>
-          </w:r>
-          <w:r>
-            <w:rPr>
-              <w:rFonts w:hint="eastAsia" w:ascii="微软雅黑" w:hAnsi="微软雅黑" w:eastAsia="微软雅黑" w:cs="微软雅黑"/>
-            </w:rPr>
-            <w:instrText xml:space="preserve"> </w:instrText>
+            <w:instrText xml:space="preserve"> PAGEREF _Toc202193140 \h </w:instrText>
           </w:r>
           <w:r>
             <w:rPr>
@@ -9455,19 +8931,7 @@
             <w:rPr>
               <w:rFonts w:hint="eastAsia" w:ascii="微软雅黑" w:hAnsi="微软雅黑" w:eastAsia="微软雅黑" w:cs="微软雅黑"/>
             </w:rPr>
-            <w:instrText xml:space="preserve"> </w:instrText>
-          </w:r>
-          <w:r>
-            <w:rPr>
-              <w:rFonts w:hint="eastAsia" w:ascii="微软雅黑" w:hAnsi="微软雅黑" w:eastAsia="微软雅黑" w:cs="微软雅黑"/>
-            </w:rPr>
-            <w:instrText xml:space="preserve">PAGEREF _Toc202193143 \h</w:instrText>
-          </w:r>
-          <w:r>
-            <w:rPr>
-              <w:rFonts w:hint="eastAsia" w:ascii="微软雅黑" w:hAnsi="微软雅黑" w:eastAsia="微软雅黑" w:cs="微软雅黑"/>
-            </w:rPr>
-            <w:instrText xml:space="preserve"> </w:instrText>
+            <w:instrText xml:space="preserve"> PAGEREF _Toc202193143 \h </w:instrText>
           </w:r>
           <w:r>
             <w:rPr>
@@ -9584,19 +9048,7 @@
             <w:rPr>
               <w:rFonts w:hint="eastAsia" w:ascii="微软雅黑" w:hAnsi="微软雅黑" w:eastAsia="微软雅黑" w:cs="微软雅黑"/>
             </w:rPr>
-            <w:instrText xml:space="preserve"> </w:instrText>
-          </w:r>
-          <w:r>
-            <w:rPr>
-              <w:rFonts w:hint="eastAsia" w:ascii="微软雅黑" w:hAnsi="微软雅黑" w:eastAsia="微软雅黑" w:cs="微软雅黑"/>
-            </w:rPr>
-            <w:instrText xml:space="preserve">PAGEREF _Toc202193172 \h</w:instrText>
-          </w:r>
-          <w:r>
-            <w:rPr>
-              <w:rFonts w:hint="eastAsia" w:ascii="微软雅黑" w:hAnsi="微软雅黑" w:eastAsia="微软雅黑" w:cs="微软雅黑"/>
-            </w:rPr>
-            <w:instrText xml:space="preserve"> </w:instrText>
+            <w:instrText xml:space="preserve"> PAGEREF _Toc202193172 \h </w:instrText>
           </w:r>
           <w:r>
             <w:rPr>
@@ -9713,19 +9165,7 @@
             <w:rPr>
               <w:rFonts w:hint="eastAsia" w:ascii="微软雅黑" w:hAnsi="微软雅黑" w:eastAsia="微软雅黑" w:cs="微软雅黑"/>
             </w:rPr>
-            <w:instrText xml:space="preserve"> </w:instrText>
-          </w:r>
-          <w:r>
-            <w:rPr>
-              <w:rFonts w:hint="eastAsia" w:ascii="微软雅黑" w:hAnsi="微软雅黑" w:eastAsia="微软雅黑" w:cs="微软雅黑"/>
-            </w:rPr>
-            <w:instrText xml:space="preserve">PAGEREF _Toc202193172 \h</w:instrText>
-          </w:r>
-          <w:r>
-            <w:rPr>
-              <w:rFonts w:hint="eastAsia" w:ascii="微软雅黑" w:hAnsi="微软雅黑" w:eastAsia="微软雅黑" w:cs="微软雅黑"/>
-            </w:rPr>
-            <w:instrText xml:space="preserve"> </w:instrText>
+            <w:instrText xml:space="preserve"> PAGEREF _Toc202193172 \h </w:instrText>
           </w:r>
           <w:r>
             <w:rPr>
@@ -9852,19 +9292,7 @@
             <w:rPr>
               <w:rFonts w:hint="eastAsia" w:ascii="微软雅黑" w:hAnsi="微软雅黑" w:eastAsia="微软雅黑" w:cs="微软雅黑"/>
             </w:rPr>
-            <w:instrText xml:space="preserve"> </w:instrText>
-          </w:r>
-          <w:r>
-            <w:rPr>
-              <w:rFonts w:hint="eastAsia" w:ascii="微软雅黑" w:hAnsi="微软雅黑" w:eastAsia="微软雅黑" w:cs="微软雅黑"/>
-            </w:rPr>
-            <w:instrText xml:space="preserve">PAGEREF _Toc202193172 \h</w:instrText>
-          </w:r>
-          <w:r>
-            <w:rPr>
-              <w:rFonts w:hint="eastAsia" w:ascii="微软雅黑" w:hAnsi="微软雅黑" w:eastAsia="微软雅黑" w:cs="微软雅黑"/>
-            </w:rPr>
-            <w:instrText xml:space="preserve"> </w:instrText>
+            <w:instrText xml:space="preserve"> PAGEREF _Toc202193172 \h </w:instrText>
           </w:r>
           <w:r>
             <w:rPr>
@@ -9986,19 +9414,7 @@
             <w:rPr>
               <w:rFonts w:hint="eastAsia" w:ascii="微软雅黑" w:hAnsi="微软雅黑" w:eastAsia="微软雅黑" w:cs="微软雅黑"/>
             </w:rPr>
-            <w:instrText xml:space="preserve"> </w:instrText>
-          </w:r>
-          <w:r>
-            <w:rPr>
-              <w:rFonts w:hint="eastAsia" w:ascii="微软雅黑" w:hAnsi="微软雅黑" w:eastAsia="微软雅黑" w:cs="微软雅黑"/>
-            </w:rPr>
-            <w:instrText xml:space="preserve">PAGEREF _Toc202193176 \h</w:instrText>
-          </w:r>
-          <w:r>
-            <w:rPr>
-              <w:rFonts w:hint="eastAsia" w:ascii="微软雅黑" w:hAnsi="微软雅黑" w:eastAsia="微软雅黑" w:cs="微软雅黑"/>
-            </w:rPr>
-            <w:instrText xml:space="preserve"> </w:instrText>
+            <w:instrText xml:space="preserve"> PAGEREF _Toc202193176 \h </w:instrText>
           </w:r>
           <w:r>
             <w:rPr>
@@ -10115,19 +9531,7 @@
             <w:rPr>
               <w:rFonts w:hint="eastAsia" w:ascii="微软雅黑" w:hAnsi="微软雅黑" w:eastAsia="微软雅黑" w:cs="微软雅黑"/>
             </w:rPr>
-            <w:instrText xml:space="preserve"> </w:instrText>
-          </w:r>
-          <w:r>
-            <w:rPr>
-              <w:rFonts w:hint="eastAsia" w:ascii="微软雅黑" w:hAnsi="微软雅黑" w:eastAsia="微软雅黑" w:cs="微软雅黑"/>
-            </w:rPr>
-            <w:instrText xml:space="preserve">PAGEREF _Toc202193177 \h</w:instrText>
-          </w:r>
-          <w:r>
-            <w:rPr>
-              <w:rFonts w:hint="eastAsia" w:ascii="微软雅黑" w:hAnsi="微软雅黑" w:eastAsia="微软雅黑" w:cs="微软雅黑"/>
-            </w:rPr>
-            <w:instrText xml:space="preserve"> </w:instrText>
+            <w:instrText xml:space="preserve"> PAGEREF _Toc202193177 \h </w:instrText>
           </w:r>
           <w:r>
             <w:rPr>
@@ -10244,19 +9648,7 @@
             <w:rPr>
               <w:rFonts w:hint="eastAsia" w:ascii="微软雅黑" w:hAnsi="微软雅黑" w:eastAsia="微软雅黑" w:cs="微软雅黑"/>
             </w:rPr>
-            <w:instrText xml:space="preserve"> </w:instrText>
-          </w:r>
-          <w:r>
-            <w:rPr>
-              <w:rFonts w:hint="eastAsia" w:ascii="微软雅黑" w:hAnsi="微软雅黑" w:eastAsia="微软雅黑" w:cs="微软雅黑"/>
-            </w:rPr>
-            <w:instrText xml:space="preserve">PAGEREF _Toc202193177 \h</w:instrText>
-          </w:r>
-          <w:r>
-            <w:rPr>
-              <w:rFonts w:hint="eastAsia" w:ascii="微软雅黑" w:hAnsi="微软雅黑" w:eastAsia="微软雅黑" w:cs="微软雅黑"/>
-            </w:rPr>
-            <w:instrText xml:space="preserve"> </w:instrText>
+            <w:instrText xml:space="preserve"> PAGEREF _Toc202193177 \h </w:instrText>
           </w:r>
           <w:r>
             <w:rPr>
@@ -10373,19 +9765,7 @@
             <w:rPr>
               <w:rFonts w:hint="eastAsia" w:ascii="微软雅黑" w:hAnsi="微软雅黑" w:eastAsia="微软雅黑" w:cs="微软雅黑"/>
             </w:rPr>
-            <w:instrText xml:space="preserve"> </w:instrText>
-          </w:r>
-          <w:r>
-            <w:rPr>
-              <w:rFonts w:hint="eastAsia" w:ascii="微软雅黑" w:hAnsi="微软雅黑" w:eastAsia="微软雅黑" w:cs="微软雅黑"/>
-            </w:rPr>
-            <w:instrText xml:space="preserve">PAGEREF _Toc202193177 \h</w:instrText>
-          </w:r>
-          <w:r>
-            <w:rPr>
-              <w:rFonts w:hint="eastAsia" w:ascii="微软雅黑" w:hAnsi="微软雅黑" w:eastAsia="微软雅黑" w:cs="微软雅黑"/>
-            </w:rPr>
-            <w:instrText xml:space="preserve"> </w:instrText>
+            <w:instrText xml:space="preserve"> PAGEREF _Toc202193177 \h </w:instrText>
           </w:r>
           <w:r>
             <w:rPr>
@@ -10512,19 +9892,7 @@
             <w:rPr>
               <w:rFonts w:hint="eastAsia" w:ascii="微软雅黑" w:hAnsi="微软雅黑" w:eastAsia="微软雅黑" w:cs="微软雅黑"/>
             </w:rPr>
-            <w:instrText xml:space="preserve"> </w:instrText>
-          </w:r>
-          <w:r>
-            <w:rPr>
-              <w:rFonts w:hint="eastAsia" w:ascii="微软雅黑" w:hAnsi="微软雅黑" w:eastAsia="微软雅黑" w:cs="微软雅黑"/>
-            </w:rPr>
-            <w:instrText xml:space="preserve">PAGEREF _Toc202193172 \h</w:instrText>
-          </w:r>
-          <w:r>
-            <w:rPr>
-              <w:rFonts w:hint="eastAsia" w:ascii="微软雅黑" w:hAnsi="微软雅黑" w:eastAsia="微软雅黑" w:cs="微软雅黑"/>
-            </w:rPr>
-            <w:instrText xml:space="preserve"> </w:instrText>
+            <w:instrText xml:space="preserve"> PAGEREF _Toc202193172 \h </w:instrText>
           </w:r>
           <w:r>
             <w:rPr>
@@ -10651,19 +10019,7 @@
             <w:rPr>
               <w:rFonts w:hint="eastAsia" w:ascii="微软雅黑" w:hAnsi="微软雅黑" w:eastAsia="微软雅黑" w:cs="微软雅黑"/>
             </w:rPr>
-            <w:instrText xml:space="preserve"> </w:instrText>
-          </w:r>
-          <w:r>
-            <w:rPr>
-              <w:rFonts w:hint="eastAsia" w:ascii="微软雅黑" w:hAnsi="微软雅黑" w:eastAsia="微软雅黑" w:cs="微软雅黑"/>
-            </w:rPr>
-            <w:instrText xml:space="preserve">PAGEREF _Toc202193172 \h</w:instrText>
-          </w:r>
-          <w:r>
-            <w:rPr>
-              <w:rFonts w:hint="eastAsia" w:ascii="微软雅黑" w:hAnsi="微软雅黑" w:eastAsia="微软雅黑" w:cs="微软雅黑"/>
-            </w:rPr>
-            <w:instrText xml:space="preserve"> </w:instrText>
+            <w:instrText xml:space="preserve"> PAGEREF _Toc202193172 \h </w:instrText>
           </w:r>
           <w:r>
             <w:rPr>
@@ -10759,23 +10115,7 @@
               <w:rFonts w:hint="eastAsia" w:ascii="微软雅黑" w:hAnsi="微软雅黑" w:eastAsia="微软雅黑" w:cs="微软雅黑"/>
               <w:lang w:eastAsia="zh-CN"/>
             </w:rPr>
-            <w:t>原</w:t>
-          </w:r>
-          <w:r>
-            <w:rPr>
-              <w:rStyle w:val="41"/>
-              <w:rFonts w:hint="eastAsia" w:ascii="微软雅黑" w:hAnsi="微软雅黑" w:eastAsia="微软雅黑" w:cs="微软雅黑"/>
-              <w:lang w:eastAsia="zh-CN"/>
-            </w:rPr>
-            <w:t>产</w:t>
-          </w:r>
-          <w:r>
-            <w:rPr>
-              <w:rStyle w:val="41"/>
-              <w:rFonts w:hint="eastAsia" w:ascii="微软雅黑" w:hAnsi="微软雅黑" w:eastAsia="微软雅黑" w:cs="微软雅黑"/>
-              <w:lang w:eastAsia="zh-CN"/>
-            </w:rPr>
-            <w:t>国</w:t>
+            <w:t>原产国</w:t>
           </w:r>
           <w:r>
             <w:rPr>
@@ -10793,19 +10133,7 @@
             <w:rPr>
               <w:rFonts w:hint="eastAsia" w:ascii="微软雅黑" w:hAnsi="微软雅黑" w:eastAsia="微软雅黑" w:cs="微软雅黑"/>
             </w:rPr>
-            <w:instrText xml:space="preserve"> </w:instrText>
-          </w:r>
-          <w:r>
-            <w:rPr>
-              <w:rFonts w:hint="eastAsia" w:ascii="微软雅黑" w:hAnsi="微软雅黑" w:eastAsia="微软雅黑" w:cs="微软雅黑"/>
-            </w:rPr>
-            <w:instrText xml:space="preserve">PAGEREF _Toc202193179 \h</w:instrText>
-          </w:r>
-          <w:r>
-            <w:rPr>
-              <w:rFonts w:hint="eastAsia" w:ascii="微软雅黑" w:hAnsi="微软雅黑" w:eastAsia="微软雅黑" w:cs="微软雅黑"/>
-            </w:rPr>
-            <w:instrText xml:space="preserve"> </w:instrText>
+            <w:instrText xml:space="preserve"> PAGEREF _Toc202193179 \h </w:instrText>
           </w:r>
           <w:r>
             <w:rPr>
@@ -10911,13 +10239,7 @@
         <w:rPr>
           <w:rFonts w:hint="eastAsia" w:ascii="微软雅黑" w:hAnsi="微软雅黑" w:eastAsia="微软雅黑" w:cs="微软雅黑"/>
         </w:rPr>
-        <w:t>适用范</w:t>
-      </w:r>
-      <w:r>
-        <w:rPr>
-          <w:rFonts w:hint="eastAsia" w:ascii="微软雅黑" w:hAnsi="微软雅黑" w:eastAsia="微软雅黑" w:cs="微软雅黑"/>
-        </w:rPr>
-        <w:t>围</w:t>
+        <w:t>适用范围</w:t>
       </w:r>
       <w:bookmarkEnd w:id="3"/>
       <w:r>
@@ -10955,9 +10277,13 @@
             </w14:solidFill>
           </w14:textFill>
         </w:rPr>
-        <w:t>{</w:t>
+        <w:t>{{scope}}</w:t>
       </w:r>
-      <w:r>
+    </w:p>
+    <w:p>
+      <w:pPr>
+        <w:pStyle w:val="3"/>
+        <w:ind w:left="0" w:leftChars="0" w:firstLine="210" w:firstLineChars="100"/>
         <w:rPr>
           <w:rFonts w:hint="eastAsia" w:ascii="微软雅黑" w:hAnsi="微软雅黑" w:eastAsia="微软雅黑" w:cs="微软雅黑"/>
           <w:color w:val="9BBB59" w:themeColor="accent3"/>
@@ -10969,9 +10295,12 @@
             </w14:solidFill>
           </w14:textFill>
         </w:rPr>
-        <w:t>{scope}</w:t>
-      </w:r>
-      <w:r>
+      </w:pPr>
+    </w:p>
+    <w:p>
+      <w:pPr>
+        <w:pStyle w:val="3"/>
+        <w:ind w:left="0" w:leftChars="0" w:firstLine="210" w:firstLineChars="100"/>
         <w:rPr>
           <w:rFonts w:hint="eastAsia" w:ascii="微软雅黑" w:hAnsi="微软雅黑" w:eastAsia="微软雅黑" w:cs="微软雅黑"/>
           <w:color w:val="9BBB59" w:themeColor="accent3"/>
@@ -10983,13 +10312,66 @@
             </w14:solidFill>
           </w14:textFill>
         </w:rPr>
-        <w:t>}</w:t>
-      </w:r>
+      </w:pPr>
     </w:p>
     <w:p>
       <w:pPr>
+        <w:pStyle w:val="2"/>
+        <w:rPr>
+          <w:rFonts w:hint="eastAsia" w:ascii="微软雅黑" w:hAnsi="微软雅黑" w:eastAsia="微软雅黑" w:cs="微软雅黑"/>
+        </w:rPr>
+      </w:pPr>
+      <w:bookmarkStart w:id="4" w:name="_Toc202193116"/>
+      <w:r>
+        <w:rPr>
+          <w:rFonts w:hint="eastAsia" w:ascii="微软雅黑" w:hAnsi="微软雅黑" w:eastAsia="微软雅黑" w:cs="微软雅黑"/>
+          <w:lang w:eastAsia="zh-CN"/>
+        </w:rPr>
+        <w:t>用</w:t>
+      </w:r>
+      <w:r>
+        <w:rPr>
+          <w:rFonts w:hint="eastAsia" w:ascii="微软雅黑" w:hAnsi="微软雅黑" w:eastAsia="微软雅黑" w:cs="微软雅黑"/>
+        </w:rPr>
+        <w:t>语定义和参考文件</w:t>
+      </w:r>
+      <w:bookmarkEnd w:id="4"/>
+    </w:p>
+    <w:p>
+      <w:pPr>
+        <w:pStyle w:val="4"/>
+        <w:ind w:left="738" w:hanging="498"/>
+        <w:rPr>
+          <w:rFonts w:hint="eastAsia" w:ascii="微软雅黑" w:hAnsi="微软雅黑" w:eastAsia="微软雅黑" w:cs="微软雅黑"/>
+          <w:lang w:eastAsia="zh-CN"/>
+        </w:rPr>
+      </w:pPr>
+      <w:bookmarkStart w:id="5" w:name="_Toc202193117"/>
+      <w:r>
+        <w:rPr>
+          <w:rFonts w:hint="eastAsia" w:ascii="微软雅黑" w:hAnsi="微软雅黑" w:eastAsia="微软雅黑" w:cs="微软雅黑"/>
+          <w:lang w:eastAsia="zh-CN"/>
+        </w:rPr>
+        <w:t>用</w:t>
+      </w:r>
+      <w:r>
+        <w:rPr>
+          <w:rFonts w:hint="eastAsia" w:ascii="微软雅黑" w:hAnsi="微软雅黑" w:eastAsia="微软雅黑" w:cs="微软雅黑"/>
+        </w:rPr>
+        <w:t>语定义</w:t>
+      </w:r>
+      <w:bookmarkEnd w:id="5"/>
+    </w:p>
+    <w:p>
+      <w:pPr>
         <w:pStyle w:val="3"/>
         <w:ind w:left="0" w:leftChars="0" w:firstLine="210" w:firstLineChars="100"/>
+        <w:rPr>
+          <w:rFonts w:hint="eastAsia" w:ascii="微软雅黑" w:hAnsi="微软雅黑" w:eastAsia="微软雅黑" w:cs="微软雅黑"/>
+          <w:lang w:val="en-US" w:eastAsia="zh-CN"/>
+        </w:rPr>
+      </w:pPr>
+      <w:r>
         <w:rPr>
           <w:rFonts w:hint="eastAsia" w:ascii="微软雅黑" w:hAnsi="微软雅黑" w:eastAsia="微软雅黑" w:cs="微软雅黑"/>
           <w:color w:val="9BBB59" w:themeColor="accent3"/>
@@ -11001,153 +10383,7 @@
             </w14:solidFill>
           </w14:textFill>
         </w:rPr>
-      </w:pPr>
-    </w:p>
-    <w:p>
-      <w:pPr>
-        <w:pStyle w:val="3"/>
-        <w:ind w:left="0" w:leftChars="0" w:firstLine="210" w:firstLineChars="100"/>
-        <w:rPr>
-          <w:rFonts w:hint="eastAsia" w:ascii="微软雅黑" w:hAnsi="微软雅黑" w:eastAsia="微软雅黑" w:cs="微软雅黑"/>
-          <w:color w:val="9BBB59" w:themeColor="accent3"/>
-          <w:szCs w:val="21"/>
-          <w:lang w:val="en-US" w:eastAsia="zh-CN"/>
-          <w14:textFill>
-            <w14:solidFill>
-              <w14:schemeClr w14:val="accent3"/>
-            </w14:solidFill>
-          </w14:textFill>
-        </w:rPr>
-      </w:pPr>
-    </w:p>
-    <w:p>
-      <w:pPr>
-        <w:pStyle w:val="2"/>
-        <w:rPr>
-          <w:rFonts w:hint="eastAsia" w:ascii="微软雅黑" w:hAnsi="微软雅黑" w:eastAsia="微软雅黑" w:cs="微软雅黑"/>
-        </w:rPr>
-      </w:pPr>
-      <w:bookmarkStart w:id="4" w:name="_Toc202193116"/>
-      <w:r>
-        <w:rPr>
-          <w:rFonts w:hint="eastAsia" w:ascii="微软雅黑" w:hAnsi="微软雅黑" w:eastAsia="微软雅黑" w:cs="微软雅黑"/>
-          <w:lang w:eastAsia="zh-CN"/>
-        </w:rPr>
-        <w:t>用</w:t>
-      </w:r>
-      <w:r>
-        <w:rPr>
-          <w:rFonts w:hint="eastAsia" w:ascii="微软雅黑" w:hAnsi="微软雅黑" w:eastAsia="微软雅黑" w:cs="微软雅黑"/>
-        </w:rPr>
-        <w:t>语</w:t>
-      </w:r>
-      <w:r>
-        <w:rPr>
-          <w:rFonts w:hint="eastAsia" w:ascii="微软雅黑" w:hAnsi="微软雅黑" w:eastAsia="微软雅黑" w:cs="微软雅黑"/>
-        </w:rPr>
-        <w:t>定</w:t>
-      </w:r>
-      <w:r>
-        <w:rPr>
-          <w:rFonts w:hint="eastAsia" w:ascii="微软雅黑" w:hAnsi="微软雅黑" w:eastAsia="微软雅黑" w:cs="微软雅黑"/>
-        </w:rPr>
-        <w:t>义</w:t>
-      </w:r>
-      <w:r>
-        <w:rPr>
-          <w:rFonts w:hint="eastAsia" w:ascii="微软雅黑" w:hAnsi="微软雅黑" w:eastAsia="微软雅黑" w:cs="微软雅黑"/>
-        </w:rPr>
-        <w:t>和参考文件</w:t>
-      </w:r>
-      <w:bookmarkEnd w:id="4"/>
-    </w:p>
-    <w:p>
-      <w:pPr>
-        <w:pStyle w:val="4"/>
-        <w:ind w:left="738" w:hanging="498"/>
-        <w:rPr>
-          <w:rFonts w:hint="eastAsia" w:ascii="微软雅黑" w:hAnsi="微软雅黑" w:eastAsia="微软雅黑" w:cs="微软雅黑"/>
-          <w:lang w:eastAsia="zh-CN"/>
-        </w:rPr>
-      </w:pPr>
-      <w:bookmarkStart w:id="5" w:name="_Toc202193117"/>
-      <w:r>
-        <w:rPr>
-          <w:rFonts w:hint="eastAsia" w:ascii="微软雅黑" w:hAnsi="微软雅黑" w:eastAsia="微软雅黑" w:cs="微软雅黑"/>
-          <w:lang w:eastAsia="zh-CN"/>
-        </w:rPr>
-        <w:t>用</w:t>
-      </w:r>
-      <w:r>
-        <w:rPr>
-          <w:rFonts w:hint="eastAsia" w:ascii="微软雅黑" w:hAnsi="微软雅黑" w:eastAsia="微软雅黑" w:cs="微软雅黑"/>
-        </w:rPr>
-        <w:t>语</w:t>
-      </w:r>
-      <w:r>
-        <w:rPr>
-          <w:rFonts w:hint="eastAsia" w:ascii="微软雅黑" w:hAnsi="微软雅黑" w:eastAsia="微软雅黑" w:cs="微软雅黑"/>
-        </w:rPr>
-        <w:t>定</w:t>
-      </w:r>
-      <w:r>
-        <w:rPr>
-          <w:rFonts w:hint="eastAsia" w:ascii="微软雅黑" w:hAnsi="微软雅黑" w:eastAsia="微软雅黑" w:cs="微软雅黑"/>
-        </w:rPr>
-        <w:t>义</w:t>
-      </w:r>
-      <w:bookmarkEnd w:id="5"/>
-    </w:p>
-    <w:p>
-      <w:pPr>
-        <w:pStyle w:val="3"/>
-        <w:ind w:left="0" w:leftChars="0" w:firstLine="210" w:firstLineChars="100"/>
-        <w:rPr>
-          <w:rFonts w:hint="eastAsia" w:ascii="微软雅黑" w:hAnsi="微软雅黑" w:eastAsia="微软雅黑" w:cs="微软雅黑"/>
-          <w:lang w:val="en-US" w:eastAsia="zh-CN"/>
-        </w:rPr>
-      </w:pPr>
-      <w:r>
-        <w:rPr>
-          <w:rFonts w:hint="eastAsia" w:ascii="微软雅黑" w:hAnsi="微软雅黑" w:eastAsia="微软雅黑" w:cs="微软雅黑"/>
-          <w:color w:val="9BBB59" w:themeColor="accent3"/>
-          <w:szCs w:val="21"/>
-          <w:lang w:val="en-US" w:eastAsia="zh-CN"/>
-          <w14:textFill>
-            <w14:solidFill>
-              <w14:schemeClr w14:val="accent3"/>
-            </w14:solidFill>
-          </w14:textFill>
-        </w:rPr>
-        <w:t>{{</w:t>
-      </w:r>
-      <w:r>
-        <w:rPr>
-          <w:rFonts w:hint="eastAsia" w:ascii="微软雅黑" w:hAnsi="微软雅黑" w:eastAsia="微软雅黑" w:cs="微软雅黑"/>
-          <w:color w:val="9BBB59" w:themeColor="accent3"/>
-          <w:szCs w:val="21"/>
-          <w:lang w:val="en-US" w:eastAsia="zh-CN"/>
-          <w14:textFill>
-            <w14:solidFill>
-              <w14:schemeClr w14:val="accent3"/>
-            </w14:solidFill>
-          </w14:textFill>
-        </w:rPr>
-        <w:t>definition_term_table</w:t>
-      </w:r>
-      <w:r>
-        <w:rPr>
-          <w:rFonts w:hint="eastAsia" w:ascii="微软雅黑" w:hAnsi="微软雅黑" w:eastAsia="微软雅黑" w:cs="微软雅黑"/>
-          <w:color w:val="9BBB59" w:themeColor="accent3"/>
-          <w:szCs w:val="21"/>
-          <w:lang w:val="en-US" w:eastAsia="zh-CN"/>
-          <w14:textFill>
-            <w14:solidFill>
-              <w14:schemeClr w14:val="accent3"/>
-            </w14:solidFill>
-          </w14:textFill>
-        </w:rPr>
-        <w:t>}}</w:t>
+        <w:t>{{definition_term_table}}</w:t>
       </w:r>
     </w:p>
     <w:p>
@@ -11186,6 +10422,8 @@
         <w:t>参考文件</w:t>
       </w:r>
       <w:bookmarkEnd w:id="6"/>
+      <w:bookmarkStart w:id="27" w:name="_GoBack"/>
+      <w:bookmarkEnd w:id="27"/>
     </w:p>
     <w:p>
       <w:pPr>
@@ -11280,14 +10518,7 @@
                 <w:rFonts w:hint="eastAsia" w:ascii="微软雅黑" w:hAnsi="微软雅黑" w:eastAsia="微软雅黑" w:cs="微软雅黑"/>
                 <w:lang w:eastAsia="zh-CN"/>
               </w:rPr>
-              <w:t>外形尺寸</w:t>
-            </w:r>
-            <w:r>
-              <w:rPr>
-                <w:rFonts w:hint="eastAsia" w:ascii="微软雅黑" w:hAnsi="微软雅黑" w:eastAsia="微软雅黑" w:cs="微软雅黑"/>
-                <w:lang w:eastAsia="zh-CN"/>
-              </w:rPr>
-              <w:t>图</w:t>
+              <w:t>外形尺寸图</w:t>
             </w:r>
           </w:p>
         </w:tc>
@@ -11312,8 +10543,40 @@
                 <w:szCs w:val="24"/>
                 <w:lang w:val="en-US" w:eastAsia="zh-CN"/>
               </w:rPr>
-              <w:t>{</w:t>
+              <w:t>{{dimensional_number}}</w:t>
             </w:r>
+          </w:p>
+        </w:tc>
+      </w:tr>
+      <w:tr>
+        <w:tc>
+          <w:tcPr>
+            <w:tcW w:w="4734" w:type="dxa"/>
+          </w:tcPr>
+          <w:p>
+            <w:pPr>
+              <w:rPr>
+                <w:rFonts w:hint="eastAsia" w:ascii="微软雅黑" w:hAnsi="微软雅黑" w:eastAsia="微软雅黑" w:cs="微软雅黑"/>
+              </w:rPr>
+            </w:pPr>
+            <w:r>
+              <w:rPr>
+                <w:rFonts w:hint="eastAsia" w:ascii="微软雅黑" w:hAnsi="微软雅黑" w:eastAsia="微软雅黑" w:cs="微软雅黑"/>
+              </w:rPr>
+              <w:t>客先仕样图</w:t>
+            </w:r>
+          </w:p>
+        </w:tc>
+        <w:tc>
+          <w:tcPr>
+            <w:tcW w:w="4719" w:type="dxa"/>
+          </w:tcPr>
+          <w:p>
+            <w:pPr>
+              <w:rPr>
+                <w:rFonts w:hint="eastAsia" w:ascii="微软雅黑" w:hAnsi="微软雅黑" w:eastAsia="微软雅黑" w:cs="微软雅黑"/>
+              </w:rPr>
+            </w:pPr>
             <w:r>
               <w:rPr>
                 <w:rFonts w:hint="eastAsia" w:ascii="微软雅黑" w:hAnsi="微软雅黑" w:eastAsia="微软雅黑" w:cs="微软雅黑"/>
@@ -11322,165 +10585,7 @@
                 <w:szCs w:val="24"/>
                 <w:lang w:val="en-US" w:eastAsia="zh-CN"/>
               </w:rPr>
-              <w:t>{dimensional</w:t>
-            </w:r>
-            <w:r>
-              <w:rPr>
-                <w:rFonts w:hint="eastAsia" w:ascii="微软雅黑" w:hAnsi="微软雅黑" w:eastAsia="微软雅黑" w:cs="微软雅黑"/>
-                <w:color w:val="FF0000"/>
-                <w:sz w:val="24"/>
-                <w:szCs w:val="24"/>
-                <w:lang w:val="en-US" w:eastAsia="zh-CN"/>
-              </w:rPr>
-              <w:t>_number</w:t>
-            </w:r>
-            <w:r>
-              <w:rPr>
-                <w:rFonts w:hint="eastAsia" w:ascii="微软雅黑" w:hAnsi="微软雅黑" w:eastAsia="微软雅黑" w:cs="微软雅黑"/>
-                <w:color w:val="FF0000"/>
-                <w:sz w:val="24"/>
-                <w:szCs w:val="24"/>
-                <w:lang w:val="en-US" w:eastAsia="zh-CN"/>
-              </w:rPr>
-              <w:t>}</w:t>
-            </w:r>
-            <w:r>
-              <w:rPr>
-                <w:rFonts w:hint="eastAsia" w:ascii="微软雅黑" w:hAnsi="微软雅黑" w:eastAsia="微软雅黑" w:cs="微软雅黑"/>
-                <w:color w:val="FF0000"/>
-                <w:sz w:val="24"/>
-                <w:szCs w:val="24"/>
-                <w:lang w:val="en-US" w:eastAsia="zh-CN"/>
-              </w:rPr>
-              <w:t>}</w:t>
-            </w:r>
-          </w:p>
-        </w:tc>
-      </w:tr>
-      <w:tr>
-        <w:tc>
-          <w:tcPr>
-            <w:tcW w:w="4734" w:type="dxa"/>
-          </w:tcPr>
-          <w:p>
-            <w:pPr>
-              <w:rPr>
-                <w:rFonts w:hint="eastAsia" w:ascii="微软雅黑" w:hAnsi="微软雅黑" w:eastAsia="微软雅黑" w:cs="微软雅黑"/>
-              </w:rPr>
-            </w:pPr>
-            <w:r>
-              <w:rPr>
-                <w:rFonts w:hint="eastAsia" w:ascii="微软雅黑" w:hAnsi="微软雅黑" w:eastAsia="微软雅黑" w:cs="微软雅黑"/>
-              </w:rPr>
-              <w:t>客先仕</w:t>
-            </w:r>
-            <w:r>
-              <w:rPr>
-                <w:rFonts w:hint="eastAsia" w:ascii="微软雅黑" w:hAnsi="微软雅黑" w:eastAsia="微软雅黑" w:cs="微软雅黑"/>
-              </w:rPr>
-              <w:t>样图</w:t>
-            </w:r>
-          </w:p>
-        </w:tc>
-        <w:tc>
-          <w:tcPr>
-            <w:tcW w:w="4719" w:type="dxa"/>
-          </w:tcPr>
-          <w:p>
-            <w:pPr>
-              <w:rPr>
-                <w:rFonts w:hint="eastAsia" w:ascii="微软雅黑" w:hAnsi="微软雅黑" w:eastAsia="微软雅黑" w:cs="微软雅黑"/>
-              </w:rPr>
-            </w:pPr>
-            <w:r>
-              <w:rPr>
-                <w:rFonts w:hint="eastAsia" w:ascii="微软雅黑" w:hAnsi="微软雅黑" w:eastAsia="微软雅黑" w:cs="微软雅黑"/>
-                <w:color w:val="FF0000"/>
-                <w:sz w:val="24"/>
-                <w:szCs w:val="24"/>
-                <w:lang w:val="en-US" w:eastAsia="zh-CN"/>
-              </w:rPr>
-              <w:t>{</w:t>
-            </w:r>
-            <w:r>
-              <w:rPr>
-                <w:rFonts w:hint="eastAsia" w:ascii="微软雅黑" w:hAnsi="微软雅黑" w:eastAsia="微软雅黑" w:cs="微软雅黑"/>
-                <w:color w:val="FF0000"/>
-                <w:sz w:val="24"/>
-                <w:szCs w:val="24"/>
-                <w:lang w:val="en-US" w:eastAsia="zh-CN"/>
-              </w:rPr>
-              <w:t>{</w:t>
-            </w:r>
-            <w:r>
-              <w:rPr>
-                <w:rFonts w:hint="eastAsia" w:ascii="微软雅黑" w:hAnsi="微软雅黑" w:eastAsia="微软雅黑" w:cs="微软雅黑"/>
-                <w:color w:val="FF0000"/>
-                <w:sz w:val="24"/>
-                <w:szCs w:val="24"/>
-                <w:lang w:val="en-US" w:eastAsia="zh-CN"/>
-              </w:rPr>
-              <w:t>d</w:t>
-            </w:r>
-            <w:r>
-              <w:rPr>
-                <w:rFonts w:hint="eastAsia" w:ascii="微软雅黑" w:hAnsi="微软雅黑" w:eastAsia="微软雅黑" w:cs="微软雅黑"/>
-                <w:color w:val="FF0000"/>
-                <w:sz w:val="24"/>
-                <w:szCs w:val="24"/>
-                <w:lang w:val="en-US" w:eastAsia="zh-CN"/>
-              </w:rPr>
-              <w:t>ustomer</w:t>
-            </w:r>
-            <w:r>
-              <w:rPr>
-                <w:rFonts w:hint="eastAsia" w:ascii="微软雅黑" w:hAnsi="微软雅黑" w:eastAsia="微软雅黑" w:cs="微软雅黑"/>
-                <w:color w:val="FF0000"/>
-                <w:sz w:val="24"/>
-                <w:szCs w:val="24"/>
-                <w:lang w:val="en-US" w:eastAsia="zh-CN"/>
-              </w:rPr>
-              <w:t>_</w:t>
-            </w:r>
-            <w:r>
-              <w:rPr>
-                <w:rFonts w:hint="eastAsia" w:ascii="微软雅黑" w:hAnsi="微软雅黑" w:eastAsia="微软雅黑" w:cs="微软雅黑"/>
-                <w:color w:val="FF0000"/>
-                <w:sz w:val="24"/>
-                <w:szCs w:val="24"/>
-                <w:lang w:val="en-US" w:eastAsia="zh-CN"/>
-              </w:rPr>
-              <w:t>specific</w:t>
-            </w:r>
-            <w:r>
-              <w:rPr>
-                <w:rFonts w:hint="eastAsia" w:ascii="微软雅黑" w:hAnsi="微软雅黑" w:eastAsia="微软雅黑" w:cs="微软雅黑"/>
-                <w:color w:val="FF0000"/>
-                <w:sz w:val="24"/>
-                <w:szCs w:val="24"/>
-                <w:lang w:val="en-US" w:eastAsia="zh-CN"/>
-              </w:rPr>
-              <w:t>_numner</w:t>
-            </w:r>
-            <w:r>
-              <w:rPr>
-                <w:rFonts w:hint="eastAsia" w:ascii="微软雅黑" w:hAnsi="微软雅黑" w:eastAsia="微软雅黑" w:cs="微软雅黑"/>
-                <w:color w:val="FF0000"/>
-                <w:sz w:val="24"/>
-                <w:szCs w:val="24"/>
-                <w:lang w:val="en-US" w:eastAsia="zh-CN"/>
-              </w:rPr>
-              <w:t>}</w:t>
-            </w:r>
-            <w:r>
-              <w:rPr>
-                <w:rFonts w:hint="eastAsia" w:ascii="微软雅黑" w:hAnsi="微软雅黑" w:eastAsia="微软雅黑" w:cs="微软雅黑"/>
-                <w:color w:val="FF0000"/>
-                <w:sz w:val="24"/>
-                <w:szCs w:val="24"/>
-                <w:lang w:val="en-US" w:eastAsia="zh-CN"/>
-              </w:rPr>
-              <w:t>}</w:t>
+              <w:t>{{dustomer_specific_numner}}</w:t>
             </w:r>
           </w:p>
         </w:tc>
@@ -11503,25 +10608,7 @@
               <w:rPr>
                 <w:rFonts w:hint="eastAsia" w:ascii="微软雅黑" w:hAnsi="微软雅黑" w:eastAsia="微软雅黑" w:cs="微软雅黑"/>
               </w:rPr>
-              <w:t>梱包</w:t>
-            </w:r>
-            <w:r>
-              <w:rPr>
-                <w:rFonts w:hint="eastAsia" w:ascii="微软雅黑" w:hAnsi="微软雅黑" w:eastAsia="微软雅黑" w:cs="微软雅黑"/>
-              </w:rPr>
-              <w:t>说</w:t>
-            </w:r>
-            <w:r>
-              <w:rPr>
-                <w:rFonts w:hint="eastAsia" w:ascii="微软雅黑" w:hAnsi="微软雅黑" w:eastAsia="微软雅黑" w:cs="微软雅黑"/>
-              </w:rPr>
-              <w:t>明</w:t>
-            </w:r>
-            <w:r>
-              <w:rPr>
-                <w:rFonts w:hint="eastAsia" w:ascii="微软雅黑" w:hAnsi="微软雅黑" w:eastAsia="微软雅黑" w:cs="微软雅黑"/>
-              </w:rPr>
-              <w:t>图</w:t>
+              <w:t>梱包说明图</w:t>
             </w:r>
           </w:p>
         </w:tc>
@@ -11542,8 +10629,40 @@
                 <w:szCs w:val="21"/>
                 <w:lang w:val="en-US" w:eastAsia="zh-CN"/>
               </w:rPr>
-              <w:t>{</w:t>
+              <w:t>{{packing_instructions_number}}</w:t>
             </w:r>
+          </w:p>
+        </w:tc>
+      </w:tr>
+      <w:tr>
+        <w:tc>
+          <w:tcPr>
+            <w:tcW w:w="4734" w:type="dxa"/>
+          </w:tcPr>
+          <w:p>
+            <w:pPr>
+              <w:rPr>
+                <w:rFonts w:hint="eastAsia" w:ascii="微软雅黑" w:hAnsi="微软雅黑" w:eastAsia="微软雅黑" w:cs="微软雅黑"/>
+              </w:rPr>
+            </w:pPr>
+            <w:r>
+              <w:rPr>
+                <w:rFonts w:hint="eastAsia" w:ascii="微软雅黑" w:hAnsi="微软雅黑" w:eastAsia="微软雅黑" w:cs="微软雅黑"/>
+              </w:rPr>
+              <w:t>IGS</w:t>
+            </w:r>
+          </w:p>
+        </w:tc>
+        <w:tc>
+          <w:tcPr>
+            <w:tcW w:w="4719" w:type="dxa"/>
+          </w:tcPr>
+          <w:p>
+            <w:pPr>
+              <w:rPr>
+                <w:rFonts w:hint="eastAsia" w:ascii="微软雅黑" w:hAnsi="微软雅黑" w:eastAsia="微软雅黑" w:cs="微软雅黑"/>
+              </w:rPr>
+            </w:pPr>
             <w:r>
               <w:rPr>
                 <w:rFonts w:hint="eastAsia" w:ascii="微软雅黑" w:hAnsi="微软雅黑" w:eastAsia="微软雅黑" w:cs="微软雅黑"/>
@@ -11551,8 +10670,41 @@
                 <w:szCs w:val="21"/>
                 <w:lang w:val="en-US" w:eastAsia="zh-CN"/>
               </w:rPr>
-              <w:t>{packing</w:t>
+              <w:t>{{igs_number}}</w:t>
             </w:r>
+          </w:p>
+        </w:tc>
+      </w:tr>
+      <w:tr>
+        <w:tc>
+          <w:tcPr>
+            <w:tcW w:w="4734" w:type="dxa"/>
+          </w:tcPr>
+          <w:p>
+            <w:pPr>
+              <w:rPr>
+                <w:rFonts w:hint="eastAsia" w:ascii="微软雅黑" w:hAnsi="微软雅黑" w:eastAsia="微软雅黑" w:cs="微软雅黑"/>
+              </w:rPr>
+            </w:pPr>
+            <w:r>
+              <w:rPr>
+                <w:rFonts w:hint="eastAsia" w:ascii="微软雅黑" w:hAnsi="微软雅黑" w:eastAsia="微软雅黑" w:cs="微软雅黑"/>
+              </w:rPr>
+              <w:t>使用说明书图纸</w:t>
+            </w:r>
+          </w:p>
+        </w:tc>
+        <w:tc>
+          <w:tcPr>
+            <w:tcW w:w="4719" w:type="dxa"/>
+          </w:tcPr>
+          <w:p>
+            <w:pPr>
+              <w:rPr>
+                <w:rFonts w:hint="eastAsia" w:ascii="微软雅黑" w:hAnsi="微软雅黑" w:eastAsia="微软雅黑" w:cs="微软雅黑"/>
+                <w:lang w:eastAsia="zh-CN"/>
+              </w:rPr>
+            </w:pPr>
             <w:r>
               <w:rPr>
                 <w:rFonts w:hint="eastAsia" w:ascii="微软雅黑" w:hAnsi="微软雅黑" w:eastAsia="微软雅黑" w:cs="微软雅黑"/>
@@ -11560,252 +10712,7 @@
                 <w:szCs w:val="21"/>
                 <w:lang w:val="en-US" w:eastAsia="zh-CN"/>
               </w:rPr>
-              <w:t>_i</w:t>
-            </w:r>
-            <w:r>
-              <w:rPr>
-                <w:rFonts w:hint="eastAsia" w:ascii="微软雅黑" w:hAnsi="微软雅黑" w:eastAsia="微软雅黑" w:cs="微软雅黑"/>
-                <w:color w:val="FF0000"/>
-                <w:szCs w:val="21"/>
-                <w:lang w:val="en-US" w:eastAsia="zh-CN"/>
-              </w:rPr>
-              <w:t>nstructions</w:t>
-            </w:r>
-            <w:r>
-              <w:rPr>
-                <w:rFonts w:hint="eastAsia" w:ascii="微软雅黑" w:hAnsi="微软雅黑" w:eastAsia="微软雅黑" w:cs="微软雅黑"/>
-                <w:color w:val="FF0000"/>
-                <w:szCs w:val="21"/>
-                <w:lang w:val="en-US" w:eastAsia="zh-CN"/>
-              </w:rPr>
-              <w:t>_number</w:t>
-            </w:r>
-            <w:r>
-              <w:rPr>
-                <w:rFonts w:hint="eastAsia" w:ascii="微软雅黑" w:hAnsi="微软雅黑" w:eastAsia="微软雅黑" w:cs="微软雅黑"/>
-                <w:color w:val="FF0000"/>
-                <w:szCs w:val="21"/>
-                <w:lang w:val="en-US" w:eastAsia="zh-CN"/>
-              </w:rPr>
-              <w:t>}</w:t>
-            </w:r>
-            <w:r>
-              <w:rPr>
-                <w:rFonts w:hint="eastAsia" w:ascii="微软雅黑" w:hAnsi="微软雅黑" w:eastAsia="微软雅黑" w:cs="微软雅黑"/>
-                <w:color w:val="FF0000"/>
-                <w:szCs w:val="21"/>
-                <w:lang w:val="en-US" w:eastAsia="zh-CN"/>
-              </w:rPr>
-              <w:t>}</w:t>
-            </w:r>
-          </w:p>
-        </w:tc>
-      </w:tr>
-      <w:tr>
-        <w:tc>
-          <w:tcPr>
-            <w:tcW w:w="4734" w:type="dxa"/>
-          </w:tcPr>
-          <w:p>
-            <w:pPr>
-              <w:rPr>
-                <w:rFonts w:hint="eastAsia" w:ascii="微软雅黑" w:hAnsi="微软雅黑" w:eastAsia="微软雅黑" w:cs="微软雅黑"/>
-              </w:rPr>
-            </w:pPr>
-            <w:r>
-              <w:rPr>
-                <w:rFonts w:hint="eastAsia" w:ascii="微软雅黑" w:hAnsi="微软雅黑" w:eastAsia="微软雅黑" w:cs="微软雅黑"/>
-              </w:rPr>
-              <w:t>IGS</w:t>
-            </w:r>
-          </w:p>
-        </w:tc>
-        <w:tc>
-          <w:tcPr>
-            <w:tcW w:w="4719" w:type="dxa"/>
-          </w:tcPr>
-          <w:p>
-            <w:pPr>
-              <w:rPr>
-                <w:rFonts w:hint="eastAsia" w:ascii="微软雅黑" w:hAnsi="微软雅黑" w:eastAsia="微软雅黑" w:cs="微软雅黑"/>
-              </w:rPr>
-            </w:pPr>
-            <w:r>
-              <w:rPr>
-                <w:rFonts w:hint="eastAsia" w:ascii="微软雅黑" w:hAnsi="微软雅黑" w:eastAsia="微软雅黑" w:cs="微软雅黑"/>
-                <w:color w:val="FF0000"/>
-                <w:szCs w:val="21"/>
-                <w:lang w:val="en-US" w:eastAsia="zh-CN"/>
-              </w:rPr>
-              <w:t>{</w:t>
-            </w:r>
-            <w:r>
-              <w:rPr>
-                <w:rFonts w:hint="eastAsia" w:ascii="微软雅黑" w:hAnsi="微软雅黑" w:eastAsia="微软雅黑" w:cs="微软雅黑"/>
-                <w:color w:val="FF0000"/>
-                <w:szCs w:val="21"/>
-                <w:lang w:val="en-US" w:eastAsia="zh-CN"/>
-              </w:rPr>
-              <w:t>{</w:t>
-            </w:r>
-            <w:r>
-              <w:rPr>
-                <w:rFonts w:hint="eastAsia" w:ascii="微软雅黑" w:hAnsi="微软雅黑" w:eastAsia="微软雅黑" w:cs="微软雅黑"/>
-                <w:color w:val="FF0000"/>
-                <w:szCs w:val="21"/>
-                <w:lang w:val="en-US" w:eastAsia="zh-CN"/>
-              </w:rPr>
-              <w:t>igs_number</w:t>
-            </w:r>
-            <w:r>
-              <w:rPr>
-                <w:rFonts w:hint="eastAsia" w:ascii="微软雅黑" w:hAnsi="微软雅黑" w:eastAsia="微软雅黑" w:cs="微软雅黑"/>
-                <w:color w:val="FF0000"/>
-                <w:szCs w:val="21"/>
-                <w:lang w:val="en-US" w:eastAsia="zh-CN"/>
-              </w:rPr>
-              <w:t>}</w:t>
-            </w:r>
-            <w:r>
-              <w:rPr>
-                <w:rFonts w:hint="eastAsia" w:ascii="微软雅黑" w:hAnsi="微软雅黑" w:eastAsia="微软雅黑" w:cs="微软雅黑"/>
-                <w:color w:val="FF0000"/>
-                <w:szCs w:val="21"/>
-                <w:lang w:val="en-US" w:eastAsia="zh-CN"/>
-              </w:rPr>
-              <w:t>}</w:t>
-            </w:r>
-          </w:p>
-        </w:tc>
-      </w:tr>
-      <w:tr>
-        <w:tc>
-          <w:tcPr>
-            <w:tcW w:w="4734" w:type="dxa"/>
-          </w:tcPr>
-          <w:p>
-            <w:pPr>
-              <w:rPr>
-                <w:rFonts w:hint="eastAsia" w:ascii="微软雅黑" w:hAnsi="微软雅黑" w:eastAsia="微软雅黑" w:cs="微软雅黑"/>
-              </w:rPr>
-            </w:pPr>
-            <w:r>
-              <w:rPr>
-                <w:rFonts w:hint="eastAsia" w:ascii="微软雅黑" w:hAnsi="微软雅黑" w:eastAsia="微软雅黑" w:cs="微软雅黑"/>
-              </w:rPr>
-              <w:t>使用</w:t>
-            </w:r>
-            <w:r>
-              <w:rPr>
-                <w:rFonts w:hint="eastAsia" w:ascii="微软雅黑" w:hAnsi="微软雅黑" w:eastAsia="微软雅黑" w:cs="微软雅黑"/>
-              </w:rPr>
-              <w:t>说</w:t>
-            </w:r>
-            <w:r>
-              <w:rPr>
-                <w:rFonts w:hint="eastAsia" w:ascii="微软雅黑" w:hAnsi="微软雅黑" w:eastAsia="微软雅黑" w:cs="微软雅黑"/>
-              </w:rPr>
-              <w:t>明</w:t>
-            </w:r>
-            <w:r>
-              <w:rPr>
-                <w:rFonts w:hint="eastAsia" w:ascii="微软雅黑" w:hAnsi="微软雅黑" w:eastAsia="微软雅黑" w:cs="微软雅黑"/>
-              </w:rPr>
-              <w:t>书图纸</w:t>
-            </w:r>
-          </w:p>
-        </w:tc>
-        <w:tc>
-          <w:tcPr>
-            <w:tcW w:w="4719" w:type="dxa"/>
-          </w:tcPr>
-          <w:p>
-            <w:pPr>
-              <w:rPr>
-                <w:rFonts w:hint="eastAsia" w:ascii="微软雅黑" w:hAnsi="微软雅黑" w:eastAsia="微软雅黑" w:cs="微软雅黑"/>
-                <w:lang w:eastAsia="zh-CN"/>
-              </w:rPr>
-            </w:pPr>
-            <w:r>
-              <w:rPr>
-                <w:rFonts w:hint="eastAsia" w:ascii="微软雅黑" w:hAnsi="微软雅黑" w:eastAsia="微软雅黑" w:cs="微软雅黑"/>
-                <w:color w:val="FF0000"/>
-                <w:szCs w:val="21"/>
-                <w:lang w:val="en-US" w:eastAsia="zh-CN"/>
-              </w:rPr>
-              <w:t>{</w:t>
-            </w:r>
-            <w:r>
-              <w:rPr>
-                <w:rFonts w:hint="eastAsia" w:ascii="微软雅黑" w:hAnsi="微软雅黑" w:eastAsia="微软雅黑" w:cs="微软雅黑"/>
-                <w:color w:val="FF0000"/>
-                <w:szCs w:val="21"/>
-                <w:lang w:val="en-US" w:eastAsia="zh-CN"/>
-              </w:rPr>
-              <w:t>{</w:t>
-            </w:r>
-            <w:r>
-              <w:rPr>
-                <w:rFonts w:hint="eastAsia" w:ascii="微软雅黑" w:hAnsi="微软雅黑" w:eastAsia="微软雅黑" w:cs="微软雅黑"/>
-                <w:color w:val="FF0000"/>
-                <w:szCs w:val="21"/>
-                <w:lang w:val="en-US" w:eastAsia="zh-CN"/>
-              </w:rPr>
-              <w:t>i</w:t>
-            </w:r>
-            <w:r>
-              <w:rPr>
-                <w:rFonts w:hint="eastAsia" w:ascii="微软雅黑" w:hAnsi="微软雅黑" w:eastAsia="微软雅黑" w:cs="微软雅黑"/>
-                <w:color w:val="FF0000"/>
-                <w:szCs w:val="21"/>
-                <w:lang w:val="en-US" w:eastAsia="zh-CN"/>
-              </w:rPr>
-              <w:t>nstruction</w:t>
-            </w:r>
-            <w:r>
-              <w:rPr>
-                <w:rFonts w:hint="eastAsia" w:ascii="微软雅黑" w:hAnsi="微软雅黑" w:eastAsia="微软雅黑" w:cs="微软雅黑"/>
-                <w:color w:val="FF0000"/>
-                <w:szCs w:val="21"/>
-                <w:lang w:val="en-US" w:eastAsia="zh-CN"/>
-              </w:rPr>
-              <w:t>_</w:t>
-            </w:r>
-            <w:r>
-              <w:rPr>
-                <w:rFonts w:hint="eastAsia" w:ascii="微软雅黑" w:hAnsi="微软雅黑" w:eastAsia="微软雅黑" w:cs="微软雅黑"/>
-                <w:color w:val="FF0000"/>
-                <w:szCs w:val="21"/>
-                <w:lang w:val="en-US" w:eastAsia="zh-CN"/>
-              </w:rPr>
-              <w:t>manual</w:t>
-            </w:r>
-            <w:r>
-              <w:rPr>
-                <w:rFonts w:hint="eastAsia" w:ascii="微软雅黑" w:hAnsi="微软雅黑" w:eastAsia="微软雅黑" w:cs="微软雅黑"/>
-                <w:color w:val="FF0000"/>
-                <w:szCs w:val="21"/>
-                <w:lang w:val="en-US" w:eastAsia="zh-CN"/>
-              </w:rPr>
-              <w:t>_number</w:t>
-            </w:r>
-            <w:r>
-              <w:rPr>
-                <w:rFonts w:hint="eastAsia" w:ascii="微软雅黑" w:hAnsi="微软雅黑" w:eastAsia="微软雅黑" w:cs="微软雅黑"/>
-                <w:color w:val="FF0000"/>
-                <w:szCs w:val="21"/>
-                <w:lang w:val="en-US" w:eastAsia="zh-CN"/>
-              </w:rPr>
-              <w:t>}</w:t>
-            </w:r>
-            <w:r>
-              <w:rPr>
-                <w:rFonts w:hint="eastAsia" w:ascii="微软雅黑" w:hAnsi="微软雅黑" w:eastAsia="微软雅黑" w:cs="微软雅黑"/>
-                <w:color w:val="FF0000"/>
-                <w:szCs w:val="21"/>
-                <w:lang w:val="en-US" w:eastAsia="zh-CN"/>
-              </w:rPr>
-              <w:t>}</w:t>
+              <w:t>{{instruction_manual_number}}</w:t>
             </w:r>
           </w:p>
         </w:tc>
@@ -11937,13 +10844,7 @@
         <w:rPr>
           <w:rFonts w:hint="eastAsia" w:ascii="微软雅黑" w:hAnsi="微软雅黑" w:eastAsia="微软雅黑" w:cs="微软雅黑"/>
         </w:rPr>
-        <w:t>产</w:t>
-      </w:r>
-      <w:r>
-        <w:rPr>
-          <w:rFonts w:hint="eastAsia" w:ascii="微软雅黑" w:hAnsi="微软雅黑" w:eastAsia="微软雅黑" w:cs="微软雅黑"/>
-        </w:rPr>
-        <w:t>品概述</w:t>
+        <w:t>产品概述</w:t>
       </w:r>
       <w:bookmarkEnd w:id="8"/>
     </w:p>
@@ -11993,8 +10894,84 @@
             </w14:solidFill>
           </w14:textFill>
         </w:rPr>
-        <w:t>{</w:t>
+        <w:t>{{product_overview}}</w:t>
       </w:r>
+    </w:p>
+    <w:p>
+      <w:pPr>
+        <w:pStyle w:val="3"/>
+        <w:rPr>
+          <w:rFonts w:hint="eastAsia" w:ascii="微软雅黑" w:hAnsi="微软雅黑" w:eastAsia="微软雅黑" w:cs="微软雅黑"/>
+          <w:lang w:eastAsia="zh-CN"/>
+        </w:rPr>
+      </w:pPr>
+    </w:p>
+    <w:p>
+      <w:pPr>
+        <w:pStyle w:val="5"/>
+        <w:ind w:left="1189"/>
+        <w:rPr>
+          <w:rFonts w:hint="eastAsia" w:ascii="微软雅黑" w:hAnsi="微软雅黑" w:eastAsia="微软雅黑" w:cs="微软雅黑"/>
+          <w:b/>
+          <w:lang w:eastAsia="zh-CN"/>
+        </w:rPr>
+      </w:pPr>
+      <w:r>
+        <w:rPr>
+          <w:rFonts w:hint="eastAsia" w:ascii="微软雅黑" w:hAnsi="微软雅黑" w:eastAsia="微软雅黑" w:cs="微软雅黑"/>
+          <w:b/>
+        </w:rPr>
+        <w:t>与其他设备组合使用</w:t>
+      </w:r>
+    </w:p>
+    <w:p>
+      <w:pPr>
+        <w:pStyle w:val="3"/>
+        <w:rPr>
+          <w:rFonts w:hint="eastAsia" w:ascii="微软雅黑" w:hAnsi="微软雅黑" w:eastAsia="微软雅黑" w:cs="微软雅黑"/>
+          <w:lang w:eastAsia="zh-CN"/>
+        </w:rPr>
+      </w:pPr>
+    </w:p>
+    <w:p>
+      <w:pPr>
+        <w:pStyle w:val="3"/>
+        <w:ind w:firstLine="420" w:firstLineChars="200"/>
+        <w:rPr>
+          <w:rFonts w:hint="eastAsia" w:ascii="微软雅黑" w:hAnsi="微软雅黑" w:eastAsia="微软雅黑" w:cs="微软雅黑"/>
+          <w:b/>
+          <w:lang w:eastAsia="zh-CN"/>
+        </w:rPr>
+      </w:pPr>
+    </w:p>
+    <w:p>
+      <w:pPr>
+        <w:pStyle w:val="4"/>
+        <w:ind w:left="738" w:hanging="498"/>
+        <w:rPr>
+          <w:rFonts w:hint="eastAsia" w:ascii="微软雅黑" w:hAnsi="微软雅黑" w:eastAsia="微软雅黑" w:cs="微软雅黑"/>
+          <w:lang w:eastAsia="zh-CN"/>
+        </w:rPr>
+      </w:pPr>
+      <w:bookmarkStart w:id="9" w:name="_Toc202193121"/>
+      <w:r>
+        <w:rPr>
+          <w:rFonts w:hint="eastAsia" w:ascii="微软雅黑" w:hAnsi="微软雅黑" w:eastAsia="微软雅黑" w:cs="微软雅黑"/>
+        </w:rPr>
+        <w:t>使用目的</w:t>
+      </w:r>
+      <w:bookmarkEnd w:id="9"/>
+    </w:p>
+    <w:p>
+      <w:pPr>
+        <w:pStyle w:val="3"/>
+        <w:ind w:firstLine="357" w:firstLineChars="170"/>
+        <w:rPr>
+          <w:rFonts w:hint="eastAsia" w:ascii="微软雅黑" w:hAnsi="微软雅黑" w:eastAsia="微软雅黑" w:cs="微软雅黑"/>
+          <w:lang w:eastAsia="zh-CN"/>
+        </w:rPr>
+      </w:pPr>
+      <w:bookmarkStart w:id="10" w:name="_Toc202193122"/>
       <w:r>
         <w:rPr>
           <w:rFonts w:hint="eastAsia" w:ascii="微软雅黑" w:hAnsi="微软雅黑" w:eastAsia="微软雅黑" w:cs="微软雅黑"/>
@@ -12007,8 +10984,37 @@
             </w14:solidFill>
           </w14:textFill>
         </w:rPr>
-        <w:t>{product</w:t>
+        <w:t>{{use_purpose}}</w:t>
       </w:r>
+    </w:p>
+    <w:p>
+      <w:pPr>
+        <w:pStyle w:val="4"/>
+        <w:ind w:left="738" w:hanging="498"/>
+        <w:rPr>
+          <w:rFonts w:hint="eastAsia" w:ascii="微软雅黑" w:hAnsi="微软雅黑" w:eastAsia="微软雅黑" w:cs="微软雅黑"/>
+          <w:lang w:eastAsia="zh-CN"/>
+        </w:rPr>
+      </w:pPr>
+      <w:r>
+        <w:rPr>
+          <w:rFonts w:hint="eastAsia" w:ascii="微软雅黑" w:hAnsi="微软雅黑" w:eastAsia="微软雅黑" w:cs="微软雅黑"/>
+          <w:lang w:eastAsia="zh-CN"/>
+        </w:rPr>
+        <w:t>测量对象</w:t>
+      </w:r>
+      <w:bookmarkEnd w:id="10"/>
+      <w:bookmarkStart w:id="11" w:name="_Toc533029451"/>
+    </w:p>
+    <w:p>
+      <w:pPr>
+        <w:pStyle w:val="3"/>
+        <w:ind w:firstLine="357" w:firstLineChars="170"/>
+        <w:rPr>
+          <w:rFonts w:hint="eastAsia" w:ascii="微软雅黑" w:hAnsi="微软雅黑" w:eastAsia="微软雅黑" w:cs="微软雅黑"/>
+          <w:lang w:eastAsia="zh-CN"/>
+        </w:rPr>
+      </w:pPr>
       <w:r>
         <w:rPr>
           <w:rFonts w:hint="eastAsia" w:ascii="微软雅黑" w:hAnsi="微软雅黑" w:eastAsia="微软雅黑" w:cs="微软雅黑"/>
@@ -12021,8 +11027,55 @@
             </w14:solidFill>
           </w14:textFill>
         </w:rPr>
-        <w:t>_o</w:t>
+        <w:t>{{intended_patients}}</w:t>
       </w:r>
+    </w:p>
+    <w:p>
+      <w:pPr>
+        <w:ind w:firstLine="420"/>
+        <w:jc w:val="left"/>
+        <w:rPr>
+          <w:rFonts w:hint="eastAsia" w:ascii="微软雅黑" w:hAnsi="微软雅黑" w:eastAsia="微软雅黑" w:cs="微软雅黑"/>
+          <w:lang w:eastAsia="zh-CN"/>
+        </w:rPr>
+      </w:pPr>
+    </w:p>
+    <w:bookmarkEnd w:id="11"/>
+    <w:p>
+      <w:pPr>
+        <w:pStyle w:val="4"/>
+        <w:tabs>
+          <w:tab w:val="left" w:pos="960"/>
+        </w:tabs>
+        <w:spacing w:line="360" w:lineRule="atLeast"/>
+        <w:ind w:left="738" w:hanging="498"/>
+        <w:jc w:val="left"/>
+        <w:rPr>
+          <w:rFonts w:hint="eastAsia" w:ascii="微软雅黑" w:hAnsi="微软雅黑" w:eastAsia="微软雅黑" w:cs="微软雅黑"/>
+          <w:szCs w:val="21"/>
+          <w:lang w:eastAsia="zh-CN"/>
+        </w:rPr>
+      </w:pPr>
+      <w:bookmarkStart w:id="12" w:name="_Toc202193123"/>
+      <w:r>
+        <w:rPr>
+          <w:rFonts w:hint="eastAsia" w:ascii="微软雅黑" w:hAnsi="微软雅黑" w:eastAsia="微软雅黑" w:cs="微软雅黑"/>
+          <w:szCs w:val="21"/>
+          <w:lang w:eastAsia="zh-CN"/>
+        </w:rPr>
+        <w:t>使用对象</w:t>
+      </w:r>
+      <w:bookmarkEnd w:id="12"/>
+    </w:p>
+    <w:p>
+      <w:pPr>
+        <w:pStyle w:val="3"/>
+        <w:ind w:firstLine="357" w:firstLineChars="170"/>
+        <w:rPr>
+          <w:rFonts w:hint="eastAsia" w:ascii="微软雅黑" w:hAnsi="微软雅黑" w:eastAsia="微软雅黑" w:cs="微软雅黑"/>
+          <w:lang w:eastAsia="zh-CN"/>
+        </w:rPr>
+      </w:pPr>
       <w:r>
         <w:rPr>
           <w:rFonts w:hint="eastAsia" w:ascii="微软雅黑" w:hAnsi="微软雅黑" w:eastAsia="微软雅黑" w:cs="微软雅黑"/>
@@ -12035,8 +11088,51 @@
             </w14:solidFill>
           </w14:textFill>
         </w:rPr>
-        <w:t>verview}</w:t>
+        <w:t>{{intended_user}}</w:t>
       </w:r>
+    </w:p>
+    <w:p>
+      <w:pPr>
+        <w:pStyle w:val="3"/>
+        <w:rPr>
+          <w:rFonts w:hint="eastAsia" w:ascii="微软雅黑" w:hAnsi="微软雅黑" w:eastAsia="微软雅黑" w:cs="微软雅黑"/>
+          <w:lang w:eastAsia="zh-CN"/>
+        </w:rPr>
+      </w:pPr>
+    </w:p>
+    <w:p>
+      <w:pPr>
+        <w:pStyle w:val="4"/>
+        <w:tabs>
+          <w:tab w:val="left" w:pos="960"/>
+        </w:tabs>
+        <w:spacing w:line="360" w:lineRule="atLeast"/>
+        <w:ind w:left="738" w:hanging="498"/>
+        <w:jc w:val="left"/>
+        <w:rPr>
+          <w:rFonts w:hint="eastAsia" w:ascii="微软雅黑" w:hAnsi="微软雅黑" w:eastAsia="微软雅黑" w:cs="微软雅黑"/>
+          <w:lang w:eastAsia="zh-CN"/>
+        </w:rPr>
+      </w:pPr>
+      <w:bookmarkStart w:id="13" w:name="_Toc202193124"/>
+      <w:r>
+        <w:rPr>
+          <w:rFonts w:hint="eastAsia" w:ascii="微软雅黑" w:hAnsi="微软雅黑" w:eastAsia="微软雅黑" w:cs="微软雅黑"/>
+          <w:lang w:eastAsia="zh-CN"/>
+        </w:rPr>
+        <w:t>环境</w:t>
+      </w:r>
+      <w:bookmarkEnd w:id="13"/>
+    </w:p>
+    <w:p>
+      <w:pPr>
+        <w:pStyle w:val="3"/>
+        <w:ind w:firstLine="357" w:firstLineChars="170"/>
+        <w:rPr>
+          <w:rFonts w:hint="eastAsia" w:ascii="微软雅黑" w:hAnsi="微软雅黑" w:eastAsia="微软雅黑" w:cs="微软雅黑"/>
+          <w:lang w:eastAsia="zh-CN"/>
+        </w:rPr>
+      </w:pPr>
       <w:r>
         <w:rPr>
           <w:rFonts w:hint="eastAsia" w:ascii="微软雅黑" w:hAnsi="微软雅黑" w:eastAsia="微软雅黑" w:cs="微软雅黑"/>
@@ -12049,414 +11145,7 @@
             </w14:solidFill>
           </w14:textFill>
         </w:rPr>
-        <w:t>}</w:t>
-      </w:r>
-    </w:p>
-    <w:p>
-      <w:pPr>
-        <w:pStyle w:val="3"/>
-        <w:rPr>
-          <w:rFonts w:hint="eastAsia" w:ascii="微软雅黑" w:hAnsi="微软雅黑" w:eastAsia="微软雅黑" w:cs="微软雅黑"/>
-          <w:lang w:eastAsia="zh-CN"/>
-        </w:rPr>
-      </w:pPr>
-    </w:p>
-    <w:p>
-      <w:pPr>
-        <w:pStyle w:val="5"/>
-        <w:ind w:left="1189"/>
-        <w:rPr>
-          <w:rFonts w:hint="eastAsia" w:ascii="微软雅黑" w:hAnsi="微软雅黑" w:eastAsia="微软雅黑" w:cs="微软雅黑"/>
-          <w:b/>
-          <w:lang w:eastAsia="zh-CN"/>
-        </w:rPr>
-      </w:pPr>
-      <w:r>
-        <w:rPr>
-          <w:rFonts w:hint="eastAsia" w:ascii="微软雅黑" w:hAnsi="微软雅黑" w:eastAsia="微软雅黑" w:cs="微软雅黑"/>
-          <w:b/>
-        </w:rPr>
-        <w:t>与其他设备组合使用</w:t>
-      </w:r>
-    </w:p>
-    <w:p>
-      <w:pPr>
-        <w:pStyle w:val="3"/>
-        <w:rPr>
-          <w:rFonts w:hint="eastAsia" w:ascii="微软雅黑" w:hAnsi="微软雅黑" w:eastAsia="微软雅黑" w:cs="微软雅黑"/>
-          <w:lang w:eastAsia="zh-CN"/>
-        </w:rPr>
-      </w:pPr>
-    </w:p>
-    <w:p>
-      <w:pPr>
-        <w:pStyle w:val="3"/>
-        <w:ind w:firstLine="420" w:firstLineChars="200"/>
-        <w:rPr>
-          <w:rFonts w:hint="eastAsia" w:ascii="微软雅黑" w:hAnsi="微软雅黑" w:eastAsia="微软雅黑" w:cs="微软雅黑"/>
-          <w:b/>
-          <w:lang w:eastAsia="zh-CN"/>
-        </w:rPr>
-      </w:pPr>
-    </w:p>
-    <w:p>
-      <w:pPr>
-        <w:pStyle w:val="4"/>
-        <w:ind w:left="738" w:hanging="498"/>
-        <w:rPr>
-          <w:rFonts w:hint="eastAsia" w:ascii="微软雅黑" w:hAnsi="微软雅黑" w:eastAsia="微软雅黑" w:cs="微软雅黑"/>
-          <w:lang w:eastAsia="zh-CN"/>
-        </w:rPr>
-      </w:pPr>
-      <w:bookmarkStart w:id="9" w:name="_Toc202193121"/>
-      <w:r>
-        <w:rPr>
-          <w:rFonts w:hint="eastAsia" w:ascii="微软雅黑" w:hAnsi="微软雅黑" w:eastAsia="微软雅黑" w:cs="微软雅黑"/>
-        </w:rPr>
-        <w:t>使用目的</w:t>
-      </w:r>
-      <w:bookmarkEnd w:id="9"/>
-    </w:p>
-    <w:p>
-      <w:pPr>
-        <w:pStyle w:val="3"/>
-        <w:ind w:firstLine="357" w:firstLineChars="170"/>
-        <w:rPr>
-          <w:rFonts w:hint="eastAsia" w:ascii="微软雅黑" w:hAnsi="微软雅黑" w:eastAsia="微软雅黑" w:cs="微软雅黑"/>
-          <w:lang w:eastAsia="zh-CN"/>
-        </w:rPr>
-      </w:pPr>
-      <w:bookmarkStart w:id="10" w:name="_Toc202193122"/>
-      <w:r>
-        <w:rPr>
-          <w:rFonts w:hint="eastAsia" w:ascii="微软雅黑" w:hAnsi="微软雅黑" w:eastAsia="微软雅黑" w:cs="微软雅黑"/>
-          <w:color w:val="9BBB59" w:themeColor="accent3"/>
-          <w:szCs w:val="21"/>
-          <w:lang w:val="en-US" w:eastAsia="zh-CN"/>
-          <w14:textFill>
-            <w14:solidFill>
-              <w14:schemeClr w14:val="accent3"/>
-            </w14:solidFill>
-          </w14:textFill>
-        </w:rPr>
-        <w:t>{</w:t>
-      </w:r>
-      <w:r>
-        <w:rPr>
-          <w:rFonts w:hint="eastAsia" w:ascii="微软雅黑" w:hAnsi="微软雅黑" w:eastAsia="微软雅黑" w:cs="微软雅黑"/>
-          <w:color w:val="9BBB59" w:themeColor="accent3"/>
-          <w:szCs w:val="21"/>
-          <w:lang w:val="en-US" w:eastAsia="zh-CN"/>
-          <w14:textFill>
-            <w14:solidFill>
-              <w14:schemeClr w14:val="accent3"/>
-            </w14:solidFill>
-          </w14:textFill>
-        </w:rPr>
-        <w:t>{use_purpose}</w:t>
-      </w:r>
-      <w:r>
-        <w:rPr>
-          <w:rFonts w:hint="eastAsia" w:ascii="微软雅黑" w:hAnsi="微软雅黑" w:eastAsia="微软雅黑" w:cs="微软雅黑"/>
-          <w:color w:val="9BBB59" w:themeColor="accent3"/>
-          <w:szCs w:val="21"/>
-          <w:lang w:val="en-US" w:eastAsia="zh-CN"/>
-          <w14:textFill>
-            <w14:solidFill>
-              <w14:schemeClr w14:val="accent3"/>
-            </w14:solidFill>
-          </w14:textFill>
-        </w:rPr>
-        <w:t>}</w:t>
-      </w:r>
-    </w:p>
-    <w:p>
-      <w:pPr>
-        <w:pStyle w:val="4"/>
-        <w:ind w:left="738" w:hanging="498"/>
-        <w:rPr>
-          <w:rFonts w:hint="eastAsia" w:ascii="微软雅黑" w:hAnsi="微软雅黑" w:eastAsia="微软雅黑" w:cs="微软雅黑"/>
-          <w:lang w:eastAsia="zh-CN"/>
-        </w:rPr>
-      </w:pPr>
-      <w:r>
-        <w:rPr>
-          <w:rFonts w:hint="eastAsia" w:ascii="微软雅黑" w:hAnsi="微软雅黑" w:eastAsia="微软雅黑" w:cs="微软雅黑"/>
-          <w:lang w:eastAsia="zh-CN"/>
-        </w:rPr>
-        <w:t>测</w:t>
-      </w:r>
-      <w:r>
-        <w:rPr>
-          <w:rFonts w:hint="eastAsia" w:ascii="微软雅黑" w:hAnsi="微软雅黑" w:eastAsia="微软雅黑" w:cs="微软雅黑"/>
-          <w:lang w:eastAsia="zh-CN"/>
-        </w:rPr>
-        <w:t>量</w:t>
-      </w:r>
-      <w:r>
-        <w:rPr>
-          <w:rFonts w:hint="eastAsia" w:ascii="微软雅黑" w:hAnsi="微软雅黑" w:eastAsia="微软雅黑" w:cs="微软雅黑"/>
-          <w:lang w:eastAsia="zh-CN"/>
-        </w:rPr>
-        <w:t>对</w:t>
-      </w:r>
-      <w:r>
-        <w:rPr>
-          <w:rFonts w:hint="eastAsia" w:ascii="微软雅黑" w:hAnsi="微软雅黑" w:eastAsia="微软雅黑" w:cs="微软雅黑"/>
-          <w:lang w:eastAsia="zh-CN"/>
-        </w:rPr>
-        <w:t>象</w:t>
-      </w:r>
-      <w:bookmarkEnd w:id="10"/>
-      <w:bookmarkStart w:id="11" w:name="_Toc533029451"/>
-    </w:p>
-    <w:p>
-      <w:pPr>
-        <w:pStyle w:val="3"/>
-        <w:ind w:firstLine="357" w:firstLineChars="170"/>
-        <w:rPr>
-          <w:rFonts w:hint="eastAsia" w:ascii="微软雅黑" w:hAnsi="微软雅黑" w:eastAsia="微软雅黑" w:cs="微软雅黑"/>
-          <w:lang w:eastAsia="zh-CN"/>
-        </w:rPr>
-      </w:pPr>
-      <w:r>
-        <w:rPr>
-          <w:rFonts w:hint="eastAsia" w:ascii="微软雅黑" w:hAnsi="微软雅黑" w:eastAsia="微软雅黑" w:cs="微软雅黑"/>
-          <w:color w:val="9BBB59" w:themeColor="accent3"/>
-          <w:szCs w:val="21"/>
-          <w:lang w:val="en-US" w:eastAsia="zh-CN"/>
-          <w14:textFill>
-            <w14:solidFill>
-              <w14:schemeClr w14:val="accent3"/>
-            </w14:solidFill>
-          </w14:textFill>
-        </w:rPr>
-        <w:t>{</w:t>
-      </w:r>
-      <w:r>
-        <w:rPr>
-          <w:rFonts w:hint="eastAsia" w:ascii="微软雅黑" w:hAnsi="微软雅黑" w:eastAsia="微软雅黑" w:cs="微软雅黑"/>
-          <w:color w:val="9BBB59" w:themeColor="accent3"/>
-          <w:szCs w:val="21"/>
-          <w:lang w:val="en-US" w:eastAsia="zh-CN"/>
-          <w14:textFill>
-            <w14:solidFill>
-              <w14:schemeClr w14:val="accent3"/>
-            </w14:solidFill>
-          </w14:textFill>
-        </w:rPr>
-        <w:t>{intended_patients}</w:t>
-      </w:r>
-      <w:r>
-        <w:rPr>
-          <w:rFonts w:hint="eastAsia" w:ascii="微软雅黑" w:hAnsi="微软雅黑" w:eastAsia="微软雅黑" w:cs="微软雅黑"/>
-          <w:color w:val="9BBB59" w:themeColor="accent3"/>
-          <w:szCs w:val="21"/>
-          <w:lang w:val="en-US" w:eastAsia="zh-CN"/>
-          <w14:textFill>
-            <w14:solidFill>
-              <w14:schemeClr w14:val="accent3"/>
-            </w14:solidFill>
-          </w14:textFill>
-        </w:rPr>
-        <w:t>}</w:t>
-      </w:r>
-    </w:p>
-    <w:p>
-      <w:pPr>
-        <w:ind w:firstLine="420"/>
-        <w:jc w:val="left"/>
-        <w:rPr>
-          <w:rFonts w:hint="eastAsia" w:ascii="微软雅黑" w:hAnsi="微软雅黑" w:eastAsia="微软雅黑" w:cs="微软雅黑"/>
-          <w:lang w:eastAsia="zh-CN"/>
-        </w:rPr>
-      </w:pPr>
-    </w:p>
-    <w:bookmarkEnd w:id="11"/>
-    <w:p>
-      <w:pPr>
-        <w:pStyle w:val="4"/>
-        <w:tabs>
-          <w:tab w:val="left" w:pos="960"/>
-        </w:tabs>
-        <w:spacing w:line="360" w:lineRule="atLeast"/>
-        <w:ind w:left="738" w:hanging="498"/>
-        <w:jc w:val="left"/>
-        <w:rPr>
-          <w:rFonts w:hint="eastAsia" w:ascii="微软雅黑" w:hAnsi="微软雅黑" w:eastAsia="微软雅黑" w:cs="微软雅黑"/>
-          <w:szCs w:val="21"/>
-          <w:lang w:eastAsia="zh-CN"/>
-        </w:rPr>
-      </w:pPr>
-      <w:bookmarkStart w:id="12" w:name="_Toc202193123"/>
-      <w:r>
-        <w:rPr>
-          <w:rFonts w:hint="eastAsia" w:ascii="微软雅黑" w:hAnsi="微软雅黑" w:eastAsia="微软雅黑" w:cs="微软雅黑"/>
-          <w:szCs w:val="21"/>
-          <w:lang w:eastAsia="zh-CN"/>
-        </w:rPr>
-        <w:t>使用</w:t>
-      </w:r>
-      <w:r>
-        <w:rPr>
-          <w:rFonts w:hint="eastAsia" w:ascii="微软雅黑" w:hAnsi="微软雅黑" w:eastAsia="微软雅黑" w:cs="微软雅黑"/>
-          <w:szCs w:val="21"/>
-          <w:lang w:eastAsia="zh-CN"/>
-        </w:rPr>
-        <w:t>对</w:t>
-      </w:r>
-      <w:r>
-        <w:rPr>
-          <w:rFonts w:hint="eastAsia" w:ascii="微软雅黑" w:hAnsi="微软雅黑" w:eastAsia="微软雅黑" w:cs="微软雅黑"/>
-          <w:szCs w:val="21"/>
-          <w:lang w:eastAsia="zh-CN"/>
-        </w:rPr>
-        <w:t>象</w:t>
-      </w:r>
-      <w:bookmarkEnd w:id="12"/>
-    </w:p>
-    <w:p>
-      <w:pPr>
-        <w:pStyle w:val="3"/>
-        <w:ind w:firstLine="357" w:firstLineChars="170"/>
-        <w:rPr>
-          <w:rFonts w:hint="eastAsia" w:ascii="微软雅黑" w:hAnsi="微软雅黑" w:eastAsia="微软雅黑" w:cs="微软雅黑"/>
-          <w:lang w:eastAsia="zh-CN"/>
-        </w:rPr>
-      </w:pPr>
-      <w:r>
-        <w:rPr>
-          <w:rFonts w:hint="eastAsia" w:ascii="微软雅黑" w:hAnsi="微软雅黑" w:eastAsia="微软雅黑" w:cs="微软雅黑"/>
-          <w:color w:val="9BBB59" w:themeColor="accent3"/>
-          <w:szCs w:val="21"/>
-          <w:lang w:val="en-US" w:eastAsia="zh-CN"/>
-          <w14:textFill>
-            <w14:solidFill>
-              <w14:schemeClr w14:val="accent3"/>
-            </w14:solidFill>
-          </w14:textFill>
-        </w:rPr>
-        <w:t>{</w:t>
-      </w:r>
-      <w:r>
-        <w:rPr>
-          <w:rFonts w:hint="eastAsia" w:ascii="微软雅黑" w:hAnsi="微软雅黑" w:eastAsia="微软雅黑" w:cs="微软雅黑"/>
-          <w:color w:val="9BBB59" w:themeColor="accent3"/>
-          <w:szCs w:val="21"/>
-          <w:lang w:val="en-US" w:eastAsia="zh-CN"/>
-          <w14:textFill>
-            <w14:solidFill>
-              <w14:schemeClr w14:val="accent3"/>
-            </w14:solidFill>
-          </w14:textFill>
-        </w:rPr>
-        <w:t>{intended_user}</w:t>
-      </w:r>
-      <w:r>
-        <w:rPr>
-          <w:rFonts w:hint="eastAsia" w:ascii="微软雅黑" w:hAnsi="微软雅黑" w:eastAsia="微软雅黑" w:cs="微软雅黑"/>
-          <w:color w:val="9BBB59" w:themeColor="accent3"/>
-          <w:szCs w:val="21"/>
-          <w:lang w:val="en-US" w:eastAsia="zh-CN"/>
-          <w14:textFill>
-            <w14:solidFill>
-              <w14:schemeClr w14:val="accent3"/>
-            </w14:solidFill>
-          </w14:textFill>
-        </w:rPr>
-        <w:t>}</w:t>
-      </w:r>
-    </w:p>
-    <w:p>
-      <w:pPr>
-        <w:pStyle w:val="3"/>
-        <w:rPr>
-          <w:rFonts w:hint="eastAsia" w:ascii="微软雅黑" w:hAnsi="微软雅黑" w:eastAsia="微软雅黑" w:cs="微软雅黑"/>
-          <w:lang w:eastAsia="zh-CN"/>
-        </w:rPr>
-      </w:pPr>
-    </w:p>
-    <w:p>
-      <w:pPr>
-        <w:pStyle w:val="4"/>
-        <w:tabs>
-          <w:tab w:val="left" w:pos="960"/>
-        </w:tabs>
-        <w:spacing w:line="360" w:lineRule="atLeast"/>
-        <w:ind w:left="738" w:hanging="498"/>
-        <w:jc w:val="left"/>
-        <w:rPr>
-          <w:rFonts w:hint="eastAsia" w:ascii="微软雅黑" w:hAnsi="微软雅黑" w:eastAsia="微软雅黑" w:cs="微软雅黑"/>
-          <w:lang w:eastAsia="zh-CN"/>
-        </w:rPr>
-      </w:pPr>
-      <w:bookmarkStart w:id="13" w:name="_Toc202193124"/>
-      <w:r>
-        <w:rPr>
-          <w:rFonts w:hint="eastAsia" w:ascii="微软雅黑" w:hAnsi="微软雅黑" w:eastAsia="微软雅黑" w:cs="微软雅黑"/>
-          <w:lang w:eastAsia="zh-CN"/>
-        </w:rPr>
-        <w:t>环</w:t>
-      </w:r>
-      <w:r>
-        <w:rPr>
-          <w:rFonts w:hint="eastAsia" w:ascii="微软雅黑" w:hAnsi="微软雅黑" w:eastAsia="微软雅黑" w:cs="微软雅黑"/>
-          <w:lang w:eastAsia="zh-CN"/>
-        </w:rPr>
-        <w:t>境</w:t>
-      </w:r>
-      <w:bookmarkEnd w:id="13"/>
-    </w:p>
-    <w:p>
-      <w:pPr>
-        <w:pStyle w:val="3"/>
-        <w:ind w:firstLine="357" w:firstLineChars="170"/>
-        <w:rPr>
-          <w:rFonts w:hint="eastAsia" w:ascii="微软雅黑" w:hAnsi="微软雅黑" w:eastAsia="微软雅黑" w:cs="微软雅黑"/>
-          <w:lang w:eastAsia="zh-CN"/>
-        </w:rPr>
-      </w:pPr>
-      <w:r>
-        <w:rPr>
-          <w:rFonts w:hint="eastAsia" w:ascii="微软雅黑" w:hAnsi="微软雅黑" w:eastAsia="微软雅黑" w:cs="微软雅黑"/>
-          <w:color w:val="9BBB59" w:themeColor="accent3"/>
-          <w:szCs w:val="21"/>
-          <w:lang w:val="en-US" w:eastAsia="zh-CN"/>
-          <w14:textFill>
-            <w14:solidFill>
-              <w14:schemeClr w14:val="accent3"/>
-            </w14:solidFill>
-          </w14:textFill>
-        </w:rPr>
-        <w:t>{</w:t>
-      </w:r>
-      <w:r>
-        <w:rPr>
-          <w:rFonts w:hint="eastAsia" w:ascii="微软雅黑" w:hAnsi="微软雅黑" w:eastAsia="微软雅黑" w:cs="微软雅黑"/>
-          <w:color w:val="9BBB59" w:themeColor="accent3"/>
-          <w:szCs w:val="21"/>
-          <w:lang w:val="en-US" w:eastAsia="zh-CN"/>
-          <w14:textFill>
-            <w14:solidFill>
-              <w14:schemeClr w14:val="accent3"/>
-            </w14:solidFill>
-          </w14:textFill>
-        </w:rPr>
-        <w:t>{environment}</w:t>
-      </w:r>
-      <w:r>
-        <w:rPr>
-          <w:rFonts w:hint="eastAsia" w:ascii="微软雅黑" w:hAnsi="微软雅黑" w:eastAsia="微软雅黑" w:cs="微软雅黑"/>
-          <w:color w:val="9BBB59" w:themeColor="accent3"/>
-          <w:szCs w:val="21"/>
-          <w:lang w:val="en-US" w:eastAsia="zh-CN"/>
-          <w14:textFill>
-            <w14:solidFill>
-              <w14:schemeClr w14:val="accent3"/>
-            </w14:solidFill>
-          </w14:textFill>
-        </w:rPr>
-        <w:t>}</w:t>
+        <w:t>{{environment}}</w:t>
       </w:r>
     </w:p>
     <w:p>
@@ -12856,14 +11545,7 @@
           <w:rFonts w:hint="eastAsia" w:ascii="微软雅黑" w:hAnsi="微软雅黑" w:eastAsia="微软雅黑" w:cs="微软雅黑"/>
           <w:lang w:eastAsia="zh-CN"/>
         </w:rPr>
-        <w:t>外</w:t>
-      </w:r>
-      <w:r>
-        <w:rPr>
-          <w:rFonts w:hint="eastAsia" w:ascii="微软雅黑" w:hAnsi="微软雅黑" w:eastAsia="微软雅黑" w:cs="微软雅黑"/>
-          <w:lang w:eastAsia="zh-CN"/>
-        </w:rPr>
-        <w:t>观图</w:t>
+        <w:t>外观图</w:t>
       </w:r>
       <w:bookmarkEnd w:id="15"/>
     </w:p>
@@ -12881,21 +11563,7 @@
           <w:rFonts w:hint="eastAsia" w:ascii="微软雅黑" w:hAnsi="微软雅黑" w:eastAsia="微软雅黑" w:cs="微软雅黑"/>
           <w:lang w:eastAsia="zh-CN"/>
         </w:rPr>
-        <w:t xml:space="preserve">                       </w:t>
-      </w:r>
-      <w:r>
-        <w:rPr>
-          <w:rFonts w:hint="eastAsia" w:ascii="微软雅黑" w:hAnsi="微软雅黑" w:eastAsia="微软雅黑" w:cs="微软雅黑"/>
-          <w:lang w:eastAsia="zh-CN"/>
-        </w:rPr>
-        <w:t xml:space="preserve">           </w:t>
-      </w:r>
-      <w:r>
-        <w:rPr>
-          <w:rFonts w:hint="eastAsia" w:ascii="微软雅黑" w:hAnsi="微软雅黑" w:eastAsia="微软雅黑" w:cs="微软雅黑"/>
-          <w:lang w:eastAsia="zh-CN"/>
-        </w:rPr>
-        <w:t xml:space="preserve">  </w:t>
+        <w:t xml:space="preserve">                                    </w:t>
       </w:r>
     </w:p>
     <w:p>
@@ -12974,16 +11642,7 @@
           <w:szCs w:val="16"/>
           <w:lang w:eastAsia="zh-CN"/>
         </w:rPr>
-        <w:t>本体外</w:t>
-      </w:r>
-      <w:r>
-        <w:rPr>
-          <w:rFonts w:hint="eastAsia" w:ascii="微软雅黑" w:hAnsi="微软雅黑" w:eastAsia="微软雅黑" w:cs="微软雅黑"/>
-          <w:sz w:val="18"/>
-          <w:szCs w:val="16"/>
-          <w:lang w:eastAsia="zh-CN"/>
-        </w:rPr>
-        <w:t>观</w:t>
+        <w:t>本体外观</w:t>
       </w:r>
       <w:r>
         <w:rPr>
@@ -13083,8 +11742,54 @@
             </w14:solidFill>
           </w14:textFill>
         </w:rPr>
-        <w:t>{</w:t>
+        <w:t>{{dimensions}}</w:t>
       </w:r>
+    </w:p>
+    <w:p>
+      <w:pPr>
+        <w:pStyle w:val="3"/>
+        <w:rPr>
+          <w:rFonts w:hint="eastAsia" w:ascii="微软雅黑" w:hAnsi="微软雅黑" w:eastAsia="微软雅黑" w:cs="微软雅黑"/>
+          <w:b/>
+          <w:lang w:eastAsia="zh-CN"/>
+        </w:rPr>
+      </w:pPr>
+    </w:p>
+    <w:p>
+      <w:pPr>
+        <w:pStyle w:val="3"/>
+        <w:rPr>
+          <w:rFonts w:hint="eastAsia" w:ascii="微软雅黑" w:hAnsi="微软雅黑" w:eastAsia="微软雅黑" w:cs="微软雅黑"/>
+          <w:b/>
+          <w:lang w:eastAsia="zh-CN"/>
+        </w:rPr>
+      </w:pPr>
+      <w:r>
+        <w:rPr>
+          <w:rFonts w:hint="eastAsia" w:ascii="微软雅黑" w:hAnsi="微软雅黑" w:eastAsia="微软雅黑" w:cs="微软雅黑"/>
+          <w:b/>
+          <w:lang w:eastAsia="zh-CN"/>
+        </w:rPr>
+        <w:t>6.3.2 重量</w:t>
+      </w:r>
+    </w:p>
+    <w:p>
+      <w:pPr>
+        <w:pStyle w:val="3"/>
+        <w:ind w:firstLine="357" w:firstLineChars="170"/>
+        <w:rPr>
+          <w:rFonts w:hint="eastAsia" w:ascii="微软雅黑" w:hAnsi="微软雅黑" w:eastAsia="微软雅黑" w:cs="微软雅黑"/>
+          <w:color w:val="000000" w:themeColor="text1"/>
+          <w:sz w:val="18"/>
+          <w:szCs w:val="18"/>
+          <w:lang w:eastAsia="zh-CN"/>
+          <w14:textFill>
+            <w14:solidFill>
+              <w14:schemeClr w14:val="tx1"/>
+            </w14:solidFill>
+          </w14:textFill>
+        </w:rPr>
+      </w:pPr>
       <w:r>
         <w:rPr>
           <w:rFonts w:hint="eastAsia" w:ascii="微软雅黑" w:hAnsi="微软雅黑" w:eastAsia="微软雅黑" w:cs="微软雅黑"/>
@@ -13097,8 +11802,118 @@
             </w14:solidFill>
           </w14:textFill>
         </w:rPr>
-        <w:t>{dimensions}</w:t>
+        <w:t>{{weight}}</w:t>
       </w:r>
+    </w:p>
+    <w:p>
+      <w:pPr>
+        <w:pStyle w:val="3"/>
+        <w:rPr>
+          <w:rFonts w:hint="eastAsia" w:ascii="微软雅黑" w:hAnsi="微软雅黑" w:eastAsia="微软雅黑" w:cs="微软雅黑"/>
+          <w:lang w:eastAsia="zh-CN"/>
+        </w:rPr>
+      </w:pPr>
+    </w:p>
+    <w:p>
+      <w:pPr>
+        <w:pStyle w:val="3"/>
+        <w:rPr>
+          <w:rFonts w:hint="eastAsia" w:ascii="微软雅黑" w:hAnsi="微软雅黑" w:eastAsia="微软雅黑" w:cs="微软雅黑"/>
+          <w:lang w:eastAsia="zh-CN"/>
+        </w:rPr>
+      </w:pPr>
+    </w:p>
+    <w:p>
+      <w:pPr>
+        <w:pStyle w:val="4"/>
+        <w:ind w:left="738" w:hanging="498"/>
+        <w:rPr>
+          <w:rFonts w:hint="eastAsia" w:ascii="微软雅黑" w:hAnsi="微软雅黑" w:eastAsia="微软雅黑" w:cs="微软雅黑"/>
+          <w:lang w:eastAsia="zh-CN"/>
+        </w:rPr>
+      </w:pPr>
+      <w:r>
+        <w:rPr>
+          <w:rFonts w:hint="eastAsia" w:ascii="微软雅黑" w:hAnsi="微软雅黑" w:eastAsia="微软雅黑" w:cs="微软雅黑"/>
+          <w:lang w:eastAsia="zh-CN"/>
+        </w:rPr>
+        <w:t>材料</w:t>
+      </w:r>
+    </w:p>
+    <w:p>
+      <w:pPr>
+        <w:pStyle w:val="5"/>
+        <w:ind w:left="1189"/>
+        <w:rPr>
+          <w:rFonts w:hint="eastAsia" w:ascii="微软雅黑" w:hAnsi="微软雅黑" w:eastAsia="微软雅黑" w:cs="微软雅黑"/>
+          <w:lang w:eastAsia="zh-CN"/>
+        </w:rPr>
+      </w:pPr>
+      <w:r>
+        <w:rPr>
+          <w:rFonts w:hint="eastAsia" w:ascii="微软雅黑" w:hAnsi="微软雅黑" w:eastAsia="微软雅黑" w:cs="微软雅黑"/>
+          <w:b/>
+          <w:lang w:eastAsia="zh-CN"/>
+        </w:rPr>
+        <w:t>主体</w:t>
+      </w:r>
+    </w:p>
+    <w:p>
+      <w:pPr>
+        <w:pStyle w:val="5"/>
+        <w:ind w:left="1189"/>
+        <w:rPr>
+          <w:rFonts w:hint="eastAsia" w:ascii="微软雅黑" w:hAnsi="微软雅黑" w:eastAsia="微软雅黑" w:cs="微软雅黑"/>
+          <w:lang w:eastAsia="zh-CN"/>
+        </w:rPr>
+      </w:pPr>
+      <w:r>
+        <w:rPr>
+          <w:rFonts w:hint="eastAsia" w:ascii="微软雅黑" w:hAnsi="微软雅黑" w:eastAsia="微软雅黑" w:cs="微软雅黑"/>
+          <w:b/>
+          <w:lang w:eastAsia="zh-CN"/>
+        </w:rPr>
+        <w:t>附属品</w:t>
+      </w:r>
+    </w:p>
+    <w:p>
+      <w:pPr>
+        <w:pStyle w:val="2"/>
+        <w:rPr>
+          <w:rFonts w:hint="eastAsia" w:ascii="微软雅黑" w:hAnsi="微软雅黑" w:eastAsia="微软雅黑" w:cs="微软雅黑"/>
+        </w:rPr>
+      </w:pPr>
+      <w:bookmarkStart w:id="17" w:name="_Toc202193129"/>
+      <w:r>
+        <w:rPr>
+          <w:rFonts w:hint="eastAsia" w:ascii="微软雅黑" w:hAnsi="微软雅黑" w:eastAsia="微软雅黑" w:cs="微软雅黑"/>
+          <w:lang w:eastAsia="zh-CN"/>
+        </w:rPr>
+        <w:t>适用法令・规格</w:t>
+      </w:r>
+      <w:bookmarkEnd w:id="17"/>
+      <w:r>
+        <w:rPr>
+          <w:rFonts w:hint="eastAsia" w:ascii="微软雅黑" w:hAnsi="微软雅黑" w:eastAsia="微软雅黑" w:cs="微软雅黑"/>
+        </w:rPr>
+        <w:t xml:space="preserve"> </w:t>
+      </w:r>
+    </w:p>
+    <w:p>
+      <w:pPr>
+        <w:pStyle w:val="3"/>
+        <w:rPr>
+          <w:rFonts w:hint="eastAsia" w:ascii="微软雅黑" w:hAnsi="微软雅黑" w:eastAsia="微软雅黑" w:cs="微软雅黑"/>
+          <w:color w:val="9BBB59" w:themeColor="accent3"/>
+          <w:szCs w:val="21"/>
+          <w:lang w:eastAsia="zh-CN"/>
+          <w14:textFill>
+            <w14:solidFill>
+              <w14:schemeClr w14:val="accent3"/>
+            </w14:solidFill>
+          </w14:textFill>
+        </w:rPr>
+      </w:pPr>
       <w:r>
         <w:rPr>
           <w:rFonts w:hint="eastAsia" w:ascii="微软雅黑" w:hAnsi="微软雅黑" w:eastAsia="微软雅黑" w:cs="微软雅黑"/>
@@ -13111,7 +11926,7 @@
             </w14:solidFill>
           </w14:textFill>
         </w:rPr>
-        <w:t>}</w:t>
+        <w:t>{{regulations_and_standards}}</w:t>
       </w:r>
     </w:p>
     <w:p>
@@ -13119,46 +11934,43 @@
         <w:pStyle w:val="3"/>
         <w:rPr>
           <w:rFonts w:hint="eastAsia" w:ascii="微软雅黑" w:hAnsi="微软雅黑" w:eastAsia="微软雅黑" w:cs="微软雅黑"/>
-          <w:b/>
           <w:lang w:eastAsia="zh-CN"/>
         </w:rPr>
       </w:pPr>
     </w:p>
     <w:p>
       <w:pPr>
-        <w:pStyle w:val="3"/>
-        <w:rPr>
-          <w:rFonts w:hint="eastAsia" w:ascii="微软雅黑" w:hAnsi="微软雅黑" w:eastAsia="微软雅黑" w:cs="微软雅黑"/>
-          <w:b/>
-          <w:lang w:eastAsia="zh-CN"/>
-        </w:rPr>
-      </w:pPr>
+        <w:pStyle w:val="2"/>
+        <w:rPr>
+          <w:rFonts w:hint="eastAsia" w:ascii="微软雅黑" w:hAnsi="微软雅黑" w:eastAsia="微软雅黑" w:cs="微软雅黑"/>
+          <w:i/>
+        </w:rPr>
+      </w:pPr>
+      <w:bookmarkStart w:id="18" w:name="_Toc202193134"/>
       <w:r>
         <w:rPr>
           <w:rFonts w:hint="eastAsia" w:ascii="微软雅黑" w:hAnsi="微软雅黑" w:eastAsia="微软雅黑" w:cs="微软雅黑"/>
-          <w:b/>
-          <w:lang w:eastAsia="zh-CN"/>
-        </w:rPr>
-        <w:t>6.3.2 重量</w:t>
+          <w:lang w:eastAsia="zh-CN"/>
+        </w:rPr>
+        <w:t>使用环境条件</w:t>
+      </w:r>
+      <w:bookmarkEnd w:id="18"/>
+      <w:r>
+        <w:rPr>
+          <w:rFonts w:hint="eastAsia" w:ascii="微软雅黑" w:hAnsi="微软雅黑" w:eastAsia="微软雅黑" w:cs="微软雅黑"/>
+        </w:rPr>
+        <w:t xml:space="preserve"> </w:t>
       </w:r>
     </w:p>
     <w:p>
       <w:pPr>
         <w:pStyle w:val="3"/>
-        <w:ind w:firstLine="357" w:firstLineChars="170"/>
-        <w:rPr>
-          <w:rFonts w:hint="eastAsia" w:ascii="微软雅黑" w:hAnsi="微软雅黑" w:eastAsia="微软雅黑" w:cs="微软雅黑"/>
-          <w:color w:val="000000" w:themeColor="text1"/>
-          <w:sz w:val="18"/>
-          <w:szCs w:val="18"/>
-          <w:lang w:eastAsia="zh-CN"/>
-          <w14:textFill>
-            <w14:solidFill>
-              <w14:schemeClr w14:val="tx1"/>
-            </w14:solidFill>
-          </w14:textFill>
-        </w:rPr>
-      </w:pPr>
+        <w:rPr>
+          <w:rFonts w:hint="eastAsia" w:ascii="微软雅黑" w:hAnsi="微软雅黑" w:eastAsia="微软雅黑" w:cs="微软雅黑"/>
+          <w:lang w:eastAsia="zh-CN"/>
+        </w:rPr>
+      </w:pPr>
+      <w:bookmarkStart w:id="19" w:name="_Hlk201528909"/>
       <w:r>
         <w:rPr>
           <w:rFonts w:hint="eastAsia" w:ascii="微软雅黑" w:hAnsi="微软雅黑" w:eastAsia="微软雅黑" w:cs="微软雅黑"/>
@@ -13171,8 +11983,54 @@
             </w14:solidFill>
           </w14:textFill>
         </w:rPr>
-        <w:t>{</w:t>
+        <w:t>{{use_environment}}</w:t>
       </w:r>
+    </w:p>
+    <w:p>
+      <w:pPr>
+        <w:pStyle w:val="3"/>
+        <w:rPr>
+          <w:rFonts w:hint="eastAsia" w:ascii="微软雅黑" w:hAnsi="微软雅黑" w:eastAsia="微软雅黑" w:cs="微软雅黑"/>
+          <w:lang w:eastAsia="zh-CN"/>
+        </w:rPr>
+      </w:pPr>
+    </w:p>
+    <w:p>
+      <w:pPr>
+        <w:pStyle w:val="3"/>
+        <w:ind w:left="0" w:leftChars="0" w:firstLine="0" w:firstLineChars="0"/>
+        <w:rPr>
+          <w:rFonts w:hint="eastAsia" w:ascii="微软雅黑" w:hAnsi="微软雅黑" w:eastAsia="微软雅黑" w:cs="微软雅黑"/>
+          <w:lang w:eastAsia="zh-CN"/>
+        </w:rPr>
+      </w:pPr>
+    </w:p>
+    <w:bookmarkEnd w:id="19"/>
+    <w:p>
+      <w:pPr>
+        <w:pStyle w:val="2"/>
+        <w:rPr>
+          <w:rFonts w:hint="eastAsia" w:ascii="微软雅黑" w:hAnsi="微软雅黑" w:eastAsia="微软雅黑" w:cs="微软雅黑"/>
+        </w:rPr>
+      </w:pPr>
+      <w:bookmarkStart w:id="20" w:name="_Toc202193140"/>
+      <w:r>
+        <w:rPr>
+          <w:rFonts w:hint="eastAsia" w:ascii="微软雅黑" w:hAnsi="微软雅黑" w:eastAsia="微软雅黑" w:cs="微软雅黑"/>
+          <w:lang w:eastAsia="zh-CN"/>
+        </w:rPr>
+        <w:t>附属品</w:t>
+      </w:r>
+      <w:bookmarkEnd w:id="20"/>
+    </w:p>
+    <w:p>
+      <w:pPr>
+        <w:pStyle w:val="3"/>
+        <w:rPr>
+          <w:rFonts w:hint="eastAsia" w:ascii="微软雅黑" w:hAnsi="微软雅黑" w:eastAsia="微软雅黑" w:cs="微软雅黑"/>
+          <w:lang w:eastAsia="zh-CN"/>
+        </w:rPr>
+      </w:pPr>
       <w:r>
         <w:rPr>
           <w:rFonts w:hint="eastAsia" w:ascii="微软雅黑" w:hAnsi="微软雅黑" w:eastAsia="微软雅黑" w:cs="微软雅黑"/>
@@ -13185,9 +12043,107 @@
             </w14:solidFill>
           </w14:textFill>
         </w:rPr>
-        <w:t>{weight}</w:t>
+        <w:t>{{accessories}}</w:t>
       </w:r>
+    </w:p>
+    <w:p>
+      <w:pPr>
+        <w:pStyle w:val="3"/>
+        <w:ind w:left="0" w:leftChars="0" w:firstLine="0" w:firstLineChars="0"/>
+        <w:rPr>
+          <w:rFonts w:hint="eastAsia" w:ascii="微软雅黑" w:hAnsi="微软雅黑" w:eastAsia="微软雅黑" w:cs="微软雅黑"/>
+          <w:lang w:eastAsia="zh-CN"/>
+        </w:rPr>
+      </w:pPr>
+    </w:p>
+    <w:p>
+      <w:pPr>
+        <w:pStyle w:val="3"/>
+        <w:ind w:left="0" w:leftChars="0" w:firstLine="0" w:firstLineChars="0"/>
+        <w:rPr>
+          <w:rFonts w:hint="eastAsia" w:ascii="微软雅黑" w:hAnsi="微软雅黑" w:eastAsia="微软雅黑" w:cs="微软雅黑"/>
+          <w:lang w:eastAsia="zh-CN"/>
+        </w:rPr>
+      </w:pPr>
+    </w:p>
+    <w:p>
+      <w:pPr>
+        <w:pStyle w:val="3"/>
+        <w:ind w:left="0" w:leftChars="0" w:firstLine="0" w:firstLineChars="0"/>
+        <w:rPr>
+          <w:rFonts w:hint="eastAsia" w:ascii="微软雅黑" w:hAnsi="微软雅黑" w:eastAsia="微软雅黑" w:cs="微软雅黑"/>
+          <w:lang w:eastAsia="zh-CN"/>
+        </w:rPr>
+      </w:pPr>
+    </w:p>
+    <w:p>
+      <w:pPr>
+        <w:pStyle w:val="3"/>
+        <w:rPr>
+          <w:rFonts w:hint="eastAsia" w:ascii="微软雅黑" w:hAnsi="微软雅黑" w:eastAsia="微软雅黑" w:cs="微软雅黑"/>
+          <w:lang w:eastAsia="zh-CN"/>
+        </w:rPr>
+      </w:pPr>
+    </w:p>
+    <w:p>
+      <w:pPr>
+        <w:pStyle w:val="3"/>
+        <w:rPr>
+          <w:rFonts w:hint="eastAsia" w:ascii="微软雅黑" w:hAnsi="微软雅黑" w:eastAsia="微软雅黑" w:cs="微软雅黑"/>
+          <w:lang w:eastAsia="zh-CN"/>
+        </w:rPr>
+      </w:pPr>
+    </w:p>
+    <w:p>
+      <w:pPr>
+        <w:pStyle w:val="3"/>
+        <w:rPr>
+          <w:rFonts w:hint="eastAsia" w:ascii="微软雅黑" w:hAnsi="微软雅黑" w:eastAsia="微软雅黑" w:cs="微软雅黑"/>
+          <w:lang w:eastAsia="zh-CN"/>
+        </w:rPr>
+      </w:pPr>
+    </w:p>
+    <w:p>
+      <w:pPr>
+        <w:pStyle w:val="3"/>
+        <w:rPr>
+          <w:rFonts w:hint="eastAsia" w:ascii="微软雅黑" w:hAnsi="微软雅黑" w:eastAsia="微软雅黑" w:cs="微软雅黑"/>
+          <w:lang w:eastAsia="zh-CN"/>
+        </w:rPr>
+      </w:pPr>
+    </w:p>
+    <w:p>
+      <w:pPr>
+        <w:pStyle w:val="2"/>
+        <w:rPr>
+          <w:rFonts w:hint="eastAsia" w:ascii="微软雅黑" w:hAnsi="微软雅黑" w:eastAsia="微软雅黑" w:cs="微软雅黑"/>
+          <w:szCs w:val="24"/>
+          <w:lang w:eastAsia="zh-CN"/>
+        </w:rPr>
+      </w:pPr>
+      <w:bookmarkStart w:id="21" w:name="_Toc202193143"/>
       <w:r>
+        <w:rPr>
+          <w:rFonts w:hint="eastAsia" w:ascii="微软雅黑" w:hAnsi="微软雅黑" w:eastAsia="微软雅黑" w:cs="微软雅黑"/>
+          <w:szCs w:val="24"/>
+          <w:lang w:eastAsia="zh-CN"/>
+        </w:rPr>
+        <w:t>机能及</w:t>
+      </w:r>
+      <w:bookmarkEnd w:id="21"/>
+      <w:r>
+        <w:rPr>
+          <w:rFonts w:hint="eastAsia" w:ascii="微软雅黑" w:hAnsi="微软雅黑" w:eastAsia="微软雅黑" w:cs="微软雅黑"/>
+          <w:szCs w:val="24"/>
+          <w:lang w:eastAsia="zh-CN"/>
+        </w:rPr>
+        <w:t>性能</w:t>
+      </w:r>
+    </w:p>
+    <w:p>
+      <w:pPr>
+        <w:pStyle w:val="3"/>
+        <w:ind w:left="0" w:leftChars="0" w:firstLine="210" w:firstLineChars="100"/>
         <w:rPr>
           <w:rFonts w:hint="eastAsia" w:ascii="微软雅黑" w:hAnsi="微软雅黑" w:eastAsia="微软雅黑" w:cs="微软雅黑"/>
           <w:color w:val="9BBB59" w:themeColor="accent3"/>
@@ -13199,138 +12155,6 @@
             </w14:solidFill>
           </w14:textFill>
         </w:rPr>
-        <w:t>}</w:t>
-      </w:r>
-    </w:p>
-    <w:p>
-      <w:pPr>
-        <w:pStyle w:val="3"/>
-        <w:rPr>
-          <w:rFonts w:hint="eastAsia" w:ascii="微软雅黑" w:hAnsi="微软雅黑" w:eastAsia="微软雅黑" w:cs="微软雅黑"/>
-          <w:lang w:eastAsia="zh-CN"/>
-        </w:rPr>
-      </w:pPr>
-    </w:p>
-    <w:p>
-      <w:pPr>
-        <w:pStyle w:val="3"/>
-        <w:rPr>
-          <w:rFonts w:hint="eastAsia" w:ascii="微软雅黑" w:hAnsi="微软雅黑" w:eastAsia="微软雅黑" w:cs="微软雅黑"/>
-          <w:lang w:eastAsia="zh-CN"/>
-        </w:rPr>
-      </w:pPr>
-    </w:p>
-    <w:p>
-      <w:pPr>
-        <w:pStyle w:val="4"/>
-        <w:ind w:left="738" w:hanging="498"/>
-        <w:rPr>
-          <w:rFonts w:hint="eastAsia" w:ascii="微软雅黑" w:hAnsi="微软雅黑" w:eastAsia="微软雅黑" w:cs="微软雅黑"/>
-          <w:lang w:eastAsia="zh-CN"/>
-        </w:rPr>
-      </w:pPr>
-      <w:r>
-        <w:rPr>
-          <w:rFonts w:hint="eastAsia" w:ascii="微软雅黑" w:hAnsi="微软雅黑" w:eastAsia="微软雅黑" w:cs="微软雅黑"/>
-          <w:lang w:eastAsia="zh-CN"/>
-        </w:rPr>
-        <w:t>材料</w:t>
-      </w:r>
-    </w:p>
-    <w:p>
-      <w:pPr>
-        <w:pStyle w:val="5"/>
-        <w:ind w:left="1189"/>
-        <w:rPr>
-          <w:rFonts w:hint="eastAsia" w:ascii="微软雅黑" w:hAnsi="微软雅黑" w:eastAsia="微软雅黑" w:cs="微软雅黑"/>
-          <w:lang w:eastAsia="zh-CN"/>
-        </w:rPr>
-      </w:pPr>
-      <w:r>
-        <w:rPr>
-          <w:rFonts w:hint="eastAsia" w:ascii="微软雅黑" w:hAnsi="微软雅黑" w:eastAsia="微软雅黑" w:cs="微软雅黑"/>
-          <w:b/>
-          <w:lang w:eastAsia="zh-CN"/>
-        </w:rPr>
-        <w:t>主体</w:t>
-      </w:r>
-    </w:p>
-    <w:p>
-      <w:pPr>
-        <w:pStyle w:val="5"/>
-        <w:ind w:left="1189"/>
-        <w:rPr>
-          <w:rFonts w:hint="eastAsia" w:ascii="微软雅黑" w:hAnsi="微软雅黑" w:eastAsia="微软雅黑" w:cs="微软雅黑"/>
-          <w:lang w:eastAsia="zh-CN"/>
-        </w:rPr>
-      </w:pPr>
-      <w:r>
-        <w:rPr>
-          <w:rFonts w:hint="eastAsia" w:ascii="微软雅黑" w:hAnsi="微软雅黑" w:eastAsia="微软雅黑" w:cs="微软雅黑"/>
-          <w:b/>
-          <w:lang w:eastAsia="zh-CN"/>
-        </w:rPr>
-        <w:t>附属品</w:t>
-      </w:r>
-    </w:p>
-    <w:p>
-      <w:pPr>
-        <w:pStyle w:val="2"/>
-        <w:rPr>
-          <w:rFonts w:hint="eastAsia" w:ascii="微软雅黑" w:hAnsi="微软雅黑" w:eastAsia="微软雅黑" w:cs="微软雅黑"/>
-        </w:rPr>
-      </w:pPr>
-      <w:bookmarkStart w:id="17" w:name="_Toc202193129"/>
-      <w:r>
-        <w:rPr>
-          <w:rFonts w:hint="eastAsia" w:ascii="微软雅黑" w:hAnsi="微软雅黑" w:eastAsia="微软雅黑" w:cs="微软雅黑"/>
-          <w:lang w:eastAsia="zh-CN"/>
-        </w:rPr>
-        <w:t>适用法令</w:t>
-      </w:r>
-      <w:r>
-        <w:rPr>
-          <w:rFonts w:hint="eastAsia" w:ascii="微软雅黑" w:hAnsi="微软雅黑" w:eastAsia="微软雅黑" w:cs="微软雅黑"/>
-          <w:lang w:eastAsia="zh-CN"/>
-        </w:rPr>
-        <w:t>・</w:t>
-      </w:r>
-      <w:r>
-        <w:rPr>
-          <w:rFonts w:hint="eastAsia" w:ascii="微软雅黑" w:hAnsi="微软雅黑" w:eastAsia="微软雅黑" w:cs="微软雅黑"/>
-          <w:lang w:eastAsia="zh-CN"/>
-        </w:rPr>
-        <w:t>规</w:t>
-      </w:r>
-      <w:r>
-        <w:rPr>
-          <w:rFonts w:hint="eastAsia" w:ascii="微软雅黑" w:hAnsi="微软雅黑" w:eastAsia="微软雅黑" w:cs="微软雅黑"/>
-          <w:lang w:eastAsia="zh-CN"/>
-        </w:rPr>
-        <w:t>格</w:t>
-      </w:r>
-      <w:bookmarkEnd w:id="17"/>
-      <w:r>
-        <w:rPr>
-          <w:rFonts w:hint="eastAsia" w:ascii="微软雅黑" w:hAnsi="微软雅黑" w:eastAsia="微软雅黑" w:cs="微软雅黑"/>
-        </w:rPr>
-        <w:t xml:space="preserve"> </w:t>
-      </w:r>
-    </w:p>
-    <w:p>
-      <w:pPr>
-        <w:pStyle w:val="3"/>
-        <w:rPr>
-          <w:rFonts w:hint="eastAsia" w:ascii="微软雅黑" w:hAnsi="微软雅黑" w:eastAsia="微软雅黑" w:cs="微软雅黑"/>
-          <w:color w:val="9BBB59" w:themeColor="accent3"/>
-          <w:szCs w:val="21"/>
-          <w:lang w:eastAsia="zh-CN"/>
-          <w14:textFill>
-            <w14:solidFill>
-              <w14:schemeClr w14:val="accent3"/>
-            </w14:solidFill>
-          </w14:textFill>
-        </w:rPr>
       </w:pPr>
       <w:r>
         <w:rPr>
@@ -13344,8 +12168,195 @@
             </w14:solidFill>
           </w14:textFill>
         </w:rPr>
-        <w:t>{</w:t>
+        <w:t>{{performance_table}}</w:t>
       </w:r>
+    </w:p>
+    <w:p>
+      <w:pPr>
+        <w:pStyle w:val="3"/>
+        <w:jc w:val="left"/>
+        <w:rPr>
+          <w:rFonts w:hint="eastAsia" w:ascii="微软雅黑" w:hAnsi="微软雅黑" w:eastAsia="微软雅黑" w:cs="微软雅黑"/>
+          <w:color w:val="000000" w:themeColor="text1"/>
+          <w:sz w:val="16"/>
+          <w:szCs w:val="16"/>
+          <w:lang w:eastAsia="zh-CN"/>
+          <w14:textFill>
+            <w14:solidFill>
+              <w14:schemeClr w14:val="tx1"/>
+            </w14:solidFill>
+          </w14:textFill>
+        </w:rPr>
+      </w:pPr>
+    </w:p>
+    <w:p>
+      <w:pPr>
+        <w:pStyle w:val="3"/>
+        <w:ind w:left="851" w:firstLine="0"/>
+        <w:jc w:val="left"/>
+        <w:rPr>
+          <w:rFonts w:hint="eastAsia" w:ascii="微软雅黑" w:hAnsi="微软雅黑" w:eastAsia="微软雅黑" w:cs="微软雅黑"/>
+          <w:color w:val="000000" w:themeColor="text1"/>
+          <w:sz w:val="16"/>
+          <w:szCs w:val="16"/>
+          <w:lang w:eastAsia="zh-CN"/>
+          <w14:textFill>
+            <w14:solidFill>
+              <w14:schemeClr w14:val="tx1"/>
+            </w14:solidFill>
+          </w14:textFill>
+        </w:rPr>
+      </w:pPr>
+    </w:p>
+    <w:p>
+      <w:pPr>
+        <w:pStyle w:val="3"/>
+        <w:ind w:left="851" w:firstLine="0"/>
+        <w:jc w:val="left"/>
+        <w:rPr>
+          <w:rFonts w:hint="eastAsia" w:ascii="微软雅黑" w:hAnsi="微软雅黑" w:eastAsia="微软雅黑" w:cs="微软雅黑"/>
+          <w:color w:val="000000" w:themeColor="text1"/>
+          <w:sz w:val="16"/>
+          <w:szCs w:val="16"/>
+          <w:lang w:eastAsia="zh-CN"/>
+          <w14:textFill>
+            <w14:solidFill>
+              <w14:schemeClr w14:val="tx1"/>
+            </w14:solidFill>
+          </w14:textFill>
+        </w:rPr>
+      </w:pPr>
+    </w:p>
+    <w:p>
+      <w:pPr>
+        <w:pStyle w:val="3"/>
+        <w:ind w:left="851" w:firstLine="0"/>
+        <w:jc w:val="left"/>
+        <w:rPr>
+          <w:rFonts w:hint="eastAsia" w:ascii="微软雅黑" w:hAnsi="微软雅黑" w:eastAsia="微软雅黑" w:cs="微软雅黑"/>
+          <w:color w:val="000000" w:themeColor="text1"/>
+          <w:sz w:val="16"/>
+          <w:szCs w:val="16"/>
+          <w:lang w:eastAsia="zh-CN"/>
+          <w14:textFill>
+            <w14:solidFill>
+              <w14:schemeClr w14:val="tx1"/>
+            </w14:solidFill>
+          </w14:textFill>
+        </w:rPr>
+      </w:pPr>
+    </w:p>
+    <w:p>
+      <w:pPr>
+        <w:pStyle w:val="3"/>
+        <w:ind w:left="851" w:firstLine="0"/>
+        <w:jc w:val="left"/>
+        <w:rPr>
+          <w:rFonts w:hint="eastAsia" w:ascii="微软雅黑" w:hAnsi="微软雅黑" w:eastAsia="微软雅黑" w:cs="微软雅黑"/>
+          <w:color w:val="000000" w:themeColor="text1"/>
+          <w:sz w:val="16"/>
+          <w:szCs w:val="16"/>
+          <w:lang w:eastAsia="zh-CN"/>
+          <w14:textFill>
+            <w14:solidFill>
+              <w14:schemeClr w14:val="tx1"/>
+            </w14:solidFill>
+          </w14:textFill>
+        </w:rPr>
+      </w:pPr>
+    </w:p>
+    <w:p>
+      <w:pPr>
+        <w:pStyle w:val="3"/>
+        <w:ind w:left="851" w:firstLine="0"/>
+        <w:jc w:val="left"/>
+        <w:rPr>
+          <w:rFonts w:hint="eastAsia" w:ascii="微软雅黑" w:hAnsi="微软雅黑" w:eastAsia="微软雅黑" w:cs="微软雅黑"/>
+          <w:color w:val="000000" w:themeColor="text1"/>
+          <w:sz w:val="16"/>
+          <w:szCs w:val="16"/>
+          <w:lang w:eastAsia="zh-CN"/>
+          <w14:textFill>
+            <w14:solidFill>
+              <w14:schemeClr w14:val="tx1"/>
+            </w14:solidFill>
+          </w14:textFill>
+        </w:rPr>
+      </w:pPr>
+    </w:p>
+    <w:p>
+      <w:pPr>
+        <w:pStyle w:val="3"/>
+        <w:ind w:left="851" w:firstLine="0"/>
+        <w:jc w:val="left"/>
+        <w:rPr>
+          <w:rFonts w:hint="eastAsia" w:ascii="微软雅黑" w:hAnsi="微软雅黑" w:eastAsia="微软雅黑" w:cs="微软雅黑"/>
+          <w:color w:val="000000" w:themeColor="text1"/>
+          <w:sz w:val="16"/>
+          <w:szCs w:val="16"/>
+          <w:lang w:eastAsia="zh-CN"/>
+          <w14:textFill>
+            <w14:solidFill>
+              <w14:schemeClr w14:val="tx1"/>
+            </w14:solidFill>
+          </w14:textFill>
+        </w:rPr>
+      </w:pPr>
+    </w:p>
+    <w:p>
+      <w:pPr>
+        <w:pStyle w:val="3"/>
+        <w:ind w:left="851" w:firstLine="0"/>
+        <w:jc w:val="left"/>
+        <w:rPr>
+          <w:rFonts w:hint="eastAsia" w:ascii="微软雅黑" w:hAnsi="微软雅黑" w:eastAsia="微软雅黑" w:cs="微软雅黑"/>
+          <w:color w:val="000000" w:themeColor="text1"/>
+          <w:sz w:val="16"/>
+          <w:szCs w:val="16"/>
+          <w:lang w:eastAsia="zh-CN"/>
+          <w14:textFill>
+            <w14:solidFill>
+              <w14:schemeClr w14:val="tx1"/>
+            </w14:solidFill>
+          </w14:textFill>
+        </w:rPr>
+      </w:pPr>
+    </w:p>
+    <w:p>
+      <w:pPr>
+        <w:pStyle w:val="2"/>
+        <w:rPr>
+          <w:rFonts w:hint="eastAsia" w:ascii="微软雅黑" w:hAnsi="微软雅黑" w:eastAsia="微软雅黑" w:cs="微软雅黑"/>
+          <w:szCs w:val="24"/>
+        </w:rPr>
+      </w:pPr>
+      <w:bookmarkStart w:id="22" w:name="_Toc202193172"/>
+      <w:r>
+        <w:rPr>
+          <w:rFonts w:hint="eastAsia" w:ascii="微软雅黑" w:hAnsi="微软雅黑" w:eastAsia="微软雅黑" w:cs="微软雅黑"/>
+          <w:szCs w:val="24"/>
+          <w:lang w:eastAsia="zh-CN"/>
+        </w:rPr>
+        <w:t>关于安全</w:t>
+      </w:r>
+      <w:bookmarkEnd w:id="22"/>
+      <w:r>
+        <w:rPr>
+          <w:rFonts w:hint="eastAsia" w:ascii="微软雅黑" w:hAnsi="微软雅黑" w:eastAsia="微软雅黑" w:cs="微软雅黑"/>
+          <w:szCs w:val="24"/>
+        </w:rPr>
+        <w:t xml:space="preserve"> </w:t>
+      </w:r>
+    </w:p>
+    <w:p>
+      <w:pPr>
+        <w:pStyle w:val="3"/>
+        <w:ind w:left="0" w:leftChars="0" w:firstLine="0" w:firstLineChars="0"/>
+        <w:rPr>
+          <w:rFonts w:hint="eastAsia" w:ascii="微软雅黑" w:hAnsi="微软雅黑" w:eastAsia="微软雅黑" w:cs="微软雅黑"/>
+          <w:lang w:eastAsia="zh-CN"/>
+        </w:rPr>
+      </w:pPr>
       <w:r>
         <w:rPr>
           <w:rFonts w:hint="eastAsia" w:ascii="微软雅黑" w:hAnsi="微软雅黑" w:eastAsia="微软雅黑" w:cs="微软雅黑"/>
@@ -13358,8 +12369,136 @@
             </w14:solidFill>
           </w14:textFill>
         </w:rPr>
-        <w:t>{regulations_and_standards}</w:t>
+        <w:t>{{safety_protection_info}}</w:t>
       </w:r>
+    </w:p>
+    <w:p>
+      <w:pPr>
+        <w:pStyle w:val="3"/>
+        <w:ind w:firstLine="0"/>
+        <w:rPr>
+          <w:rFonts w:hint="eastAsia" w:ascii="微软雅黑" w:hAnsi="微软雅黑" w:eastAsia="微软雅黑" w:cs="微软雅黑"/>
+          <w:bCs/>
+          <w:sz w:val="18"/>
+          <w:szCs w:val="16"/>
+          <w:lang w:eastAsia="zh-CN"/>
+        </w:rPr>
+      </w:pPr>
+    </w:p>
+    <w:p>
+      <w:pPr>
+        <w:pStyle w:val="3"/>
+        <w:ind w:firstLine="0"/>
+        <w:rPr>
+          <w:rFonts w:hint="eastAsia" w:ascii="微软雅黑" w:hAnsi="微软雅黑" w:eastAsia="微软雅黑" w:cs="微软雅黑"/>
+          <w:bCs/>
+          <w:sz w:val="18"/>
+          <w:szCs w:val="16"/>
+          <w:lang w:eastAsia="zh-CN"/>
+        </w:rPr>
+      </w:pPr>
+    </w:p>
+    <w:p>
+      <w:pPr>
+        <w:pStyle w:val="3"/>
+        <w:ind w:firstLine="0"/>
+        <w:rPr>
+          <w:rFonts w:hint="eastAsia" w:ascii="微软雅黑" w:hAnsi="微软雅黑" w:eastAsia="微软雅黑" w:cs="微软雅黑"/>
+          <w:bCs/>
+          <w:sz w:val="18"/>
+          <w:szCs w:val="16"/>
+          <w:lang w:eastAsia="zh-CN"/>
+        </w:rPr>
+      </w:pPr>
+    </w:p>
+    <w:p>
+      <w:pPr>
+        <w:pStyle w:val="3"/>
+        <w:ind w:firstLine="0"/>
+        <w:rPr>
+          <w:rFonts w:hint="eastAsia" w:ascii="微软雅黑" w:hAnsi="微软雅黑" w:eastAsia="微软雅黑" w:cs="微软雅黑"/>
+          <w:bCs/>
+          <w:sz w:val="18"/>
+          <w:szCs w:val="16"/>
+          <w:lang w:eastAsia="zh-CN"/>
+        </w:rPr>
+      </w:pPr>
+    </w:p>
+    <w:p>
+      <w:pPr>
+        <w:pStyle w:val="3"/>
+        <w:ind w:firstLine="0"/>
+        <w:rPr>
+          <w:rFonts w:hint="eastAsia" w:ascii="微软雅黑" w:hAnsi="微软雅黑" w:eastAsia="微软雅黑" w:cs="微软雅黑"/>
+          <w:bCs/>
+          <w:sz w:val="18"/>
+          <w:szCs w:val="16"/>
+          <w:lang w:eastAsia="zh-CN"/>
+        </w:rPr>
+      </w:pPr>
+    </w:p>
+    <w:p>
+      <w:pPr>
+        <w:pStyle w:val="3"/>
+        <w:ind w:firstLine="0"/>
+        <w:rPr>
+          <w:rFonts w:hint="eastAsia" w:ascii="微软雅黑" w:hAnsi="微软雅黑" w:eastAsia="微软雅黑" w:cs="微软雅黑"/>
+          <w:bCs/>
+          <w:sz w:val="18"/>
+          <w:szCs w:val="16"/>
+          <w:lang w:eastAsia="zh-CN"/>
+        </w:rPr>
+      </w:pPr>
+    </w:p>
+    <w:p>
+      <w:pPr>
+        <w:pStyle w:val="2"/>
+        <w:rPr>
+          <w:rFonts w:hint="eastAsia" w:ascii="微软雅黑" w:hAnsi="微软雅黑" w:eastAsia="微软雅黑" w:cs="微软雅黑"/>
+        </w:rPr>
+      </w:pPr>
+      <w:bookmarkStart w:id="23" w:name="_Toc202193174"/>
+      <w:r>
+        <w:rPr>
+          <w:rFonts w:hint="eastAsia" w:ascii="微软雅黑" w:hAnsi="微软雅黑" w:eastAsia="微软雅黑" w:cs="微软雅黑"/>
+          <w:lang w:eastAsia="zh-CN"/>
+        </w:rPr>
+        <w:t>各种设定</w:t>
+      </w:r>
+      <w:bookmarkEnd w:id="23"/>
+      <w:r>
+        <w:rPr>
+          <w:rFonts w:hint="eastAsia" w:ascii="微软雅黑" w:hAnsi="微软雅黑" w:eastAsia="微软雅黑" w:cs="微软雅黑"/>
+        </w:rPr>
+        <w:t xml:space="preserve"> </w:t>
+      </w:r>
+    </w:p>
+    <w:p>
+      <w:pPr>
+        <w:pStyle w:val="4"/>
+        <w:ind w:left="738" w:hanging="498"/>
+        <w:rPr>
+          <w:rFonts w:hint="eastAsia" w:ascii="微软雅黑" w:hAnsi="微软雅黑" w:eastAsia="微软雅黑" w:cs="微软雅黑"/>
+          <w:lang w:eastAsia="zh-CN"/>
+        </w:rPr>
+      </w:pPr>
+      <w:r>
+        <w:rPr>
+          <w:rFonts w:hint="eastAsia" w:ascii="微软雅黑" w:hAnsi="微软雅黑" w:eastAsia="微软雅黑" w:cs="微软雅黑"/>
+          <w:lang w:eastAsia="zh-CN"/>
+        </w:rPr>
+        <w:t>工厂出荷时的机器设定</w:t>
+      </w:r>
+    </w:p>
+    <w:p>
+      <w:pPr>
+        <w:pStyle w:val="3"/>
+        <w:ind w:firstLine="252" w:firstLineChars="120"/>
+        <w:rPr>
+          <w:rFonts w:hint="eastAsia" w:ascii="微软雅黑" w:hAnsi="微软雅黑" w:eastAsia="微软雅黑" w:cs="微软雅黑"/>
+          <w:lang w:eastAsia="zh-CN"/>
+        </w:rPr>
+      </w:pPr>
       <w:r>
         <w:rPr>
           <w:rFonts w:hint="eastAsia" w:ascii="微软雅黑" w:hAnsi="微软雅黑" w:eastAsia="微软雅黑" w:cs="微软雅黑"/>
@@ -13372,49 +12511,43 @@
             </w14:solidFill>
           </w14:textFill>
         </w:rPr>
-        <w:t>}</w:t>
+        <w:t>{{various_settings}}</w:t>
       </w:r>
     </w:p>
     <w:p>
       <w:pPr>
-        <w:pStyle w:val="3"/>
-        <w:rPr>
-          <w:rFonts w:hint="eastAsia" w:ascii="微软雅黑" w:hAnsi="微软雅黑" w:eastAsia="微软雅黑" w:cs="微软雅黑"/>
-          <w:lang w:eastAsia="zh-CN"/>
+        <w:ind w:left="420" w:right="420"/>
+        <w:rPr>
+          <w:rFonts w:hint="eastAsia" w:ascii="微软雅黑" w:hAnsi="微软雅黑" w:eastAsia="微软雅黑" w:cs="微软雅黑"/>
         </w:rPr>
       </w:pPr>
     </w:p>
     <w:p>
       <w:pPr>
+        <w:pStyle w:val="3"/>
+        <w:ind w:firstLine="0"/>
+        <w:rPr>
+          <w:rFonts w:hint="eastAsia" w:ascii="微软雅黑" w:hAnsi="微软雅黑" w:eastAsia="微软雅黑" w:cs="微软雅黑"/>
+          <w:lang w:eastAsia="zh-CN"/>
+        </w:rPr>
+      </w:pPr>
+    </w:p>
+    <w:p>
+      <w:pPr>
         <w:pStyle w:val="2"/>
         <w:rPr>
           <w:rFonts w:hint="eastAsia" w:ascii="微软雅黑" w:hAnsi="微软雅黑" w:eastAsia="微软雅黑" w:cs="微软雅黑"/>
-          <w:i/>
-        </w:rPr>
-      </w:pPr>
-      <w:bookmarkStart w:id="18" w:name="_Toc202193134"/>
+        </w:rPr>
+      </w:pPr>
+      <w:bookmarkStart w:id="24" w:name="_Toc202193176"/>
       <w:r>
         <w:rPr>
           <w:rFonts w:hint="eastAsia" w:ascii="微软雅黑" w:hAnsi="微软雅黑" w:eastAsia="微软雅黑" w:cs="微软雅黑"/>
           <w:lang w:eastAsia="zh-CN"/>
         </w:rPr>
-        <w:t>使用</w:t>
+        <w:t>标签</w:t>
       </w:r>
-      <w:r>
-        <w:rPr>
-          <w:rFonts w:hint="eastAsia" w:ascii="微软雅黑" w:hAnsi="微软雅黑" w:eastAsia="微软雅黑" w:cs="微软雅黑"/>
-          <w:lang w:eastAsia="zh-CN"/>
-        </w:rPr>
-        <w:t>环</w:t>
-      </w:r>
-      <w:r>
-        <w:rPr>
-          <w:rFonts w:hint="eastAsia" w:ascii="微软雅黑" w:hAnsi="微软雅黑" w:eastAsia="微软雅黑" w:cs="微软雅黑"/>
-          <w:lang w:eastAsia="zh-CN"/>
-        </w:rPr>
-        <w:t>境条件</w:t>
-      </w:r>
-      <w:bookmarkEnd w:id="18"/>
+      <w:bookmarkEnd w:id="24"/>
       <w:r>
         <w:rPr>
           <w:rFonts w:hint="eastAsia" w:ascii="微软雅黑" w:hAnsi="微软雅黑" w:eastAsia="微软雅黑" w:cs="微软雅黑"/>
@@ -13427,10 +12560,203 @@
         <w:pStyle w:val="3"/>
         <w:rPr>
           <w:rFonts w:hint="eastAsia" w:ascii="微软雅黑" w:hAnsi="微软雅黑" w:eastAsia="微软雅黑" w:cs="微软雅黑"/>
-          <w:lang w:eastAsia="zh-CN"/>
-        </w:rPr>
-      </w:pPr>
-      <w:bookmarkStart w:id="19" w:name="_Hlk201528909"/>
+          <w:color w:val="000000" w:themeColor="text1"/>
+          <w:szCs w:val="21"/>
+          <w:lang w:val="en-US" w:eastAsia="zh-CN"/>
+          <w14:textFill>
+            <w14:solidFill>
+              <w14:schemeClr w14:val="tx1"/>
+            </w14:solidFill>
+          </w14:textFill>
+        </w:rPr>
+      </w:pPr>
+      <w:r>
+        <w:rPr>
+          <w:rFonts w:hint="eastAsia" w:ascii="微软雅黑" w:hAnsi="微软雅黑" w:eastAsia="微软雅黑" w:cs="微软雅黑"/>
+          <w:color w:val="000000" w:themeColor="text1"/>
+          <w:szCs w:val="21"/>
+          <w:lang w:val="en-US" w:eastAsia="zh-CN"/>
+          <w14:textFill>
+            <w14:solidFill>
+              <w14:schemeClr w14:val="tx1"/>
+            </w14:solidFill>
+          </w14:textFill>
+        </w:rPr>
+        <w:t>标签仕样在《客先仕样图（</w:t>
+      </w:r>
+      <w:r>
+        <w:rPr>
+          <w:rFonts w:hint="eastAsia" w:ascii="微软雅黑" w:hAnsi="微软雅黑" w:eastAsia="微软雅黑" w:cs="微软雅黑"/>
+          <w:color w:val="FF0000"/>
+          <w:szCs w:val="21"/>
+          <w:lang w:val="en-US" w:eastAsia="zh-CN"/>
+        </w:rPr>
+        <w:t xml:space="preserve"> {{dustomer_specific_numner}}</w:t>
+      </w:r>
+      <w:r>
+        <w:rPr>
+          <w:rFonts w:hint="eastAsia" w:ascii="微软雅黑" w:hAnsi="微软雅黑" w:eastAsia="微软雅黑" w:cs="微软雅黑"/>
+          <w:color w:val="000000" w:themeColor="text1"/>
+          <w:szCs w:val="21"/>
+          <w:lang w:val="en-US" w:eastAsia="zh-CN"/>
+          <w14:textFill>
+            <w14:solidFill>
+              <w14:schemeClr w14:val="tx1"/>
+            </w14:solidFill>
+          </w14:textFill>
+        </w:rPr>
+        <w:t xml:space="preserve"> ）》中记载</w:t>
+      </w:r>
+    </w:p>
+    <w:p>
+      <w:pPr>
+        <w:pStyle w:val="3"/>
+        <w:rPr>
+          <w:rFonts w:hint="eastAsia" w:ascii="微软雅黑" w:hAnsi="微软雅黑" w:eastAsia="微软雅黑" w:cs="微软雅黑"/>
+          <w:lang w:eastAsia="zh-CN"/>
+        </w:rPr>
+      </w:pPr>
+    </w:p>
+    <w:p>
+      <w:pPr>
+        <w:pStyle w:val="2"/>
+        <w:rPr>
+          <w:rFonts w:hint="eastAsia" w:ascii="微软雅黑" w:hAnsi="微软雅黑" w:eastAsia="微软雅黑" w:cs="微软雅黑"/>
+        </w:rPr>
+      </w:pPr>
+      <w:bookmarkStart w:id="25" w:name="_Toc202193177"/>
+      <w:r>
+        <w:rPr>
+          <w:rFonts w:hint="eastAsia" w:ascii="微软雅黑" w:hAnsi="微软雅黑" w:eastAsia="微软雅黑" w:cs="微软雅黑"/>
+          <w:lang w:eastAsia="zh-CN"/>
+        </w:rPr>
+        <w:t>包装</w:t>
+      </w:r>
+      <w:bookmarkEnd w:id="25"/>
+      <w:r>
+        <w:rPr>
+          <w:rFonts w:hint="eastAsia" w:ascii="微软雅黑" w:hAnsi="微软雅黑" w:eastAsia="微软雅黑" w:cs="微软雅黑"/>
+        </w:rPr>
+        <w:t xml:space="preserve"> </w:t>
+      </w:r>
+    </w:p>
+    <w:p>
+      <w:pPr>
+        <w:pStyle w:val="3"/>
+        <w:rPr>
+          <w:rFonts w:hint="eastAsia" w:ascii="微软雅黑" w:hAnsi="微软雅黑" w:eastAsia="微软雅黑" w:cs="微软雅黑"/>
+          <w:lang w:eastAsia="zh-CN"/>
+        </w:rPr>
+      </w:pPr>
+      <w:r>
+        <w:rPr>
+          <w:rFonts w:hint="eastAsia" w:ascii="微软雅黑" w:hAnsi="微软雅黑" w:eastAsia="微软雅黑" w:cs="微软雅黑"/>
+          <w:lang w:eastAsia="zh-CN"/>
+        </w:rPr>
+        <w:t xml:space="preserve">包装仕样在《包装仕样图（ </w:t>
+      </w:r>
+      <w:r>
+        <w:rPr>
+          <w:rFonts w:hint="eastAsia" w:ascii="微软雅黑" w:hAnsi="微软雅黑" w:eastAsia="微软雅黑" w:cs="微软雅黑"/>
+          <w:color w:val="FF0000"/>
+          <w:szCs w:val="21"/>
+          <w:lang w:val="en-US" w:eastAsia="zh-CN"/>
+        </w:rPr>
+        <w:t>{{packing_specification_number}}</w:t>
+      </w:r>
+      <w:r>
+        <w:rPr>
+          <w:rFonts w:hint="eastAsia" w:ascii="微软雅黑" w:hAnsi="微软雅黑" w:eastAsia="微软雅黑" w:cs="微软雅黑"/>
+          <w:lang w:eastAsia="zh-CN"/>
+        </w:rPr>
+        <w:t xml:space="preserve"> ）</w:t>
+      </w:r>
+      <w:r>
+        <w:rPr>
+          <w:rFonts w:hint="eastAsia" w:ascii="微软雅黑" w:hAnsi="微软雅黑" w:eastAsia="微软雅黑" w:cs="微软雅黑"/>
+          <w:lang w:val="en-US" w:eastAsia="zh-CN"/>
+        </w:rPr>
+        <w:t>+</w:t>
+      </w:r>
+      <w:r>
+        <w:rPr>
+          <w:rFonts w:hint="eastAsia" w:ascii="微软雅黑" w:hAnsi="微软雅黑" w:eastAsia="微软雅黑" w:cs="微软雅黑"/>
+          <w:lang w:eastAsia="zh-CN"/>
+        </w:rPr>
+        <w:t>梱包说明图（</w:t>
+      </w:r>
+      <w:r>
+        <w:rPr>
+          <w:rFonts w:hint="eastAsia" w:ascii="微软雅黑" w:hAnsi="微软雅黑" w:eastAsia="微软雅黑" w:cs="微软雅黑"/>
+          <w:color w:val="FF0000"/>
+          <w:lang w:val="en-US" w:eastAsia="zh-CN"/>
+        </w:rPr>
+        <w:t xml:space="preserve"> </w:t>
+      </w:r>
+      <w:r>
+        <w:rPr>
+          <w:rFonts w:hint="eastAsia" w:ascii="微软雅黑" w:hAnsi="微软雅黑" w:eastAsia="微软雅黑" w:cs="微软雅黑"/>
+          <w:color w:val="FF0000"/>
+          <w:szCs w:val="21"/>
+          <w:lang w:val="en-US" w:eastAsia="zh-CN"/>
+        </w:rPr>
+        <w:t>{{packing_instructions_number}}</w:t>
+      </w:r>
+      <w:r>
+        <w:rPr>
+          <w:rFonts w:hint="eastAsia" w:ascii="微软雅黑" w:hAnsi="微软雅黑" w:eastAsia="微软雅黑" w:cs="微软雅黑"/>
+          <w:lang w:eastAsia="zh-CN"/>
+        </w:rPr>
+        <w:t xml:space="preserve"> ）》中记载</w:t>
+      </w:r>
+    </w:p>
+    <w:p>
+      <w:pPr>
+        <w:pStyle w:val="2"/>
+        <w:rPr>
+          <w:rFonts w:hint="eastAsia" w:ascii="微软雅黑" w:hAnsi="微软雅黑" w:eastAsia="微软雅黑" w:cs="微软雅黑"/>
+          <w:lang w:eastAsia="zh-CN"/>
+        </w:rPr>
+      </w:pPr>
+      <w:r>
+        <w:rPr>
+          <w:rFonts w:hint="eastAsia" w:ascii="微软雅黑" w:hAnsi="微软雅黑" w:eastAsia="微软雅黑" w:cs="微软雅黑"/>
+          <w:lang w:eastAsia="zh-CN"/>
+        </w:rPr>
+        <w:t>出荷条件</w:t>
+      </w:r>
+    </w:p>
+    <w:p>
+      <w:pPr>
+        <w:pStyle w:val="3"/>
+        <w:rPr>
+          <w:rFonts w:hint="eastAsia" w:ascii="微软雅黑" w:hAnsi="微软雅黑" w:eastAsia="微软雅黑" w:cs="微软雅黑"/>
+          <w:lang w:eastAsia="zh-CN"/>
+        </w:rPr>
+      </w:pPr>
+      <w:r>
+        <w:rPr>
+          <w:rFonts w:hint="eastAsia" w:ascii="微软雅黑" w:hAnsi="微软雅黑" w:eastAsia="微软雅黑" w:cs="微软雅黑"/>
+          <w:lang w:eastAsia="zh-CN"/>
+        </w:rPr>
+        <w:t xml:space="preserve">参照《 IGS ( </w:t>
+      </w:r>
+      <w:r>
+        <w:rPr>
+          <w:rFonts w:hint="eastAsia" w:ascii="微软雅黑" w:hAnsi="微软雅黑" w:eastAsia="微软雅黑" w:cs="微软雅黑"/>
+          <w:lang w:val="en-US" w:eastAsia="zh-CN"/>
+        </w:rPr>
+        <w:t xml:space="preserve"> </w:t>
+      </w:r>
+      <w:r>
+        <w:rPr>
+          <w:rFonts w:hint="eastAsia" w:ascii="微软雅黑" w:hAnsi="微软雅黑" w:eastAsia="微软雅黑" w:cs="微软雅黑"/>
+          <w:color w:val="FF0000"/>
+          <w:szCs w:val="21"/>
+          <w:lang w:val="en-US" w:eastAsia="zh-CN"/>
+        </w:rPr>
+        <w:t>{{igs_number}}</w:t>
+      </w:r>
       <w:r>
         <w:rPr>
           <w:rFonts w:hint="eastAsia" w:ascii="微软雅黑" w:hAnsi="微软雅黑" w:eastAsia="微软雅黑" w:cs="微软雅黑"/>
@@ -13443,8 +12769,77 @@
             </w14:solidFill>
           </w14:textFill>
         </w:rPr>
-        <w:t>{</w:t>
+        <w:t xml:space="preserve"> </w:t>
       </w:r>
+      <w:r>
+        <w:rPr>
+          <w:rFonts w:hint="eastAsia" w:ascii="微软雅黑" w:hAnsi="微软雅黑" w:eastAsia="微软雅黑" w:cs="微软雅黑"/>
+          <w:lang w:eastAsia="zh-CN"/>
+        </w:rPr>
+        <w:t xml:space="preserve"> ) 》</w:t>
+      </w:r>
+    </w:p>
+    <w:p>
+      <w:pPr>
+        <w:pStyle w:val="3"/>
+        <w:rPr>
+          <w:rFonts w:hint="eastAsia" w:ascii="微软雅黑" w:hAnsi="微软雅黑" w:eastAsia="微软雅黑" w:cs="微软雅黑"/>
+          <w:lang w:eastAsia="zh-CN"/>
+        </w:rPr>
+      </w:pPr>
+    </w:p>
+    <w:p>
+      <w:pPr>
+        <w:pStyle w:val="3"/>
+        <w:rPr>
+          <w:rFonts w:hint="eastAsia" w:ascii="微软雅黑" w:hAnsi="微软雅黑" w:eastAsia="微软雅黑" w:cs="微软雅黑"/>
+          <w:lang w:eastAsia="zh-CN"/>
+        </w:rPr>
+      </w:pPr>
+    </w:p>
+    <w:p>
+      <w:pPr>
+        <w:pStyle w:val="2"/>
+        <w:rPr>
+          <w:rFonts w:hint="eastAsia" w:ascii="微软雅黑" w:hAnsi="微软雅黑" w:eastAsia="微软雅黑" w:cs="微软雅黑"/>
+          <w:lang w:eastAsia="zh-CN"/>
+        </w:rPr>
+      </w:pPr>
+      <w:bookmarkStart w:id="26" w:name="_Toc202193179"/>
+      <w:r>
+        <w:rPr>
+          <w:rFonts w:hint="eastAsia" w:ascii="微软雅黑" w:hAnsi="微软雅黑" w:eastAsia="微软雅黑" w:cs="微软雅黑"/>
+          <w:lang w:eastAsia="zh-CN"/>
+        </w:rPr>
+        <w:t>维护保养·废弃</w:t>
+      </w:r>
+    </w:p>
+    <w:p>
+      <w:pPr>
+        <w:pStyle w:val="4"/>
+        <w:ind w:left="738" w:hanging="498"/>
+        <w:rPr>
+          <w:rFonts w:hint="eastAsia" w:ascii="微软雅黑" w:hAnsi="微软雅黑" w:eastAsia="微软雅黑" w:cs="微软雅黑"/>
+          <w:lang w:eastAsia="zh-CN"/>
+        </w:rPr>
+      </w:pPr>
+      <w:r>
+        <w:rPr>
+          <w:rFonts w:hint="eastAsia" w:ascii="微软雅黑" w:hAnsi="微软雅黑" w:eastAsia="微软雅黑" w:cs="微软雅黑"/>
+          <w:lang w:eastAsia="zh-CN"/>
+        </w:rPr>
+        <w:t>维护保养</w:t>
+      </w:r>
+    </w:p>
+    <w:p>
+      <w:pPr>
+        <w:pStyle w:val="3"/>
+        <w:ind w:firstLine="357" w:firstLineChars="170"/>
+        <w:rPr>
+          <w:rFonts w:hint="eastAsia" w:ascii="微软雅黑" w:hAnsi="微软雅黑" w:eastAsia="微软雅黑" w:cs="微软雅黑"/>
+          <w:lang w:eastAsia="zh-CN"/>
+        </w:rPr>
+      </w:pPr>
       <w:r>
         <w:rPr>
           <w:rFonts w:hint="eastAsia" w:ascii="微软雅黑" w:hAnsi="微软雅黑" w:eastAsia="微软雅黑" w:cs="微软雅黑"/>
@@ -13457,8 +12852,35 @@
             </w14:solidFill>
           </w14:textFill>
         </w:rPr>
-        <w:t>{use_environment}</w:t>
+        <w:t>{{maintenance}}</w:t>
       </w:r>
+    </w:p>
+    <w:p>
+      <w:pPr>
+        <w:pStyle w:val="4"/>
+        <w:ind w:left="738" w:hanging="498"/>
+        <w:rPr>
+          <w:rFonts w:hint="eastAsia" w:ascii="微软雅黑" w:hAnsi="微软雅黑" w:eastAsia="微软雅黑" w:cs="微软雅黑"/>
+          <w:lang w:eastAsia="zh-CN"/>
+        </w:rPr>
+      </w:pPr>
+      <w:r>
+        <w:rPr>
+          <w:rFonts w:hint="eastAsia" w:ascii="微软雅黑" w:hAnsi="微软雅黑" w:eastAsia="微软雅黑" w:cs="微软雅黑"/>
+          <w:lang w:eastAsia="zh-CN"/>
+        </w:rPr>
+        <w:t>废弃</w:t>
+      </w:r>
+    </w:p>
+    <w:p>
+      <w:pPr>
+        <w:pStyle w:val="3"/>
+        <w:ind w:firstLine="357" w:firstLineChars="170"/>
+        <w:rPr>
+          <w:rFonts w:hint="eastAsia" w:ascii="微软雅黑" w:hAnsi="微软雅黑" w:eastAsia="微软雅黑" w:cs="微软雅黑"/>
+          <w:lang w:eastAsia="zh-CN"/>
+        </w:rPr>
+      </w:pPr>
       <w:r>
         <w:rPr>
           <w:rFonts w:hint="eastAsia" w:ascii="微软雅黑" w:hAnsi="微软雅黑" w:eastAsia="微软雅黑" w:cs="微软雅黑"/>
@@ -13471,1281 +12893,7 @@
             </w14:solidFill>
           </w14:textFill>
         </w:rPr>
-        <w:t>}</w:t>
-      </w:r>
-    </w:p>
-    <w:p>
-      <w:pPr>
-        <w:pStyle w:val="3"/>
-        <w:rPr>
-          <w:rFonts w:hint="eastAsia" w:ascii="微软雅黑" w:hAnsi="微软雅黑" w:eastAsia="微软雅黑" w:cs="微软雅黑"/>
-          <w:lang w:eastAsia="zh-CN"/>
-        </w:rPr>
-      </w:pPr>
-    </w:p>
-    <w:p>
-      <w:pPr>
-        <w:pStyle w:val="3"/>
-        <w:ind w:left="0" w:leftChars="0" w:firstLine="0" w:firstLineChars="0"/>
-        <w:rPr>
-          <w:rFonts w:hint="eastAsia" w:ascii="微软雅黑" w:hAnsi="微软雅黑" w:eastAsia="微软雅黑" w:cs="微软雅黑"/>
-          <w:lang w:eastAsia="zh-CN"/>
-        </w:rPr>
-      </w:pPr>
-    </w:p>
-    <w:bookmarkEnd w:id="19"/>
-    <w:p>
-      <w:pPr>
-        <w:pStyle w:val="2"/>
-        <w:rPr>
-          <w:rFonts w:hint="eastAsia" w:ascii="微软雅黑" w:hAnsi="微软雅黑" w:eastAsia="微软雅黑" w:cs="微软雅黑"/>
-        </w:rPr>
-      </w:pPr>
-      <w:bookmarkStart w:id="20" w:name="_Toc202193140"/>
-      <w:r>
-        <w:rPr>
-          <w:rFonts w:hint="eastAsia" w:ascii="微软雅黑" w:hAnsi="微软雅黑" w:eastAsia="微软雅黑" w:cs="微软雅黑"/>
-          <w:lang w:eastAsia="zh-CN"/>
-        </w:rPr>
-        <w:t>附属品</w:t>
-      </w:r>
-      <w:bookmarkEnd w:id="20"/>
-    </w:p>
-    <w:p>
-      <w:pPr>
-        <w:pStyle w:val="3"/>
-        <w:rPr>
-          <w:rFonts w:hint="eastAsia" w:ascii="微软雅黑" w:hAnsi="微软雅黑" w:eastAsia="微软雅黑" w:cs="微软雅黑"/>
-          <w:lang w:eastAsia="zh-CN"/>
-        </w:rPr>
-      </w:pPr>
-      <w:r>
-        <w:rPr>
-          <w:rFonts w:hint="eastAsia" w:ascii="微软雅黑" w:hAnsi="微软雅黑" w:eastAsia="微软雅黑" w:cs="微软雅黑"/>
-          <w:color w:val="9BBB59" w:themeColor="accent3"/>
-          <w:szCs w:val="21"/>
-          <w:lang w:val="en-US" w:eastAsia="zh-CN"/>
-          <w14:textFill>
-            <w14:solidFill>
-              <w14:schemeClr w14:val="accent3"/>
-            </w14:solidFill>
-          </w14:textFill>
-        </w:rPr>
-        <w:t>{</w:t>
-      </w:r>
-      <w:r>
-        <w:rPr>
-          <w:rFonts w:hint="eastAsia" w:ascii="微软雅黑" w:hAnsi="微软雅黑" w:eastAsia="微软雅黑" w:cs="微软雅黑"/>
-          <w:color w:val="9BBB59" w:themeColor="accent3"/>
-          <w:szCs w:val="21"/>
-          <w:lang w:val="en-US" w:eastAsia="zh-CN"/>
-          <w14:textFill>
-            <w14:solidFill>
-              <w14:schemeClr w14:val="accent3"/>
-            </w14:solidFill>
-          </w14:textFill>
-        </w:rPr>
-        <w:t>{accessories}</w:t>
-      </w:r>
-      <w:r>
-        <w:rPr>
-          <w:rFonts w:hint="eastAsia" w:ascii="微软雅黑" w:hAnsi="微软雅黑" w:eastAsia="微软雅黑" w:cs="微软雅黑"/>
-          <w:color w:val="9BBB59" w:themeColor="accent3"/>
-          <w:szCs w:val="21"/>
-          <w:lang w:val="en-US" w:eastAsia="zh-CN"/>
-          <w14:textFill>
-            <w14:solidFill>
-              <w14:schemeClr w14:val="accent3"/>
-            </w14:solidFill>
-          </w14:textFill>
-        </w:rPr>
-        <w:t>}</w:t>
-      </w:r>
-    </w:p>
-    <w:p>
-      <w:pPr>
-        <w:pStyle w:val="3"/>
-        <w:ind w:left="0" w:leftChars="0" w:firstLine="0" w:firstLineChars="0"/>
-        <w:rPr>
-          <w:rFonts w:hint="eastAsia" w:ascii="微软雅黑" w:hAnsi="微软雅黑" w:eastAsia="微软雅黑" w:cs="微软雅黑"/>
-          <w:lang w:eastAsia="zh-CN"/>
-        </w:rPr>
-      </w:pPr>
-    </w:p>
-    <w:p>
-      <w:pPr>
-        <w:pStyle w:val="3"/>
-        <w:ind w:left="0" w:leftChars="0" w:firstLine="0" w:firstLineChars="0"/>
-        <w:rPr>
-          <w:rFonts w:hint="eastAsia" w:ascii="微软雅黑" w:hAnsi="微软雅黑" w:eastAsia="微软雅黑" w:cs="微软雅黑"/>
-          <w:lang w:eastAsia="zh-CN"/>
-        </w:rPr>
-      </w:pPr>
-    </w:p>
-    <w:p>
-      <w:pPr>
-        <w:pStyle w:val="3"/>
-        <w:ind w:left="0" w:leftChars="0" w:firstLine="0" w:firstLineChars="0"/>
-        <w:rPr>
-          <w:rFonts w:hint="eastAsia" w:ascii="微软雅黑" w:hAnsi="微软雅黑" w:eastAsia="微软雅黑" w:cs="微软雅黑"/>
-          <w:lang w:eastAsia="zh-CN"/>
-        </w:rPr>
-      </w:pPr>
-    </w:p>
-    <w:p>
-      <w:pPr>
-        <w:pStyle w:val="3"/>
-        <w:rPr>
-          <w:rFonts w:hint="eastAsia" w:ascii="微软雅黑" w:hAnsi="微软雅黑" w:eastAsia="微软雅黑" w:cs="微软雅黑"/>
-          <w:lang w:eastAsia="zh-CN"/>
-        </w:rPr>
-      </w:pPr>
-    </w:p>
-    <w:p>
-      <w:pPr>
-        <w:pStyle w:val="3"/>
-        <w:rPr>
-          <w:rFonts w:hint="eastAsia" w:ascii="微软雅黑" w:hAnsi="微软雅黑" w:eastAsia="微软雅黑" w:cs="微软雅黑"/>
-          <w:lang w:eastAsia="zh-CN"/>
-        </w:rPr>
-      </w:pPr>
-    </w:p>
-    <w:p>
-      <w:pPr>
-        <w:pStyle w:val="3"/>
-        <w:rPr>
-          <w:rFonts w:hint="eastAsia" w:ascii="微软雅黑" w:hAnsi="微软雅黑" w:eastAsia="微软雅黑" w:cs="微软雅黑"/>
-          <w:lang w:eastAsia="zh-CN"/>
-        </w:rPr>
-      </w:pPr>
-    </w:p>
-    <w:p>
-      <w:pPr>
-        <w:pStyle w:val="3"/>
-        <w:rPr>
-          <w:rFonts w:hint="eastAsia" w:ascii="微软雅黑" w:hAnsi="微软雅黑" w:eastAsia="微软雅黑" w:cs="微软雅黑"/>
-          <w:lang w:eastAsia="zh-CN"/>
-        </w:rPr>
-      </w:pPr>
-    </w:p>
-    <w:p>
-      <w:pPr>
-        <w:pStyle w:val="2"/>
-        <w:rPr>
-          <w:rFonts w:hint="eastAsia" w:ascii="微软雅黑" w:hAnsi="微软雅黑" w:eastAsia="微软雅黑" w:cs="微软雅黑"/>
-          <w:szCs w:val="24"/>
-          <w:lang w:eastAsia="zh-CN"/>
-        </w:rPr>
-      </w:pPr>
-      <w:bookmarkStart w:id="21" w:name="_Toc202193143"/>
-      <w:r>
-        <w:rPr>
-          <w:rFonts w:hint="eastAsia" w:ascii="微软雅黑" w:hAnsi="微软雅黑" w:eastAsia="微软雅黑" w:cs="微软雅黑"/>
-          <w:szCs w:val="24"/>
-          <w:lang w:eastAsia="zh-CN"/>
-        </w:rPr>
-        <w:t>机能及</w:t>
-      </w:r>
-      <w:bookmarkEnd w:id="21"/>
-      <w:r>
-        <w:rPr>
-          <w:rFonts w:hint="eastAsia" w:ascii="微软雅黑" w:hAnsi="微软雅黑" w:eastAsia="微软雅黑" w:cs="微软雅黑"/>
-          <w:szCs w:val="24"/>
-          <w:lang w:eastAsia="zh-CN"/>
-        </w:rPr>
-        <w:t>性能</w:t>
-      </w:r>
-    </w:p>
-    <w:p>
-      <w:pPr>
-        <w:pStyle w:val="3"/>
-        <w:ind w:left="0" w:leftChars="0" w:firstLine="210" w:firstLineChars="100"/>
-        <w:rPr>
-          <w:rFonts w:hint="eastAsia" w:ascii="微软雅黑" w:hAnsi="微软雅黑" w:eastAsia="微软雅黑" w:cs="微软雅黑"/>
-          <w:color w:val="9BBB59" w:themeColor="accent3"/>
-          <w:szCs w:val="21"/>
-          <w:lang w:val="en-US" w:eastAsia="zh-CN"/>
-          <w14:textFill>
-            <w14:solidFill>
-              <w14:schemeClr w14:val="accent3"/>
-            </w14:solidFill>
-          </w14:textFill>
-        </w:rPr>
-      </w:pPr>
-      <w:r>
-        <w:rPr>
-          <w:rFonts w:hint="eastAsia" w:ascii="微软雅黑" w:hAnsi="微软雅黑" w:eastAsia="微软雅黑" w:cs="微软雅黑"/>
-          <w:color w:val="9BBB59" w:themeColor="accent3"/>
-          <w:szCs w:val="21"/>
-          <w:lang w:val="en-US" w:eastAsia="zh-CN"/>
-          <w14:textFill>
-            <w14:solidFill>
-              <w14:schemeClr w14:val="accent3"/>
-            </w14:solidFill>
-          </w14:textFill>
-        </w:rPr>
-        <w:t>{{</w:t>
-      </w:r>
-      <w:r>
-        <w:rPr>
-          <w:rFonts w:hint="eastAsia" w:ascii="微软雅黑" w:hAnsi="微软雅黑" w:eastAsia="微软雅黑" w:cs="微软雅黑"/>
-          <w:color w:val="9BBB59" w:themeColor="accent3"/>
-          <w:szCs w:val="21"/>
-          <w:lang w:val="en-US" w:eastAsia="zh-CN"/>
-          <w14:textFill>
-            <w14:solidFill>
-              <w14:schemeClr w14:val="accent3"/>
-            </w14:solidFill>
-          </w14:textFill>
-        </w:rPr>
-        <w:t>performance_table</w:t>
-      </w:r>
-      <w:r>
-        <w:rPr>
-          <w:rFonts w:hint="eastAsia" w:ascii="微软雅黑" w:hAnsi="微软雅黑" w:eastAsia="微软雅黑" w:cs="微软雅黑"/>
-          <w:color w:val="9BBB59" w:themeColor="accent3"/>
-          <w:szCs w:val="21"/>
-          <w:lang w:val="en-US" w:eastAsia="zh-CN"/>
-          <w14:textFill>
-            <w14:solidFill>
-              <w14:schemeClr w14:val="accent3"/>
-            </w14:solidFill>
-          </w14:textFill>
-        </w:rPr>
-        <w:t>}}</w:t>
-      </w:r>
-    </w:p>
-    <w:p>
-      <w:pPr>
-        <w:pStyle w:val="3"/>
-        <w:jc w:val="left"/>
-        <w:rPr>
-          <w:rFonts w:hint="eastAsia" w:ascii="微软雅黑" w:hAnsi="微软雅黑" w:eastAsia="微软雅黑" w:cs="微软雅黑"/>
-          <w:color w:val="000000" w:themeColor="text1"/>
-          <w:sz w:val="16"/>
-          <w:szCs w:val="16"/>
-          <w:lang w:eastAsia="zh-CN"/>
-          <w14:textFill>
-            <w14:solidFill>
-              <w14:schemeClr w14:val="tx1"/>
-            </w14:solidFill>
-          </w14:textFill>
-        </w:rPr>
-      </w:pPr>
-    </w:p>
-    <w:p>
-      <w:pPr>
-        <w:pStyle w:val="3"/>
-        <w:ind w:left="851" w:firstLine="0"/>
-        <w:jc w:val="left"/>
-        <w:rPr>
-          <w:rFonts w:hint="eastAsia" w:ascii="微软雅黑" w:hAnsi="微软雅黑" w:eastAsia="微软雅黑" w:cs="微软雅黑"/>
-          <w:color w:val="000000" w:themeColor="text1"/>
-          <w:sz w:val="16"/>
-          <w:szCs w:val="16"/>
-          <w:lang w:eastAsia="zh-CN"/>
-          <w14:textFill>
-            <w14:solidFill>
-              <w14:schemeClr w14:val="tx1"/>
-            </w14:solidFill>
-          </w14:textFill>
-        </w:rPr>
-      </w:pPr>
-    </w:p>
-    <w:p>
-      <w:pPr>
-        <w:pStyle w:val="3"/>
-        <w:ind w:left="851" w:firstLine="0"/>
-        <w:jc w:val="left"/>
-        <w:rPr>
-          <w:rFonts w:hint="eastAsia" w:ascii="微软雅黑" w:hAnsi="微软雅黑" w:eastAsia="微软雅黑" w:cs="微软雅黑"/>
-          <w:color w:val="000000" w:themeColor="text1"/>
-          <w:sz w:val="16"/>
-          <w:szCs w:val="16"/>
-          <w:lang w:eastAsia="zh-CN"/>
-          <w14:textFill>
-            <w14:solidFill>
-              <w14:schemeClr w14:val="tx1"/>
-            </w14:solidFill>
-          </w14:textFill>
-        </w:rPr>
-      </w:pPr>
-    </w:p>
-    <w:p>
-      <w:pPr>
-        <w:pStyle w:val="3"/>
-        <w:ind w:left="851" w:firstLine="0"/>
-        <w:jc w:val="left"/>
-        <w:rPr>
-          <w:rFonts w:hint="eastAsia" w:ascii="微软雅黑" w:hAnsi="微软雅黑" w:eastAsia="微软雅黑" w:cs="微软雅黑"/>
-          <w:color w:val="000000" w:themeColor="text1"/>
-          <w:sz w:val="16"/>
-          <w:szCs w:val="16"/>
-          <w:lang w:eastAsia="zh-CN"/>
-          <w14:textFill>
-            <w14:solidFill>
-              <w14:schemeClr w14:val="tx1"/>
-            </w14:solidFill>
-          </w14:textFill>
-        </w:rPr>
-      </w:pPr>
-    </w:p>
-    <w:p>
-      <w:pPr>
-        <w:pStyle w:val="3"/>
-        <w:ind w:left="851" w:firstLine="0"/>
-        <w:jc w:val="left"/>
-        <w:rPr>
-          <w:rFonts w:hint="eastAsia" w:ascii="微软雅黑" w:hAnsi="微软雅黑" w:eastAsia="微软雅黑" w:cs="微软雅黑"/>
-          <w:color w:val="000000" w:themeColor="text1"/>
-          <w:sz w:val="16"/>
-          <w:szCs w:val="16"/>
-          <w:lang w:eastAsia="zh-CN"/>
-          <w14:textFill>
-            <w14:solidFill>
-              <w14:schemeClr w14:val="tx1"/>
-            </w14:solidFill>
-          </w14:textFill>
-        </w:rPr>
-      </w:pPr>
-    </w:p>
-    <w:p>
-      <w:pPr>
-        <w:pStyle w:val="3"/>
-        <w:ind w:left="851" w:firstLine="0"/>
-        <w:jc w:val="left"/>
-        <w:rPr>
-          <w:rFonts w:hint="eastAsia" w:ascii="微软雅黑" w:hAnsi="微软雅黑" w:eastAsia="微软雅黑" w:cs="微软雅黑"/>
-          <w:color w:val="000000" w:themeColor="text1"/>
-          <w:sz w:val="16"/>
-          <w:szCs w:val="16"/>
-          <w:lang w:eastAsia="zh-CN"/>
-          <w14:textFill>
-            <w14:solidFill>
-              <w14:schemeClr w14:val="tx1"/>
-            </w14:solidFill>
-          </w14:textFill>
-        </w:rPr>
-      </w:pPr>
-    </w:p>
-    <w:p>
-      <w:pPr>
-        <w:pStyle w:val="3"/>
-        <w:ind w:left="851" w:firstLine="0"/>
-        <w:jc w:val="left"/>
-        <w:rPr>
-          <w:rFonts w:hint="eastAsia" w:ascii="微软雅黑" w:hAnsi="微软雅黑" w:eastAsia="微软雅黑" w:cs="微软雅黑"/>
-          <w:color w:val="000000" w:themeColor="text1"/>
-          <w:sz w:val="16"/>
-          <w:szCs w:val="16"/>
-          <w:lang w:eastAsia="zh-CN"/>
-          <w14:textFill>
-            <w14:solidFill>
-              <w14:schemeClr w14:val="tx1"/>
-            </w14:solidFill>
-          </w14:textFill>
-        </w:rPr>
-      </w:pPr>
-    </w:p>
-    <w:p>
-      <w:pPr>
-        <w:pStyle w:val="3"/>
-        <w:ind w:left="851" w:firstLine="0"/>
-        <w:jc w:val="left"/>
-        <w:rPr>
-          <w:rFonts w:hint="eastAsia" w:ascii="微软雅黑" w:hAnsi="微软雅黑" w:eastAsia="微软雅黑" w:cs="微软雅黑"/>
-          <w:color w:val="000000" w:themeColor="text1"/>
-          <w:sz w:val="16"/>
-          <w:szCs w:val="16"/>
-          <w:lang w:eastAsia="zh-CN"/>
-          <w14:textFill>
-            <w14:solidFill>
-              <w14:schemeClr w14:val="tx1"/>
-            </w14:solidFill>
-          </w14:textFill>
-        </w:rPr>
-      </w:pPr>
-    </w:p>
-    <w:p>
-      <w:pPr>
-        <w:pStyle w:val="2"/>
-        <w:rPr>
-          <w:rFonts w:hint="eastAsia" w:ascii="微软雅黑" w:hAnsi="微软雅黑" w:eastAsia="微软雅黑" w:cs="微软雅黑"/>
-          <w:szCs w:val="24"/>
-        </w:rPr>
-      </w:pPr>
-      <w:bookmarkStart w:id="22" w:name="_Toc202193172"/>
-      <w:r>
-        <w:rPr>
-          <w:rFonts w:hint="eastAsia" w:ascii="微软雅黑" w:hAnsi="微软雅黑" w:eastAsia="微软雅黑" w:cs="微软雅黑"/>
-          <w:szCs w:val="24"/>
-          <w:lang w:eastAsia="zh-CN"/>
-        </w:rPr>
-        <w:t>关于安全</w:t>
-      </w:r>
-      <w:bookmarkEnd w:id="22"/>
-      <w:r>
-        <w:rPr>
-          <w:rFonts w:hint="eastAsia" w:ascii="微软雅黑" w:hAnsi="微软雅黑" w:eastAsia="微软雅黑" w:cs="微软雅黑"/>
-          <w:szCs w:val="24"/>
-        </w:rPr>
-        <w:t xml:space="preserve"> </w:t>
-      </w:r>
-    </w:p>
-    <w:p>
-      <w:pPr>
-        <w:pStyle w:val="3"/>
-        <w:ind w:left="0" w:leftChars="0" w:firstLine="0" w:firstLineChars="0"/>
-        <w:rPr>
-          <w:rFonts w:hint="eastAsia" w:ascii="微软雅黑" w:hAnsi="微软雅黑" w:eastAsia="微软雅黑" w:cs="微软雅黑"/>
-          <w:lang w:eastAsia="zh-CN"/>
-        </w:rPr>
-      </w:pPr>
-      <w:r>
-        <w:rPr>
-          <w:rFonts w:hint="eastAsia" w:ascii="微软雅黑" w:hAnsi="微软雅黑" w:eastAsia="微软雅黑" w:cs="微软雅黑"/>
-          <w:color w:val="9BBB59" w:themeColor="accent3"/>
-          <w:szCs w:val="21"/>
-          <w:lang w:val="en-US" w:eastAsia="zh-CN"/>
-          <w14:textFill>
-            <w14:solidFill>
-              <w14:schemeClr w14:val="accent3"/>
-            </w14:solidFill>
-          </w14:textFill>
-        </w:rPr>
-        <w:t>{</w:t>
-      </w:r>
-      <w:r>
-        <w:rPr>
-          <w:rFonts w:hint="eastAsia" w:ascii="微软雅黑" w:hAnsi="微软雅黑" w:eastAsia="微软雅黑" w:cs="微软雅黑"/>
-          <w:color w:val="9BBB59" w:themeColor="accent3"/>
-          <w:szCs w:val="21"/>
-          <w:lang w:val="en-US" w:eastAsia="zh-CN"/>
-          <w14:textFill>
-            <w14:solidFill>
-              <w14:schemeClr w14:val="accent3"/>
-            </w14:solidFill>
-          </w14:textFill>
-        </w:rPr>
-        <w:t>{safety_protection_info}</w:t>
-      </w:r>
-      <w:r>
-        <w:rPr>
-          <w:rFonts w:hint="eastAsia" w:ascii="微软雅黑" w:hAnsi="微软雅黑" w:eastAsia="微软雅黑" w:cs="微软雅黑"/>
-          <w:color w:val="9BBB59" w:themeColor="accent3"/>
-          <w:szCs w:val="21"/>
-          <w:lang w:val="en-US" w:eastAsia="zh-CN"/>
-          <w14:textFill>
-            <w14:solidFill>
-              <w14:schemeClr w14:val="accent3"/>
-            </w14:solidFill>
-          </w14:textFill>
-        </w:rPr>
-        <w:t>}</w:t>
-      </w:r>
-    </w:p>
-    <w:p>
-      <w:pPr>
-        <w:pStyle w:val="3"/>
-        <w:ind w:firstLine="0"/>
-        <w:rPr>
-          <w:rFonts w:hint="eastAsia" w:ascii="微软雅黑" w:hAnsi="微软雅黑" w:eastAsia="微软雅黑" w:cs="微软雅黑"/>
-          <w:bCs/>
-          <w:sz w:val="18"/>
-          <w:szCs w:val="16"/>
-          <w:lang w:eastAsia="zh-CN"/>
-        </w:rPr>
-      </w:pPr>
-    </w:p>
-    <w:p>
-      <w:pPr>
-        <w:pStyle w:val="3"/>
-        <w:ind w:firstLine="0"/>
-        <w:rPr>
-          <w:rFonts w:hint="eastAsia" w:ascii="微软雅黑" w:hAnsi="微软雅黑" w:eastAsia="微软雅黑" w:cs="微软雅黑"/>
-          <w:bCs/>
-          <w:sz w:val="18"/>
-          <w:szCs w:val="16"/>
-          <w:lang w:eastAsia="zh-CN"/>
-        </w:rPr>
-      </w:pPr>
-    </w:p>
-    <w:p>
-      <w:pPr>
-        <w:pStyle w:val="3"/>
-        <w:ind w:firstLine="0"/>
-        <w:rPr>
-          <w:rFonts w:hint="eastAsia" w:ascii="微软雅黑" w:hAnsi="微软雅黑" w:eastAsia="微软雅黑" w:cs="微软雅黑"/>
-          <w:bCs/>
-          <w:sz w:val="18"/>
-          <w:szCs w:val="16"/>
-          <w:lang w:eastAsia="zh-CN"/>
-        </w:rPr>
-      </w:pPr>
-    </w:p>
-    <w:p>
-      <w:pPr>
-        <w:pStyle w:val="3"/>
-        <w:ind w:firstLine="0"/>
-        <w:rPr>
-          <w:rFonts w:hint="eastAsia" w:ascii="微软雅黑" w:hAnsi="微软雅黑" w:eastAsia="微软雅黑" w:cs="微软雅黑"/>
-          <w:bCs/>
-          <w:sz w:val="18"/>
-          <w:szCs w:val="16"/>
-          <w:lang w:eastAsia="zh-CN"/>
-        </w:rPr>
-      </w:pPr>
-    </w:p>
-    <w:p>
-      <w:pPr>
-        <w:pStyle w:val="3"/>
-        <w:ind w:firstLine="0"/>
-        <w:rPr>
-          <w:rFonts w:hint="eastAsia" w:ascii="微软雅黑" w:hAnsi="微软雅黑" w:eastAsia="微软雅黑" w:cs="微软雅黑"/>
-          <w:bCs/>
-          <w:sz w:val="18"/>
-          <w:szCs w:val="16"/>
-          <w:lang w:eastAsia="zh-CN"/>
-        </w:rPr>
-      </w:pPr>
-    </w:p>
-    <w:p>
-      <w:pPr>
-        <w:pStyle w:val="3"/>
-        <w:ind w:firstLine="0"/>
-        <w:rPr>
-          <w:rFonts w:hint="eastAsia" w:ascii="微软雅黑" w:hAnsi="微软雅黑" w:eastAsia="微软雅黑" w:cs="微软雅黑"/>
-          <w:bCs/>
-          <w:sz w:val="18"/>
-          <w:szCs w:val="16"/>
-          <w:lang w:eastAsia="zh-CN"/>
-        </w:rPr>
-      </w:pPr>
-    </w:p>
-    <w:p>
-      <w:pPr>
-        <w:pStyle w:val="2"/>
-        <w:rPr>
-          <w:rFonts w:hint="eastAsia" w:ascii="微软雅黑" w:hAnsi="微软雅黑" w:eastAsia="微软雅黑" w:cs="微软雅黑"/>
-        </w:rPr>
-      </w:pPr>
-      <w:bookmarkStart w:id="23" w:name="_Toc202193174"/>
-      <w:r>
-        <w:rPr>
-          <w:rFonts w:hint="eastAsia" w:ascii="微软雅黑" w:hAnsi="微软雅黑" w:eastAsia="微软雅黑" w:cs="微软雅黑"/>
-          <w:lang w:eastAsia="zh-CN"/>
-        </w:rPr>
-        <w:t>各种</w:t>
-      </w:r>
-      <w:r>
-        <w:rPr>
-          <w:rFonts w:hint="eastAsia" w:ascii="微软雅黑" w:hAnsi="微软雅黑" w:eastAsia="微软雅黑" w:cs="微软雅黑"/>
-          <w:lang w:eastAsia="zh-CN"/>
-        </w:rPr>
-        <w:t>设定</w:t>
-      </w:r>
-      <w:bookmarkEnd w:id="23"/>
-      <w:r>
-        <w:rPr>
-          <w:rFonts w:hint="eastAsia" w:ascii="微软雅黑" w:hAnsi="微软雅黑" w:eastAsia="微软雅黑" w:cs="微软雅黑"/>
-        </w:rPr>
-        <w:t xml:space="preserve"> </w:t>
-      </w:r>
-    </w:p>
-    <w:p>
-      <w:pPr>
-        <w:pStyle w:val="4"/>
-        <w:ind w:left="738" w:hanging="498"/>
-        <w:rPr>
-          <w:rFonts w:hint="eastAsia" w:ascii="微软雅黑" w:hAnsi="微软雅黑" w:eastAsia="微软雅黑" w:cs="微软雅黑"/>
-          <w:lang w:eastAsia="zh-CN"/>
-        </w:rPr>
-      </w:pPr>
-      <w:r>
-        <w:rPr>
-          <w:rFonts w:hint="eastAsia" w:ascii="微软雅黑" w:hAnsi="微软雅黑" w:eastAsia="微软雅黑" w:cs="微软雅黑"/>
-          <w:lang w:eastAsia="zh-CN"/>
-        </w:rPr>
-        <w:t>工厂出荷时的机器设定</w:t>
-      </w:r>
-    </w:p>
-    <w:p>
-      <w:pPr>
-        <w:pStyle w:val="3"/>
-        <w:ind w:firstLine="252" w:firstLineChars="120"/>
-        <w:rPr>
-          <w:rFonts w:hint="eastAsia" w:ascii="微软雅黑" w:hAnsi="微软雅黑" w:eastAsia="微软雅黑" w:cs="微软雅黑"/>
-          <w:lang w:eastAsia="zh-CN"/>
-        </w:rPr>
-      </w:pPr>
-      <w:r>
-        <w:rPr>
-          <w:rFonts w:hint="eastAsia" w:ascii="微软雅黑" w:hAnsi="微软雅黑" w:eastAsia="微软雅黑" w:cs="微软雅黑"/>
-          <w:color w:val="9BBB59" w:themeColor="accent3"/>
-          <w:szCs w:val="21"/>
-          <w:lang w:val="en-US" w:eastAsia="zh-CN"/>
-          <w14:textFill>
-            <w14:solidFill>
-              <w14:schemeClr w14:val="accent3"/>
-            </w14:solidFill>
-          </w14:textFill>
-        </w:rPr>
-        <w:t>{</w:t>
-      </w:r>
-      <w:r>
-        <w:rPr>
-          <w:rFonts w:hint="eastAsia" w:ascii="微软雅黑" w:hAnsi="微软雅黑" w:eastAsia="微软雅黑" w:cs="微软雅黑"/>
-          <w:color w:val="9BBB59" w:themeColor="accent3"/>
-          <w:szCs w:val="21"/>
-          <w:lang w:val="en-US" w:eastAsia="zh-CN"/>
-          <w14:textFill>
-            <w14:solidFill>
-              <w14:schemeClr w14:val="accent3"/>
-            </w14:solidFill>
-          </w14:textFill>
-        </w:rPr>
-        <w:t>{various_settings}</w:t>
-      </w:r>
-      <w:r>
-        <w:rPr>
-          <w:rFonts w:hint="eastAsia" w:ascii="微软雅黑" w:hAnsi="微软雅黑" w:eastAsia="微软雅黑" w:cs="微软雅黑"/>
-          <w:color w:val="9BBB59" w:themeColor="accent3"/>
-          <w:szCs w:val="21"/>
-          <w:lang w:val="en-US" w:eastAsia="zh-CN"/>
-          <w14:textFill>
-            <w14:solidFill>
-              <w14:schemeClr w14:val="accent3"/>
-            </w14:solidFill>
-          </w14:textFill>
-        </w:rPr>
-        <w:t>}</w:t>
-      </w:r>
-    </w:p>
-    <w:p>
-      <w:pPr>
-        <w:ind w:left="420" w:right="420"/>
-        <w:rPr>
-          <w:rFonts w:hint="eastAsia" w:ascii="微软雅黑" w:hAnsi="微软雅黑" w:eastAsia="微软雅黑" w:cs="微软雅黑"/>
-        </w:rPr>
-      </w:pPr>
-    </w:p>
-    <w:p>
-      <w:pPr>
-        <w:pStyle w:val="3"/>
-        <w:ind w:firstLine="0"/>
-        <w:rPr>
-          <w:rFonts w:hint="eastAsia" w:ascii="微软雅黑" w:hAnsi="微软雅黑" w:eastAsia="微软雅黑" w:cs="微软雅黑"/>
-          <w:lang w:eastAsia="zh-CN"/>
-        </w:rPr>
-      </w:pPr>
-    </w:p>
-    <w:p>
-      <w:pPr>
-        <w:pStyle w:val="2"/>
-        <w:rPr>
-          <w:rFonts w:hint="eastAsia" w:ascii="微软雅黑" w:hAnsi="微软雅黑" w:eastAsia="微软雅黑" w:cs="微软雅黑"/>
-        </w:rPr>
-      </w:pPr>
-      <w:bookmarkStart w:id="24" w:name="_Toc202193176"/>
-      <w:r>
-        <w:rPr>
-          <w:rFonts w:hint="eastAsia" w:ascii="微软雅黑" w:hAnsi="微软雅黑" w:eastAsia="微软雅黑" w:cs="微软雅黑"/>
-          <w:lang w:eastAsia="zh-CN"/>
-        </w:rPr>
-        <w:t>标签</w:t>
-      </w:r>
-      <w:bookmarkEnd w:id="24"/>
-      <w:r>
-        <w:rPr>
-          <w:rFonts w:hint="eastAsia" w:ascii="微软雅黑" w:hAnsi="微软雅黑" w:eastAsia="微软雅黑" w:cs="微软雅黑"/>
-        </w:rPr>
-        <w:t xml:space="preserve"> </w:t>
-      </w:r>
-    </w:p>
-    <w:p>
-      <w:pPr>
-        <w:pStyle w:val="3"/>
-        <w:rPr>
-          <w:rFonts w:hint="eastAsia" w:ascii="微软雅黑" w:hAnsi="微软雅黑" w:eastAsia="微软雅黑" w:cs="微软雅黑"/>
-          <w:color w:val="000000" w:themeColor="text1"/>
-          <w:szCs w:val="21"/>
-          <w:lang w:val="en-US" w:eastAsia="zh-CN"/>
-          <w14:textFill>
-            <w14:solidFill>
-              <w14:schemeClr w14:val="tx1"/>
-            </w14:solidFill>
-          </w14:textFill>
-        </w:rPr>
-      </w:pPr>
-      <w:r>
-        <w:rPr>
-          <w:rFonts w:hint="eastAsia" w:ascii="微软雅黑" w:hAnsi="微软雅黑" w:eastAsia="微软雅黑" w:cs="微软雅黑"/>
-          <w:color w:val="000000" w:themeColor="text1"/>
-          <w:szCs w:val="21"/>
-          <w:lang w:val="en-US" w:eastAsia="zh-CN"/>
-          <w14:textFill>
-            <w14:solidFill>
-              <w14:schemeClr w14:val="tx1"/>
-            </w14:solidFill>
-          </w14:textFill>
-        </w:rPr>
-        <w:t>标签仕样在《客先仕样图（</w:t>
-      </w:r>
-      <w:r>
-        <w:rPr>
-          <w:rFonts w:hint="eastAsia" w:ascii="微软雅黑" w:hAnsi="微软雅黑" w:eastAsia="微软雅黑" w:cs="微软雅黑"/>
-          <w:color w:val="FF0000"/>
-          <w:szCs w:val="21"/>
-          <w:lang w:val="en-US" w:eastAsia="zh-CN"/>
-        </w:rPr>
-        <w:t xml:space="preserve"> </w:t>
-      </w:r>
-      <w:r>
-        <w:rPr>
-          <w:rFonts w:hint="eastAsia" w:ascii="微软雅黑" w:hAnsi="微软雅黑" w:eastAsia="微软雅黑" w:cs="微软雅黑"/>
-          <w:color w:val="FF0000"/>
-          <w:szCs w:val="21"/>
-          <w:lang w:val="en-US" w:eastAsia="zh-CN"/>
-        </w:rPr>
-        <w:t>{</w:t>
-      </w:r>
-      <w:r>
-        <w:rPr>
-          <w:rFonts w:hint="eastAsia" w:ascii="微软雅黑" w:hAnsi="微软雅黑" w:eastAsia="微软雅黑" w:cs="微软雅黑"/>
-          <w:color w:val="FF0000"/>
-          <w:szCs w:val="21"/>
-          <w:lang w:val="en-US" w:eastAsia="zh-CN"/>
-        </w:rPr>
-        <w:t>{</w:t>
-      </w:r>
-      <w:r>
-        <w:rPr>
-          <w:rFonts w:hint="eastAsia" w:ascii="微软雅黑" w:hAnsi="微软雅黑" w:eastAsia="微软雅黑" w:cs="微软雅黑"/>
-          <w:color w:val="FF0000"/>
-          <w:szCs w:val="21"/>
-          <w:lang w:val="en-US" w:eastAsia="zh-CN"/>
-        </w:rPr>
-        <w:t>d</w:t>
-      </w:r>
-      <w:r>
-        <w:rPr>
-          <w:rFonts w:hint="eastAsia" w:ascii="微软雅黑" w:hAnsi="微软雅黑" w:eastAsia="微软雅黑" w:cs="微软雅黑"/>
-          <w:color w:val="FF0000"/>
-          <w:szCs w:val="21"/>
-          <w:lang w:val="en-US" w:eastAsia="zh-CN"/>
-        </w:rPr>
-        <w:t>ustomer</w:t>
-      </w:r>
-      <w:r>
-        <w:rPr>
-          <w:rFonts w:hint="eastAsia" w:ascii="微软雅黑" w:hAnsi="微软雅黑" w:eastAsia="微软雅黑" w:cs="微软雅黑"/>
-          <w:color w:val="FF0000"/>
-          <w:szCs w:val="21"/>
-          <w:lang w:val="en-US" w:eastAsia="zh-CN"/>
-        </w:rPr>
-        <w:t>_</w:t>
-      </w:r>
-      <w:r>
-        <w:rPr>
-          <w:rFonts w:hint="eastAsia" w:ascii="微软雅黑" w:hAnsi="微软雅黑" w:eastAsia="微软雅黑" w:cs="微软雅黑"/>
-          <w:color w:val="FF0000"/>
-          <w:szCs w:val="21"/>
-          <w:lang w:val="en-US" w:eastAsia="zh-CN"/>
-        </w:rPr>
-        <w:t>specific</w:t>
-      </w:r>
-      <w:r>
-        <w:rPr>
-          <w:rFonts w:hint="eastAsia" w:ascii="微软雅黑" w:hAnsi="微软雅黑" w:eastAsia="微软雅黑" w:cs="微软雅黑"/>
-          <w:color w:val="FF0000"/>
-          <w:szCs w:val="21"/>
-          <w:lang w:val="en-US" w:eastAsia="zh-CN"/>
-        </w:rPr>
-        <w:t>_numner</w:t>
-      </w:r>
-      <w:r>
-        <w:rPr>
-          <w:rFonts w:hint="eastAsia" w:ascii="微软雅黑" w:hAnsi="微软雅黑" w:eastAsia="微软雅黑" w:cs="微软雅黑"/>
-          <w:color w:val="FF0000"/>
-          <w:szCs w:val="21"/>
-          <w:lang w:val="en-US" w:eastAsia="zh-CN"/>
-        </w:rPr>
-        <w:t>}</w:t>
-      </w:r>
-      <w:r>
-        <w:rPr>
-          <w:rFonts w:hint="eastAsia" w:ascii="微软雅黑" w:hAnsi="微软雅黑" w:eastAsia="微软雅黑" w:cs="微软雅黑"/>
-          <w:color w:val="FF0000"/>
-          <w:szCs w:val="21"/>
-          <w:lang w:val="en-US" w:eastAsia="zh-CN"/>
-        </w:rPr>
-        <w:t>}</w:t>
-      </w:r>
-      <w:r>
-        <w:rPr>
-          <w:rFonts w:hint="eastAsia" w:ascii="微软雅黑" w:hAnsi="微软雅黑" w:eastAsia="微软雅黑" w:cs="微软雅黑"/>
-          <w:color w:val="000000" w:themeColor="text1"/>
-          <w:szCs w:val="21"/>
-          <w:lang w:val="en-US" w:eastAsia="zh-CN"/>
-          <w14:textFill>
-            <w14:solidFill>
-              <w14:schemeClr w14:val="tx1"/>
-            </w14:solidFill>
-          </w14:textFill>
-        </w:rPr>
-        <w:t xml:space="preserve"> ）》中记载</w:t>
-      </w:r>
-    </w:p>
-    <w:p>
-      <w:pPr>
-        <w:pStyle w:val="3"/>
-        <w:rPr>
-          <w:rFonts w:hint="eastAsia" w:ascii="微软雅黑" w:hAnsi="微软雅黑" w:eastAsia="微软雅黑" w:cs="微软雅黑"/>
-          <w:lang w:eastAsia="zh-CN"/>
-        </w:rPr>
-      </w:pPr>
-    </w:p>
-    <w:p>
-      <w:pPr>
-        <w:pStyle w:val="2"/>
-        <w:rPr>
-          <w:rFonts w:hint="eastAsia" w:ascii="微软雅黑" w:hAnsi="微软雅黑" w:eastAsia="微软雅黑" w:cs="微软雅黑"/>
-        </w:rPr>
-      </w:pPr>
-      <w:bookmarkStart w:id="25" w:name="_Toc202193177"/>
-      <w:r>
-        <w:rPr>
-          <w:rFonts w:hint="eastAsia" w:ascii="微软雅黑" w:hAnsi="微软雅黑" w:eastAsia="微软雅黑" w:cs="微软雅黑"/>
-          <w:lang w:eastAsia="zh-CN"/>
-        </w:rPr>
-        <w:t>包装</w:t>
-      </w:r>
-      <w:bookmarkEnd w:id="25"/>
-      <w:r>
-        <w:rPr>
-          <w:rFonts w:hint="eastAsia" w:ascii="微软雅黑" w:hAnsi="微软雅黑" w:eastAsia="微软雅黑" w:cs="微软雅黑"/>
-        </w:rPr>
-        <w:t xml:space="preserve"> </w:t>
-      </w:r>
-    </w:p>
-    <w:p>
-      <w:pPr>
-        <w:pStyle w:val="3"/>
-        <w:rPr>
-          <w:rFonts w:hint="eastAsia" w:ascii="微软雅黑" w:hAnsi="微软雅黑" w:eastAsia="微软雅黑" w:cs="微软雅黑"/>
-          <w:lang w:eastAsia="zh-CN"/>
-        </w:rPr>
-      </w:pPr>
-      <w:r>
-        <w:rPr>
-          <w:rFonts w:hint="eastAsia" w:ascii="微软雅黑" w:hAnsi="微软雅黑" w:eastAsia="微软雅黑" w:cs="微软雅黑"/>
-          <w:lang w:eastAsia="zh-CN"/>
-        </w:rPr>
-        <w:t xml:space="preserve">包装仕样在《包装仕样图（ </w:t>
-      </w:r>
-      <w:r>
-        <w:rPr>
-          <w:rFonts w:hint="eastAsia" w:ascii="微软雅黑" w:hAnsi="微软雅黑" w:eastAsia="微软雅黑" w:cs="微软雅黑"/>
-          <w:color w:val="FF0000"/>
-          <w:szCs w:val="21"/>
-          <w:lang w:val="en-US" w:eastAsia="zh-CN"/>
-        </w:rPr>
-        <w:t>{</w:t>
-      </w:r>
-      <w:r>
-        <w:rPr>
-          <w:rFonts w:hint="eastAsia" w:ascii="微软雅黑" w:hAnsi="微软雅黑" w:eastAsia="微软雅黑" w:cs="微软雅黑"/>
-          <w:color w:val="FF0000"/>
-          <w:szCs w:val="21"/>
-          <w:lang w:val="en-US" w:eastAsia="zh-CN"/>
-        </w:rPr>
-        <w:t>{packing</w:t>
-      </w:r>
-      <w:r>
-        <w:rPr>
-          <w:rFonts w:hint="eastAsia" w:ascii="微软雅黑" w:hAnsi="微软雅黑" w:eastAsia="微软雅黑" w:cs="微软雅黑"/>
-          <w:color w:val="FF0000"/>
-          <w:szCs w:val="21"/>
-          <w:lang w:val="en-US" w:eastAsia="zh-CN"/>
-        </w:rPr>
-        <w:t>_s</w:t>
-      </w:r>
-      <w:r>
-        <w:rPr>
-          <w:rFonts w:hint="eastAsia" w:ascii="微软雅黑" w:hAnsi="微软雅黑" w:eastAsia="微软雅黑" w:cs="微软雅黑"/>
-          <w:color w:val="FF0000"/>
-          <w:szCs w:val="21"/>
-          <w:lang w:val="en-US" w:eastAsia="zh-CN"/>
-        </w:rPr>
-        <w:t>pecification</w:t>
-      </w:r>
-      <w:r>
-        <w:rPr>
-          <w:rFonts w:hint="eastAsia" w:ascii="微软雅黑" w:hAnsi="微软雅黑" w:eastAsia="微软雅黑" w:cs="微软雅黑"/>
-          <w:color w:val="FF0000"/>
-          <w:szCs w:val="21"/>
-          <w:lang w:val="en-US" w:eastAsia="zh-CN"/>
-        </w:rPr>
-        <w:t>_number</w:t>
-      </w:r>
-      <w:r>
-        <w:rPr>
-          <w:rFonts w:hint="eastAsia" w:ascii="微软雅黑" w:hAnsi="微软雅黑" w:eastAsia="微软雅黑" w:cs="微软雅黑"/>
-          <w:color w:val="FF0000"/>
-          <w:szCs w:val="21"/>
-          <w:lang w:val="en-US" w:eastAsia="zh-CN"/>
-        </w:rPr>
-        <w:t>}</w:t>
-      </w:r>
-      <w:r>
-        <w:rPr>
-          <w:rFonts w:hint="eastAsia" w:ascii="微软雅黑" w:hAnsi="微软雅黑" w:eastAsia="微软雅黑" w:cs="微软雅黑"/>
-          <w:color w:val="FF0000"/>
-          <w:szCs w:val="21"/>
-          <w:lang w:val="en-US" w:eastAsia="zh-CN"/>
-        </w:rPr>
-        <w:t>}</w:t>
-      </w:r>
-      <w:r>
-        <w:rPr>
-          <w:rFonts w:hint="eastAsia" w:ascii="微软雅黑" w:hAnsi="微软雅黑" w:eastAsia="微软雅黑" w:cs="微软雅黑"/>
-          <w:lang w:eastAsia="zh-CN"/>
-        </w:rPr>
-        <w:t xml:space="preserve"> ）</w:t>
-      </w:r>
-      <w:r>
-        <w:rPr>
-          <w:rFonts w:hint="eastAsia" w:ascii="微软雅黑" w:hAnsi="微软雅黑" w:eastAsia="微软雅黑" w:cs="微软雅黑"/>
-          <w:lang w:val="en-US" w:eastAsia="zh-CN"/>
-        </w:rPr>
-        <w:t>+</w:t>
-      </w:r>
-      <w:r>
-        <w:rPr>
-          <w:rFonts w:hint="eastAsia" w:ascii="微软雅黑" w:hAnsi="微软雅黑" w:eastAsia="微软雅黑" w:cs="微软雅黑"/>
-          <w:lang w:eastAsia="zh-CN"/>
-        </w:rPr>
-        <w:t>梱包说明图（</w:t>
-      </w:r>
-      <w:r>
-        <w:rPr>
-          <w:rFonts w:hint="eastAsia" w:ascii="微软雅黑" w:hAnsi="微软雅黑" w:eastAsia="微软雅黑" w:cs="微软雅黑"/>
-          <w:color w:val="FF0000"/>
-          <w:lang w:val="en-US" w:eastAsia="zh-CN"/>
-        </w:rPr>
-        <w:t xml:space="preserve"> </w:t>
-      </w:r>
-      <w:r>
-        <w:rPr>
-          <w:rFonts w:hint="eastAsia" w:ascii="微软雅黑" w:hAnsi="微软雅黑" w:eastAsia="微软雅黑" w:cs="微软雅黑"/>
-          <w:color w:val="FF0000"/>
-          <w:szCs w:val="21"/>
-          <w:lang w:val="en-US" w:eastAsia="zh-CN"/>
-        </w:rPr>
-        <w:t>{</w:t>
-      </w:r>
-      <w:r>
-        <w:rPr>
-          <w:rFonts w:hint="eastAsia" w:ascii="微软雅黑" w:hAnsi="微软雅黑" w:eastAsia="微软雅黑" w:cs="微软雅黑"/>
-          <w:color w:val="FF0000"/>
-          <w:szCs w:val="21"/>
-          <w:lang w:val="en-US" w:eastAsia="zh-CN"/>
-        </w:rPr>
-        <w:t>{packing</w:t>
-      </w:r>
-      <w:r>
-        <w:rPr>
-          <w:rFonts w:hint="eastAsia" w:ascii="微软雅黑" w:hAnsi="微软雅黑" w:eastAsia="微软雅黑" w:cs="微软雅黑"/>
-          <w:color w:val="FF0000"/>
-          <w:szCs w:val="21"/>
-          <w:lang w:val="en-US" w:eastAsia="zh-CN"/>
-        </w:rPr>
-        <w:t>_i</w:t>
-      </w:r>
-      <w:r>
-        <w:rPr>
-          <w:rFonts w:hint="eastAsia" w:ascii="微软雅黑" w:hAnsi="微软雅黑" w:eastAsia="微软雅黑" w:cs="微软雅黑"/>
-          <w:color w:val="FF0000"/>
-          <w:szCs w:val="21"/>
-          <w:lang w:val="en-US" w:eastAsia="zh-CN"/>
-        </w:rPr>
-        <w:t>nstructions</w:t>
-      </w:r>
-      <w:r>
-        <w:rPr>
-          <w:rFonts w:hint="eastAsia" w:ascii="微软雅黑" w:hAnsi="微软雅黑" w:eastAsia="微软雅黑" w:cs="微软雅黑"/>
-          <w:color w:val="FF0000"/>
-          <w:szCs w:val="21"/>
-          <w:lang w:val="en-US" w:eastAsia="zh-CN"/>
-        </w:rPr>
-        <w:t>_number</w:t>
-      </w:r>
-      <w:r>
-        <w:rPr>
-          <w:rFonts w:hint="eastAsia" w:ascii="微软雅黑" w:hAnsi="微软雅黑" w:eastAsia="微软雅黑" w:cs="微软雅黑"/>
-          <w:color w:val="FF0000"/>
-          <w:szCs w:val="21"/>
-          <w:lang w:val="en-US" w:eastAsia="zh-CN"/>
-        </w:rPr>
-        <w:t>}</w:t>
-      </w:r>
-      <w:r>
-        <w:rPr>
-          <w:rFonts w:hint="eastAsia" w:ascii="微软雅黑" w:hAnsi="微软雅黑" w:eastAsia="微软雅黑" w:cs="微软雅黑"/>
-          <w:color w:val="FF0000"/>
-          <w:szCs w:val="21"/>
-          <w:lang w:val="en-US" w:eastAsia="zh-CN"/>
-        </w:rPr>
-        <w:t>}</w:t>
-      </w:r>
-      <w:r>
-        <w:rPr>
-          <w:rFonts w:hint="eastAsia" w:ascii="微软雅黑" w:hAnsi="微软雅黑" w:eastAsia="微软雅黑" w:cs="微软雅黑"/>
-          <w:lang w:eastAsia="zh-CN"/>
-        </w:rPr>
-        <w:t xml:space="preserve"> ）》中记载</w:t>
-      </w:r>
-    </w:p>
-    <w:p>
-      <w:pPr>
-        <w:pStyle w:val="2"/>
-        <w:rPr>
-          <w:rFonts w:hint="eastAsia" w:ascii="微软雅黑" w:hAnsi="微软雅黑" w:eastAsia="微软雅黑" w:cs="微软雅黑"/>
-          <w:lang w:eastAsia="zh-CN"/>
-        </w:rPr>
-      </w:pPr>
-      <w:r>
-        <w:rPr>
-          <w:rFonts w:hint="eastAsia" w:ascii="微软雅黑" w:hAnsi="微软雅黑" w:eastAsia="微软雅黑" w:cs="微软雅黑"/>
-          <w:lang w:eastAsia="zh-CN"/>
-        </w:rPr>
-        <w:t>出荷条件</w:t>
-      </w:r>
-    </w:p>
-    <w:p>
-      <w:pPr>
-        <w:pStyle w:val="3"/>
-        <w:rPr>
-          <w:rFonts w:hint="eastAsia" w:ascii="微软雅黑" w:hAnsi="微软雅黑" w:eastAsia="微软雅黑" w:cs="微软雅黑"/>
-          <w:lang w:eastAsia="zh-CN"/>
-        </w:rPr>
-      </w:pPr>
-      <w:r>
-        <w:rPr>
-          <w:rFonts w:hint="eastAsia" w:ascii="微软雅黑" w:hAnsi="微软雅黑" w:eastAsia="微软雅黑" w:cs="微软雅黑"/>
-          <w:lang w:eastAsia="zh-CN"/>
-        </w:rPr>
-        <w:t xml:space="preserve">参照《 IGS ( </w:t>
-      </w:r>
-      <w:r>
-        <w:rPr>
-          <w:rFonts w:hint="eastAsia" w:ascii="微软雅黑" w:hAnsi="微软雅黑" w:eastAsia="微软雅黑" w:cs="微软雅黑"/>
-          <w:lang w:val="en-US" w:eastAsia="zh-CN"/>
-        </w:rPr>
-        <w:t xml:space="preserve"> </w:t>
-      </w:r>
-      <w:r>
-        <w:rPr>
-          <w:rFonts w:hint="eastAsia" w:ascii="微软雅黑" w:hAnsi="微软雅黑" w:eastAsia="微软雅黑" w:cs="微软雅黑"/>
-          <w:color w:val="FF0000"/>
-          <w:szCs w:val="21"/>
-          <w:lang w:val="en-US" w:eastAsia="zh-CN"/>
-        </w:rPr>
-        <w:t>{{igs_number}}</w:t>
-      </w:r>
-      <w:r>
-        <w:rPr>
-          <w:rFonts w:hint="eastAsia" w:ascii="微软雅黑" w:hAnsi="微软雅黑" w:eastAsia="微软雅黑" w:cs="微软雅黑"/>
-          <w:color w:val="9BBB59" w:themeColor="accent3"/>
-          <w:szCs w:val="21"/>
-          <w:lang w:val="en-US" w:eastAsia="zh-CN"/>
-          <w14:textFill>
-            <w14:solidFill>
-              <w14:schemeClr w14:val="accent3"/>
-            </w14:solidFill>
-          </w14:textFill>
-        </w:rPr>
-        <w:t xml:space="preserve"> </w:t>
-      </w:r>
-      <w:r>
-        <w:rPr>
-          <w:rFonts w:hint="eastAsia" w:ascii="微软雅黑" w:hAnsi="微软雅黑" w:eastAsia="微软雅黑" w:cs="微软雅黑"/>
-          <w:lang w:eastAsia="zh-CN"/>
-        </w:rPr>
-        <w:t xml:space="preserve"> ) 》</w:t>
-      </w:r>
-    </w:p>
-    <w:p>
-      <w:pPr>
-        <w:pStyle w:val="3"/>
-        <w:rPr>
-          <w:rFonts w:hint="eastAsia" w:ascii="微软雅黑" w:hAnsi="微软雅黑" w:eastAsia="微软雅黑" w:cs="微软雅黑"/>
-          <w:lang w:eastAsia="zh-CN"/>
-        </w:rPr>
-      </w:pPr>
-    </w:p>
-    <w:p>
-      <w:pPr>
-        <w:pStyle w:val="3"/>
-        <w:rPr>
-          <w:rFonts w:hint="eastAsia" w:ascii="微软雅黑" w:hAnsi="微软雅黑" w:eastAsia="微软雅黑" w:cs="微软雅黑"/>
-          <w:lang w:eastAsia="zh-CN"/>
-        </w:rPr>
-      </w:pPr>
-    </w:p>
-    <w:p>
-      <w:pPr>
-        <w:pStyle w:val="2"/>
-        <w:rPr>
-          <w:rFonts w:hint="eastAsia" w:ascii="微软雅黑" w:hAnsi="微软雅黑" w:eastAsia="微软雅黑" w:cs="微软雅黑"/>
-          <w:lang w:eastAsia="zh-CN"/>
-        </w:rPr>
-      </w:pPr>
-      <w:bookmarkStart w:id="26" w:name="_Toc202193179"/>
-      <w:r>
-        <w:rPr>
-          <w:rFonts w:hint="eastAsia" w:ascii="微软雅黑" w:hAnsi="微软雅黑" w:eastAsia="微软雅黑" w:cs="微软雅黑"/>
-          <w:lang w:eastAsia="zh-CN"/>
-        </w:rPr>
-        <w:t>维护保养·废弃</w:t>
-      </w:r>
-    </w:p>
-    <w:p>
-      <w:pPr>
-        <w:pStyle w:val="4"/>
-        <w:ind w:left="738" w:hanging="498"/>
-        <w:rPr>
-          <w:rFonts w:hint="eastAsia" w:ascii="微软雅黑" w:hAnsi="微软雅黑" w:eastAsia="微软雅黑" w:cs="微软雅黑"/>
-          <w:lang w:eastAsia="zh-CN"/>
-        </w:rPr>
-      </w:pPr>
-      <w:r>
-        <w:rPr>
-          <w:rFonts w:hint="eastAsia" w:ascii="微软雅黑" w:hAnsi="微软雅黑" w:eastAsia="微软雅黑" w:cs="微软雅黑"/>
-          <w:lang w:eastAsia="zh-CN"/>
-        </w:rPr>
-        <w:t>维护保养</w:t>
-      </w:r>
-    </w:p>
-    <w:p>
-      <w:pPr>
-        <w:pStyle w:val="3"/>
-        <w:ind w:firstLine="357" w:firstLineChars="170"/>
-        <w:rPr>
-          <w:rFonts w:hint="eastAsia" w:ascii="微软雅黑" w:hAnsi="微软雅黑" w:eastAsia="微软雅黑" w:cs="微软雅黑"/>
-          <w:lang w:eastAsia="zh-CN"/>
-        </w:rPr>
-      </w:pPr>
-      <w:r>
-        <w:rPr>
-          <w:rFonts w:hint="eastAsia" w:ascii="微软雅黑" w:hAnsi="微软雅黑" w:eastAsia="微软雅黑" w:cs="微软雅黑"/>
-          <w:color w:val="9BBB59" w:themeColor="accent3"/>
-          <w:szCs w:val="21"/>
-          <w:lang w:val="en-US" w:eastAsia="zh-CN"/>
-          <w14:textFill>
-            <w14:solidFill>
-              <w14:schemeClr w14:val="accent3"/>
-            </w14:solidFill>
-          </w14:textFill>
-        </w:rPr>
-        <w:t>{</w:t>
-      </w:r>
-      <w:r>
-        <w:rPr>
-          <w:rFonts w:hint="eastAsia" w:ascii="微软雅黑" w:hAnsi="微软雅黑" w:eastAsia="微软雅黑" w:cs="微软雅黑"/>
-          <w:color w:val="9BBB59" w:themeColor="accent3"/>
-          <w:szCs w:val="21"/>
-          <w:lang w:val="en-US" w:eastAsia="zh-CN"/>
-          <w14:textFill>
-            <w14:solidFill>
-              <w14:schemeClr w14:val="accent3"/>
-            </w14:solidFill>
-          </w14:textFill>
-        </w:rPr>
-        <w:t>{maintenance}</w:t>
-      </w:r>
-      <w:r>
-        <w:rPr>
-          <w:rFonts w:hint="eastAsia" w:ascii="微软雅黑" w:hAnsi="微软雅黑" w:eastAsia="微软雅黑" w:cs="微软雅黑"/>
-          <w:color w:val="9BBB59" w:themeColor="accent3"/>
-          <w:szCs w:val="21"/>
-          <w:lang w:val="en-US" w:eastAsia="zh-CN"/>
-          <w14:textFill>
-            <w14:solidFill>
-              <w14:schemeClr w14:val="accent3"/>
-            </w14:solidFill>
-          </w14:textFill>
-        </w:rPr>
-        <w:t>}</w:t>
-      </w:r>
-    </w:p>
-    <w:p>
-      <w:pPr>
-        <w:pStyle w:val="4"/>
-        <w:ind w:left="738" w:hanging="498"/>
-        <w:rPr>
-          <w:rFonts w:hint="eastAsia" w:ascii="微软雅黑" w:hAnsi="微软雅黑" w:eastAsia="微软雅黑" w:cs="微软雅黑"/>
-          <w:lang w:eastAsia="zh-CN"/>
-        </w:rPr>
-      </w:pPr>
-      <w:r>
-        <w:rPr>
-          <w:rFonts w:hint="eastAsia" w:ascii="微软雅黑" w:hAnsi="微软雅黑" w:eastAsia="微软雅黑" w:cs="微软雅黑"/>
-          <w:lang w:eastAsia="zh-CN"/>
-        </w:rPr>
-        <w:t>废弃</w:t>
-      </w:r>
-    </w:p>
-    <w:p>
-      <w:pPr>
-        <w:pStyle w:val="3"/>
-        <w:ind w:firstLine="357" w:firstLineChars="170"/>
-        <w:rPr>
-          <w:rFonts w:hint="eastAsia" w:ascii="微软雅黑" w:hAnsi="微软雅黑" w:eastAsia="微软雅黑" w:cs="微软雅黑"/>
-          <w:lang w:eastAsia="zh-CN"/>
-        </w:rPr>
-      </w:pPr>
-      <w:r>
-        <w:rPr>
-          <w:rFonts w:hint="eastAsia" w:ascii="微软雅黑" w:hAnsi="微软雅黑" w:eastAsia="微软雅黑" w:cs="微软雅黑"/>
-          <w:color w:val="9BBB59" w:themeColor="accent3"/>
-          <w:szCs w:val="21"/>
-          <w:lang w:val="en-US" w:eastAsia="zh-CN"/>
-          <w14:textFill>
-            <w14:solidFill>
-              <w14:schemeClr w14:val="accent3"/>
-            </w14:solidFill>
-          </w14:textFill>
-        </w:rPr>
-        <w:t>{</w:t>
-      </w:r>
-      <w:r>
-        <w:rPr>
-          <w:rFonts w:hint="eastAsia" w:ascii="微软雅黑" w:hAnsi="微软雅黑" w:eastAsia="微软雅黑" w:cs="微软雅黑"/>
-          <w:color w:val="9BBB59" w:themeColor="accent3"/>
-          <w:szCs w:val="21"/>
-          <w:lang w:val="en-US" w:eastAsia="zh-CN"/>
-          <w14:textFill>
-            <w14:solidFill>
-              <w14:schemeClr w14:val="accent3"/>
-            </w14:solidFill>
-          </w14:textFill>
-        </w:rPr>
-        <w:t>{disposal}</w:t>
-      </w:r>
-      <w:r>
-        <w:rPr>
-          <w:rFonts w:hint="eastAsia" w:ascii="微软雅黑" w:hAnsi="微软雅黑" w:eastAsia="微软雅黑" w:cs="微软雅黑"/>
-          <w:color w:val="9BBB59" w:themeColor="accent3"/>
-          <w:szCs w:val="21"/>
-          <w:lang w:val="en-US" w:eastAsia="zh-CN"/>
-          <w14:textFill>
-            <w14:solidFill>
-              <w14:schemeClr w14:val="accent3"/>
-            </w14:solidFill>
-          </w14:textFill>
-        </w:rPr>
-        <w:t>}</w:t>
+        <w:t>{{disposal}}</w:t>
       </w:r>
     </w:p>
     <w:p>
@@ -14765,25 +12913,9 @@
           <w:rFonts w:hint="eastAsia" w:ascii="微软雅黑" w:hAnsi="微软雅黑" w:eastAsia="微软雅黑" w:cs="微软雅黑"/>
           <w:lang w:eastAsia="zh-CN"/>
         </w:rPr>
-        <w:t>原</w:t>
-      </w:r>
-      <w:r>
-        <w:rPr>
-          <w:rFonts w:hint="eastAsia" w:ascii="微软雅黑" w:hAnsi="微软雅黑" w:eastAsia="微软雅黑" w:cs="微软雅黑"/>
-          <w:lang w:eastAsia="zh-CN"/>
-        </w:rPr>
-        <w:t>产</w:t>
-      </w:r>
-      <w:r>
-        <w:rPr>
-          <w:rFonts w:hint="eastAsia" w:ascii="微软雅黑" w:hAnsi="微软雅黑" w:eastAsia="微软雅黑" w:cs="微软雅黑"/>
-          <w:lang w:eastAsia="zh-CN"/>
-        </w:rPr>
-        <w:t>国</w:t>
+        <w:t>原产国</w:t>
       </w:r>
       <w:bookmarkEnd w:id="26"/>
-      <w:bookmarkStart w:id="27" w:name="_GoBack"/>
-      <w:bookmarkEnd w:id="27"/>
     </w:p>
     <w:sectPr>
       <w:headerReference r:id="rId3" w:type="default"/>

--- a/static/templates/word/zh/基本规格书.docx
+++ b/static/templates/word/zh/基本规格书.docx
@@ -75,6 +75,13 @@
               <w:pStyle w:val="3"/>
               <w:ind w:left="0" w:leftChars="0" w:firstLine="0" w:firstLineChars="0"/>
               <w:rPr>
+                <w:rFonts w:hint="default" w:ascii="微软雅黑" w:hAnsi="微软雅黑" w:eastAsia="微软雅黑" w:cs="微软雅黑"/>
+                <w:szCs w:val="21"/>
+                <w:lang w:val="en-US" w:eastAsia="zh-CN"/>
+              </w:rPr>
+            </w:pPr>
+            <w:r>
+              <w:rPr>
                 <w:rFonts w:hint="eastAsia" w:ascii="微软雅黑" w:hAnsi="微软雅黑" w:eastAsia="微软雅黑" w:cs="微软雅黑"/>
                 <w:color w:val="9BBB59" w:themeColor="accent3"/>
                 <w:szCs w:val="21"/>
@@ -85,6 +92,65 @@
                   </w14:solidFill>
                 </w14:textFill>
               </w:rPr>
+              <w:t>{{product_model}}</w:t>
+            </w:r>
+          </w:p>
+        </w:tc>
+        <w:tc>
+          <w:tcPr>
+            <w:tcW w:w="1441" w:type="dxa"/>
+            <w:tcBorders>
+              <w:bottom w:val="single" w:color="auto" w:sz="4" w:space="0"/>
+            </w:tcBorders>
+            <w:shd w:val="clear" w:color="auto" w:fill="auto"/>
+          </w:tcPr>
+          <w:p>
+            <w:pPr>
+              <w:spacing w:before="163" w:beforeLines="50"/>
+              <w:rPr>
+                <w:rFonts w:hint="eastAsia" w:ascii="微软雅黑" w:hAnsi="微软雅黑" w:eastAsia="微软雅黑" w:cs="微软雅黑"/>
+                <w:sz w:val="21"/>
+                <w:szCs w:val="21"/>
+                <w:lang w:eastAsia="zh-CN"/>
+              </w:rPr>
+            </w:pPr>
+            <w:r>
+              <w:rPr>
+                <w:rFonts w:hint="eastAsia" w:ascii="微软雅黑" w:hAnsi="微软雅黑" w:eastAsia="微软雅黑" w:cs="微软雅黑"/>
+                <w:sz w:val="21"/>
+                <w:szCs w:val="21"/>
+                <w:lang w:eastAsia="zh-CN"/>
+              </w:rPr>
+              <w:t>贩卖</w:t>
+            </w:r>
+            <w:r>
+              <w:rPr>
+                <w:rFonts w:hint="eastAsia" w:ascii="微软雅黑" w:hAnsi="微软雅黑" w:eastAsia="微软雅黑" w:cs="微软雅黑"/>
+                <w:sz w:val="21"/>
+                <w:szCs w:val="21"/>
+              </w:rPr>
+              <w:t>名称</w:t>
+            </w:r>
+          </w:p>
+        </w:tc>
+        <w:tc>
+          <w:tcPr>
+            <w:tcW w:w="3466" w:type="dxa"/>
+            <w:tcBorders>
+              <w:bottom w:val="single" w:color="auto" w:sz="4" w:space="0"/>
+            </w:tcBorders>
+            <w:shd w:val="clear" w:color="auto" w:fill="auto"/>
+            <w:vAlign w:val="center"/>
+          </w:tcPr>
+          <w:p>
+            <w:pPr>
+              <w:pStyle w:val="3"/>
+              <w:ind w:left="0" w:leftChars="0" w:firstLine="0" w:firstLineChars="0"/>
+              <w:rPr>
+                <w:rFonts w:hint="eastAsia" w:ascii="微软雅黑" w:hAnsi="微软雅黑" w:eastAsia="微软雅黑" w:cs="微软雅黑"/>
+                <w:szCs w:val="24"/>
+                <w:lang w:eastAsia="zh-CN"/>
+              </w:rPr>
             </w:pPr>
             <w:r>
               <w:rPr>
@@ -98,105 +164,8 @@
                   </w14:solidFill>
                 </w14:textFill>
               </w:rPr>
-              <w:t>{{product_model}}</w:t>
-            </w:r>
-          </w:p>
-          <w:p>
-            <w:pPr>
-              <w:jc w:val="left"/>
-              <w:rPr>
-                <w:rFonts w:hint="default" w:ascii="微软雅黑" w:hAnsi="微软雅黑" w:eastAsia="微软雅黑" w:cs="微软雅黑"/>
-                <w:szCs w:val="21"/>
-                <w:lang w:val="en-US" w:eastAsia="zh-CN"/>
-              </w:rPr>
-            </w:pPr>
-          </w:p>
-        </w:tc>
-        <w:tc>
-          <w:tcPr>
-            <w:tcW w:w="1441" w:type="dxa"/>
-            <w:tcBorders>
-              <w:bottom w:val="single" w:color="auto" w:sz="4" w:space="0"/>
-            </w:tcBorders>
-            <w:shd w:val="clear" w:color="auto" w:fill="auto"/>
-          </w:tcPr>
-          <w:p>
-            <w:pPr>
-              <w:spacing w:before="163" w:beforeLines="50"/>
-              <w:rPr>
-                <w:rFonts w:hint="eastAsia" w:ascii="微软雅黑" w:hAnsi="微软雅黑" w:eastAsia="微软雅黑" w:cs="微软雅黑"/>
-                <w:sz w:val="21"/>
-                <w:szCs w:val="21"/>
-                <w:lang w:eastAsia="zh-CN"/>
-              </w:rPr>
-            </w:pPr>
-            <w:r>
-              <w:rPr>
-                <w:rFonts w:hint="eastAsia" w:ascii="微软雅黑" w:hAnsi="微软雅黑" w:eastAsia="微软雅黑" w:cs="微软雅黑"/>
-                <w:sz w:val="21"/>
-                <w:szCs w:val="21"/>
-                <w:lang w:eastAsia="zh-CN"/>
-              </w:rPr>
-              <w:t>贩卖</w:t>
-            </w:r>
-            <w:r>
-              <w:rPr>
-                <w:rFonts w:hint="eastAsia" w:ascii="微软雅黑" w:hAnsi="微软雅黑" w:eastAsia="微软雅黑" w:cs="微软雅黑"/>
-                <w:sz w:val="21"/>
-                <w:szCs w:val="21"/>
-              </w:rPr>
-              <w:t>名称</w:t>
-            </w:r>
-          </w:p>
-        </w:tc>
-        <w:tc>
-          <w:tcPr>
-            <w:tcW w:w="3466" w:type="dxa"/>
-            <w:tcBorders>
-              <w:bottom w:val="single" w:color="auto" w:sz="4" w:space="0"/>
-            </w:tcBorders>
-            <w:shd w:val="clear" w:color="auto" w:fill="auto"/>
-            <w:vAlign w:val="center"/>
-          </w:tcPr>
-          <w:p>
-            <w:pPr>
-              <w:pStyle w:val="3"/>
-              <w:ind w:left="0" w:leftChars="0" w:firstLine="0" w:firstLineChars="0"/>
-              <w:rPr>
-                <w:rFonts w:hint="eastAsia" w:ascii="微软雅黑" w:hAnsi="微软雅黑" w:eastAsia="微软雅黑" w:cs="微软雅黑"/>
-                <w:color w:val="9BBB59" w:themeColor="accent3"/>
-                <w:szCs w:val="21"/>
-                <w:lang w:val="en-US" w:eastAsia="zh-CN"/>
-                <w14:textFill>
-                  <w14:solidFill>
-                    <w14:schemeClr w14:val="accent3"/>
-                  </w14:solidFill>
-                </w14:textFill>
-              </w:rPr>
-            </w:pPr>
-            <w:r>
-              <w:rPr>
-                <w:rFonts w:hint="eastAsia" w:ascii="微软雅黑" w:hAnsi="微软雅黑" w:eastAsia="微软雅黑" w:cs="微软雅黑"/>
-                <w:color w:val="9BBB59" w:themeColor="accent3"/>
-                <w:szCs w:val="21"/>
-                <w:lang w:val="en-US" w:eastAsia="zh-CN"/>
-                <w14:textFill>
-                  <w14:solidFill>
-                    <w14:schemeClr w14:val="accent3"/>
-                  </w14:solidFill>
-                </w14:textFill>
-              </w:rPr>
               <w:t>{{sales_name}}</w:t>
             </w:r>
-          </w:p>
-          <w:p>
-            <w:pPr>
-              <w:rPr>
-                <w:rFonts w:hint="eastAsia" w:ascii="微软雅黑" w:hAnsi="微软雅黑" w:eastAsia="微软雅黑" w:cs="微软雅黑"/>
-                <w:szCs w:val="24"/>
-                <w:lang w:eastAsia="zh-CN"/>
-              </w:rPr>
-            </w:pPr>
           </w:p>
         </w:tc>
       </w:tr>
@@ -10422,8 +10391,6 @@
         <w:t>参考文件</w:t>
       </w:r>
       <w:bookmarkEnd w:id="6"/>
-      <w:bookmarkStart w:id="27" w:name="_GoBack"/>
-      <w:bookmarkEnd w:id="27"/>
     </w:p>
     <w:p>
       <w:pPr>
@@ -11983,7 +11950,7 @@
             </w14:solidFill>
           </w14:textFill>
         </w:rPr>
-        <w:t>{{use_environment}}</w:t>
+        <w:t>{{environmental_conditions}}</w:t>
       </w:r>
     </w:p>
     <w:p>
@@ -12004,6 +11971,8 @@
           <w:lang w:eastAsia="zh-CN"/>
         </w:rPr>
       </w:pPr>
+      <w:bookmarkStart w:id="27" w:name="_GoBack"/>
+      <w:bookmarkEnd w:id="27"/>
     </w:p>
     <w:bookmarkEnd w:id="19"/>
     <w:p>
